--- a/mode_docx_gen/pmi_tokz/template.docx
+++ b/mode_docx_gen/pmi_tokz/template.docx
@@ -3763,7 +3763,7 @@
           <v:shape id="_x0000_i1025" type="#_x0000_t75" style="width:411.85pt;height:283.4pt" o:ole="">
             <v:imagedata r:id="rId10" o:title=""/>
           </v:shape>
-          <o:OLEObject Type="Embed" ProgID="Acrobat.Document.DC" ShapeID="_x0000_i1025" DrawAspect="Content" ObjectID="_1804408008" r:id="rId11"/>
+          <o:OLEObject Type="Embed" ProgID="Acrobat.Document.DC" ShapeID="_x0000_i1025" DrawAspect="Content" ObjectID="_1804419107" r:id="rId11"/>
         </w:object>
       </w:r>
     </w:p>
@@ -6083,19 +6083,7 @@
               <w:rPr>
                 <w:color w:val="00B0F0"/>
               </w:rPr>
-              <w:t xml:space="preserve">МТЗ </w:t>
-            </w:r>
-            <w:r>
-              <w:rPr>
-                <w:color w:val="00B0F0"/>
-              </w:rPr>
-              <w:t>1</w:t>
-            </w:r>
-            <w:r>
-              <w:rPr>
-                <w:color w:val="00B0F0"/>
-              </w:rPr>
-              <w:t xml:space="preserve"> ст</w:t>
+              <w:t>МТЗ 1 ст</w:t>
             </w:r>
             <w:r>
               <w:rPr>
@@ -6771,46 +6759,33 @@
       <w:pPr>
         <w:pStyle w:val="a"/>
         <w:rPr>
-          <w:highlight w:val="yellow"/>
+          <w:highlight w:val="cyan"/>
         </w:rPr>
       </w:pPr>
       <w:r>
         <w:rPr>
-          <w:highlight w:val="yellow"/>
+          <w:highlight w:val="cyan"/>
         </w:rPr>
-        <w:lastRenderedPageBreak/>
         <w:t>Назначение дискретных входов</w:t>
       </w:r>
       <w:r>
         <w:rPr>
-          <w:highlight w:val="yellow"/>
+          <w:highlight w:val="cyan"/>
         </w:rPr>
         <w:t xml:space="preserve"> </w:t>
       </w:r>
       <w:r>
         <w:rPr>
-          <w:highlight w:val="yellow"/>
+          <w:highlight w:val="cyan"/>
         </w:rPr>
-        <w:t>ЮНИТ-М300 для проверки МТЗ 1</w:t>
-      </w:r>
-      <w:r>
-        <w:rPr>
-          <w:highlight w:val="yellow"/>
-        </w:rPr>
-        <w:t xml:space="preserve"> ступен</w:t>
+        <w:t xml:space="preserve">ЮНИТ-М300 для проверки </w:t>
       </w:r>
       <w:bookmarkEnd w:id="14"/>
       <w:r>
         <w:rPr>
-          <w:highlight w:val="yellow"/>
+          <w:highlight w:val="cyan"/>
         </w:rPr>
-        <w:t>и</w:t>
-      </w:r>
-      <w:r>
-        <w:rPr>
-          <w:highlight w:val="yellow"/>
-        </w:rPr>
-        <w:t xml:space="preserve"> и общих цепей</w:t>
+        <w:t>ТО РПН</w:t>
       </w:r>
     </w:p>
     <w:tbl>
@@ -6837,15 +6812,14 @@
               <w:rPr>
                 <w:b w:val="0"/>
                 <w:sz w:val="22"/>
-                <w:highlight w:val="yellow"/>
               </w:rPr>
             </w:pPr>
             <w:r>
               <w:rPr>
                 <w:b w:val="0"/>
                 <w:sz w:val="22"/>
-                <w:highlight w:val="yellow"/>
-              </w:rPr>
+              </w:rPr>
+              <w:lastRenderedPageBreak/>
               <w:t>Клемма на устройстве ЮНИТ-М300</w:t>
             </w:r>
           </w:p>
@@ -6859,14 +6833,12 @@
               <w:rPr>
                 <w:b w:val="0"/>
                 <w:sz w:val="22"/>
-                <w:highlight w:val="yellow"/>
               </w:rPr>
             </w:pPr>
             <w:r>
               <w:rPr>
                 <w:b w:val="0"/>
                 <w:sz w:val="22"/>
-                <w:highlight w:val="yellow"/>
               </w:rPr>
               <w:t xml:space="preserve">Номер ДВ </w:t>
             </w:r>
@@ -6881,14 +6853,12 @@
               <w:rPr>
                 <w:b w:val="0"/>
                 <w:sz w:val="22"/>
-                <w:highlight w:val="yellow"/>
               </w:rPr>
             </w:pPr>
             <w:r>
               <w:rPr>
                 <w:b w:val="0"/>
                 <w:sz w:val="22"/>
-                <w:highlight w:val="yellow"/>
               </w:rPr>
               <w:t>Наименование сигнала на ФСУ</w:t>
             </w:r>
@@ -6903,19 +6873,12 @@
           <w:p>
             <w:pPr>
               <w:pStyle w:val="af0"/>
-              <w:rPr>
-                <w:highlight w:val="yellow"/>
-              </w:rPr>
-            </w:pPr>
-            <w:r>
-              <w:rPr>
-                <w:highlight w:val="yellow"/>
-              </w:rPr>
+            </w:pPr>
+            <w:r>
               <w:t>М3.</w:t>
             </w:r>
             <w:r>
               <w:rPr>
-                <w:highlight w:val="yellow"/>
                 <w:lang w:val="en-US"/>
               </w:rPr>
               <w:t>XB:1</w:t>
@@ -6930,19 +6893,14 @@
             <w:pPr>
               <w:pStyle w:val="af0"/>
               <w:rPr>
-                <w:highlight w:val="yellow"/>
-                <w:lang w:val="en-US"/>
-              </w:rPr>
-            </w:pPr>
-            <w:r>
-              <w:rPr>
-                <w:highlight w:val="yellow"/>
-              </w:rPr>
+                <w:lang w:val="en-US"/>
+              </w:rPr>
+            </w:pPr>
+            <w:r>
               <w:t>М3.</w:t>
             </w:r>
             <w:r>
               <w:rPr>
-                <w:highlight w:val="yellow"/>
                 <w:lang w:val="en-US"/>
               </w:rPr>
               <w:t>1</w:t>
@@ -6957,15 +6915,9 @@
             <w:pPr>
               <w:pStyle w:val="af0"/>
               <w:jc w:val="left"/>
-              <w:rPr>
-                <w:highlight w:val="yellow"/>
-              </w:rPr>
-            </w:pPr>
-            <w:r>
-              <w:rPr>
-                <w:highlight w:val="yellow"/>
-              </w:rPr>
-              <w:t>МТЗ 1 ст на сигн</w:t>
+            </w:pPr>
+            <w:r>
+              <w:t>Вывод терминала</w:t>
             </w:r>
           </w:p>
         </w:tc>
@@ -6978,27 +6930,17 @@
           <w:p>
             <w:pPr>
               <w:pStyle w:val="af0"/>
-              <w:rPr>
-                <w:highlight w:val="yellow"/>
-              </w:rPr>
-            </w:pPr>
-            <w:r>
-              <w:rPr>
-                <w:highlight w:val="yellow"/>
-              </w:rPr>
+            </w:pPr>
+            <w:r>
               <w:t>М3.</w:t>
             </w:r>
             <w:r>
               <w:rPr>
-                <w:highlight w:val="yellow"/>
                 <w:lang w:val="en-US"/>
               </w:rPr>
               <w:t>XB:</w:t>
             </w:r>
             <w:r>
-              <w:rPr>
-                <w:highlight w:val="yellow"/>
-              </w:rPr>
               <w:t>2</w:t>
             </w:r>
           </w:p>
@@ -7011,19 +6953,14 @@
             <w:pPr>
               <w:pStyle w:val="af0"/>
               <w:rPr>
-                <w:highlight w:val="yellow"/>
-                <w:lang w:val="en-US"/>
-              </w:rPr>
-            </w:pPr>
-            <w:r>
-              <w:rPr>
-                <w:highlight w:val="yellow"/>
-              </w:rPr>
+                <w:lang w:val="en-US"/>
+              </w:rPr>
+            </w:pPr>
+            <w:r>
               <w:t>М3.</w:t>
             </w:r>
             <w:r>
               <w:rPr>
-                <w:highlight w:val="yellow"/>
                 <w:lang w:val="en-US"/>
               </w:rPr>
               <w:t>2</w:t>
@@ -7038,15 +6975,12 @@
             <w:pPr>
               <w:pStyle w:val="af0"/>
               <w:jc w:val="left"/>
-              <w:rPr>
-                <w:highlight w:val="yellow"/>
-              </w:rPr>
-            </w:pPr>
-            <w:r>
-              <w:rPr>
-                <w:highlight w:val="yellow"/>
-              </w:rPr>
-              <w:t>СВ НН1 включен</w:t>
+            </w:pPr>
+            <w:r>
+              <w:t xml:space="preserve">ОВ </w:t>
+            </w:r>
+            <w:r>
+              <w:t>ТО РПН</w:t>
             </w:r>
           </w:p>
         </w:tc>
@@ -7059,27 +6993,17 @@
           <w:p>
             <w:pPr>
               <w:pStyle w:val="af0"/>
-              <w:rPr>
-                <w:highlight w:val="yellow"/>
-              </w:rPr>
-            </w:pPr>
-            <w:r>
-              <w:rPr>
-                <w:highlight w:val="yellow"/>
-              </w:rPr>
+            </w:pPr>
+            <w:r>
               <w:t>М3.</w:t>
             </w:r>
             <w:r>
               <w:rPr>
-                <w:highlight w:val="yellow"/>
                 <w:lang w:val="en-US"/>
               </w:rPr>
               <w:t>XB:</w:t>
             </w:r>
             <w:r>
-              <w:rPr>
-                <w:highlight w:val="yellow"/>
-              </w:rPr>
               <w:t>3</w:t>
             </w:r>
           </w:p>
@@ -7092,19 +7016,14 @@
             <w:pPr>
               <w:pStyle w:val="af0"/>
               <w:rPr>
-                <w:highlight w:val="yellow"/>
-                <w:lang w:val="en-US"/>
-              </w:rPr>
-            </w:pPr>
-            <w:r>
-              <w:rPr>
-                <w:highlight w:val="yellow"/>
-              </w:rPr>
+                <w:lang w:val="en-US"/>
+              </w:rPr>
+            </w:pPr>
+            <w:r>
               <w:t>М3.</w:t>
             </w:r>
             <w:r>
               <w:rPr>
-                <w:highlight w:val="yellow"/>
                 <w:lang w:val="en-US"/>
               </w:rPr>
               <w:t>3</w:t>
@@ -7119,15 +7038,9 @@
             <w:pPr>
               <w:pStyle w:val="af0"/>
               <w:jc w:val="left"/>
-              <w:rPr>
-                <w:highlight w:val="yellow"/>
-              </w:rPr>
-            </w:pPr>
-            <w:r>
-              <w:rPr>
-                <w:highlight w:val="yellow"/>
-              </w:rPr>
-              <w:t>СВ НН2 включен</w:t>
+            </w:pPr>
+            <w:r>
+              <w:t>Резерв</w:t>
             </w:r>
           </w:p>
         </w:tc>
@@ -7140,27 +7053,17 @@
           <w:p>
             <w:pPr>
               <w:pStyle w:val="af0"/>
-              <w:rPr>
-                <w:highlight w:val="yellow"/>
-              </w:rPr>
-            </w:pPr>
-            <w:r>
-              <w:rPr>
-                <w:highlight w:val="yellow"/>
-              </w:rPr>
+            </w:pPr>
+            <w:r>
               <w:t>М3</w:t>
             </w:r>
             <w:r>
               <w:rPr>
-                <w:highlight w:val="yellow"/>
                 <w:lang w:val="en-US"/>
               </w:rPr>
               <w:t>.XB:</w:t>
             </w:r>
             <w:r>
-              <w:rPr>
-                <w:highlight w:val="yellow"/>
-              </w:rPr>
               <w:t>4</w:t>
             </w:r>
           </w:p>
@@ -7173,19 +7076,14 @@
             <w:pPr>
               <w:pStyle w:val="af0"/>
               <w:rPr>
-                <w:highlight w:val="yellow"/>
-                <w:lang w:val="en-US"/>
-              </w:rPr>
-            </w:pPr>
-            <w:r>
-              <w:rPr>
-                <w:highlight w:val="yellow"/>
-              </w:rPr>
+                <w:lang w:val="en-US"/>
+              </w:rPr>
+            </w:pPr>
+            <w:r>
               <w:t>М3</w:t>
             </w:r>
             <w:r>
               <w:rPr>
-                <w:highlight w:val="yellow"/>
                 <w:lang w:val="en-US"/>
               </w:rPr>
               <w:t>.4</w:t>
@@ -7200,15 +7098,9 @@
             <w:pPr>
               <w:pStyle w:val="af0"/>
               <w:jc w:val="left"/>
-              <w:rPr>
-                <w:highlight w:val="yellow"/>
-              </w:rPr>
-            </w:pPr>
-            <w:r>
-              <w:rPr>
-                <w:highlight w:val="yellow"/>
-              </w:rPr>
-              <w:t>В НН1 включен</w:t>
+            </w:pPr>
+            <w:r>
+              <w:t>Резерв</w:t>
             </w:r>
           </w:p>
         </w:tc>
@@ -7221,27 +7113,17 @@
           <w:p>
             <w:pPr>
               <w:pStyle w:val="af0"/>
-              <w:rPr>
-                <w:highlight w:val="yellow"/>
-              </w:rPr>
-            </w:pPr>
-            <w:r>
-              <w:rPr>
-                <w:highlight w:val="yellow"/>
-              </w:rPr>
+            </w:pPr>
+            <w:r>
               <w:t>М3</w:t>
             </w:r>
             <w:r>
               <w:rPr>
-                <w:highlight w:val="yellow"/>
                 <w:lang w:val="en-US"/>
               </w:rPr>
               <w:t>.XB:</w:t>
             </w:r>
             <w:r>
-              <w:rPr>
-                <w:highlight w:val="yellow"/>
-              </w:rPr>
               <w:t>5</w:t>
             </w:r>
           </w:p>
@@ -7254,19 +7136,14 @@
             <w:pPr>
               <w:pStyle w:val="af0"/>
               <w:rPr>
-                <w:highlight w:val="yellow"/>
-                <w:lang w:val="en-US"/>
-              </w:rPr>
-            </w:pPr>
-            <w:r>
-              <w:rPr>
-                <w:highlight w:val="yellow"/>
-              </w:rPr>
+                <w:lang w:val="en-US"/>
+              </w:rPr>
+            </w:pPr>
+            <w:r>
               <w:t>М3</w:t>
             </w:r>
             <w:r>
               <w:rPr>
-                <w:highlight w:val="yellow"/>
                 <w:lang w:val="en-US"/>
               </w:rPr>
               <w:t>.5</w:t>
@@ -7281,15 +7158,9 @@
             <w:pPr>
               <w:pStyle w:val="af0"/>
               <w:jc w:val="left"/>
-              <w:rPr>
-                <w:highlight w:val="yellow"/>
-              </w:rPr>
-            </w:pPr>
-            <w:r>
-              <w:rPr>
-                <w:highlight w:val="yellow"/>
-              </w:rPr>
-              <w:t>В НН2 включен</w:t>
+            </w:pPr>
+            <w:r>
+              <w:t>Резерв</w:t>
             </w:r>
           </w:p>
         </w:tc>
@@ -7303,19 +7174,14 @@
             <w:pPr>
               <w:pStyle w:val="af0"/>
               <w:rPr>
-                <w:highlight w:val="yellow"/>
-                <w:lang w:val="en-US"/>
-              </w:rPr>
-            </w:pPr>
-            <w:r>
-              <w:rPr>
-                <w:highlight w:val="yellow"/>
-              </w:rPr>
+                <w:lang w:val="en-US"/>
+              </w:rPr>
+            </w:pPr>
+            <w:r>
               <w:t>М</w:t>
             </w:r>
             <w:r>
               <w:rPr>
-                <w:highlight w:val="yellow"/>
                 <w:lang w:val="en-US"/>
               </w:rPr>
               <w:t>3.XB:6</w:t>
@@ -7330,19 +7196,14 @@
             <w:pPr>
               <w:pStyle w:val="af0"/>
               <w:rPr>
-                <w:highlight w:val="yellow"/>
-                <w:lang w:val="en-US"/>
-              </w:rPr>
-            </w:pPr>
-            <w:r>
-              <w:rPr>
-                <w:highlight w:val="yellow"/>
-              </w:rPr>
+                <w:lang w:val="en-US"/>
+              </w:rPr>
+            </w:pPr>
+            <w:r>
               <w:t>М</w:t>
             </w:r>
             <w:r>
               <w:rPr>
-                <w:highlight w:val="yellow"/>
                 <w:lang w:val="en-US"/>
               </w:rPr>
               <w:t>3.6</w:t>
@@ -7357,15 +7218,9 @@
             <w:pPr>
               <w:pStyle w:val="af0"/>
               <w:jc w:val="left"/>
-              <w:rPr>
-                <w:highlight w:val="yellow"/>
-              </w:rPr>
-            </w:pPr>
-            <w:r>
-              <w:rPr>
-                <w:highlight w:val="yellow"/>
-              </w:rPr>
-              <w:t>Срабатывание внешнего БНН1</w:t>
+            </w:pPr>
+            <w:r>
+              <w:t>Резерв</w:t>
             </w:r>
           </w:p>
         </w:tc>
@@ -7379,19 +7234,14 @@
             <w:pPr>
               <w:pStyle w:val="af0"/>
               <w:rPr>
-                <w:highlight w:val="yellow"/>
-                <w:lang w:val="en-US"/>
-              </w:rPr>
-            </w:pPr>
-            <w:r>
-              <w:rPr>
-                <w:highlight w:val="yellow"/>
-              </w:rPr>
+                <w:lang w:val="en-US"/>
+              </w:rPr>
+            </w:pPr>
+            <w:r>
               <w:t>М</w:t>
             </w:r>
             <w:r>
               <w:rPr>
-                <w:highlight w:val="yellow"/>
                 <w:lang w:val="en-US"/>
               </w:rPr>
               <w:t>3.XB:7</w:t>
@@ -7406,19 +7256,14 @@
             <w:pPr>
               <w:pStyle w:val="af0"/>
               <w:rPr>
-                <w:highlight w:val="yellow"/>
-                <w:lang w:val="en-US"/>
-              </w:rPr>
-            </w:pPr>
-            <w:r>
-              <w:rPr>
-                <w:highlight w:val="yellow"/>
-              </w:rPr>
+                <w:lang w:val="en-US"/>
+              </w:rPr>
+            </w:pPr>
+            <w:r>
               <w:t>М</w:t>
             </w:r>
             <w:r>
               <w:rPr>
-                <w:highlight w:val="yellow"/>
                 <w:lang w:val="en-US"/>
               </w:rPr>
               <w:t>3.7</w:t>
@@ -7433,16 +7278,9 @@
             <w:pPr>
               <w:pStyle w:val="af0"/>
               <w:jc w:val="left"/>
-              <w:rPr>
-                <w:highlight w:val="yellow"/>
-                <w:lang w:val="en-US"/>
-              </w:rPr>
-            </w:pPr>
-            <w:r>
-              <w:rPr>
-                <w:highlight w:val="yellow"/>
-              </w:rPr>
-              <w:t>Срабатывание внешнего БНН2</w:t>
+            </w:pPr>
+            <w:r>
+              <w:t>Резерв</w:t>
             </w:r>
           </w:p>
         </w:tc>
@@ -7456,19 +7294,14 @@
             <w:pPr>
               <w:pStyle w:val="af0"/>
               <w:rPr>
-                <w:highlight w:val="yellow"/>
-                <w:lang w:val="en-US"/>
-              </w:rPr>
-            </w:pPr>
-            <w:r>
-              <w:rPr>
-                <w:highlight w:val="yellow"/>
-              </w:rPr>
+                <w:lang w:val="en-US"/>
+              </w:rPr>
+            </w:pPr>
+            <w:r>
               <w:t>М</w:t>
             </w:r>
             <w:r>
               <w:rPr>
-                <w:highlight w:val="yellow"/>
                 <w:lang w:val="en-US"/>
               </w:rPr>
               <w:t>3.XB:9</w:t>
@@ -7483,19 +7316,14 @@
             <w:pPr>
               <w:pStyle w:val="af0"/>
               <w:rPr>
-                <w:highlight w:val="yellow"/>
-                <w:lang w:val="en-US"/>
-              </w:rPr>
-            </w:pPr>
-            <w:r>
-              <w:rPr>
-                <w:highlight w:val="yellow"/>
-              </w:rPr>
+                <w:lang w:val="en-US"/>
+              </w:rPr>
+            </w:pPr>
+            <w:r>
               <w:t>М</w:t>
             </w:r>
             <w:r>
               <w:rPr>
-                <w:highlight w:val="yellow"/>
                 <w:lang w:val="en-US"/>
               </w:rPr>
               <w:t>3.8</w:t>
@@ -7510,14 +7338,8 @@
             <w:pPr>
               <w:pStyle w:val="af0"/>
               <w:jc w:val="left"/>
-              <w:rPr>
-                <w:highlight w:val="yellow"/>
-              </w:rPr>
-            </w:pPr>
-            <w:r>
-              <w:rPr>
-                <w:highlight w:val="yellow"/>
-              </w:rPr>
+            </w:pPr>
+            <w:r>
               <w:t>Резерв</w:t>
             </w:r>
           </w:p>
@@ -7532,19 +7354,14 @@
             <w:pPr>
               <w:pStyle w:val="af0"/>
               <w:rPr>
-                <w:highlight w:val="yellow"/>
-                <w:lang w:val="en-US"/>
-              </w:rPr>
-            </w:pPr>
-            <w:r>
-              <w:rPr>
-                <w:highlight w:val="yellow"/>
-              </w:rPr>
+                <w:lang w:val="en-US"/>
+              </w:rPr>
+            </w:pPr>
+            <w:r>
               <w:t>М</w:t>
             </w:r>
             <w:r>
               <w:rPr>
-                <w:highlight w:val="yellow"/>
                 <w:lang w:val="en-US"/>
               </w:rPr>
               <w:t>3.XB:10</w:t>
@@ -7559,19 +7376,14 @@
             <w:pPr>
               <w:pStyle w:val="af0"/>
               <w:rPr>
-                <w:highlight w:val="yellow"/>
-                <w:lang w:val="en-US"/>
-              </w:rPr>
-            </w:pPr>
-            <w:r>
-              <w:rPr>
-                <w:highlight w:val="yellow"/>
-              </w:rPr>
+                <w:lang w:val="en-US"/>
+              </w:rPr>
+            </w:pPr>
+            <w:r>
               <w:t>М</w:t>
             </w:r>
             <w:r>
               <w:rPr>
-                <w:highlight w:val="yellow"/>
                 <w:lang w:val="en-US"/>
               </w:rPr>
               <w:t>3.9</w:t>
@@ -7586,14 +7398,8 @@
             <w:pPr>
               <w:pStyle w:val="af0"/>
               <w:jc w:val="left"/>
-              <w:rPr>
-                <w:highlight w:val="yellow"/>
-              </w:rPr>
-            </w:pPr>
-            <w:r>
-              <w:rPr>
-                <w:highlight w:val="yellow"/>
-              </w:rPr>
+            </w:pPr>
+            <w:r>
               <w:t>Резерв</w:t>
             </w:r>
           </w:p>
@@ -7607,27 +7413,17 @@
           <w:p>
             <w:pPr>
               <w:pStyle w:val="af0"/>
-              <w:rPr>
-                <w:highlight w:val="yellow"/>
-              </w:rPr>
-            </w:pPr>
-            <w:r>
-              <w:rPr>
-                <w:highlight w:val="yellow"/>
-              </w:rPr>
+            </w:pPr>
+            <w:r>
               <w:t>М</w:t>
             </w:r>
             <w:r>
               <w:rPr>
-                <w:highlight w:val="yellow"/>
                 <w:lang w:val="en-US"/>
               </w:rPr>
               <w:t>3.XB:</w:t>
             </w:r>
             <w:r>
-              <w:rPr>
-                <w:highlight w:val="yellow"/>
-              </w:rPr>
               <w:t>11</w:t>
             </w:r>
           </w:p>
@@ -7639,14 +7435,8 @@
           <w:p>
             <w:pPr>
               <w:pStyle w:val="af0"/>
-              <w:rPr>
-                <w:highlight w:val="yellow"/>
-              </w:rPr>
-            </w:pPr>
-            <w:r>
-              <w:rPr>
-                <w:highlight w:val="yellow"/>
-              </w:rPr>
+            </w:pPr>
+            <w:r>
               <w:t>М3.10</w:t>
             </w:r>
           </w:p>
@@ -7659,14 +7449,8 @@
             <w:pPr>
               <w:pStyle w:val="af0"/>
               <w:jc w:val="left"/>
-              <w:rPr>
-                <w:highlight w:val="yellow"/>
-              </w:rPr>
-            </w:pPr>
-            <w:r>
-              <w:rPr>
-                <w:highlight w:val="yellow"/>
-              </w:rPr>
+            </w:pPr>
+            <w:r>
               <w:t>Резерв</w:t>
             </w:r>
           </w:p>
@@ -7680,27 +7464,17 @@
           <w:p>
             <w:pPr>
               <w:pStyle w:val="af0"/>
-              <w:rPr>
-                <w:highlight w:val="yellow"/>
-              </w:rPr>
-            </w:pPr>
-            <w:r>
-              <w:rPr>
-                <w:highlight w:val="yellow"/>
-              </w:rPr>
+            </w:pPr>
+            <w:r>
               <w:t>М3.</w:t>
             </w:r>
             <w:r>
               <w:rPr>
-                <w:highlight w:val="yellow"/>
                 <w:lang w:val="en-US"/>
               </w:rPr>
               <w:t>XB:</w:t>
             </w:r>
             <w:r>
-              <w:rPr>
-                <w:highlight w:val="yellow"/>
-              </w:rPr>
               <w:t>12</w:t>
             </w:r>
           </w:p>
@@ -7712,14 +7486,8 @@
           <w:p>
             <w:pPr>
               <w:pStyle w:val="af0"/>
-              <w:rPr>
-                <w:highlight w:val="yellow"/>
-              </w:rPr>
-            </w:pPr>
-            <w:r>
-              <w:rPr>
-                <w:highlight w:val="yellow"/>
-              </w:rPr>
+            </w:pPr>
+            <w:r>
               <w:t>М3.11</w:t>
             </w:r>
           </w:p>
@@ -7732,14 +7500,8 @@
             <w:pPr>
               <w:pStyle w:val="af0"/>
               <w:jc w:val="left"/>
-              <w:rPr>
-                <w:highlight w:val="yellow"/>
-              </w:rPr>
-            </w:pPr>
-            <w:r>
-              <w:rPr>
-                <w:highlight w:val="yellow"/>
-              </w:rPr>
+            </w:pPr>
+            <w:r>
               <w:t>Резерв</w:t>
             </w:r>
           </w:p>
@@ -7753,27 +7515,17 @@
           <w:p>
             <w:pPr>
               <w:pStyle w:val="af0"/>
-              <w:rPr>
-                <w:highlight w:val="yellow"/>
-              </w:rPr>
-            </w:pPr>
-            <w:r>
-              <w:rPr>
-                <w:highlight w:val="yellow"/>
-              </w:rPr>
+            </w:pPr>
+            <w:r>
               <w:t>М3.</w:t>
             </w:r>
             <w:r>
               <w:rPr>
-                <w:highlight w:val="yellow"/>
                 <w:lang w:val="en-US"/>
               </w:rPr>
               <w:t>XB:</w:t>
             </w:r>
             <w:r>
-              <w:rPr>
-                <w:highlight w:val="yellow"/>
-              </w:rPr>
               <w:t>13</w:t>
             </w:r>
           </w:p>
@@ -7785,14 +7537,8 @@
           <w:p>
             <w:pPr>
               <w:pStyle w:val="af0"/>
-              <w:rPr>
-                <w:highlight w:val="yellow"/>
-              </w:rPr>
-            </w:pPr>
-            <w:r>
-              <w:rPr>
-                <w:highlight w:val="yellow"/>
-              </w:rPr>
+            </w:pPr>
+            <w:r>
               <w:t>М3.12</w:t>
             </w:r>
           </w:p>
@@ -7805,14 +7551,8 @@
             <w:pPr>
               <w:pStyle w:val="af0"/>
               <w:jc w:val="left"/>
-              <w:rPr>
-                <w:highlight w:val="yellow"/>
-              </w:rPr>
-            </w:pPr>
-            <w:r>
-              <w:rPr>
-                <w:highlight w:val="yellow"/>
-              </w:rPr>
+            </w:pPr>
+            <w:r>
               <w:t>Резерв</w:t>
             </w:r>
           </w:p>
@@ -7826,27 +7566,17 @@
           <w:p>
             <w:pPr>
               <w:pStyle w:val="af0"/>
-              <w:rPr>
-                <w:highlight w:val="yellow"/>
-              </w:rPr>
-            </w:pPr>
-            <w:r>
-              <w:rPr>
-                <w:highlight w:val="yellow"/>
-              </w:rPr>
+            </w:pPr>
+            <w:r>
               <w:t>М3.</w:t>
             </w:r>
             <w:r>
               <w:rPr>
-                <w:highlight w:val="yellow"/>
                 <w:lang w:val="en-US"/>
               </w:rPr>
               <w:t>XB</w:t>
             </w:r>
             <w:r>
-              <w:rPr>
-                <w:highlight w:val="yellow"/>
-              </w:rPr>
               <w:t>:14</w:t>
             </w:r>
           </w:p>
@@ -7858,14 +7588,8 @@
           <w:p>
             <w:pPr>
               <w:pStyle w:val="af0"/>
-              <w:rPr>
-                <w:highlight w:val="yellow"/>
-              </w:rPr>
-            </w:pPr>
-            <w:r>
-              <w:rPr>
-                <w:highlight w:val="yellow"/>
-              </w:rPr>
+            </w:pPr>
+            <w:r>
               <w:t>М3.13</w:t>
             </w:r>
           </w:p>
@@ -7878,14 +7602,8 @@
             <w:pPr>
               <w:pStyle w:val="af0"/>
               <w:jc w:val="left"/>
-              <w:rPr>
-                <w:highlight w:val="yellow"/>
-              </w:rPr>
-            </w:pPr>
-            <w:r>
-              <w:rPr>
-                <w:highlight w:val="yellow"/>
-              </w:rPr>
+            </w:pPr>
+            <w:r>
               <w:t>Резерв</w:t>
             </w:r>
           </w:p>
@@ -7899,27 +7617,17 @@
           <w:p>
             <w:pPr>
               <w:pStyle w:val="af0"/>
-              <w:rPr>
-                <w:highlight w:val="yellow"/>
-              </w:rPr>
-            </w:pPr>
-            <w:r>
-              <w:rPr>
-                <w:highlight w:val="yellow"/>
-              </w:rPr>
+            </w:pPr>
+            <w:r>
               <w:t>М3.</w:t>
             </w:r>
             <w:r>
               <w:rPr>
-                <w:highlight w:val="yellow"/>
                 <w:lang w:val="en-US"/>
               </w:rPr>
               <w:t>XB</w:t>
             </w:r>
             <w:r>
-              <w:rPr>
-                <w:highlight w:val="yellow"/>
-              </w:rPr>
               <w:t>:15</w:t>
             </w:r>
           </w:p>
@@ -7931,14 +7639,8 @@
           <w:p>
             <w:pPr>
               <w:pStyle w:val="af0"/>
-              <w:rPr>
-                <w:highlight w:val="yellow"/>
-              </w:rPr>
-            </w:pPr>
-            <w:r>
-              <w:rPr>
-                <w:highlight w:val="yellow"/>
-              </w:rPr>
+            </w:pPr>
+            <w:r>
               <w:t>М3.14</w:t>
             </w:r>
           </w:p>
@@ -7951,14 +7653,8 @@
             <w:pPr>
               <w:pStyle w:val="af0"/>
               <w:jc w:val="left"/>
-              <w:rPr>
-                <w:highlight w:val="yellow"/>
-              </w:rPr>
-            </w:pPr>
-            <w:r>
-              <w:rPr>
-                <w:highlight w:val="yellow"/>
-              </w:rPr>
+            </w:pPr>
+            <w:r>
               <w:t>Резерв</w:t>
             </w:r>
           </w:p>
@@ -10253,7 +9949,6 @@
               <w:rPr>
                 <w:highlight w:val="yellow"/>
               </w:rPr>
-              <w:lastRenderedPageBreak/>
               <w:t>М3.</w:t>
             </w:r>
             <w:r>
@@ -10315,6 +10010,7 @@
       </w:pPr>
       <w:bookmarkStart w:id="16" w:name="_Toc193266522"/>
       <w:r>
+        <w:lastRenderedPageBreak/>
         <w:t>Назначение выходных реле устройства ЮНИТ-М-300</w:t>
       </w:r>
       <w:bookmarkEnd w:id="16"/>
@@ -10557,7 +10253,20 @@
               <w:rPr>
                 <w:color w:val="00B0F0"/>
               </w:rPr>
-              <w:t>УВ / УВ: Ввод</w:t>
+              <w:t>ТО</w:t>
+            </w:r>
+            <w:r>
+              <w:rPr>
+                <w:color w:val="00B0F0"/>
+                <w:lang w:val="en-US"/>
+              </w:rPr>
+              <w:t xml:space="preserve">: </w:t>
+            </w:r>
+            <w:r>
+              <w:rPr>
+                <w:color w:val="00B0F0"/>
+              </w:rPr>
+              <w:t>Ввод</w:t>
             </w:r>
           </w:p>
         </w:tc>
@@ -10616,15 +10325,12 @@
             <w:pPr>
               <w:pStyle w:val="af0"/>
               <w:jc w:val="left"/>
-              <w:rPr>
-                <w:color w:val="00B0F0"/>
-              </w:rPr>
-            </w:pPr>
-            <w:r>
-              <w:rPr>
-                <w:color w:val="00B0F0"/>
-              </w:rPr>
-              <w:t>УВ / УВ: Оперативный вывод</w:t>
+            </w:pPr>
+            <w:r>
+              <w:t>ТО</w:t>
+            </w:r>
+            <w:r>
+              <w:t>: Оперативный вывод</w:t>
             </w:r>
           </w:p>
         </w:tc>
@@ -10709,7 +10415,7 @@
               <w:rPr>
                 <w:color w:val="00B0F0"/>
               </w:rPr>
-              <w:t>УВ / УВ: Включить</w:t>
+              <w:t>ТО: Пуск</w:t>
             </w:r>
           </w:p>
         </w:tc>
@@ -10797,7 +10503,7 @@
               <w:rPr>
                 <w:color w:val="00B0F0"/>
               </w:rPr>
-              <w:t>В: Отключить (реле)</w:t>
+              <w:t>ТО: ИО Iмакс</w:t>
             </w:r>
           </w:p>
         </w:tc>
@@ -10876,7 +10582,7 @@
               <w:rPr>
                 <w:color w:val="00B0F0"/>
               </w:rPr>
-              <w:t>В: Включить (реле)</w:t>
+              <w:t>ТО: Срабатывание сигн</w:t>
             </w:r>
           </w:p>
         </w:tc>
@@ -10954,7 +10660,7 @@
               <w:jc w:val="left"/>
             </w:pPr>
             <w:r>
-              <w:t>Резерв</w:t>
+              <w:t>ТО: Срабатывание</w:t>
             </w:r>
           </w:p>
         </w:tc>
@@ -11032,7 +10738,7 @@
               <w:jc w:val="left"/>
             </w:pPr>
             <w:r>
-              <w:t>Резерв</w:t>
+              <w:t>ЛО Т / ЛО: Срабатывание</w:t>
             </w:r>
           </w:p>
         </w:tc>
@@ -11104,7 +10810,7 @@
               <w:jc w:val="left"/>
             </w:pPr>
             <w:r>
-              <w:t>Резерв</w:t>
+              <w:t>ЛО Т / ЗАВР: Запрет АВР</w:t>
             </w:r>
           </w:p>
         </w:tc>
@@ -11170,7 +10876,7 @@
               <w:jc w:val="left"/>
             </w:pPr>
             <w:r>
-              <w:t>Резерв</w:t>
+              <w:t>ЛО Т / ЗАПВ: Запрет АПВ</w:t>
             </w:r>
           </w:p>
         </w:tc>
@@ -13819,8 +13525,6 @@
             <w:r>
               <w:t>Резерв</w:t>
             </w:r>
-            <w:bookmarkStart w:id="19" w:name="_GoBack"/>
-            <w:bookmarkEnd w:id="19"/>
           </w:p>
         </w:tc>
       </w:tr>
@@ -14371,9 +14075,21 @@
     <w:p>
       <w:pPr>
         <w:pStyle w:val="a"/>
+        <w:rPr>
+          <w:highlight w:val="cyan"/>
+        </w:rPr>
       </w:pPr>
       <w:r>
-        <w:t>Выходные реле устройства ЮНИТ-М300 для проверки МТЗ 1 ступени</w:t>
+        <w:rPr>
+          <w:highlight w:val="cyan"/>
+        </w:rPr>
+        <w:t xml:space="preserve">Выходные реле устройства ЮНИТ-М300 для проверки </w:t>
+      </w:r>
+      <w:r>
+        <w:rPr>
+          <w:highlight w:val="cyan"/>
+        </w:rPr>
+        <w:t>ТО РПН</w:t>
       </w:r>
     </w:p>
     <w:tbl>
@@ -14509,7 +14225,10 @@
               <w:jc w:val="left"/>
             </w:pPr>
             <w:r>
-              <w:t>МТЗ 1 ст: Ввод</w:t>
+              <w:t>ТО РПН</w:t>
+            </w:r>
+            <w:r>
+              <w:t>: Ввод</w:t>
             </w:r>
           </w:p>
         </w:tc>
@@ -14570,7 +14289,10 @@
               <w:jc w:val="left"/>
             </w:pPr>
             <w:r>
-              <w:t>МТЗ 1 ст: Оперативный вывод</w:t>
+              <w:t>ТО РПН</w:t>
+            </w:r>
+            <w:r>
+              <w:t>: Оперативный вывод</w:t>
             </w:r>
           </w:p>
         </w:tc>
@@ -14649,7 +14371,16 @@
               <w:jc w:val="left"/>
             </w:pPr>
             <w:r>
-              <w:t>МТЗ 1 ст: Пуск ф.А</w:t>
+              <w:t>ТО РПН</w:t>
+            </w:r>
+            <w:r>
+              <w:rPr>
+                <w:lang w:val="en-US"/>
+              </w:rPr>
+              <w:t xml:space="preserve">: </w:t>
+            </w:r>
+            <w:r>
+              <w:t>Пуск</w:t>
             </w:r>
           </w:p>
         </w:tc>
@@ -14731,7 +14462,22 @@
               <w:jc w:val="left"/>
             </w:pPr>
             <w:r>
-              <w:t>МТЗ 1 ст: Пуск ф.В</w:t>
+              <w:t>ТО РПН</w:t>
+            </w:r>
+            <w:r>
+              <w:rPr>
+                <w:lang w:val="en-US"/>
+              </w:rPr>
+              <w:t>:</w:t>
+            </w:r>
+            <w:r>
+              <w:t xml:space="preserve"> ИО </w:t>
+            </w:r>
+            <w:r>
+              <w:rPr>
+                <w:lang w:val="en-US"/>
+              </w:rPr>
+              <w:t>I</w:t>
             </w:r>
           </w:p>
         </w:tc>
@@ -14804,7 +14550,7 @@
               <w:jc w:val="left"/>
             </w:pPr>
             <w:r>
-              <w:t>МТЗ 1 ст: Пуск ф.С</w:t>
+              <w:t>ЛО Т / ЛО: Срабатывание</w:t>
             </w:r>
           </w:p>
         </w:tc>
@@ -14861,6 +14607,8 @@
                 <w:lang w:val="en-US"/>
               </w:rPr>
             </w:pPr>
+            <w:bookmarkStart w:id="19" w:name="_GoBack"/>
+            <w:bookmarkEnd w:id="19"/>
             <w:r>
               <w:t>М9.К</w:t>
             </w:r>
@@ -14882,7 +14630,7 @@
               <w:jc w:val="left"/>
             </w:pPr>
             <w:r>
-              <w:t>МТЗ 1 ст: Пуск</w:t>
+              <w:t>ЛО Т / ЗАВР: Запрет АВР</w:t>
             </w:r>
           </w:p>
         </w:tc>
@@ -14960,7 +14708,7 @@
               <w:jc w:val="left"/>
             </w:pPr>
             <w:r>
-              <w:t xml:space="preserve">МТЗ 1 ст: Срабатывание </w:t>
+              <w:t>ЛО Т / ЗАПВ: Запрет АПВ</w:t>
             </w:r>
           </w:p>
         </w:tc>
@@ -15032,7 +14780,7 @@
               <w:jc w:val="left"/>
             </w:pPr>
             <w:r>
-              <w:t>МТЗ 1 ст: Срабатывание сигн</w:t>
+              <w:t>Резерв</w:t>
             </w:r>
           </w:p>
         </w:tc>
@@ -15098,7 +14846,7 @@
               <w:jc w:val="left"/>
             </w:pPr>
             <w:r>
-              <w:t>МТЗ 1 ст: ИО IА</w:t>
+              <w:t>Резерв</w:t>
             </w:r>
           </w:p>
         </w:tc>
@@ -15158,7 +14906,7 @@
               <w:jc w:val="left"/>
             </w:pPr>
             <w:r>
-              <w:t>МТЗ 1 ст: ИО IВ</w:t>
+              <w:t>Резерв</w:t>
             </w:r>
           </w:p>
         </w:tc>
@@ -15233,7 +14981,7 @@
               <w:jc w:val="left"/>
             </w:pPr>
             <w:r>
-              <w:t>МТЗ 1 ст: ИО IС</w:t>
+              <w:t>Резерв</w:t>
             </w:r>
           </w:p>
         </w:tc>
@@ -15308,7 +15056,7 @@
               <w:jc w:val="left"/>
             </w:pPr>
             <w:r>
-              <w:t>ЛО Т / ЛО: Срабатывание</w:t>
+              <w:t>Резерв</w:t>
             </w:r>
           </w:p>
         </w:tc>
@@ -15374,7 +15122,7 @@
               <w:jc w:val="left"/>
             </w:pPr>
             <w:r>
-              <w:t>ЛО Т / ЗАПВ: Запрет АПВ</w:t>
+              <w:t>Резерв</w:t>
             </w:r>
           </w:p>
         </w:tc>
@@ -15446,7 +15194,7 @@
               <w:jc w:val="left"/>
             </w:pPr>
             <w:r>
-              <w:t>ЛО Т / ЗАВР: Запрет АВР</w:t>
+              <w:t>Резерв</w:t>
             </w:r>
           </w:p>
         </w:tc>
@@ -15518,16 +15266,7 @@
               <w:jc w:val="left"/>
             </w:pPr>
             <w:r>
-              <w:t>БЛЗШ</w:t>
-            </w:r>
-            <w:r>
-              <w:rPr>
-                <w:lang w:val="en-US"/>
-              </w:rPr>
-              <w:t xml:space="preserve">: </w:t>
-            </w:r>
-            <w:r>
-              <w:t>Блокировка</w:t>
+              <w:t>Резерв</w:t>
             </w:r>
           </w:p>
         </w:tc>
@@ -15593,7 +15332,7 @@
               <w:jc w:val="left"/>
             </w:pPr>
             <w:r>
-              <w:t>-</w:t>
+              <w:t>Резерв</w:t>
             </w:r>
           </w:p>
         </w:tc>
@@ -20931,7 +20670,7 @@
 </file>
 
 <file path=customXml/itemProps1.xml><?xml version="1.0" encoding="utf-8"?>
-<ds:datastoreItem xmlns:ds="http://schemas.openxmlformats.org/officeDocument/2006/customXml" ds:itemID="{76E020FB-E954-4A14-9F47-F7C0A6973273}">
+<ds:datastoreItem xmlns:ds="http://schemas.openxmlformats.org/officeDocument/2006/customXml" ds:itemID="{54EA5AC8-CF56-4DDF-B355-3D156568FBC0}">
   <ds:schemaRefs>
     <ds:schemaRef ds:uri="http://schemas.openxmlformats.org/officeDocument/2006/bibliography"/>
   </ds:schemaRefs>

--- a/mode_docx_gen/pmi_tokz/template.docx
+++ b/mode_docx_gen/pmi_tokz/template.docx
@@ -463,7 +463,7 @@
       <w:r>
         <w:fldChar w:fldCharType="separate"/>
       </w:r>
-      <w:hyperlink w:anchor="_Toc193266509" w:history="1">
+      <w:hyperlink w:anchor="_Toc193874820" w:history="1">
         <w:r>
           <w:rPr>
             <w:rStyle w:val="af4"/>
@@ -507,7 +507,7 @@
             <w:noProof/>
             <w:webHidden/>
           </w:rPr>
-          <w:instrText xml:space="preserve"> PAGEREF _Toc193266509 \h </w:instrText>
+          <w:instrText xml:space="preserve"> PAGEREF _Toc193874820 \h </w:instrText>
         </w:r>
         <w:r>
           <w:rPr>
@@ -549,7 +549,7 @@
           <w:lang w:val="en-US"/>
         </w:rPr>
       </w:pPr>
-      <w:hyperlink w:anchor="_Toc193266510" w:history="1">
+      <w:hyperlink w:anchor="_Toc193874821" w:history="1">
         <w:r>
           <w:rPr>
             <w:rStyle w:val="af4"/>
@@ -576,7 +576,7 @@
             <w:noProof/>
             <w:webHidden/>
           </w:rPr>
-          <w:instrText xml:space="preserve"> PAGEREF _Toc193266510 \h </w:instrText>
+          <w:instrText xml:space="preserve"> PAGEREF _Toc193874821 \h </w:instrText>
         </w:r>
         <w:r>
           <w:rPr>
@@ -618,7 +618,7 @@
           <w:lang w:val="en-US"/>
         </w:rPr>
       </w:pPr>
-      <w:hyperlink w:anchor="_Toc193266511" w:history="1">
+      <w:hyperlink w:anchor="_Toc193874822" w:history="1">
         <w:r>
           <w:rPr>
             <w:rStyle w:val="af4"/>
@@ -645,7 +645,7 @@
             <w:noProof/>
             <w:webHidden/>
           </w:rPr>
-          <w:instrText xml:space="preserve"> PAGEREF _Toc193266511 \h </w:instrText>
+          <w:instrText xml:space="preserve"> PAGEREF _Toc193874822 \h </w:instrText>
         </w:r>
         <w:r>
           <w:rPr>
@@ -687,7 +687,7 @@
           <w:lang w:val="en-US"/>
         </w:rPr>
       </w:pPr>
-      <w:hyperlink w:anchor="_Toc193266512" w:history="1">
+      <w:hyperlink w:anchor="_Toc193874823" w:history="1">
         <w:r>
           <w:rPr>
             <w:rStyle w:val="af4"/>
@@ -714,7 +714,7 @@
             <w:noProof/>
             <w:webHidden/>
           </w:rPr>
-          <w:instrText xml:space="preserve"> PAGEREF _Toc193266512 \h </w:instrText>
+          <w:instrText xml:space="preserve"> PAGEREF _Toc193874823 \h </w:instrText>
         </w:r>
         <w:r>
           <w:rPr>
@@ -756,7 +756,7 @@
           <w:lang w:val="en-US"/>
         </w:rPr>
       </w:pPr>
-      <w:hyperlink w:anchor="_Toc193266513" w:history="1">
+      <w:hyperlink w:anchor="_Toc193874824" w:history="1">
         <w:r>
           <w:rPr>
             <w:rStyle w:val="af4"/>
@@ -783,7 +783,7 @@
             <w:noProof/>
             <w:webHidden/>
           </w:rPr>
-          <w:instrText xml:space="preserve"> PAGEREF _Toc193266513 \h </w:instrText>
+          <w:instrText xml:space="preserve"> PAGEREF _Toc193874824 \h </w:instrText>
         </w:r>
         <w:r>
           <w:rPr>
@@ -825,7 +825,7 @@
           <w:lang w:val="en-US"/>
         </w:rPr>
       </w:pPr>
-      <w:hyperlink w:anchor="_Toc193266514" w:history="1">
+      <w:hyperlink w:anchor="_Toc193874825" w:history="1">
         <w:r>
           <w:rPr>
             <w:rStyle w:val="af4"/>
@@ -852,7 +852,7 @@
             <w:noProof/>
             <w:webHidden/>
           </w:rPr>
-          <w:instrText xml:space="preserve"> PAGEREF _Toc193266514 \h </w:instrText>
+          <w:instrText xml:space="preserve"> PAGEREF _Toc193874825 \h </w:instrText>
         </w:r>
         <w:r>
           <w:rPr>
@@ -894,7 +894,7 @@
           <w:lang w:val="en-US"/>
         </w:rPr>
       </w:pPr>
-      <w:hyperlink w:anchor="_Toc193266515" w:history="1">
+      <w:hyperlink w:anchor="_Toc193874826" w:history="1">
         <w:r>
           <w:rPr>
             <w:rStyle w:val="af4"/>
@@ -921,7 +921,7 @@
             <w:noProof/>
             <w:webHidden/>
           </w:rPr>
-          <w:instrText xml:space="preserve"> PAGEREF _Toc193266515 \h </w:instrText>
+          <w:instrText xml:space="preserve"> PAGEREF _Toc193874826 \h </w:instrText>
         </w:r>
         <w:r>
           <w:rPr>
@@ -963,7 +963,7 @@
           <w:lang w:val="en-US"/>
         </w:rPr>
       </w:pPr>
-      <w:hyperlink w:anchor="_Toc193266516" w:history="1">
+      <w:hyperlink w:anchor="_Toc193874827" w:history="1">
         <w:r>
           <w:rPr>
             <w:rStyle w:val="af4"/>
@@ -990,7 +990,7 @@
             <w:noProof/>
             <w:webHidden/>
           </w:rPr>
-          <w:instrText xml:space="preserve"> PAGEREF _Toc193266516 \h </w:instrText>
+          <w:instrText xml:space="preserve"> PAGEREF _Toc193874827 \h </w:instrText>
         </w:r>
         <w:r>
           <w:rPr>
@@ -1036,7 +1036,7 @@
           <w:lang w:val="en-US"/>
         </w:rPr>
       </w:pPr>
-      <w:hyperlink w:anchor="_Toc193266517" w:history="1">
+      <w:hyperlink w:anchor="_Toc193874828" w:history="1">
         <w:r>
           <w:rPr>
             <w:rStyle w:val="af4"/>
@@ -1080,7 +1080,7 @@
             <w:noProof/>
             <w:webHidden/>
           </w:rPr>
-          <w:instrText xml:space="preserve"> PAGEREF _Toc193266517 \h </w:instrText>
+          <w:instrText xml:space="preserve"> PAGEREF _Toc193874828 \h </w:instrText>
         </w:r>
         <w:r>
           <w:rPr>
@@ -1122,7 +1122,7 @@
           <w:lang w:val="en-US"/>
         </w:rPr>
       </w:pPr>
-      <w:hyperlink w:anchor="_Toc193266518" w:history="1">
+      <w:hyperlink w:anchor="_Toc193874829" w:history="1">
         <w:r>
           <w:rPr>
             <w:rStyle w:val="af4"/>
@@ -1149,7 +1149,7 @@
             <w:noProof/>
             <w:webHidden/>
           </w:rPr>
-          <w:instrText xml:space="preserve"> PAGEREF _Toc193266518 \h </w:instrText>
+          <w:instrText xml:space="preserve"> PAGEREF _Toc193874829 \h </w:instrText>
         </w:r>
         <w:r>
           <w:rPr>
@@ -1191,7 +1191,7 @@
           <w:lang w:val="en-US"/>
         </w:rPr>
       </w:pPr>
-      <w:hyperlink w:anchor="_Toc193266519" w:history="1">
+      <w:hyperlink w:anchor="_Toc193874830" w:history="1">
         <w:r>
           <w:rPr>
             <w:rStyle w:val="af4"/>
@@ -1218,7 +1218,7 @@
             <w:noProof/>
             <w:webHidden/>
           </w:rPr>
-          <w:instrText xml:space="preserve"> PAGEREF _Toc193266519 \h </w:instrText>
+          <w:instrText xml:space="preserve"> PAGEREF _Toc193874830 \h </w:instrText>
         </w:r>
         <w:r>
           <w:rPr>
@@ -1260,7 +1260,7 @@
           <w:lang w:val="en-US"/>
         </w:rPr>
       </w:pPr>
-      <w:hyperlink w:anchor="_Toc193266520" w:history="1">
+      <w:hyperlink w:anchor="_Toc193874831" w:history="1">
         <w:r>
           <w:rPr>
             <w:rStyle w:val="af4"/>
@@ -1287,7 +1287,7 @@
             <w:noProof/>
             <w:webHidden/>
           </w:rPr>
-          <w:instrText xml:space="preserve"> PAGEREF _Toc193266520 \h </w:instrText>
+          <w:instrText xml:space="preserve"> PAGEREF _Toc193874831 \h </w:instrText>
         </w:r>
         <w:r>
           <w:rPr>
@@ -1329,7 +1329,7 @@
           <w:lang w:val="en-US"/>
         </w:rPr>
       </w:pPr>
-      <w:hyperlink w:anchor="_Toc193266521" w:history="1">
+      <w:hyperlink w:anchor="_Toc193874832" w:history="1">
         <w:r>
           <w:rPr>
             <w:rStyle w:val="af4"/>
@@ -1356,7 +1356,7 @@
             <w:noProof/>
             <w:webHidden/>
           </w:rPr>
-          <w:instrText xml:space="preserve"> PAGEREF _Toc193266521 \h </w:instrText>
+          <w:instrText xml:space="preserve"> PAGEREF _Toc193874832 \h </w:instrText>
         </w:r>
         <w:r>
           <w:rPr>
@@ -1376,7 +1376,7 @@
             <w:noProof/>
             <w:webHidden/>
           </w:rPr>
-          <w:t>6</w:t>
+          <w:t>5</w:t>
         </w:r>
         <w:r>
           <w:rPr>
@@ -1398,7 +1398,7 @@
           <w:lang w:val="en-US"/>
         </w:rPr>
       </w:pPr>
-      <w:hyperlink w:anchor="_Toc193266522" w:history="1">
+      <w:hyperlink w:anchor="_Toc193874833" w:history="1">
         <w:r>
           <w:rPr>
             <w:rStyle w:val="af4"/>
@@ -1425,7 +1425,7 @@
             <w:noProof/>
             <w:webHidden/>
           </w:rPr>
-          <w:instrText xml:space="preserve"> PAGEREF _Toc193266522 \h </w:instrText>
+          <w:instrText xml:space="preserve"> PAGEREF _Toc193874833 \h </w:instrText>
         </w:r>
         <w:r>
           <w:rPr>
@@ -1506,7 +1506,7 @@
         <w:lastRenderedPageBreak/>
         <w:tab/>
       </w:r>
-      <w:bookmarkStart w:id="0" w:name="_Toc193266509"/>
+      <w:bookmarkStart w:id="0" w:name="_Toc193874820"/>
       <w:r>
         <w:t>ОБЩИЕ СВЕДЕНИЯ</w:t>
       </w:r>
@@ -1516,7 +1516,7 @@
       <w:pPr>
         <w:pStyle w:val="2"/>
       </w:pPr>
-      <w:bookmarkStart w:id="1" w:name="_Toc193266510"/>
+      <w:bookmarkStart w:id="1" w:name="_Toc193874821"/>
       <w:r>
         <w:t>Цель проведения испытаний</w:t>
       </w:r>
@@ -1534,7 +1534,7 @@
       <w:pPr>
         <w:pStyle w:val="2"/>
       </w:pPr>
-      <w:bookmarkStart w:id="2" w:name="_Toc193266511"/>
+      <w:bookmarkStart w:id="2" w:name="_Toc193874822"/>
       <w:r>
         <w:t>Место</w:t>
       </w:r>
@@ -1681,7 +1681,7 @@
       <w:pPr>
         <w:pStyle w:val="2"/>
       </w:pPr>
-      <w:bookmarkStart w:id="3" w:name="_Toc193266512"/>
+      <w:bookmarkStart w:id="3" w:name="_Toc193874823"/>
       <w:r>
         <w:t>Информация об объекте испытаний</w:t>
       </w:r>
@@ -2025,7 +2025,7 @@
       <w:pPr>
         <w:pStyle w:val="2"/>
       </w:pPr>
-      <w:bookmarkStart w:id="4" w:name="_Toc193266513"/>
+      <w:bookmarkStart w:id="4" w:name="_Toc193874824"/>
       <w:r>
         <w:t>Период проведения испытаний</w:t>
       </w:r>
@@ -2052,7 +2052,7 @@
       <w:pPr>
         <w:pStyle w:val="2"/>
       </w:pPr>
-      <w:bookmarkStart w:id="5" w:name="_Toc193266514"/>
+      <w:bookmarkStart w:id="5" w:name="_Toc193874825"/>
       <w:r>
         <w:t>Условия проведения испытаний и измерений</w:t>
       </w:r>
@@ -2070,7 +2070,7 @@
       <w:pPr>
         <w:pStyle w:val="2"/>
       </w:pPr>
-      <w:bookmarkStart w:id="6" w:name="_Toc193266515"/>
+      <w:bookmarkStart w:id="6" w:name="_Toc193874826"/>
       <w:r>
         <w:t>Нормативная документация</w:t>
       </w:r>
@@ -2091,7 +2091,7 @@
       <w:pPr>
         <w:pStyle w:val="2"/>
       </w:pPr>
-      <w:bookmarkStart w:id="7" w:name="_Toc193266516"/>
+      <w:bookmarkStart w:id="7" w:name="_Toc193874827"/>
       <w:r>
         <w:lastRenderedPageBreak/>
         <w:t>Перечень используемых средств измерений (СИ), испытательного оборудования (ИО) и вспомогательного оборудования (ВО)</w:t>
@@ -3602,7 +3602,7 @@
       <w:pPr>
         <w:pStyle w:val="1"/>
       </w:pPr>
-      <w:bookmarkStart w:id="8" w:name="_Toc193266517"/>
+      <w:bookmarkStart w:id="8" w:name="_Toc193874828"/>
       <w:r>
         <w:lastRenderedPageBreak/>
         <w:t>ПРОГРАММА И МЕТОДИКИ ПРОВЕДЕНИЯ ИСПЫТАНИЙ</w:t>
@@ -3613,7 +3613,7 @@
       <w:pPr>
         <w:pStyle w:val="2"/>
       </w:pPr>
-      <w:bookmarkStart w:id="9" w:name="_Toc193266518"/>
+      <w:bookmarkStart w:id="9" w:name="_Toc193874829"/>
       <w:r>
         <w:t>Цел</w:t>
       </w:r>
@@ -3685,7 +3685,7 @@
           <w:color w:val="FF0000"/>
         </w:rPr>
       </w:pPr>
-      <w:bookmarkStart w:id="10" w:name="_Toc193266519"/>
+      <w:bookmarkStart w:id="10" w:name="_Toc193874830"/>
       <w:r>
         <w:rPr>
           <w:color w:val="FF0000"/>
@@ -3718,7 +3718,7 @@
       <w:pPr>
         <w:pStyle w:val="2"/>
       </w:pPr>
-      <w:bookmarkStart w:id="11" w:name="_Toc193266520"/>
+      <w:bookmarkStart w:id="11" w:name="_Toc193874831"/>
       <w:r>
         <w:t>Подключение дискретных входных и выходных цепей устройства</w:t>
       </w:r>
@@ -3763,7 +3763,7 @@
           <v:shape id="_x0000_i1025" type="#_x0000_t75" style="width:411.85pt;height:283.4pt" o:ole="">
             <v:imagedata r:id="rId10" o:title=""/>
           </v:shape>
-          <o:OLEObject Type="Embed" ProgID="Acrobat.Document.DC" ShapeID="_x0000_i1025" DrawAspect="Content" ObjectID="_1804419107" r:id="rId11"/>
+          <o:OLEObject Type="Embed" ProgID="Acrobat.Document.DC" ShapeID="_x0000_i1025" DrawAspect="Content" ObjectID="_1804488239" r:id="rId11"/>
         </w:object>
       </w:r>
     </w:p>
@@ -3779,7 +3779,7 @@
       <w:pPr>
         <w:pStyle w:val="2"/>
       </w:pPr>
-      <w:bookmarkStart w:id="12" w:name="_Toc193266521"/>
+      <w:bookmarkStart w:id="12" w:name="_Toc193874832"/>
       <w:r>
         <w:t>Назначение дискретных входов устройства ЮНИТ-М-300</w:t>
       </w:r>
@@ -3862,954 +3862,8 @@
     <w:p>
       <w:pPr>
         <w:pStyle w:val="a"/>
-        <w:rPr>
-          <w:highlight w:val="green"/>
-        </w:rPr>
       </w:pPr>
-      <w:bookmarkStart w:id="13" w:name="_Ref192834795"/>
-      <w:r>
-        <w:rPr>
-          <w:highlight w:val="green"/>
-        </w:rPr>
-        <w:t xml:space="preserve">Назначение дискретных входов ЮНИТ-М300 для проверки </w:t>
-      </w:r>
-      <w:bookmarkEnd w:id="13"/>
-      <w:r>
-        <w:rPr>
-          <w:highlight w:val="green"/>
-        </w:rPr>
-        <w:t>ТО</w:t>
-      </w:r>
-    </w:p>
-    <w:tbl>
-      <w:tblPr>
-        <w:tblStyle w:val="21"/>
-        <w:tblW w:w="0" w:type="auto"/>
-        <w:tblLook w:val="04A0" w:firstRow="1" w:lastRow="0" w:firstColumn="1" w:lastColumn="0" w:noHBand="0" w:noVBand="1"/>
-      </w:tblPr>
-      <w:tblGrid>
-        <w:gridCol w:w="2482"/>
-        <w:gridCol w:w="2062"/>
-        <w:gridCol w:w="5061"/>
-      </w:tblGrid>
-      <w:tr>
-        <w:trPr>
-          <w:cnfStyle w:val="100000000000" w:firstRow="1" w:lastRow="0" w:firstColumn="0" w:lastColumn="0" w:oddVBand="0" w:evenVBand="0" w:oddHBand="0" w:evenHBand="0" w:firstRowFirstColumn="0" w:firstRowLastColumn="0" w:lastRowFirstColumn="0" w:lastRowLastColumn="0"/>
-        </w:trPr>
-        <w:tc>
-          <w:tcPr>
-            <w:tcW w:w="2482" w:type="dxa"/>
-          </w:tcPr>
-          <w:p>
-            <w:pPr>
-              <w:rPr>
-                <w:b w:val="0"/>
-                <w:sz w:val="22"/>
-              </w:rPr>
-            </w:pPr>
-            <w:r>
-              <w:rPr>
-                <w:b w:val="0"/>
-                <w:sz w:val="22"/>
-              </w:rPr>
-              <w:lastRenderedPageBreak/>
-              <w:t>Клемма на устройстве ЮНИТ-М300</w:t>
-            </w:r>
-          </w:p>
-        </w:tc>
-        <w:tc>
-          <w:tcPr>
-            <w:tcW w:w="2062" w:type="dxa"/>
-          </w:tcPr>
-          <w:p>
-            <w:pPr>
-              <w:rPr>
-                <w:b w:val="0"/>
-                <w:sz w:val="22"/>
-              </w:rPr>
-            </w:pPr>
-            <w:r>
-              <w:rPr>
-                <w:b w:val="0"/>
-                <w:sz w:val="22"/>
-              </w:rPr>
-              <w:t xml:space="preserve">Номер ДВ </w:t>
-            </w:r>
-          </w:p>
-        </w:tc>
-        <w:tc>
-          <w:tcPr>
-            <w:tcW w:w="5061" w:type="dxa"/>
-          </w:tcPr>
-          <w:p>
-            <w:pPr>
-              <w:rPr>
-                <w:b w:val="0"/>
-                <w:sz w:val="22"/>
-              </w:rPr>
-            </w:pPr>
-            <w:r>
-              <w:rPr>
-                <w:b w:val="0"/>
-                <w:sz w:val="22"/>
-              </w:rPr>
-              <w:t>Наименование сигнала на ФСУ</w:t>
-            </w:r>
-          </w:p>
-        </w:tc>
-      </w:tr>
-      <w:tr>
-        <w:tc>
-          <w:tcPr>
-            <w:tcW w:w="2482" w:type="dxa"/>
-          </w:tcPr>
-          <w:p>
-            <w:pPr>
-              <w:pStyle w:val="af0"/>
-            </w:pPr>
-            <w:r>
-              <w:t>М3.</w:t>
-            </w:r>
-            <w:r>
-              <w:rPr>
-                <w:lang w:val="en-US"/>
-              </w:rPr>
-              <w:t>XB</w:t>
-            </w:r>
-            <w:r>
-              <w:t>:1</w:t>
-            </w:r>
-          </w:p>
-        </w:tc>
-        <w:tc>
-          <w:tcPr>
-            <w:tcW w:w="2062" w:type="dxa"/>
-          </w:tcPr>
-          <w:p>
-            <w:pPr>
-              <w:pStyle w:val="af0"/>
-            </w:pPr>
-            <w:r>
-              <w:t>М3.</w:t>
-            </w:r>
-            <w:r>
-              <w:t>1</w:t>
-            </w:r>
-          </w:p>
-        </w:tc>
-        <w:tc>
-          <w:tcPr>
-            <w:tcW w:w="5061" w:type="dxa"/>
-          </w:tcPr>
-          <w:p>
-            <w:pPr>
-              <w:pStyle w:val="af0"/>
-              <w:jc w:val="left"/>
-              <w:rPr>
-                <w:color w:val="00B0F0"/>
-              </w:rPr>
-            </w:pPr>
-            <w:r>
-              <w:rPr>
-                <w:color w:val="00B0F0"/>
-              </w:rPr>
-              <w:t>Вывод терминала</w:t>
-            </w:r>
-          </w:p>
-        </w:tc>
-      </w:tr>
-      <w:tr>
-        <w:tc>
-          <w:tcPr>
-            <w:tcW w:w="2482" w:type="dxa"/>
-          </w:tcPr>
-          <w:p>
-            <w:pPr>
-              <w:pStyle w:val="af0"/>
-            </w:pPr>
-            <w:r>
-              <w:t>М3.</w:t>
-            </w:r>
-            <w:r>
-              <w:rPr>
-                <w:lang w:val="en-US"/>
-              </w:rPr>
-              <w:t>XB</w:t>
-            </w:r>
-            <w:r>
-              <w:t>:</w:t>
-            </w:r>
-            <w:r>
-              <w:t>2</w:t>
-            </w:r>
-          </w:p>
-        </w:tc>
-        <w:tc>
-          <w:tcPr>
-            <w:tcW w:w="2062" w:type="dxa"/>
-          </w:tcPr>
-          <w:p>
-            <w:pPr>
-              <w:pStyle w:val="af0"/>
-            </w:pPr>
-            <w:r>
-              <w:t>М3.</w:t>
-            </w:r>
-            <w:r>
-              <w:t>2</w:t>
-            </w:r>
-          </w:p>
-        </w:tc>
-        <w:tc>
-          <w:tcPr>
-            <w:tcW w:w="5061" w:type="dxa"/>
-          </w:tcPr>
-          <w:p>
-            <w:pPr>
-              <w:pStyle w:val="af0"/>
-              <w:jc w:val="left"/>
-              <w:rPr>
-                <w:color w:val="00B0F0"/>
-              </w:rPr>
-            </w:pPr>
-            <w:r>
-              <w:rPr>
-                <w:color w:val="00B0F0"/>
-              </w:rPr>
-              <w:t xml:space="preserve">ОВ </w:t>
-            </w:r>
-            <w:r>
-              <w:rPr>
-                <w:color w:val="00B0F0"/>
-              </w:rPr>
-              <w:t>ТО</w:t>
-            </w:r>
-          </w:p>
-        </w:tc>
-      </w:tr>
-      <w:tr>
-        <w:tc>
-          <w:tcPr>
-            <w:tcW w:w="2482" w:type="dxa"/>
-          </w:tcPr>
-          <w:p>
-            <w:pPr>
-              <w:pStyle w:val="af0"/>
-            </w:pPr>
-            <w:r>
-              <w:t>М3.</w:t>
-            </w:r>
-            <w:r>
-              <w:rPr>
-                <w:lang w:val="en-US"/>
-              </w:rPr>
-              <w:t>XB:</w:t>
-            </w:r>
-            <w:r>
-              <w:t>3</w:t>
-            </w:r>
-          </w:p>
-        </w:tc>
-        <w:tc>
-          <w:tcPr>
-            <w:tcW w:w="2062" w:type="dxa"/>
-          </w:tcPr>
-          <w:p>
-            <w:pPr>
-              <w:pStyle w:val="af0"/>
-              <w:rPr>
-                <w:lang w:val="en-US"/>
-              </w:rPr>
-            </w:pPr>
-            <w:r>
-              <w:t>М3.</w:t>
-            </w:r>
-            <w:r>
-              <w:rPr>
-                <w:lang w:val="en-US"/>
-              </w:rPr>
-              <w:t>3</w:t>
-            </w:r>
-          </w:p>
-        </w:tc>
-        <w:tc>
-          <w:tcPr>
-            <w:tcW w:w="5061" w:type="dxa"/>
-          </w:tcPr>
-          <w:p>
-            <w:pPr>
-              <w:pStyle w:val="af0"/>
-              <w:jc w:val="left"/>
-              <w:rPr>
-                <w:color w:val="00B0F0"/>
-              </w:rPr>
-            </w:pPr>
-            <w:r>
-              <w:rPr>
-                <w:color w:val="00B0F0"/>
-              </w:rPr>
-              <w:t>ТО на сигн</w:t>
-            </w:r>
-          </w:p>
-        </w:tc>
-      </w:tr>
-      <w:tr>
-        <w:tc>
-          <w:tcPr>
-            <w:tcW w:w="2482" w:type="dxa"/>
-          </w:tcPr>
-          <w:p>
-            <w:pPr>
-              <w:pStyle w:val="af0"/>
-              <w:rPr>
-                <w:lang w:val="en-US"/>
-              </w:rPr>
-            </w:pPr>
-            <w:r>
-              <w:t>М</w:t>
-            </w:r>
-            <w:r>
-              <w:rPr>
-                <w:lang w:val="en-US"/>
-              </w:rPr>
-              <w:t>3</w:t>
-            </w:r>
-            <w:r>
-              <w:rPr>
-                <w:lang w:val="en-US"/>
-              </w:rPr>
-              <w:t>.XB:</w:t>
-            </w:r>
-            <w:r>
-              <w:rPr>
-                <w:lang w:val="en-US"/>
-              </w:rPr>
-              <w:t>4</w:t>
-            </w:r>
-          </w:p>
-        </w:tc>
-        <w:tc>
-          <w:tcPr>
-            <w:tcW w:w="2062" w:type="dxa"/>
-          </w:tcPr>
-          <w:p>
-            <w:pPr>
-              <w:pStyle w:val="af0"/>
-              <w:rPr>
-                <w:lang w:val="en-US"/>
-              </w:rPr>
-            </w:pPr>
-            <w:r>
-              <w:t>М</w:t>
-            </w:r>
-            <w:r>
-              <w:rPr>
-                <w:lang w:val="en-US"/>
-              </w:rPr>
-              <w:t>3</w:t>
-            </w:r>
-            <w:r>
-              <w:rPr>
-                <w:lang w:val="en-US"/>
-              </w:rPr>
-              <w:t>.4</w:t>
-            </w:r>
-          </w:p>
-        </w:tc>
-        <w:tc>
-          <w:tcPr>
-            <w:tcW w:w="5061" w:type="dxa"/>
-          </w:tcPr>
-          <w:p>
-            <w:pPr>
-              <w:pStyle w:val="af0"/>
-              <w:jc w:val="left"/>
-            </w:pPr>
-            <w:r>
-              <w:t>Резерв</w:t>
-            </w:r>
-          </w:p>
-        </w:tc>
-      </w:tr>
-      <w:tr>
-        <w:tc>
-          <w:tcPr>
-            <w:tcW w:w="2482" w:type="dxa"/>
-          </w:tcPr>
-          <w:p>
-            <w:pPr>
-              <w:pStyle w:val="af0"/>
-              <w:rPr>
-                <w:lang w:val="en-US"/>
-              </w:rPr>
-            </w:pPr>
-            <w:r>
-              <w:t>М</w:t>
-            </w:r>
-            <w:r>
-              <w:rPr>
-                <w:lang w:val="en-US"/>
-              </w:rPr>
-              <w:t>3</w:t>
-            </w:r>
-            <w:r>
-              <w:rPr>
-                <w:lang w:val="en-US"/>
-              </w:rPr>
-              <w:t>.XB:</w:t>
-            </w:r>
-            <w:r>
-              <w:rPr>
-                <w:lang w:val="en-US"/>
-              </w:rPr>
-              <w:t>5</w:t>
-            </w:r>
-          </w:p>
-        </w:tc>
-        <w:tc>
-          <w:tcPr>
-            <w:tcW w:w="2062" w:type="dxa"/>
-          </w:tcPr>
-          <w:p>
-            <w:pPr>
-              <w:pStyle w:val="af0"/>
-              <w:rPr>
-                <w:lang w:val="en-US"/>
-              </w:rPr>
-            </w:pPr>
-            <w:r>
-              <w:t>М</w:t>
-            </w:r>
-            <w:r>
-              <w:rPr>
-                <w:lang w:val="en-US"/>
-              </w:rPr>
-              <w:t>3</w:t>
-            </w:r>
-            <w:r>
-              <w:rPr>
-                <w:lang w:val="en-US"/>
-              </w:rPr>
-              <w:t>.5</w:t>
-            </w:r>
-          </w:p>
-        </w:tc>
-        <w:tc>
-          <w:tcPr>
-            <w:tcW w:w="5061" w:type="dxa"/>
-          </w:tcPr>
-          <w:p>
-            <w:pPr>
-              <w:pStyle w:val="af0"/>
-              <w:jc w:val="left"/>
-            </w:pPr>
-            <w:r>
-              <w:t>Резерв</w:t>
-            </w:r>
-          </w:p>
-        </w:tc>
-      </w:tr>
-      <w:tr>
-        <w:tc>
-          <w:tcPr>
-            <w:tcW w:w="2482" w:type="dxa"/>
-          </w:tcPr>
-          <w:p>
-            <w:pPr>
-              <w:pStyle w:val="af0"/>
-              <w:rPr>
-                <w:lang w:val="en-US"/>
-              </w:rPr>
-            </w:pPr>
-            <w:r>
-              <w:t>М</w:t>
-            </w:r>
-            <w:r>
-              <w:rPr>
-                <w:lang w:val="en-US"/>
-              </w:rPr>
-              <w:t>3.XB:6</w:t>
-            </w:r>
-          </w:p>
-        </w:tc>
-        <w:tc>
-          <w:tcPr>
-            <w:tcW w:w="2062" w:type="dxa"/>
-          </w:tcPr>
-          <w:p>
-            <w:pPr>
-              <w:pStyle w:val="af0"/>
-              <w:rPr>
-                <w:lang w:val="en-US"/>
-              </w:rPr>
-            </w:pPr>
-            <w:r>
-              <w:t>М</w:t>
-            </w:r>
-            <w:r>
-              <w:rPr>
-                <w:lang w:val="en-US"/>
-              </w:rPr>
-              <w:t>3.6</w:t>
-            </w:r>
-          </w:p>
-        </w:tc>
-        <w:tc>
-          <w:tcPr>
-            <w:tcW w:w="5061" w:type="dxa"/>
-          </w:tcPr>
-          <w:p>
-            <w:pPr>
-              <w:pStyle w:val="af0"/>
-              <w:jc w:val="left"/>
-            </w:pPr>
-            <w:r>
-              <w:t>Резерв</w:t>
-            </w:r>
-          </w:p>
-        </w:tc>
-      </w:tr>
-      <w:tr>
-        <w:tc>
-          <w:tcPr>
-            <w:tcW w:w="2482" w:type="dxa"/>
-          </w:tcPr>
-          <w:p>
-            <w:pPr>
-              <w:pStyle w:val="af0"/>
-              <w:rPr>
-                <w:lang w:val="en-US"/>
-              </w:rPr>
-            </w:pPr>
-            <w:r>
-              <w:t>М</w:t>
-            </w:r>
-            <w:r>
-              <w:rPr>
-                <w:lang w:val="en-US"/>
-              </w:rPr>
-              <w:t>3.XB:7</w:t>
-            </w:r>
-          </w:p>
-        </w:tc>
-        <w:tc>
-          <w:tcPr>
-            <w:tcW w:w="2062" w:type="dxa"/>
-          </w:tcPr>
-          <w:p>
-            <w:pPr>
-              <w:pStyle w:val="af0"/>
-              <w:rPr>
-                <w:lang w:val="en-US"/>
-              </w:rPr>
-            </w:pPr>
-            <w:r>
-              <w:t>М</w:t>
-            </w:r>
-            <w:r>
-              <w:rPr>
-                <w:lang w:val="en-US"/>
-              </w:rPr>
-              <w:t>3.7</w:t>
-            </w:r>
-          </w:p>
-        </w:tc>
-        <w:tc>
-          <w:tcPr>
-            <w:tcW w:w="5061" w:type="dxa"/>
-          </w:tcPr>
-          <w:p>
-            <w:pPr>
-              <w:pStyle w:val="af0"/>
-              <w:jc w:val="left"/>
-            </w:pPr>
-            <w:r>
-              <w:t>Резерв</w:t>
-            </w:r>
-          </w:p>
-        </w:tc>
-      </w:tr>
-      <w:tr>
-        <w:tc>
-          <w:tcPr>
-            <w:tcW w:w="2482" w:type="dxa"/>
-          </w:tcPr>
-          <w:p>
-            <w:pPr>
-              <w:pStyle w:val="af0"/>
-              <w:rPr>
-                <w:lang w:val="en-US"/>
-              </w:rPr>
-            </w:pPr>
-            <w:r>
-              <w:t>М</w:t>
-            </w:r>
-            <w:r>
-              <w:rPr>
-                <w:lang w:val="en-US"/>
-              </w:rPr>
-              <w:t>3.XB:9</w:t>
-            </w:r>
-          </w:p>
-        </w:tc>
-        <w:tc>
-          <w:tcPr>
-            <w:tcW w:w="2062" w:type="dxa"/>
-          </w:tcPr>
-          <w:p>
-            <w:pPr>
-              <w:pStyle w:val="af0"/>
-              <w:rPr>
-                <w:lang w:val="en-US"/>
-              </w:rPr>
-            </w:pPr>
-            <w:r>
-              <w:t>М</w:t>
-            </w:r>
-            <w:r>
-              <w:rPr>
-                <w:lang w:val="en-US"/>
-              </w:rPr>
-              <w:t>3.8</w:t>
-            </w:r>
-          </w:p>
-        </w:tc>
-        <w:tc>
-          <w:tcPr>
-            <w:tcW w:w="5061" w:type="dxa"/>
-          </w:tcPr>
-          <w:p>
-            <w:pPr>
-              <w:pStyle w:val="af0"/>
-              <w:jc w:val="left"/>
-            </w:pPr>
-            <w:r>
-              <w:t>Резерв</w:t>
-            </w:r>
-          </w:p>
-        </w:tc>
-      </w:tr>
-      <w:tr>
-        <w:tc>
-          <w:tcPr>
-            <w:tcW w:w="2482" w:type="dxa"/>
-          </w:tcPr>
-          <w:p>
-            <w:pPr>
-              <w:pStyle w:val="af0"/>
-              <w:rPr>
-                <w:lang w:val="en-US"/>
-              </w:rPr>
-            </w:pPr>
-            <w:r>
-              <w:t>М</w:t>
-            </w:r>
-            <w:r>
-              <w:rPr>
-                <w:lang w:val="en-US"/>
-              </w:rPr>
-              <w:t>3.XB:10</w:t>
-            </w:r>
-          </w:p>
-        </w:tc>
-        <w:tc>
-          <w:tcPr>
-            <w:tcW w:w="2062" w:type="dxa"/>
-          </w:tcPr>
-          <w:p>
-            <w:pPr>
-              <w:pStyle w:val="af0"/>
-              <w:rPr>
-                <w:lang w:val="en-US"/>
-              </w:rPr>
-            </w:pPr>
-            <w:r>
-              <w:t>М</w:t>
-            </w:r>
-            <w:r>
-              <w:rPr>
-                <w:lang w:val="en-US"/>
-              </w:rPr>
-              <w:t>3.9</w:t>
-            </w:r>
-          </w:p>
-        </w:tc>
-        <w:tc>
-          <w:tcPr>
-            <w:tcW w:w="5061" w:type="dxa"/>
-          </w:tcPr>
-          <w:p>
-            <w:pPr>
-              <w:pStyle w:val="af0"/>
-              <w:jc w:val="left"/>
-            </w:pPr>
-            <w:r>
-              <w:t>Резерв</w:t>
-            </w:r>
-          </w:p>
-        </w:tc>
-      </w:tr>
-      <w:tr>
-        <w:tc>
-          <w:tcPr>
-            <w:tcW w:w="2482" w:type="dxa"/>
-          </w:tcPr>
-          <w:p>
-            <w:pPr>
-              <w:pStyle w:val="af0"/>
-            </w:pPr>
-            <w:r>
-              <w:t>М</w:t>
-            </w:r>
-            <w:r>
-              <w:rPr>
-                <w:lang w:val="en-US"/>
-              </w:rPr>
-              <w:t>3.XB:</w:t>
-            </w:r>
-            <w:r>
-              <w:t>11</w:t>
-            </w:r>
-          </w:p>
-        </w:tc>
-        <w:tc>
-          <w:tcPr>
-            <w:tcW w:w="2062" w:type="dxa"/>
-          </w:tcPr>
-          <w:p>
-            <w:pPr>
-              <w:pStyle w:val="af0"/>
-            </w:pPr>
-            <w:r>
-              <w:t>М3.10</w:t>
-            </w:r>
-          </w:p>
-        </w:tc>
-        <w:tc>
-          <w:tcPr>
-            <w:tcW w:w="5061" w:type="dxa"/>
-          </w:tcPr>
-          <w:p>
-            <w:pPr>
-              <w:pStyle w:val="af0"/>
-              <w:jc w:val="left"/>
-            </w:pPr>
-            <w:r>
-              <w:t>Резерв</w:t>
-            </w:r>
-          </w:p>
-        </w:tc>
-      </w:tr>
-      <w:tr>
-        <w:tc>
-          <w:tcPr>
-            <w:tcW w:w="2482" w:type="dxa"/>
-          </w:tcPr>
-          <w:p>
-            <w:pPr>
-              <w:pStyle w:val="af0"/>
-            </w:pPr>
-            <w:r>
-              <w:t>М3.</w:t>
-            </w:r>
-            <w:r>
-              <w:rPr>
-                <w:lang w:val="en-US"/>
-              </w:rPr>
-              <w:t>XB:</w:t>
-            </w:r>
-            <w:r>
-              <w:t>12</w:t>
-            </w:r>
-          </w:p>
-        </w:tc>
-        <w:tc>
-          <w:tcPr>
-            <w:tcW w:w="2062" w:type="dxa"/>
-          </w:tcPr>
-          <w:p>
-            <w:pPr>
-              <w:pStyle w:val="af0"/>
-            </w:pPr>
-            <w:r>
-              <w:t>М3.11</w:t>
-            </w:r>
-          </w:p>
-        </w:tc>
-        <w:tc>
-          <w:tcPr>
-            <w:tcW w:w="5061" w:type="dxa"/>
-          </w:tcPr>
-          <w:p>
-            <w:pPr>
-              <w:pStyle w:val="af0"/>
-              <w:jc w:val="left"/>
-            </w:pPr>
-            <w:r>
-              <w:t>Резерв</w:t>
-            </w:r>
-          </w:p>
-        </w:tc>
-      </w:tr>
-      <w:tr>
-        <w:tc>
-          <w:tcPr>
-            <w:tcW w:w="2482" w:type="dxa"/>
-          </w:tcPr>
-          <w:p>
-            <w:pPr>
-              <w:pStyle w:val="af0"/>
-            </w:pPr>
-            <w:r>
-              <w:t>М3.</w:t>
-            </w:r>
-            <w:r>
-              <w:rPr>
-                <w:lang w:val="en-US"/>
-              </w:rPr>
-              <w:t>XB:</w:t>
-            </w:r>
-            <w:r>
-              <w:t>13</w:t>
-            </w:r>
-          </w:p>
-        </w:tc>
-        <w:tc>
-          <w:tcPr>
-            <w:tcW w:w="2062" w:type="dxa"/>
-          </w:tcPr>
-          <w:p>
-            <w:pPr>
-              <w:pStyle w:val="af0"/>
-            </w:pPr>
-            <w:r>
-              <w:t>М3.12</w:t>
-            </w:r>
-          </w:p>
-        </w:tc>
-        <w:tc>
-          <w:tcPr>
-            <w:tcW w:w="5061" w:type="dxa"/>
-          </w:tcPr>
-          <w:p>
-            <w:pPr>
-              <w:pStyle w:val="af0"/>
-              <w:jc w:val="left"/>
-            </w:pPr>
-            <w:r>
-              <w:t>Резерв</w:t>
-            </w:r>
-          </w:p>
-        </w:tc>
-      </w:tr>
-      <w:tr>
-        <w:tc>
-          <w:tcPr>
-            <w:tcW w:w="2482" w:type="dxa"/>
-          </w:tcPr>
-          <w:p>
-            <w:pPr>
-              <w:pStyle w:val="af0"/>
-            </w:pPr>
-            <w:r>
-              <w:t>М3.</w:t>
-            </w:r>
-            <w:r>
-              <w:rPr>
-                <w:lang w:val="en-US"/>
-              </w:rPr>
-              <w:t>XB</w:t>
-            </w:r>
-            <w:r>
-              <w:t>:14</w:t>
-            </w:r>
-          </w:p>
-        </w:tc>
-        <w:tc>
-          <w:tcPr>
-            <w:tcW w:w="2062" w:type="dxa"/>
-          </w:tcPr>
-          <w:p>
-            <w:pPr>
-              <w:pStyle w:val="af0"/>
-            </w:pPr>
-            <w:r>
-              <w:t>М3.13</w:t>
-            </w:r>
-          </w:p>
-        </w:tc>
-        <w:tc>
-          <w:tcPr>
-            <w:tcW w:w="5061" w:type="dxa"/>
-          </w:tcPr>
-          <w:p>
-            <w:pPr>
-              <w:pStyle w:val="af0"/>
-              <w:jc w:val="left"/>
-            </w:pPr>
-            <w:r>
-              <w:t>Резерв</w:t>
-            </w:r>
-          </w:p>
-        </w:tc>
-      </w:tr>
-      <w:tr>
-        <w:tc>
-          <w:tcPr>
-            <w:tcW w:w="2482" w:type="dxa"/>
-          </w:tcPr>
-          <w:p>
-            <w:pPr>
-              <w:pStyle w:val="af0"/>
-            </w:pPr>
-            <w:r>
-              <w:t>М3.</w:t>
-            </w:r>
-            <w:r>
-              <w:rPr>
-                <w:lang w:val="en-US"/>
-              </w:rPr>
-              <w:t>XB</w:t>
-            </w:r>
-            <w:r>
-              <w:t>:15</w:t>
-            </w:r>
-          </w:p>
-        </w:tc>
-        <w:tc>
-          <w:tcPr>
-            <w:tcW w:w="2062" w:type="dxa"/>
-          </w:tcPr>
-          <w:p>
-            <w:pPr>
-              <w:pStyle w:val="af0"/>
-            </w:pPr>
-            <w:r>
-              <w:t>М3.14</w:t>
-            </w:r>
-          </w:p>
-        </w:tc>
-        <w:tc>
-          <w:tcPr>
-            <w:tcW w:w="5061" w:type="dxa"/>
-          </w:tcPr>
-          <w:p>
-            <w:pPr>
-              <w:pStyle w:val="af0"/>
-              <w:jc w:val="left"/>
-            </w:pPr>
-            <w:r>
-              <w:t>Резерв</w:t>
-            </w:r>
-          </w:p>
-        </w:tc>
-      </w:tr>
-    </w:tbl>
-    <w:p>
-      <w:pPr>
-        <w:pStyle w:val="a"/>
-      </w:pPr>
-      <w:bookmarkStart w:id="14" w:name="_Ref191625992"/>
+      <w:bookmarkStart w:id="13" w:name="_Ref191625992"/>
       <w:r>
         <w:t xml:space="preserve">Назначение дискретных входов ЮНИТ-М300 для проверки </w:t>
       </w:r>
@@ -4848,6 +3902,7 @@
                 <w:b w:val="0"/>
                 <w:sz w:val="22"/>
               </w:rPr>
+              <w:lastRenderedPageBreak/>
               <w:t>Клемма на устройстве ЮНИТ-М300</w:t>
             </w:r>
           </w:p>
@@ -6759,6 +5814,963 @@
       <w:pPr>
         <w:pStyle w:val="a"/>
         <w:rPr>
+          <w:highlight w:val="green"/>
+        </w:rPr>
+      </w:pPr>
+      <w:bookmarkStart w:id="14" w:name="_Ref192834795"/>
+      <w:r>
+        <w:rPr>
+          <w:highlight w:val="green"/>
+        </w:rPr>
+        <w:t xml:space="preserve">Назначение дискретных входов ЮНИТ-М300 для проверки </w:t>
+      </w:r>
+      <w:bookmarkEnd w:id="14"/>
+      <w:r>
+        <w:rPr>
+          <w:highlight w:val="green"/>
+        </w:rPr>
+        <w:t>ТО</w:t>
+      </w:r>
+    </w:p>
+    <w:tbl>
+      <w:tblPr>
+        <w:tblStyle w:val="21"/>
+        <w:tblW w:w="0" w:type="auto"/>
+        <w:tblLook w:val="04A0" w:firstRow="1" w:lastRow="0" w:firstColumn="1" w:lastColumn="0" w:noHBand="0" w:noVBand="1"/>
+      </w:tblPr>
+      <w:tblGrid>
+        <w:gridCol w:w="2482"/>
+        <w:gridCol w:w="2062"/>
+        <w:gridCol w:w="5061"/>
+      </w:tblGrid>
+      <w:tr>
+        <w:trPr>
+          <w:cnfStyle w:val="100000000000" w:firstRow="1" w:lastRow="0" w:firstColumn="0" w:lastColumn="0" w:oddVBand="0" w:evenVBand="0" w:oddHBand="0" w:evenHBand="0" w:firstRowFirstColumn="0" w:firstRowLastColumn="0" w:lastRowFirstColumn="0" w:lastRowLastColumn="0"/>
+        </w:trPr>
+        <w:tc>
+          <w:tcPr>
+            <w:tcW w:w="2482" w:type="dxa"/>
+          </w:tcPr>
+          <w:p>
+            <w:pPr>
+              <w:rPr>
+                <w:b w:val="0"/>
+                <w:sz w:val="22"/>
+              </w:rPr>
+            </w:pPr>
+            <w:r>
+              <w:rPr>
+                <w:b w:val="0"/>
+                <w:sz w:val="22"/>
+              </w:rPr>
+              <w:t>Клемма на устройстве ЮНИТ-М300</w:t>
+            </w:r>
+          </w:p>
+        </w:tc>
+        <w:tc>
+          <w:tcPr>
+            <w:tcW w:w="2062" w:type="dxa"/>
+          </w:tcPr>
+          <w:p>
+            <w:pPr>
+              <w:rPr>
+                <w:b w:val="0"/>
+                <w:sz w:val="22"/>
+              </w:rPr>
+            </w:pPr>
+            <w:r>
+              <w:rPr>
+                <w:b w:val="0"/>
+                <w:sz w:val="22"/>
+              </w:rPr>
+              <w:t xml:space="preserve">Номер ДВ </w:t>
+            </w:r>
+          </w:p>
+        </w:tc>
+        <w:tc>
+          <w:tcPr>
+            <w:tcW w:w="5061" w:type="dxa"/>
+          </w:tcPr>
+          <w:p>
+            <w:pPr>
+              <w:rPr>
+                <w:b w:val="0"/>
+                <w:sz w:val="22"/>
+              </w:rPr>
+            </w:pPr>
+            <w:r>
+              <w:rPr>
+                <w:b w:val="0"/>
+                <w:sz w:val="22"/>
+              </w:rPr>
+              <w:t>Наименование сигнала на ФСУ</w:t>
+            </w:r>
+          </w:p>
+        </w:tc>
+      </w:tr>
+      <w:tr>
+        <w:tc>
+          <w:tcPr>
+            <w:tcW w:w="2482" w:type="dxa"/>
+          </w:tcPr>
+          <w:p>
+            <w:pPr>
+              <w:pStyle w:val="af0"/>
+            </w:pPr>
+            <w:r>
+              <w:t>М3.</w:t>
+            </w:r>
+            <w:r>
+              <w:rPr>
+                <w:lang w:val="en-US"/>
+              </w:rPr>
+              <w:t>XB</w:t>
+            </w:r>
+            <w:r>
+              <w:t>:1</w:t>
+            </w:r>
+          </w:p>
+        </w:tc>
+        <w:tc>
+          <w:tcPr>
+            <w:tcW w:w="2062" w:type="dxa"/>
+          </w:tcPr>
+          <w:p>
+            <w:pPr>
+              <w:pStyle w:val="af0"/>
+            </w:pPr>
+            <w:r>
+              <w:t>М3.</w:t>
+            </w:r>
+            <w:r>
+              <w:t>1</w:t>
+            </w:r>
+          </w:p>
+        </w:tc>
+        <w:tc>
+          <w:tcPr>
+            <w:tcW w:w="5061" w:type="dxa"/>
+          </w:tcPr>
+          <w:p>
+            <w:pPr>
+              <w:pStyle w:val="af0"/>
+              <w:jc w:val="left"/>
+              <w:rPr>
+                <w:color w:val="00B0F0"/>
+              </w:rPr>
+            </w:pPr>
+            <w:r>
+              <w:rPr>
+                <w:color w:val="00B0F0"/>
+              </w:rPr>
+              <w:t>Вывод терминала</w:t>
+            </w:r>
+          </w:p>
+        </w:tc>
+      </w:tr>
+      <w:tr>
+        <w:tc>
+          <w:tcPr>
+            <w:tcW w:w="2482" w:type="dxa"/>
+          </w:tcPr>
+          <w:p>
+            <w:pPr>
+              <w:pStyle w:val="af0"/>
+            </w:pPr>
+            <w:r>
+              <w:t>М3.</w:t>
+            </w:r>
+            <w:r>
+              <w:rPr>
+                <w:lang w:val="en-US"/>
+              </w:rPr>
+              <w:t>XB</w:t>
+            </w:r>
+            <w:r>
+              <w:t>:</w:t>
+            </w:r>
+            <w:r>
+              <w:t>2</w:t>
+            </w:r>
+          </w:p>
+        </w:tc>
+        <w:tc>
+          <w:tcPr>
+            <w:tcW w:w="2062" w:type="dxa"/>
+          </w:tcPr>
+          <w:p>
+            <w:pPr>
+              <w:pStyle w:val="af0"/>
+            </w:pPr>
+            <w:r>
+              <w:t>М3.</w:t>
+            </w:r>
+            <w:r>
+              <w:t>2</w:t>
+            </w:r>
+          </w:p>
+        </w:tc>
+        <w:tc>
+          <w:tcPr>
+            <w:tcW w:w="5061" w:type="dxa"/>
+          </w:tcPr>
+          <w:p>
+            <w:pPr>
+              <w:pStyle w:val="af0"/>
+              <w:jc w:val="left"/>
+              <w:rPr>
+                <w:color w:val="00B0F0"/>
+              </w:rPr>
+            </w:pPr>
+            <w:r>
+              <w:rPr>
+                <w:color w:val="00B0F0"/>
+              </w:rPr>
+              <w:t xml:space="preserve">ОВ </w:t>
+            </w:r>
+            <w:r>
+              <w:rPr>
+                <w:color w:val="00B0F0"/>
+              </w:rPr>
+              <w:t>ТО</w:t>
+            </w:r>
+          </w:p>
+        </w:tc>
+      </w:tr>
+      <w:tr>
+        <w:tc>
+          <w:tcPr>
+            <w:tcW w:w="2482" w:type="dxa"/>
+          </w:tcPr>
+          <w:p>
+            <w:pPr>
+              <w:pStyle w:val="af0"/>
+            </w:pPr>
+            <w:r>
+              <w:t>М3.</w:t>
+            </w:r>
+            <w:r>
+              <w:rPr>
+                <w:lang w:val="en-US"/>
+              </w:rPr>
+              <w:t>XB:</w:t>
+            </w:r>
+            <w:r>
+              <w:t>3</w:t>
+            </w:r>
+          </w:p>
+        </w:tc>
+        <w:tc>
+          <w:tcPr>
+            <w:tcW w:w="2062" w:type="dxa"/>
+          </w:tcPr>
+          <w:p>
+            <w:pPr>
+              <w:pStyle w:val="af0"/>
+              <w:rPr>
+                <w:lang w:val="en-US"/>
+              </w:rPr>
+            </w:pPr>
+            <w:r>
+              <w:t>М3.</w:t>
+            </w:r>
+            <w:r>
+              <w:rPr>
+                <w:lang w:val="en-US"/>
+              </w:rPr>
+              <w:t>3</w:t>
+            </w:r>
+          </w:p>
+        </w:tc>
+        <w:tc>
+          <w:tcPr>
+            <w:tcW w:w="5061" w:type="dxa"/>
+          </w:tcPr>
+          <w:p>
+            <w:pPr>
+              <w:pStyle w:val="af0"/>
+              <w:jc w:val="left"/>
+              <w:rPr>
+                <w:color w:val="00B0F0"/>
+              </w:rPr>
+            </w:pPr>
+            <w:r>
+              <w:rPr>
+                <w:color w:val="00B0F0"/>
+              </w:rPr>
+              <w:t>ТО на сигн</w:t>
+            </w:r>
+          </w:p>
+        </w:tc>
+      </w:tr>
+      <w:tr>
+        <w:tc>
+          <w:tcPr>
+            <w:tcW w:w="2482" w:type="dxa"/>
+          </w:tcPr>
+          <w:p>
+            <w:pPr>
+              <w:pStyle w:val="af0"/>
+              <w:rPr>
+                <w:lang w:val="en-US"/>
+              </w:rPr>
+            </w:pPr>
+            <w:r>
+              <w:t>М</w:t>
+            </w:r>
+            <w:r>
+              <w:rPr>
+                <w:lang w:val="en-US"/>
+              </w:rPr>
+              <w:t>3</w:t>
+            </w:r>
+            <w:r>
+              <w:rPr>
+                <w:lang w:val="en-US"/>
+              </w:rPr>
+              <w:t>.XB:</w:t>
+            </w:r>
+            <w:r>
+              <w:rPr>
+                <w:lang w:val="en-US"/>
+              </w:rPr>
+              <w:t>4</w:t>
+            </w:r>
+          </w:p>
+        </w:tc>
+        <w:tc>
+          <w:tcPr>
+            <w:tcW w:w="2062" w:type="dxa"/>
+          </w:tcPr>
+          <w:p>
+            <w:pPr>
+              <w:pStyle w:val="af0"/>
+              <w:rPr>
+                <w:lang w:val="en-US"/>
+              </w:rPr>
+            </w:pPr>
+            <w:r>
+              <w:t>М</w:t>
+            </w:r>
+            <w:r>
+              <w:rPr>
+                <w:lang w:val="en-US"/>
+              </w:rPr>
+              <w:t>3</w:t>
+            </w:r>
+            <w:r>
+              <w:rPr>
+                <w:lang w:val="en-US"/>
+              </w:rPr>
+              <w:t>.4</w:t>
+            </w:r>
+          </w:p>
+        </w:tc>
+        <w:tc>
+          <w:tcPr>
+            <w:tcW w:w="5061" w:type="dxa"/>
+          </w:tcPr>
+          <w:p>
+            <w:pPr>
+              <w:pStyle w:val="af0"/>
+              <w:jc w:val="left"/>
+            </w:pPr>
+            <w:r>
+              <w:t>Резерв</w:t>
+            </w:r>
+          </w:p>
+        </w:tc>
+      </w:tr>
+      <w:tr>
+        <w:tc>
+          <w:tcPr>
+            <w:tcW w:w="2482" w:type="dxa"/>
+          </w:tcPr>
+          <w:p>
+            <w:pPr>
+              <w:pStyle w:val="af0"/>
+              <w:rPr>
+                <w:lang w:val="en-US"/>
+              </w:rPr>
+            </w:pPr>
+            <w:r>
+              <w:t>М</w:t>
+            </w:r>
+            <w:r>
+              <w:rPr>
+                <w:lang w:val="en-US"/>
+              </w:rPr>
+              <w:t>3</w:t>
+            </w:r>
+            <w:r>
+              <w:rPr>
+                <w:lang w:val="en-US"/>
+              </w:rPr>
+              <w:t>.XB:</w:t>
+            </w:r>
+            <w:r>
+              <w:rPr>
+                <w:lang w:val="en-US"/>
+              </w:rPr>
+              <w:t>5</w:t>
+            </w:r>
+          </w:p>
+        </w:tc>
+        <w:tc>
+          <w:tcPr>
+            <w:tcW w:w="2062" w:type="dxa"/>
+          </w:tcPr>
+          <w:p>
+            <w:pPr>
+              <w:pStyle w:val="af0"/>
+              <w:rPr>
+                <w:lang w:val="en-US"/>
+              </w:rPr>
+            </w:pPr>
+            <w:r>
+              <w:t>М</w:t>
+            </w:r>
+            <w:r>
+              <w:rPr>
+                <w:lang w:val="en-US"/>
+              </w:rPr>
+              <w:t>3</w:t>
+            </w:r>
+            <w:r>
+              <w:rPr>
+                <w:lang w:val="en-US"/>
+              </w:rPr>
+              <w:t>.5</w:t>
+            </w:r>
+          </w:p>
+        </w:tc>
+        <w:tc>
+          <w:tcPr>
+            <w:tcW w:w="5061" w:type="dxa"/>
+          </w:tcPr>
+          <w:p>
+            <w:pPr>
+              <w:pStyle w:val="af0"/>
+              <w:jc w:val="left"/>
+            </w:pPr>
+            <w:r>
+              <w:t>Резерв</w:t>
+            </w:r>
+          </w:p>
+        </w:tc>
+      </w:tr>
+      <w:tr>
+        <w:tc>
+          <w:tcPr>
+            <w:tcW w:w="2482" w:type="dxa"/>
+          </w:tcPr>
+          <w:p>
+            <w:pPr>
+              <w:pStyle w:val="af0"/>
+              <w:rPr>
+                <w:lang w:val="en-US"/>
+              </w:rPr>
+            </w:pPr>
+            <w:r>
+              <w:t>М</w:t>
+            </w:r>
+            <w:r>
+              <w:rPr>
+                <w:lang w:val="en-US"/>
+              </w:rPr>
+              <w:t>3.XB:6</w:t>
+            </w:r>
+          </w:p>
+        </w:tc>
+        <w:tc>
+          <w:tcPr>
+            <w:tcW w:w="2062" w:type="dxa"/>
+          </w:tcPr>
+          <w:p>
+            <w:pPr>
+              <w:pStyle w:val="af0"/>
+              <w:rPr>
+                <w:lang w:val="en-US"/>
+              </w:rPr>
+            </w:pPr>
+            <w:r>
+              <w:t>М</w:t>
+            </w:r>
+            <w:r>
+              <w:rPr>
+                <w:lang w:val="en-US"/>
+              </w:rPr>
+              <w:t>3.6</w:t>
+            </w:r>
+          </w:p>
+        </w:tc>
+        <w:tc>
+          <w:tcPr>
+            <w:tcW w:w="5061" w:type="dxa"/>
+          </w:tcPr>
+          <w:p>
+            <w:pPr>
+              <w:pStyle w:val="af0"/>
+              <w:jc w:val="left"/>
+            </w:pPr>
+            <w:r>
+              <w:t>Резерв</w:t>
+            </w:r>
+          </w:p>
+        </w:tc>
+      </w:tr>
+      <w:tr>
+        <w:tc>
+          <w:tcPr>
+            <w:tcW w:w="2482" w:type="dxa"/>
+          </w:tcPr>
+          <w:p>
+            <w:pPr>
+              <w:pStyle w:val="af0"/>
+              <w:rPr>
+                <w:lang w:val="en-US"/>
+              </w:rPr>
+            </w:pPr>
+            <w:r>
+              <w:t>М</w:t>
+            </w:r>
+            <w:r>
+              <w:rPr>
+                <w:lang w:val="en-US"/>
+              </w:rPr>
+              <w:t>3.XB:7</w:t>
+            </w:r>
+          </w:p>
+        </w:tc>
+        <w:tc>
+          <w:tcPr>
+            <w:tcW w:w="2062" w:type="dxa"/>
+          </w:tcPr>
+          <w:p>
+            <w:pPr>
+              <w:pStyle w:val="af0"/>
+              <w:rPr>
+                <w:lang w:val="en-US"/>
+              </w:rPr>
+            </w:pPr>
+            <w:r>
+              <w:t>М</w:t>
+            </w:r>
+            <w:r>
+              <w:rPr>
+                <w:lang w:val="en-US"/>
+              </w:rPr>
+              <w:t>3.7</w:t>
+            </w:r>
+          </w:p>
+        </w:tc>
+        <w:tc>
+          <w:tcPr>
+            <w:tcW w:w="5061" w:type="dxa"/>
+          </w:tcPr>
+          <w:p>
+            <w:pPr>
+              <w:pStyle w:val="af0"/>
+              <w:jc w:val="left"/>
+            </w:pPr>
+            <w:r>
+              <w:t>Резерв</w:t>
+            </w:r>
+          </w:p>
+        </w:tc>
+      </w:tr>
+      <w:tr>
+        <w:tc>
+          <w:tcPr>
+            <w:tcW w:w="2482" w:type="dxa"/>
+          </w:tcPr>
+          <w:p>
+            <w:pPr>
+              <w:pStyle w:val="af0"/>
+              <w:rPr>
+                <w:lang w:val="en-US"/>
+              </w:rPr>
+            </w:pPr>
+            <w:r>
+              <w:t>М</w:t>
+            </w:r>
+            <w:r>
+              <w:rPr>
+                <w:lang w:val="en-US"/>
+              </w:rPr>
+              <w:t>3.XB:9</w:t>
+            </w:r>
+          </w:p>
+        </w:tc>
+        <w:tc>
+          <w:tcPr>
+            <w:tcW w:w="2062" w:type="dxa"/>
+          </w:tcPr>
+          <w:p>
+            <w:pPr>
+              <w:pStyle w:val="af0"/>
+              <w:rPr>
+                <w:lang w:val="en-US"/>
+              </w:rPr>
+            </w:pPr>
+            <w:r>
+              <w:t>М</w:t>
+            </w:r>
+            <w:r>
+              <w:rPr>
+                <w:lang w:val="en-US"/>
+              </w:rPr>
+              <w:t>3.8</w:t>
+            </w:r>
+          </w:p>
+        </w:tc>
+        <w:tc>
+          <w:tcPr>
+            <w:tcW w:w="5061" w:type="dxa"/>
+          </w:tcPr>
+          <w:p>
+            <w:pPr>
+              <w:pStyle w:val="af0"/>
+              <w:jc w:val="left"/>
+            </w:pPr>
+            <w:r>
+              <w:t>Резерв</w:t>
+            </w:r>
+          </w:p>
+        </w:tc>
+      </w:tr>
+      <w:tr>
+        <w:tc>
+          <w:tcPr>
+            <w:tcW w:w="2482" w:type="dxa"/>
+          </w:tcPr>
+          <w:p>
+            <w:pPr>
+              <w:pStyle w:val="af0"/>
+              <w:rPr>
+                <w:lang w:val="en-US"/>
+              </w:rPr>
+            </w:pPr>
+            <w:r>
+              <w:t>М</w:t>
+            </w:r>
+            <w:r>
+              <w:rPr>
+                <w:lang w:val="en-US"/>
+              </w:rPr>
+              <w:t>3.XB:10</w:t>
+            </w:r>
+          </w:p>
+        </w:tc>
+        <w:tc>
+          <w:tcPr>
+            <w:tcW w:w="2062" w:type="dxa"/>
+          </w:tcPr>
+          <w:p>
+            <w:pPr>
+              <w:pStyle w:val="af0"/>
+              <w:rPr>
+                <w:lang w:val="en-US"/>
+              </w:rPr>
+            </w:pPr>
+            <w:r>
+              <w:t>М</w:t>
+            </w:r>
+            <w:r>
+              <w:rPr>
+                <w:lang w:val="en-US"/>
+              </w:rPr>
+              <w:t>3.9</w:t>
+            </w:r>
+          </w:p>
+        </w:tc>
+        <w:tc>
+          <w:tcPr>
+            <w:tcW w:w="5061" w:type="dxa"/>
+          </w:tcPr>
+          <w:p>
+            <w:pPr>
+              <w:pStyle w:val="af0"/>
+              <w:jc w:val="left"/>
+            </w:pPr>
+            <w:r>
+              <w:t>Резерв</w:t>
+            </w:r>
+          </w:p>
+        </w:tc>
+      </w:tr>
+      <w:tr>
+        <w:tc>
+          <w:tcPr>
+            <w:tcW w:w="2482" w:type="dxa"/>
+          </w:tcPr>
+          <w:p>
+            <w:pPr>
+              <w:pStyle w:val="af0"/>
+            </w:pPr>
+            <w:r>
+              <w:t>М</w:t>
+            </w:r>
+            <w:r>
+              <w:rPr>
+                <w:lang w:val="en-US"/>
+              </w:rPr>
+              <w:t>3.XB:</w:t>
+            </w:r>
+            <w:r>
+              <w:t>11</w:t>
+            </w:r>
+          </w:p>
+        </w:tc>
+        <w:tc>
+          <w:tcPr>
+            <w:tcW w:w="2062" w:type="dxa"/>
+          </w:tcPr>
+          <w:p>
+            <w:pPr>
+              <w:pStyle w:val="af0"/>
+            </w:pPr>
+            <w:r>
+              <w:t>М3.10</w:t>
+            </w:r>
+          </w:p>
+        </w:tc>
+        <w:tc>
+          <w:tcPr>
+            <w:tcW w:w="5061" w:type="dxa"/>
+          </w:tcPr>
+          <w:p>
+            <w:pPr>
+              <w:pStyle w:val="af0"/>
+              <w:jc w:val="left"/>
+            </w:pPr>
+            <w:r>
+              <w:t>Резерв</w:t>
+            </w:r>
+          </w:p>
+        </w:tc>
+      </w:tr>
+      <w:tr>
+        <w:tc>
+          <w:tcPr>
+            <w:tcW w:w="2482" w:type="dxa"/>
+          </w:tcPr>
+          <w:p>
+            <w:pPr>
+              <w:pStyle w:val="af0"/>
+            </w:pPr>
+            <w:r>
+              <w:t>М3.</w:t>
+            </w:r>
+            <w:r>
+              <w:rPr>
+                <w:lang w:val="en-US"/>
+              </w:rPr>
+              <w:t>XB:</w:t>
+            </w:r>
+            <w:r>
+              <w:t>12</w:t>
+            </w:r>
+          </w:p>
+        </w:tc>
+        <w:tc>
+          <w:tcPr>
+            <w:tcW w:w="2062" w:type="dxa"/>
+          </w:tcPr>
+          <w:p>
+            <w:pPr>
+              <w:pStyle w:val="af0"/>
+            </w:pPr>
+            <w:r>
+              <w:t>М3.11</w:t>
+            </w:r>
+          </w:p>
+        </w:tc>
+        <w:tc>
+          <w:tcPr>
+            <w:tcW w:w="5061" w:type="dxa"/>
+          </w:tcPr>
+          <w:p>
+            <w:pPr>
+              <w:pStyle w:val="af0"/>
+              <w:jc w:val="left"/>
+            </w:pPr>
+            <w:r>
+              <w:t>Резерв</w:t>
+            </w:r>
+          </w:p>
+        </w:tc>
+      </w:tr>
+      <w:tr>
+        <w:tc>
+          <w:tcPr>
+            <w:tcW w:w="2482" w:type="dxa"/>
+          </w:tcPr>
+          <w:p>
+            <w:pPr>
+              <w:pStyle w:val="af0"/>
+            </w:pPr>
+            <w:r>
+              <w:t>М3.</w:t>
+            </w:r>
+            <w:r>
+              <w:rPr>
+                <w:lang w:val="en-US"/>
+              </w:rPr>
+              <w:t>XB:</w:t>
+            </w:r>
+            <w:r>
+              <w:t>13</w:t>
+            </w:r>
+          </w:p>
+        </w:tc>
+        <w:tc>
+          <w:tcPr>
+            <w:tcW w:w="2062" w:type="dxa"/>
+          </w:tcPr>
+          <w:p>
+            <w:pPr>
+              <w:pStyle w:val="af0"/>
+            </w:pPr>
+            <w:r>
+              <w:t>М3.12</w:t>
+            </w:r>
+          </w:p>
+        </w:tc>
+        <w:tc>
+          <w:tcPr>
+            <w:tcW w:w="5061" w:type="dxa"/>
+          </w:tcPr>
+          <w:p>
+            <w:pPr>
+              <w:pStyle w:val="af0"/>
+              <w:jc w:val="left"/>
+            </w:pPr>
+            <w:r>
+              <w:t>Резерв</w:t>
+            </w:r>
+          </w:p>
+        </w:tc>
+      </w:tr>
+      <w:tr>
+        <w:tc>
+          <w:tcPr>
+            <w:tcW w:w="2482" w:type="dxa"/>
+          </w:tcPr>
+          <w:p>
+            <w:pPr>
+              <w:pStyle w:val="af0"/>
+            </w:pPr>
+            <w:r>
+              <w:t>М3.</w:t>
+            </w:r>
+            <w:r>
+              <w:rPr>
+                <w:lang w:val="en-US"/>
+              </w:rPr>
+              <w:t>XB</w:t>
+            </w:r>
+            <w:r>
+              <w:t>:14</w:t>
+            </w:r>
+          </w:p>
+        </w:tc>
+        <w:tc>
+          <w:tcPr>
+            <w:tcW w:w="2062" w:type="dxa"/>
+          </w:tcPr>
+          <w:p>
+            <w:pPr>
+              <w:pStyle w:val="af0"/>
+            </w:pPr>
+            <w:r>
+              <w:t>М3.13</w:t>
+            </w:r>
+          </w:p>
+        </w:tc>
+        <w:tc>
+          <w:tcPr>
+            <w:tcW w:w="5061" w:type="dxa"/>
+          </w:tcPr>
+          <w:p>
+            <w:pPr>
+              <w:pStyle w:val="af0"/>
+              <w:jc w:val="left"/>
+            </w:pPr>
+            <w:r>
+              <w:t>Резерв</w:t>
+            </w:r>
+          </w:p>
+        </w:tc>
+      </w:tr>
+      <w:tr>
+        <w:tc>
+          <w:tcPr>
+            <w:tcW w:w="2482" w:type="dxa"/>
+          </w:tcPr>
+          <w:p>
+            <w:pPr>
+              <w:pStyle w:val="af0"/>
+            </w:pPr>
+            <w:r>
+              <w:t>М3.</w:t>
+            </w:r>
+            <w:r>
+              <w:rPr>
+                <w:lang w:val="en-US"/>
+              </w:rPr>
+              <w:t>XB</w:t>
+            </w:r>
+            <w:r>
+              <w:t>:15</w:t>
+            </w:r>
+          </w:p>
+        </w:tc>
+        <w:tc>
+          <w:tcPr>
+            <w:tcW w:w="2062" w:type="dxa"/>
+          </w:tcPr>
+          <w:p>
+            <w:pPr>
+              <w:pStyle w:val="af0"/>
+            </w:pPr>
+            <w:r>
+              <w:t>М3.14</w:t>
+            </w:r>
+          </w:p>
+        </w:tc>
+        <w:tc>
+          <w:tcPr>
+            <w:tcW w:w="5061" w:type="dxa"/>
+          </w:tcPr>
+          <w:p>
+            <w:pPr>
+              <w:pStyle w:val="af0"/>
+              <w:jc w:val="left"/>
+            </w:pPr>
+            <w:r>
+              <w:t>Резерв</w:t>
+            </w:r>
+          </w:p>
+        </w:tc>
+      </w:tr>
+    </w:tbl>
+    <w:p>
+      <w:pPr>
+        <w:pStyle w:val="a"/>
+        <w:numPr>
+          <w:ilvl w:val="0"/>
+          <w:numId w:val="0"/>
+        </w:numPr>
+        <w:rPr>
+          <w:highlight w:val="cyan"/>
+        </w:rPr>
+      </w:pPr>
+    </w:p>
+    <w:p>
+      <w:pPr>
+        <w:pStyle w:val="a"/>
+        <w:rPr>
           <w:highlight w:val="cyan"/>
         </w:rPr>
       </w:pPr>
@@ -6766,6 +6778,7 @@
         <w:rPr>
           <w:highlight w:val="cyan"/>
         </w:rPr>
+        <w:lastRenderedPageBreak/>
         <w:t>Назначение дискретных входов</w:t>
       </w:r>
       <w:r>
@@ -6780,7 +6793,7 @@
         </w:rPr>
         <w:t xml:space="preserve">ЮНИТ-М300 для проверки </w:t>
       </w:r>
-      <w:bookmarkEnd w:id="14"/>
+      <w:bookmarkEnd w:id="13"/>
       <w:r>
         <w:rPr>
           <w:highlight w:val="cyan"/>
@@ -6819,7 +6832,6 @@
                 <w:b w:val="0"/>
                 <w:sz w:val="22"/>
               </w:rPr>
-              <w:lastRenderedPageBreak/>
               <w:t>Клемма на устройстве ЮНИТ-М300</w:t>
             </w:r>
           </w:p>
@@ -7665,14 +7677,20 @@
       <w:pPr>
         <w:pStyle w:val="a"/>
         <w:rPr>
-          <w:highlight w:val="yellow"/>
+          <w:highlight w:val="cyan"/>
         </w:rPr>
       </w:pPr>
       <w:r>
         <w:rPr>
-          <w:highlight w:val="yellow"/>
+          <w:highlight w:val="cyan"/>
         </w:rPr>
-        <w:t>Назначение дискретных входов ЮНИТ-М300 для проверки МТЗ 2 ступени</w:t>
+        <w:t xml:space="preserve">Назначение дискретных входов ЮНИТ-М300 для проверки </w:t>
+      </w:r>
+      <w:r>
+        <w:rPr>
+          <w:highlight w:val="cyan"/>
+        </w:rPr>
+        <w:t>ЗОП</w:t>
       </w:r>
     </w:p>
     <w:tbl>
@@ -7699,14 +7717,12 @@
               <w:rPr>
                 <w:b w:val="0"/>
                 <w:sz w:val="22"/>
-                <w:highlight w:val="yellow"/>
               </w:rPr>
             </w:pPr>
             <w:r>
               <w:rPr>
                 <w:b w:val="0"/>
                 <w:sz w:val="22"/>
-                <w:highlight w:val="yellow"/>
               </w:rPr>
               <w:t>Клемма на устройстве ЮНИТ-М300</w:t>
             </w:r>
@@ -7721,14 +7737,12 @@
               <w:rPr>
                 <w:b w:val="0"/>
                 <w:sz w:val="22"/>
-                <w:highlight w:val="yellow"/>
               </w:rPr>
             </w:pPr>
             <w:r>
               <w:rPr>
                 <w:b w:val="0"/>
                 <w:sz w:val="22"/>
-                <w:highlight w:val="yellow"/>
               </w:rPr>
               <w:t xml:space="preserve">Номер ДВ </w:t>
             </w:r>
@@ -7743,14 +7757,12 @@
               <w:rPr>
                 <w:b w:val="0"/>
                 <w:sz w:val="22"/>
-                <w:highlight w:val="yellow"/>
               </w:rPr>
             </w:pPr>
             <w:r>
               <w:rPr>
                 <w:b w:val="0"/>
                 <w:sz w:val="22"/>
-                <w:highlight w:val="yellow"/>
               </w:rPr>
               <w:t>Наименование сигнала на ФСУ</w:t>
             </w:r>
@@ -7765,19 +7777,12 @@
           <w:p>
             <w:pPr>
               <w:pStyle w:val="af0"/>
-              <w:rPr>
-                <w:highlight w:val="yellow"/>
-              </w:rPr>
-            </w:pPr>
-            <w:r>
-              <w:rPr>
-                <w:highlight w:val="yellow"/>
-              </w:rPr>
+            </w:pPr>
+            <w:r>
               <w:t>М3.</w:t>
             </w:r>
             <w:r>
               <w:rPr>
-                <w:highlight w:val="yellow"/>
                 <w:lang w:val="en-US"/>
               </w:rPr>
               <w:t>XB:1</w:t>
@@ -7792,19 +7797,14 @@
             <w:pPr>
               <w:pStyle w:val="af0"/>
               <w:rPr>
-                <w:highlight w:val="yellow"/>
-                <w:lang w:val="en-US"/>
-              </w:rPr>
-            </w:pPr>
-            <w:r>
-              <w:rPr>
-                <w:highlight w:val="yellow"/>
-              </w:rPr>
+                <w:lang w:val="en-US"/>
+              </w:rPr>
+            </w:pPr>
+            <w:r>
               <w:t>М3.</w:t>
             </w:r>
             <w:r>
               <w:rPr>
-                <w:highlight w:val="yellow"/>
                 <w:lang w:val="en-US"/>
               </w:rPr>
               <w:t>1</w:t>
@@ -7814,21 +7814,15 @@
         <w:tc>
           <w:tcPr>
             <w:tcW w:w="5061" w:type="dxa"/>
-            <w:shd w:val="clear" w:color="auto" w:fill="FFC000"/>
-          </w:tcPr>
-          <w:p>
-            <w:pPr>
-              <w:pStyle w:val="af0"/>
-              <w:jc w:val="left"/>
-              <w:rPr>
-                <w:highlight w:val="yellow"/>
-              </w:rPr>
-            </w:pPr>
-            <w:r>
-              <w:rPr>
-                <w:highlight w:val="yellow"/>
-              </w:rPr>
-              <w:t>МТЗ 2 ст на сигн</w:t>
+            <w:shd w:val="clear" w:color="auto" w:fill="auto"/>
+          </w:tcPr>
+          <w:p>
+            <w:pPr>
+              <w:pStyle w:val="af0"/>
+              <w:jc w:val="left"/>
+            </w:pPr>
+            <w:r>
+              <w:t>Вывод терминала</w:t>
             </w:r>
           </w:p>
         </w:tc>
@@ -7841,27 +7835,17 @@
           <w:p>
             <w:pPr>
               <w:pStyle w:val="af0"/>
-              <w:rPr>
-                <w:highlight w:val="yellow"/>
-              </w:rPr>
-            </w:pPr>
-            <w:r>
-              <w:rPr>
-                <w:highlight w:val="yellow"/>
-              </w:rPr>
+            </w:pPr>
+            <w:r>
               <w:t>М3.</w:t>
             </w:r>
             <w:r>
               <w:rPr>
-                <w:highlight w:val="yellow"/>
                 <w:lang w:val="en-US"/>
               </w:rPr>
               <w:t>XB:</w:t>
             </w:r>
             <w:r>
-              <w:rPr>
-                <w:highlight w:val="yellow"/>
-              </w:rPr>
               <w:t>2</w:t>
             </w:r>
           </w:p>
@@ -7874,19 +7858,14 @@
             <w:pPr>
               <w:pStyle w:val="af0"/>
               <w:rPr>
-                <w:highlight w:val="yellow"/>
-                <w:lang w:val="en-US"/>
-              </w:rPr>
-            </w:pPr>
-            <w:r>
-              <w:rPr>
-                <w:highlight w:val="yellow"/>
-              </w:rPr>
+                <w:lang w:val="en-US"/>
+              </w:rPr>
+            </w:pPr>
+            <w:r>
               <w:t>М3.</w:t>
             </w:r>
             <w:r>
               <w:rPr>
-                <w:highlight w:val="yellow"/>
                 <w:lang w:val="en-US"/>
               </w:rPr>
               <w:t>2</w:t>
@@ -7901,15 +7880,12 @@
             <w:pPr>
               <w:pStyle w:val="af0"/>
               <w:jc w:val="left"/>
-              <w:rPr>
-                <w:highlight w:val="yellow"/>
-              </w:rPr>
-            </w:pPr>
-            <w:r>
-              <w:rPr>
-                <w:highlight w:val="yellow"/>
-              </w:rPr>
-              <w:t>СВ НН1 включен</w:t>
+            </w:pPr>
+            <w:r>
+              <w:t xml:space="preserve">ОВ </w:t>
+            </w:r>
+            <w:r>
+              <w:t>ЗОП</w:t>
             </w:r>
           </w:p>
         </w:tc>
@@ -7922,27 +7898,17 @@
           <w:p>
             <w:pPr>
               <w:pStyle w:val="af0"/>
-              <w:rPr>
-                <w:highlight w:val="yellow"/>
-              </w:rPr>
-            </w:pPr>
-            <w:r>
-              <w:rPr>
-                <w:highlight w:val="yellow"/>
-              </w:rPr>
+            </w:pPr>
+            <w:r>
               <w:t>М3.</w:t>
             </w:r>
             <w:r>
               <w:rPr>
-                <w:highlight w:val="yellow"/>
                 <w:lang w:val="en-US"/>
               </w:rPr>
               <w:t>XB:</w:t>
             </w:r>
             <w:r>
-              <w:rPr>
-                <w:highlight w:val="yellow"/>
-              </w:rPr>
               <w:t>3</w:t>
             </w:r>
           </w:p>
@@ -7955,19 +7921,14 @@
             <w:pPr>
               <w:pStyle w:val="af0"/>
               <w:rPr>
-                <w:highlight w:val="yellow"/>
-                <w:lang w:val="en-US"/>
-              </w:rPr>
-            </w:pPr>
-            <w:r>
-              <w:rPr>
-                <w:highlight w:val="yellow"/>
-              </w:rPr>
+                <w:lang w:val="en-US"/>
+              </w:rPr>
+            </w:pPr>
+            <w:r>
               <w:t>М3.</w:t>
             </w:r>
             <w:r>
               <w:rPr>
-                <w:highlight w:val="yellow"/>
                 <w:lang w:val="en-US"/>
               </w:rPr>
               <w:t>3</w:t>
@@ -7982,15 +7943,9 @@
             <w:pPr>
               <w:pStyle w:val="af0"/>
               <w:jc w:val="left"/>
-              <w:rPr>
-                <w:highlight w:val="yellow"/>
-              </w:rPr>
-            </w:pPr>
-            <w:r>
-              <w:rPr>
-                <w:highlight w:val="yellow"/>
-              </w:rPr>
-              <w:t>СВ НН2 включен</w:t>
+            </w:pPr>
+            <w:r>
+              <w:t>ЗОП на сигн</w:t>
             </w:r>
           </w:p>
         </w:tc>
@@ -8003,27 +7958,17 @@
           <w:p>
             <w:pPr>
               <w:pStyle w:val="af0"/>
-              <w:rPr>
-                <w:highlight w:val="yellow"/>
-              </w:rPr>
-            </w:pPr>
-            <w:r>
-              <w:rPr>
-                <w:highlight w:val="yellow"/>
-              </w:rPr>
+            </w:pPr>
+            <w:r>
               <w:t>М3</w:t>
             </w:r>
             <w:r>
               <w:rPr>
-                <w:highlight w:val="yellow"/>
                 <w:lang w:val="en-US"/>
               </w:rPr>
               <w:t>.XB:</w:t>
             </w:r>
             <w:r>
-              <w:rPr>
-                <w:highlight w:val="yellow"/>
-              </w:rPr>
               <w:t>4</w:t>
             </w:r>
           </w:p>
@@ -8036,19 +7981,14 @@
             <w:pPr>
               <w:pStyle w:val="af0"/>
               <w:rPr>
-                <w:highlight w:val="yellow"/>
-                <w:lang w:val="en-US"/>
-              </w:rPr>
-            </w:pPr>
-            <w:r>
-              <w:rPr>
-                <w:highlight w:val="yellow"/>
-              </w:rPr>
+                <w:lang w:val="en-US"/>
+              </w:rPr>
+            </w:pPr>
+            <w:r>
               <w:t>М3</w:t>
             </w:r>
             <w:r>
               <w:rPr>
-                <w:highlight w:val="yellow"/>
                 <w:lang w:val="en-US"/>
               </w:rPr>
               <w:t>.4</w:t>
@@ -8063,15 +8003,9 @@
             <w:pPr>
               <w:pStyle w:val="af0"/>
               <w:jc w:val="left"/>
-              <w:rPr>
-                <w:highlight w:val="yellow"/>
-              </w:rPr>
-            </w:pPr>
-            <w:r>
-              <w:rPr>
-                <w:highlight w:val="yellow"/>
-              </w:rPr>
-              <w:t>В НН1 включен</w:t>
+            </w:pPr>
+            <w:r>
+              <w:t>Резерв</w:t>
             </w:r>
           </w:p>
         </w:tc>
@@ -8084,27 +8018,17 @@
           <w:p>
             <w:pPr>
               <w:pStyle w:val="af0"/>
-              <w:rPr>
-                <w:highlight w:val="yellow"/>
-              </w:rPr>
-            </w:pPr>
-            <w:r>
-              <w:rPr>
-                <w:highlight w:val="yellow"/>
-              </w:rPr>
+            </w:pPr>
+            <w:r>
               <w:t>М3</w:t>
             </w:r>
             <w:r>
               <w:rPr>
-                <w:highlight w:val="yellow"/>
                 <w:lang w:val="en-US"/>
               </w:rPr>
               <w:t>.XB:</w:t>
             </w:r>
             <w:r>
-              <w:rPr>
-                <w:highlight w:val="yellow"/>
-              </w:rPr>
               <w:t>5</w:t>
             </w:r>
           </w:p>
@@ -8117,19 +8041,14 @@
             <w:pPr>
               <w:pStyle w:val="af0"/>
               <w:rPr>
-                <w:highlight w:val="yellow"/>
-                <w:lang w:val="en-US"/>
-              </w:rPr>
-            </w:pPr>
-            <w:r>
-              <w:rPr>
-                <w:highlight w:val="yellow"/>
-              </w:rPr>
+                <w:lang w:val="en-US"/>
+              </w:rPr>
+            </w:pPr>
+            <w:r>
               <w:t>М3</w:t>
             </w:r>
             <w:r>
               <w:rPr>
-                <w:highlight w:val="yellow"/>
                 <w:lang w:val="en-US"/>
               </w:rPr>
               <w:t>.5</w:t>
@@ -8144,15 +8063,9 @@
             <w:pPr>
               <w:pStyle w:val="af0"/>
               <w:jc w:val="left"/>
-              <w:rPr>
-                <w:highlight w:val="yellow"/>
-              </w:rPr>
-            </w:pPr>
-            <w:r>
-              <w:rPr>
-                <w:highlight w:val="yellow"/>
-              </w:rPr>
-              <w:t>В НН2 включен</w:t>
+            </w:pPr>
+            <w:r>
+              <w:t>Резерв</w:t>
             </w:r>
           </w:p>
         </w:tc>
@@ -8166,19 +8079,14 @@
             <w:pPr>
               <w:pStyle w:val="af0"/>
               <w:rPr>
-                <w:highlight w:val="yellow"/>
-                <w:lang w:val="en-US"/>
-              </w:rPr>
-            </w:pPr>
-            <w:r>
-              <w:rPr>
-                <w:highlight w:val="yellow"/>
-              </w:rPr>
+                <w:lang w:val="en-US"/>
+              </w:rPr>
+            </w:pPr>
+            <w:r>
               <w:t>М</w:t>
             </w:r>
             <w:r>
               <w:rPr>
-                <w:highlight w:val="yellow"/>
                 <w:lang w:val="en-US"/>
               </w:rPr>
               <w:t>3.XB:6</w:t>
@@ -8193,19 +8101,14 @@
             <w:pPr>
               <w:pStyle w:val="af0"/>
               <w:rPr>
-                <w:highlight w:val="yellow"/>
-                <w:lang w:val="en-US"/>
-              </w:rPr>
-            </w:pPr>
-            <w:r>
-              <w:rPr>
-                <w:highlight w:val="yellow"/>
-              </w:rPr>
+                <w:lang w:val="en-US"/>
+              </w:rPr>
+            </w:pPr>
+            <w:r>
               <w:t>М</w:t>
             </w:r>
             <w:r>
               <w:rPr>
-                <w:highlight w:val="yellow"/>
                 <w:lang w:val="en-US"/>
               </w:rPr>
               <w:t>3.6</w:t>
@@ -8220,15 +8123,9 @@
             <w:pPr>
               <w:pStyle w:val="af0"/>
               <w:jc w:val="left"/>
-              <w:rPr>
-                <w:highlight w:val="yellow"/>
-              </w:rPr>
-            </w:pPr>
-            <w:r>
-              <w:rPr>
-                <w:highlight w:val="yellow"/>
-              </w:rPr>
-              <w:t>Срабатывание внешнего БНН1</w:t>
+            </w:pPr>
+            <w:r>
+              <w:t>Резерв</w:t>
             </w:r>
           </w:p>
         </w:tc>
@@ -8242,19 +8139,14 @@
             <w:pPr>
               <w:pStyle w:val="af0"/>
               <w:rPr>
-                <w:highlight w:val="yellow"/>
-                <w:lang w:val="en-US"/>
-              </w:rPr>
-            </w:pPr>
-            <w:r>
-              <w:rPr>
-                <w:highlight w:val="yellow"/>
-              </w:rPr>
+                <w:lang w:val="en-US"/>
+              </w:rPr>
+            </w:pPr>
+            <w:r>
               <w:t>М</w:t>
             </w:r>
             <w:r>
               <w:rPr>
-                <w:highlight w:val="yellow"/>
                 <w:lang w:val="en-US"/>
               </w:rPr>
               <w:t>3.XB:7</w:t>
@@ -8269,19 +8161,14 @@
             <w:pPr>
               <w:pStyle w:val="af0"/>
               <w:rPr>
-                <w:highlight w:val="yellow"/>
-                <w:lang w:val="en-US"/>
-              </w:rPr>
-            </w:pPr>
-            <w:r>
-              <w:rPr>
-                <w:highlight w:val="yellow"/>
-              </w:rPr>
+                <w:lang w:val="en-US"/>
+              </w:rPr>
+            </w:pPr>
+            <w:r>
               <w:t>М</w:t>
             </w:r>
             <w:r>
               <w:rPr>
-                <w:highlight w:val="yellow"/>
                 <w:lang w:val="en-US"/>
               </w:rPr>
               <w:t>3.7</w:t>
@@ -8296,16 +8183,9 @@
             <w:pPr>
               <w:pStyle w:val="af0"/>
               <w:jc w:val="left"/>
-              <w:rPr>
-                <w:highlight w:val="yellow"/>
-                <w:lang w:val="en-US"/>
-              </w:rPr>
-            </w:pPr>
-            <w:r>
-              <w:rPr>
-                <w:highlight w:val="yellow"/>
-              </w:rPr>
-              <w:t>Срабатывание внешнего БНН2</w:t>
+            </w:pPr>
+            <w:r>
+              <w:t>Резерв</w:t>
             </w:r>
           </w:p>
         </w:tc>
@@ -8319,19 +8199,14 @@
             <w:pPr>
               <w:pStyle w:val="af0"/>
               <w:rPr>
-                <w:highlight w:val="yellow"/>
-                <w:lang w:val="en-US"/>
-              </w:rPr>
-            </w:pPr>
-            <w:r>
-              <w:rPr>
-                <w:highlight w:val="yellow"/>
-              </w:rPr>
+                <w:lang w:val="en-US"/>
+              </w:rPr>
+            </w:pPr>
+            <w:r>
               <w:t>М</w:t>
             </w:r>
             <w:r>
               <w:rPr>
-                <w:highlight w:val="yellow"/>
                 <w:lang w:val="en-US"/>
               </w:rPr>
               <w:t>3.XB:9</w:t>
@@ -8346,19 +8221,14 @@
             <w:pPr>
               <w:pStyle w:val="af0"/>
               <w:rPr>
-                <w:highlight w:val="yellow"/>
-                <w:lang w:val="en-US"/>
-              </w:rPr>
-            </w:pPr>
-            <w:r>
-              <w:rPr>
-                <w:highlight w:val="yellow"/>
-              </w:rPr>
+                <w:lang w:val="en-US"/>
+              </w:rPr>
+            </w:pPr>
+            <w:r>
               <w:t>М</w:t>
             </w:r>
             <w:r>
               <w:rPr>
-                <w:highlight w:val="yellow"/>
                 <w:lang w:val="en-US"/>
               </w:rPr>
               <w:t>3.8</w:t>
@@ -8373,14 +8243,8 @@
             <w:pPr>
               <w:pStyle w:val="af0"/>
               <w:jc w:val="left"/>
-              <w:rPr>
-                <w:highlight w:val="yellow"/>
-              </w:rPr>
-            </w:pPr>
-            <w:r>
-              <w:rPr>
-                <w:highlight w:val="yellow"/>
-              </w:rPr>
+            </w:pPr>
+            <w:r>
               <w:t>Резерв</w:t>
             </w:r>
           </w:p>
@@ -8395,19 +8259,14 @@
             <w:pPr>
               <w:pStyle w:val="af0"/>
               <w:rPr>
-                <w:highlight w:val="yellow"/>
-                <w:lang w:val="en-US"/>
-              </w:rPr>
-            </w:pPr>
-            <w:r>
-              <w:rPr>
-                <w:highlight w:val="yellow"/>
-              </w:rPr>
+                <w:lang w:val="en-US"/>
+              </w:rPr>
+            </w:pPr>
+            <w:r>
               <w:t>М</w:t>
             </w:r>
             <w:r>
               <w:rPr>
-                <w:highlight w:val="yellow"/>
                 <w:lang w:val="en-US"/>
               </w:rPr>
               <w:t>3.XB:10</w:t>
@@ -8422,19 +8281,14 @@
             <w:pPr>
               <w:pStyle w:val="af0"/>
               <w:rPr>
-                <w:highlight w:val="yellow"/>
-                <w:lang w:val="en-US"/>
-              </w:rPr>
-            </w:pPr>
-            <w:r>
-              <w:rPr>
-                <w:highlight w:val="yellow"/>
-              </w:rPr>
+                <w:lang w:val="en-US"/>
+              </w:rPr>
+            </w:pPr>
+            <w:r>
               <w:t>М</w:t>
             </w:r>
             <w:r>
               <w:rPr>
-                <w:highlight w:val="yellow"/>
                 <w:lang w:val="en-US"/>
               </w:rPr>
               <w:t>3.9</w:t>
@@ -8449,14 +8303,8 @@
             <w:pPr>
               <w:pStyle w:val="af0"/>
               <w:jc w:val="left"/>
-              <w:rPr>
-                <w:highlight w:val="yellow"/>
-              </w:rPr>
-            </w:pPr>
-            <w:r>
-              <w:rPr>
-                <w:highlight w:val="yellow"/>
-              </w:rPr>
+            </w:pPr>
+            <w:r>
               <w:t>Резерв</w:t>
             </w:r>
           </w:p>
@@ -8470,27 +8318,17 @@
           <w:p>
             <w:pPr>
               <w:pStyle w:val="af0"/>
-              <w:rPr>
-                <w:highlight w:val="yellow"/>
-              </w:rPr>
-            </w:pPr>
-            <w:r>
-              <w:rPr>
-                <w:highlight w:val="yellow"/>
-              </w:rPr>
+            </w:pPr>
+            <w:r>
               <w:t>М</w:t>
             </w:r>
             <w:r>
               <w:rPr>
-                <w:highlight w:val="yellow"/>
                 <w:lang w:val="en-US"/>
               </w:rPr>
               <w:t>3.XB:</w:t>
             </w:r>
             <w:r>
-              <w:rPr>
-                <w:highlight w:val="yellow"/>
-              </w:rPr>
               <w:t>11</w:t>
             </w:r>
           </w:p>
@@ -8502,14 +8340,8 @@
           <w:p>
             <w:pPr>
               <w:pStyle w:val="af0"/>
-              <w:rPr>
-                <w:highlight w:val="yellow"/>
-              </w:rPr>
-            </w:pPr>
-            <w:r>
-              <w:rPr>
-                <w:highlight w:val="yellow"/>
-              </w:rPr>
+            </w:pPr>
+            <w:r>
               <w:t>М3.10</w:t>
             </w:r>
           </w:p>
@@ -8522,14 +8354,8 @@
             <w:pPr>
               <w:pStyle w:val="af0"/>
               <w:jc w:val="left"/>
-              <w:rPr>
-                <w:highlight w:val="yellow"/>
-              </w:rPr>
-            </w:pPr>
-            <w:r>
-              <w:rPr>
-                <w:highlight w:val="yellow"/>
-              </w:rPr>
+            </w:pPr>
+            <w:r>
               <w:t>Резерв</w:t>
             </w:r>
           </w:p>
@@ -8543,27 +8369,17 @@
           <w:p>
             <w:pPr>
               <w:pStyle w:val="af0"/>
-              <w:rPr>
-                <w:highlight w:val="yellow"/>
-              </w:rPr>
-            </w:pPr>
-            <w:r>
-              <w:rPr>
-                <w:highlight w:val="yellow"/>
-              </w:rPr>
+            </w:pPr>
+            <w:r>
               <w:t>М3.</w:t>
             </w:r>
             <w:r>
               <w:rPr>
-                <w:highlight w:val="yellow"/>
                 <w:lang w:val="en-US"/>
               </w:rPr>
               <w:t>XB:</w:t>
             </w:r>
             <w:r>
-              <w:rPr>
-                <w:highlight w:val="yellow"/>
-              </w:rPr>
               <w:t>12</w:t>
             </w:r>
           </w:p>
@@ -8575,14 +8391,8 @@
           <w:p>
             <w:pPr>
               <w:pStyle w:val="af0"/>
-              <w:rPr>
-                <w:highlight w:val="yellow"/>
-              </w:rPr>
-            </w:pPr>
-            <w:r>
-              <w:rPr>
-                <w:highlight w:val="yellow"/>
-              </w:rPr>
+            </w:pPr>
+            <w:r>
               <w:t>М3.11</w:t>
             </w:r>
           </w:p>
@@ -8595,14 +8405,8 @@
             <w:pPr>
               <w:pStyle w:val="af0"/>
               <w:jc w:val="left"/>
-              <w:rPr>
-                <w:highlight w:val="yellow"/>
-              </w:rPr>
-            </w:pPr>
-            <w:r>
-              <w:rPr>
-                <w:highlight w:val="yellow"/>
-              </w:rPr>
+            </w:pPr>
+            <w:r>
               <w:t>Резерв</w:t>
             </w:r>
           </w:p>
@@ -8616,27 +8420,17 @@
           <w:p>
             <w:pPr>
               <w:pStyle w:val="af0"/>
-              <w:rPr>
-                <w:highlight w:val="yellow"/>
-              </w:rPr>
-            </w:pPr>
-            <w:r>
-              <w:rPr>
-                <w:highlight w:val="yellow"/>
-              </w:rPr>
+            </w:pPr>
+            <w:r>
               <w:t>М3.</w:t>
             </w:r>
             <w:r>
               <w:rPr>
-                <w:highlight w:val="yellow"/>
                 <w:lang w:val="en-US"/>
               </w:rPr>
               <w:t>XB:</w:t>
             </w:r>
             <w:r>
-              <w:rPr>
-                <w:highlight w:val="yellow"/>
-              </w:rPr>
               <w:t>13</w:t>
             </w:r>
           </w:p>
@@ -8648,14 +8442,8 @@
           <w:p>
             <w:pPr>
               <w:pStyle w:val="af0"/>
-              <w:rPr>
-                <w:highlight w:val="yellow"/>
-              </w:rPr>
-            </w:pPr>
-            <w:r>
-              <w:rPr>
-                <w:highlight w:val="yellow"/>
-              </w:rPr>
+            </w:pPr>
+            <w:r>
               <w:t>М3.12</w:t>
             </w:r>
           </w:p>
@@ -8668,14 +8456,8 @@
             <w:pPr>
               <w:pStyle w:val="af0"/>
               <w:jc w:val="left"/>
-              <w:rPr>
-                <w:highlight w:val="yellow"/>
-              </w:rPr>
-            </w:pPr>
-            <w:r>
-              <w:rPr>
-                <w:highlight w:val="yellow"/>
-              </w:rPr>
+            </w:pPr>
+            <w:r>
               <w:t>Резерв</w:t>
             </w:r>
           </w:p>
@@ -8689,27 +8471,17 @@
           <w:p>
             <w:pPr>
               <w:pStyle w:val="af0"/>
-              <w:rPr>
-                <w:highlight w:val="yellow"/>
-              </w:rPr>
-            </w:pPr>
-            <w:r>
-              <w:rPr>
-                <w:highlight w:val="yellow"/>
-              </w:rPr>
+            </w:pPr>
+            <w:r>
               <w:t>М3.</w:t>
             </w:r>
             <w:r>
               <w:rPr>
-                <w:highlight w:val="yellow"/>
                 <w:lang w:val="en-US"/>
               </w:rPr>
               <w:t>XB</w:t>
             </w:r>
             <w:r>
-              <w:rPr>
-                <w:highlight w:val="yellow"/>
-              </w:rPr>
               <w:t>:14</w:t>
             </w:r>
           </w:p>
@@ -8721,14 +8493,8 @@
           <w:p>
             <w:pPr>
               <w:pStyle w:val="af0"/>
-              <w:rPr>
-                <w:highlight w:val="yellow"/>
-              </w:rPr>
-            </w:pPr>
-            <w:r>
-              <w:rPr>
-                <w:highlight w:val="yellow"/>
-              </w:rPr>
+            </w:pPr>
+            <w:r>
               <w:t>М3.13</w:t>
             </w:r>
           </w:p>
@@ -8741,14 +8507,8 @@
             <w:pPr>
               <w:pStyle w:val="af0"/>
               <w:jc w:val="left"/>
-              <w:rPr>
-                <w:highlight w:val="yellow"/>
-              </w:rPr>
-            </w:pPr>
-            <w:r>
-              <w:rPr>
-                <w:highlight w:val="yellow"/>
-              </w:rPr>
+            </w:pPr>
+            <w:r>
               <w:t>Резерв</w:t>
             </w:r>
           </w:p>
@@ -8762,27 +8522,17 @@
           <w:p>
             <w:pPr>
               <w:pStyle w:val="af0"/>
-              <w:rPr>
-                <w:highlight w:val="yellow"/>
-              </w:rPr>
-            </w:pPr>
-            <w:r>
-              <w:rPr>
-                <w:highlight w:val="yellow"/>
-              </w:rPr>
+            </w:pPr>
+            <w:r>
               <w:t>М3.</w:t>
             </w:r>
             <w:r>
               <w:rPr>
-                <w:highlight w:val="yellow"/>
                 <w:lang w:val="en-US"/>
               </w:rPr>
               <w:t>XB</w:t>
             </w:r>
             <w:r>
-              <w:rPr>
-                <w:highlight w:val="yellow"/>
-              </w:rPr>
               <w:t>:15</w:t>
             </w:r>
           </w:p>
@@ -8794,14 +8544,8 @@
           <w:p>
             <w:pPr>
               <w:pStyle w:val="af0"/>
-              <w:rPr>
-                <w:highlight w:val="yellow"/>
-              </w:rPr>
-            </w:pPr>
-            <w:r>
-              <w:rPr>
-                <w:highlight w:val="yellow"/>
-              </w:rPr>
+            </w:pPr>
+            <w:r>
               <w:t>М3.14</w:t>
             </w:r>
           </w:p>
@@ -8814,14 +8558,8 @@
             <w:pPr>
               <w:pStyle w:val="af0"/>
               <w:jc w:val="left"/>
-              <w:rPr>
-                <w:highlight w:val="yellow"/>
-              </w:rPr>
-            </w:pPr>
-            <w:r>
-              <w:rPr>
-                <w:highlight w:val="yellow"/>
-              </w:rPr>
+            </w:pPr>
+            <w:r>
               <w:t>Резерв</w:t>
             </w:r>
           </w:p>
@@ -8832,23 +8570,29 @@
       <w:pPr>
         <w:pStyle w:val="a"/>
         <w:rPr>
-          <w:highlight w:val="yellow"/>
+          <w:highlight w:val="cyan"/>
         </w:rPr>
       </w:pPr>
       <w:bookmarkStart w:id="15" w:name="_Ref192834799"/>
       <w:r>
         <w:rPr>
-          <w:highlight w:val="yellow"/>
+          <w:highlight w:val="cyan"/>
         </w:rPr>
         <w:t xml:space="preserve">Назначение дискретных входов </w:t>
       </w:r>
       <w:r>
         <w:rPr>
-          <w:highlight w:val="yellow"/>
+          <w:highlight w:val="cyan"/>
         </w:rPr>
-        <w:t>ЮНИТ-М300 для проверки МТЗ 3 ступени</w:t>
+        <w:t xml:space="preserve">ЮНИТ-М300 для проверки </w:t>
       </w:r>
       <w:bookmarkEnd w:id="15"/>
+      <w:r>
+        <w:rPr>
+          <w:highlight w:val="cyan"/>
+        </w:rPr>
+        <w:t>ЗП</w:t>
+      </w:r>
     </w:p>
     <w:tbl>
       <w:tblPr>
@@ -8874,14 +8618,12 @@
               <w:rPr>
                 <w:b w:val="0"/>
                 <w:sz w:val="22"/>
-                <w:highlight w:val="yellow"/>
               </w:rPr>
             </w:pPr>
             <w:r>
               <w:rPr>
                 <w:b w:val="0"/>
                 <w:sz w:val="22"/>
-                <w:highlight w:val="yellow"/>
               </w:rPr>
               <w:t>Клемма на устройстве ЮНИТ-М300</w:t>
             </w:r>
@@ -8896,14 +8638,12 @@
               <w:rPr>
                 <w:b w:val="0"/>
                 <w:sz w:val="22"/>
-                <w:highlight w:val="yellow"/>
               </w:rPr>
             </w:pPr>
             <w:r>
               <w:rPr>
                 <w:b w:val="0"/>
                 <w:sz w:val="22"/>
-                <w:highlight w:val="yellow"/>
               </w:rPr>
               <w:t xml:space="preserve">Номер ДВ </w:t>
             </w:r>
@@ -8918,14 +8658,12 @@
               <w:rPr>
                 <w:b w:val="0"/>
                 <w:sz w:val="22"/>
-                <w:highlight w:val="yellow"/>
               </w:rPr>
             </w:pPr>
             <w:r>
               <w:rPr>
                 <w:b w:val="0"/>
                 <w:sz w:val="22"/>
-                <w:highlight w:val="yellow"/>
               </w:rPr>
               <w:t>Наименование сигнала на ФСУ</w:t>
             </w:r>
@@ -8940,19 +8678,12 @@
           <w:p>
             <w:pPr>
               <w:pStyle w:val="af0"/>
-              <w:rPr>
-                <w:highlight w:val="yellow"/>
-              </w:rPr>
-            </w:pPr>
-            <w:r>
-              <w:rPr>
-                <w:highlight w:val="yellow"/>
-              </w:rPr>
+            </w:pPr>
+            <w:r>
               <w:t>М3.</w:t>
             </w:r>
             <w:r>
               <w:rPr>
-                <w:highlight w:val="yellow"/>
                 <w:lang w:val="en-US"/>
               </w:rPr>
               <w:t>XB:1</w:t>
@@ -8967,104 +8698,17 @@
             <w:pPr>
               <w:pStyle w:val="af0"/>
               <w:rPr>
-                <w:highlight w:val="yellow"/>
-                <w:lang w:val="en-US"/>
-              </w:rPr>
-            </w:pPr>
-            <w:r>
-              <w:rPr>
-                <w:highlight w:val="yellow"/>
-              </w:rPr>
+                <w:lang w:val="en-US"/>
+              </w:rPr>
+            </w:pPr>
+            <w:r>
               <w:t>М3.</w:t>
             </w:r>
             <w:r>
               <w:rPr>
-                <w:highlight w:val="yellow"/>
                 <w:lang w:val="en-US"/>
               </w:rPr>
               <w:t>1</w:t>
-            </w:r>
-          </w:p>
-        </w:tc>
-        <w:tc>
-          <w:tcPr>
-            <w:tcW w:w="5061" w:type="dxa"/>
-            <w:shd w:val="clear" w:color="auto" w:fill="FFC000"/>
-          </w:tcPr>
-          <w:p>
-            <w:pPr>
-              <w:pStyle w:val="af0"/>
-              <w:jc w:val="left"/>
-              <w:rPr>
-                <w:highlight w:val="yellow"/>
-              </w:rPr>
-            </w:pPr>
-            <w:r>
-              <w:rPr>
-                <w:highlight w:val="yellow"/>
-              </w:rPr>
-              <w:t>МТЗ 3 ст на сигн</w:t>
-            </w:r>
-          </w:p>
-        </w:tc>
-      </w:tr>
-      <w:tr>
-        <w:tc>
-          <w:tcPr>
-            <w:tcW w:w="2482" w:type="dxa"/>
-          </w:tcPr>
-          <w:p>
-            <w:pPr>
-              <w:pStyle w:val="af0"/>
-              <w:rPr>
-                <w:highlight w:val="yellow"/>
-              </w:rPr>
-            </w:pPr>
-            <w:r>
-              <w:rPr>
-                <w:highlight w:val="yellow"/>
-              </w:rPr>
-              <w:t>М3.</w:t>
-            </w:r>
-            <w:r>
-              <w:rPr>
-                <w:highlight w:val="yellow"/>
-                <w:lang w:val="en-US"/>
-              </w:rPr>
-              <w:t>XB:</w:t>
-            </w:r>
-            <w:r>
-              <w:rPr>
-                <w:highlight w:val="yellow"/>
-              </w:rPr>
-              <w:t>2</w:t>
-            </w:r>
-          </w:p>
-        </w:tc>
-        <w:tc>
-          <w:tcPr>
-            <w:tcW w:w="2062" w:type="dxa"/>
-          </w:tcPr>
-          <w:p>
-            <w:pPr>
-              <w:pStyle w:val="af0"/>
-              <w:rPr>
-                <w:highlight w:val="yellow"/>
-                <w:lang w:val="en-US"/>
-              </w:rPr>
-            </w:pPr>
-            <w:r>
-              <w:rPr>
-                <w:highlight w:val="yellow"/>
-              </w:rPr>
-              <w:t>М3.</w:t>
-            </w:r>
-            <w:r>
-              <w:rPr>
-                <w:highlight w:val="yellow"/>
-                <w:lang w:val="en-US"/>
-              </w:rPr>
-              <w:t>2</w:t>
             </w:r>
           </w:p>
         </w:tc>
@@ -9077,15 +8721,9 @@
             <w:pPr>
               <w:pStyle w:val="af0"/>
               <w:jc w:val="left"/>
-              <w:rPr>
-                <w:highlight w:val="yellow"/>
-              </w:rPr>
-            </w:pPr>
-            <w:r>
-              <w:rPr>
-                <w:highlight w:val="yellow"/>
-              </w:rPr>
-              <w:t>СВ НН1 включен</w:t>
+            </w:pPr>
+            <w:r>
+              <w:t>Вывод терминала</w:t>
             </w:r>
           </w:p>
         </w:tc>
@@ -9098,28 +8736,18 @@
           <w:p>
             <w:pPr>
               <w:pStyle w:val="af0"/>
-              <w:rPr>
-                <w:highlight w:val="yellow"/>
-              </w:rPr>
-            </w:pPr>
-            <w:r>
-              <w:rPr>
-                <w:highlight w:val="yellow"/>
-              </w:rPr>
+            </w:pPr>
+            <w:r>
               <w:t>М3.</w:t>
             </w:r>
             <w:r>
               <w:rPr>
-                <w:highlight w:val="yellow"/>
                 <w:lang w:val="en-US"/>
               </w:rPr>
               <w:t>XB:</w:t>
             </w:r>
             <w:r>
-              <w:rPr>
-                <w:highlight w:val="yellow"/>
-              </w:rPr>
-              <w:t>3</w:t>
+              <w:t>2</w:t>
             </w:r>
           </w:p>
         </w:tc>
@@ -9131,22 +8759,17 @@
             <w:pPr>
               <w:pStyle w:val="af0"/>
               <w:rPr>
-                <w:highlight w:val="yellow"/>
-                <w:lang w:val="en-US"/>
-              </w:rPr>
-            </w:pPr>
-            <w:r>
-              <w:rPr>
-                <w:highlight w:val="yellow"/>
-              </w:rPr>
+                <w:lang w:val="en-US"/>
+              </w:rPr>
+            </w:pPr>
+            <w:r>
               <w:t>М3.</w:t>
             </w:r>
             <w:r>
               <w:rPr>
-                <w:highlight w:val="yellow"/>
-                <w:lang w:val="en-US"/>
-              </w:rPr>
-              <w:t>3</w:t>
+                <w:lang w:val="en-US"/>
+              </w:rPr>
+              <w:t>2</w:t>
             </w:r>
           </w:p>
         </w:tc>
@@ -9159,15 +8782,12 @@
             <w:pPr>
               <w:pStyle w:val="af0"/>
               <w:jc w:val="left"/>
-              <w:rPr>
-                <w:highlight w:val="yellow"/>
-              </w:rPr>
-            </w:pPr>
-            <w:r>
-              <w:rPr>
-                <w:highlight w:val="yellow"/>
-              </w:rPr>
-              <w:t>СВ НН2 включен</w:t>
+            </w:pPr>
+            <w:r>
+              <w:t xml:space="preserve">ОВ </w:t>
+            </w:r>
+            <w:r>
+              <w:t>ЗП</w:t>
             </w:r>
           </w:p>
         </w:tc>
@@ -9180,28 +8800,18 @@
           <w:p>
             <w:pPr>
               <w:pStyle w:val="af0"/>
-              <w:rPr>
-                <w:highlight w:val="yellow"/>
-              </w:rPr>
-            </w:pPr>
-            <w:r>
-              <w:rPr>
-                <w:highlight w:val="yellow"/>
-              </w:rPr>
-              <w:t>М3</w:t>
-            </w:r>
-            <w:r>
-              <w:rPr>
-                <w:highlight w:val="yellow"/>
-                <w:lang w:val="en-US"/>
-              </w:rPr>
-              <w:t>.XB:</w:t>
-            </w:r>
-            <w:r>
-              <w:rPr>
-                <w:highlight w:val="yellow"/>
-              </w:rPr>
-              <w:t>4</w:t>
+            </w:pPr>
+            <w:r>
+              <w:t>М3.</w:t>
+            </w:r>
+            <w:r>
+              <w:rPr>
+                <w:lang w:val="en-US"/>
+              </w:rPr>
+              <w:t>XB:</w:t>
+            </w:r>
+            <w:r>
+              <w:t>3</w:t>
             </w:r>
           </w:p>
         </w:tc>
@@ -9213,22 +8823,17 @@
             <w:pPr>
               <w:pStyle w:val="af0"/>
               <w:rPr>
-                <w:highlight w:val="yellow"/>
-                <w:lang w:val="en-US"/>
-              </w:rPr>
-            </w:pPr>
-            <w:r>
-              <w:rPr>
-                <w:highlight w:val="yellow"/>
-              </w:rPr>
-              <w:t>М3</w:t>
-            </w:r>
-            <w:r>
-              <w:rPr>
-                <w:highlight w:val="yellow"/>
-                <w:lang w:val="en-US"/>
-              </w:rPr>
-              <w:t>.4</w:t>
+                <w:lang w:val="en-US"/>
+              </w:rPr>
+            </w:pPr>
+            <w:r>
+              <w:t>М3.</w:t>
+            </w:r>
+            <w:r>
+              <w:rPr>
+                <w:lang w:val="en-US"/>
+              </w:rPr>
+              <w:t>3</w:t>
             </w:r>
           </w:p>
         </w:tc>
@@ -9241,15 +8846,9 @@
             <w:pPr>
               <w:pStyle w:val="af0"/>
               <w:jc w:val="left"/>
-              <w:rPr>
-                <w:highlight w:val="yellow"/>
-              </w:rPr>
-            </w:pPr>
-            <w:r>
-              <w:rPr>
-                <w:highlight w:val="yellow"/>
-              </w:rPr>
-              <w:t>В НН1 включен</w:t>
+            </w:pPr>
+            <w:r>
+              <w:t>ЗП на откл</w:t>
             </w:r>
           </w:p>
         </w:tc>
@@ -9262,28 +8861,18 @@
           <w:p>
             <w:pPr>
               <w:pStyle w:val="af0"/>
-              <w:rPr>
-                <w:highlight w:val="yellow"/>
-              </w:rPr>
-            </w:pPr>
-            <w:r>
-              <w:rPr>
-                <w:highlight w:val="yellow"/>
-              </w:rPr>
+            </w:pPr>
+            <w:r>
               <w:t>М3</w:t>
             </w:r>
             <w:r>
               <w:rPr>
-                <w:highlight w:val="yellow"/>
                 <w:lang w:val="en-US"/>
               </w:rPr>
               <w:t>.XB:</w:t>
             </w:r>
             <w:r>
-              <w:rPr>
-                <w:highlight w:val="yellow"/>
-              </w:rPr>
-              <w:t>5</w:t>
+              <w:t>4</w:t>
             </w:r>
           </w:p>
         </w:tc>
@@ -9295,22 +8884,17 @@
             <w:pPr>
               <w:pStyle w:val="af0"/>
               <w:rPr>
-                <w:highlight w:val="yellow"/>
-                <w:lang w:val="en-US"/>
-              </w:rPr>
-            </w:pPr>
-            <w:r>
-              <w:rPr>
-                <w:highlight w:val="yellow"/>
-              </w:rPr>
+                <w:lang w:val="en-US"/>
+              </w:rPr>
+            </w:pPr>
+            <w:r>
               <w:t>М3</w:t>
             </w:r>
             <w:r>
               <w:rPr>
-                <w:highlight w:val="yellow"/>
-                <w:lang w:val="en-US"/>
-              </w:rPr>
-              <w:t>.5</w:t>
+                <w:lang w:val="en-US"/>
+              </w:rPr>
+              <w:t>.4</w:t>
             </w:r>
           </w:p>
         </w:tc>
@@ -9323,15 +8907,9 @@
             <w:pPr>
               <w:pStyle w:val="af0"/>
               <w:jc w:val="left"/>
-              <w:rPr>
-                <w:highlight w:val="yellow"/>
-              </w:rPr>
-            </w:pPr>
-            <w:r>
-              <w:rPr>
-                <w:highlight w:val="yellow"/>
-              </w:rPr>
-              <w:t>В НН2 включен</w:t>
+            </w:pPr>
+            <w:r>
+              <w:t>Резерв</w:t>
             </w:r>
           </w:p>
         </w:tc>
@@ -9344,20 +8922,76 @@
           <w:p>
             <w:pPr>
               <w:pStyle w:val="af0"/>
-              <w:rPr>
-                <w:highlight w:val="yellow"/>
-                <w:lang w:val="en-US"/>
-              </w:rPr>
-            </w:pPr>
-            <w:r>
-              <w:rPr>
-                <w:highlight w:val="yellow"/>
-              </w:rPr>
+            </w:pPr>
+            <w:r>
+              <w:t>М3</w:t>
+            </w:r>
+            <w:r>
+              <w:rPr>
+                <w:lang w:val="en-US"/>
+              </w:rPr>
+              <w:t>.XB:</w:t>
+            </w:r>
+            <w:r>
+              <w:t>5</w:t>
+            </w:r>
+          </w:p>
+        </w:tc>
+        <w:tc>
+          <w:tcPr>
+            <w:tcW w:w="2062" w:type="dxa"/>
+          </w:tcPr>
+          <w:p>
+            <w:pPr>
+              <w:pStyle w:val="af0"/>
+              <w:rPr>
+                <w:lang w:val="en-US"/>
+              </w:rPr>
+            </w:pPr>
+            <w:r>
+              <w:t>М3</w:t>
+            </w:r>
+            <w:r>
+              <w:rPr>
+                <w:lang w:val="en-US"/>
+              </w:rPr>
+              <w:t>.5</w:t>
+            </w:r>
+          </w:p>
+        </w:tc>
+        <w:tc>
+          <w:tcPr>
+            <w:tcW w:w="5061" w:type="dxa"/>
+            <w:shd w:val="clear" w:color="auto" w:fill="auto"/>
+          </w:tcPr>
+          <w:p>
+            <w:pPr>
+              <w:pStyle w:val="af0"/>
+              <w:jc w:val="left"/>
+            </w:pPr>
+            <w:r>
+              <w:t>Резерв</w:t>
+            </w:r>
+          </w:p>
+        </w:tc>
+      </w:tr>
+      <w:tr>
+        <w:tc>
+          <w:tcPr>
+            <w:tcW w:w="2482" w:type="dxa"/>
+          </w:tcPr>
+          <w:p>
+            <w:pPr>
+              <w:pStyle w:val="af0"/>
+              <w:rPr>
+                <w:lang w:val="en-US"/>
+              </w:rPr>
+            </w:pPr>
+            <w:r>
               <w:t>М</w:t>
             </w:r>
             <w:r>
               <w:rPr>
-                <w:highlight w:val="yellow"/>
                 <w:lang w:val="en-US"/>
               </w:rPr>
               <w:t>3.XB:6</w:t>
@@ -9372,19 +9006,14 @@
             <w:pPr>
               <w:pStyle w:val="af0"/>
               <w:rPr>
-                <w:highlight w:val="yellow"/>
-                <w:lang w:val="en-US"/>
-              </w:rPr>
-            </w:pPr>
-            <w:r>
-              <w:rPr>
-                <w:highlight w:val="yellow"/>
-              </w:rPr>
+                <w:lang w:val="en-US"/>
+              </w:rPr>
+            </w:pPr>
+            <w:r>
               <w:t>М</w:t>
             </w:r>
             <w:r>
               <w:rPr>
-                <w:highlight w:val="yellow"/>
                 <w:lang w:val="en-US"/>
               </w:rPr>
               <w:t>3.6</w:t>
@@ -9399,15 +9028,9 @@
             <w:pPr>
               <w:pStyle w:val="af0"/>
               <w:jc w:val="left"/>
-              <w:rPr>
-                <w:highlight w:val="yellow"/>
-              </w:rPr>
-            </w:pPr>
-            <w:r>
-              <w:rPr>
-                <w:highlight w:val="yellow"/>
-              </w:rPr>
-              <w:t>Срабатывание внешнего БНН1</w:t>
+            </w:pPr>
+            <w:r>
+              <w:t>Резерв</w:t>
             </w:r>
           </w:p>
         </w:tc>
@@ -9421,19 +9044,14 @@
             <w:pPr>
               <w:pStyle w:val="af0"/>
               <w:rPr>
-                <w:highlight w:val="yellow"/>
-                <w:lang w:val="en-US"/>
-              </w:rPr>
-            </w:pPr>
-            <w:r>
-              <w:rPr>
-                <w:highlight w:val="yellow"/>
-              </w:rPr>
+                <w:lang w:val="en-US"/>
+              </w:rPr>
+            </w:pPr>
+            <w:r>
               <w:t>М</w:t>
             </w:r>
             <w:r>
               <w:rPr>
-                <w:highlight w:val="yellow"/>
                 <w:lang w:val="en-US"/>
               </w:rPr>
               <w:t>3.XB:7</w:t>
@@ -9448,19 +9066,14 @@
             <w:pPr>
               <w:pStyle w:val="af0"/>
               <w:rPr>
-                <w:highlight w:val="yellow"/>
-                <w:lang w:val="en-US"/>
-              </w:rPr>
-            </w:pPr>
-            <w:r>
-              <w:rPr>
-                <w:highlight w:val="yellow"/>
-              </w:rPr>
+                <w:lang w:val="en-US"/>
+              </w:rPr>
+            </w:pPr>
+            <w:r>
               <w:t>М</w:t>
             </w:r>
             <w:r>
               <w:rPr>
-                <w:highlight w:val="yellow"/>
                 <w:lang w:val="en-US"/>
               </w:rPr>
               <w:t>3.7</w:t>
@@ -9475,16 +9088,9 @@
             <w:pPr>
               <w:pStyle w:val="af0"/>
               <w:jc w:val="left"/>
-              <w:rPr>
-                <w:highlight w:val="yellow"/>
-                <w:lang w:val="en-US"/>
-              </w:rPr>
-            </w:pPr>
-            <w:r>
-              <w:rPr>
-                <w:highlight w:val="yellow"/>
-              </w:rPr>
-              <w:t>Срабатывание внешнего БНН2</w:t>
+            </w:pPr>
+            <w:r>
+              <w:t>Резерв</w:t>
             </w:r>
           </w:p>
         </w:tc>
@@ -9498,19 +9104,14 @@
             <w:pPr>
               <w:pStyle w:val="af0"/>
               <w:rPr>
-                <w:highlight w:val="yellow"/>
-                <w:lang w:val="en-US"/>
-              </w:rPr>
-            </w:pPr>
-            <w:r>
-              <w:rPr>
-                <w:highlight w:val="yellow"/>
-              </w:rPr>
+                <w:lang w:val="en-US"/>
+              </w:rPr>
+            </w:pPr>
+            <w:r>
               <w:t>М</w:t>
             </w:r>
             <w:r>
               <w:rPr>
-                <w:highlight w:val="yellow"/>
                 <w:lang w:val="en-US"/>
               </w:rPr>
               <w:t>3.XB:9</w:t>
@@ -9525,19 +9126,14 @@
             <w:pPr>
               <w:pStyle w:val="af0"/>
               <w:rPr>
-                <w:highlight w:val="yellow"/>
-                <w:lang w:val="en-US"/>
-              </w:rPr>
-            </w:pPr>
-            <w:r>
-              <w:rPr>
-                <w:highlight w:val="yellow"/>
-              </w:rPr>
+                <w:lang w:val="en-US"/>
+              </w:rPr>
+            </w:pPr>
+            <w:r>
               <w:t>М</w:t>
             </w:r>
             <w:r>
               <w:rPr>
-                <w:highlight w:val="yellow"/>
                 <w:lang w:val="en-US"/>
               </w:rPr>
               <w:t>3.8</w:t>
@@ -9552,14 +9148,8 @@
             <w:pPr>
               <w:pStyle w:val="af0"/>
               <w:jc w:val="left"/>
-              <w:rPr>
-                <w:highlight w:val="yellow"/>
-              </w:rPr>
-            </w:pPr>
-            <w:r>
-              <w:rPr>
-                <w:highlight w:val="yellow"/>
-              </w:rPr>
+            </w:pPr>
+            <w:r>
               <w:t>Резерв</w:t>
             </w:r>
           </w:p>
@@ -9574,19 +9164,14 @@
             <w:pPr>
               <w:pStyle w:val="af0"/>
               <w:rPr>
-                <w:highlight w:val="yellow"/>
-                <w:lang w:val="en-US"/>
-              </w:rPr>
-            </w:pPr>
-            <w:r>
-              <w:rPr>
-                <w:highlight w:val="yellow"/>
-              </w:rPr>
+                <w:lang w:val="en-US"/>
+              </w:rPr>
+            </w:pPr>
+            <w:r>
               <w:t>М</w:t>
             </w:r>
             <w:r>
               <w:rPr>
-                <w:highlight w:val="yellow"/>
                 <w:lang w:val="en-US"/>
               </w:rPr>
               <w:t>3.XB:10</w:t>
@@ -9601,19 +9186,14 @@
             <w:pPr>
               <w:pStyle w:val="af0"/>
               <w:rPr>
-                <w:highlight w:val="yellow"/>
-                <w:lang w:val="en-US"/>
-              </w:rPr>
-            </w:pPr>
-            <w:r>
-              <w:rPr>
-                <w:highlight w:val="yellow"/>
-              </w:rPr>
+                <w:lang w:val="en-US"/>
+              </w:rPr>
+            </w:pPr>
+            <w:r>
               <w:t>М</w:t>
             </w:r>
             <w:r>
               <w:rPr>
-                <w:highlight w:val="yellow"/>
                 <w:lang w:val="en-US"/>
               </w:rPr>
               <w:t>3.9</w:t>
@@ -9628,14 +9208,8 @@
             <w:pPr>
               <w:pStyle w:val="af0"/>
               <w:jc w:val="left"/>
-              <w:rPr>
-                <w:highlight w:val="yellow"/>
-              </w:rPr>
-            </w:pPr>
-            <w:r>
-              <w:rPr>
-                <w:highlight w:val="yellow"/>
-              </w:rPr>
+            </w:pPr>
+            <w:r>
               <w:t>Резерв</w:t>
             </w:r>
           </w:p>
@@ -9649,27 +9223,17 @@
           <w:p>
             <w:pPr>
               <w:pStyle w:val="af0"/>
-              <w:rPr>
-                <w:highlight w:val="yellow"/>
-              </w:rPr>
-            </w:pPr>
-            <w:r>
-              <w:rPr>
-                <w:highlight w:val="yellow"/>
-              </w:rPr>
+            </w:pPr>
+            <w:r>
               <w:t>М</w:t>
             </w:r>
             <w:r>
               <w:rPr>
-                <w:highlight w:val="yellow"/>
                 <w:lang w:val="en-US"/>
               </w:rPr>
               <w:t>3.XB:</w:t>
             </w:r>
             <w:r>
-              <w:rPr>
-                <w:highlight w:val="yellow"/>
-              </w:rPr>
               <w:t>11</w:t>
             </w:r>
           </w:p>
@@ -9681,14 +9245,8 @@
           <w:p>
             <w:pPr>
               <w:pStyle w:val="af0"/>
-              <w:rPr>
-                <w:highlight w:val="yellow"/>
-              </w:rPr>
-            </w:pPr>
-            <w:r>
-              <w:rPr>
-                <w:highlight w:val="yellow"/>
-              </w:rPr>
+            </w:pPr>
+            <w:r>
               <w:t>М3.10</w:t>
             </w:r>
           </w:p>
@@ -9701,14 +9259,8 @@
             <w:pPr>
               <w:pStyle w:val="af0"/>
               <w:jc w:val="left"/>
-              <w:rPr>
-                <w:highlight w:val="yellow"/>
-              </w:rPr>
-            </w:pPr>
-            <w:r>
-              <w:rPr>
-                <w:highlight w:val="yellow"/>
-              </w:rPr>
+            </w:pPr>
+            <w:r>
               <w:t>Резерв</w:t>
             </w:r>
           </w:p>
@@ -9722,27 +9274,17 @@
           <w:p>
             <w:pPr>
               <w:pStyle w:val="af0"/>
-              <w:rPr>
-                <w:highlight w:val="yellow"/>
-              </w:rPr>
-            </w:pPr>
-            <w:r>
-              <w:rPr>
-                <w:highlight w:val="yellow"/>
-              </w:rPr>
+            </w:pPr>
+            <w:r>
               <w:t>М3.</w:t>
             </w:r>
             <w:r>
               <w:rPr>
-                <w:highlight w:val="yellow"/>
                 <w:lang w:val="en-US"/>
               </w:rPr>
               <w:t>XB:</w:t>
             </w:r>
             <w:r>
-              <w:rPr>
-                <w:highlight w:val="yellow"/>
-              </w:rPr>
               <w:t>12</w:t>
             </w:r>
           </w:p>
@@ -9754,14 +9296,8 @@
           <w:p>
             <w:pPr>
               <w:pStyle w:val="af0"/>
-              <w:rPr>
-                <w:highlight w:val="yellow"/>
-              </w:rPr>
-            </w:pPr>
-            <w:r>
-              <w:rPr>
-                <w:highlight w:val="yellow"/>
-              </w:rPr>
+            </w:pPr>
+            <w:r>
               <w:t>М3.11</w:t>
             </w:r>
           </w:p>
@@ -9774,14 +9310,8 @@
             <w:pPr>
               <w:pStyle w:val="af0"/>
               <w:jc w:val="left"/>
-              <w:rPr>
-                <w:highlight w:val="yellow"/>
-              </w:rPr>
-            </w:pPr>
-            <w:r>
-              <w:rPr>
-                <w:highlight w:val="yellow"/>
-              </w:rPr>
+            </w:pPr>
+            <w:r>
               <w:t>Резерв</w:t>
             </w:r>
           </w:p>
@@ -9795,27 +9325,17 @@
           <w:p>
             <w:pPr>
               <w:pStyle w:val="af0"/>
-              <w:rPr>
-                <w:highlight w:val="yellow"/>
-              </w:rPr>
-            </w:pPr>
-            <w:r>
-              <w:rPr>
-                <w:highlight w:val="yellow"/>
-              </w:rPr>
+            </w:pPr>
+            <w:r>
               <w:t>М3.</w:t>
             </w:r>
             <w:r>
               <w:rPr>
-                <w:highlight w:val="yellow"/>
                 <w:lang w:val="en-US"/>
               </w:rPr>
               <w:t>XB:</w:t>
             </w:r>
             <w:r>
-              <w:rPr>
-                <w:highlight w:val="yellow"/>
-              </w:rPr>
               <w:t>13</w:t>
             </w:r>
           </w:p>
@@ -9827,14 +9347,8 @@
           <w:p>
             <w:pPr>
               <w:pStyle w:val="af0"/>
-              <w:rPr>
-                <w:highlight w:val="yellow"/>
-              </w:rPr>
-            </w:pPr>
-            <w:r>
-              <w:rPr>
-                <w:highlight w:val="yellow"/>
-              </w:rPr>
+            </w:pPr>
+            <w:r>
               <w:t>М3.12</w:t>
             </w:r>
           </w:p>
@@ -9847,14 +9361,8 @@
             <w:pPr>
               <w:pStyle w:val="af0"/>
               <w:jc w:val="left"/>
-              <w:rPr>
-                <w:highlight w:val="yellow"/>
-              </w:rPr>
-            </w:pPr>
-            <w:r>
-              <w:rPr>
-                <w:highlight w:val="yellow"/>
-              </w:rPr>
+            </w:pPr>
+            <w:r>
               <w:t>Резерв</w:t>
             </w:r>
           </w:p>
@@ -9868,27 +9376,17 @@
           <w:p>
             <w:pPr>
               <w:pStyle w:val="af0"/>
-              <w:rPr>
-                <w:highlight w:val="yellow"/>
-              </w:rPr>
-            </w:pPr>
-            <w:r>
-              <w:rPr>
-                <w:highlight w:val="yellow"/>
-              </w:rPr>
+            </w:pPr>
+            <w:r>
               <w:t>М3.</w:t>
             </w:r>
             <w:r>
               <w:rPr>
-                <w:highlight w:val="yellow"/>
                 <w:lang w:val="en-US"/>
               </w:rPr>
               <w:t>XB</w:t>
             </w:r>
             <w:r>
-              <w:rPr>
-                <w:highlight w:val="yellow"/>
-              </w:rPr>
               <w:t>:14</w:t>
             </w:r>
           </w:p>
@@ -9900,14 +9398,8 @@
           <w:p>
             <w:pPr>
               <w:pStyle w:val="af0"/>
-              <w:rPr>
-                <w:highlight w:val="yellow"/>
-              </w:rPr>
-            </w:pPr>
-            <w:r>
-              <w:rPr>
-                <w:highlight w:val="yellow"/>
-              </w:rPr>
+            </w:pPr>
+            <w:r>
               <w:t>М3.13</w:t>
             </w:r>
           </w:p>
@@ -9920,14 +9412,8 @@
             <w:pPr>
               <w:pStyle w:val="af0"/>
               <w:jc w:val="left"/>
-              <w:rPr>
-                <w:highlight w:val="yellow"/>
-              </w:rPr>
-            </w:pPr>
-            <w:r>
-              <w:rPr>
-                <w:highlight w:val="yellow"/>
-              </w:rPr>
+            </w:pPr>
+            <w:r>
               <w:t>Резерв</w:t>
             </w:r>
           </w:p>
@@ -9941,27 +9427,17 @@
           <w:p>
             <w:pPr>
               <w:pStyle w:val="af0"/>
-              <w:rPr>
-                <w:highlight w:val="yellow"/>
-              </w:rPr>
-            </w:pPr>
-            <w:r>
-              <w:rPr>
-                <w:highlight w:val="yellow"/>
-              </w:rPr>
+            </w:pPr>
+            <w:r>
               <w:t>М3.</w:t>
             </w:r>
             <w:r>
               <w:rPr>
-                <w:highlight w:val="yellow"/>
                 <w:lang w:val="en-US"/>
               </w:rPr>
               <w:t>XB</w:t>
             </w:r>
             <w:r>
-              <w:rPr>
-                <w:highlight w:val="yellow"/>
-              </w:rPr>
               <w:t>:15</w:t>
             </w:r>
           </w:p>
@@ -9973,14 +9449,8 @@
           <w:p>
             <w:pPr>
               <w:pStyle w:val="af0"/>
-              <w:rPr>
-                <w:highlight w:val="yellow"/>
-              </w:rPr>
-            </w:pPr>
-            <w:r>
-              <w:rPr>
-                <w:highlight w:val="yellow"/>
-              </w:rPr>
+            </w:pPr>
+            <w:r>
               <w:t>М3.14</w:t>
             </w:r>
           </w:p>
@@ -9995,9 +9465,6 @@
               <w:jc w:val="left"/>
             </w:pPr>
             <w:r>
-              <w:rPr>
-                <w:highlight w:val="yellow"/>
-              </w:rPr>
               <w:t>Резерв</w:t>
             </w:r>
           </w:p>
@@ -10008,7 +9475,7 @@
       <w:pPr>
         <w:pStyle w:val="2"/>
       </w:pPr>
-      <w:bookmarkStart w:id="16" w:name="_Toc193266522"/>
+      <w:bookmarkStart w:id="16" w:name="_Toc193874833"/>
       <w:r>
         <w:lastRenderedPageBreak/>
         <w:t>Назначение выходных реле устройства ЮНИТ-М-300</w:t>
@@ -10099,7 +9566,7 @@
           <w:highlight w:val="green"/>
         </w:rPr>
       </w:pPr>
-      <w:bookmarkStart w:id="17" w:name="_Ref192835076"/>
+      <w:bookmarkStart w:id="17" w:name="_Ref191631805"/>
       <w:r>
         <w:rPr>
           <w:highlight w:val="green"/>
@@ -10107,1339 +9574,6 @@
         <w:t xml:space="preserve">Выходные реле устройства ЮНИТ-М300 для проверки </w:t>
       </w:r>
       <w:bookmarkEnd w:id="17"/>
-      <w:r>
-        <w:rPr>
-          <w:highlight w:val="green"/>
-        </w:rPr>
-        <w:t>ТО</w:t>
-      </w:r>
-    </w:p>
-    <w:tbl>
-      <w:tblPr>
-        <w:tblStyle w:val="21"/>
-        <w:tblW w:w="0" w:type="auto"/>
-        <w:tblLook w:val="04A0" w:firstRow="1" w:lastRow="0" w:firstColumn="1" w:lastColumn="0" w:noHBand="0" w:noVBand="1"/>
-      </w:tblPr>
-      <w:tblGrid>
-        <w:gridCol w:w="2479"/>
-        <w:gridCol w:w="2212"/>
-        <w:gridCol w:w="4914"/>
-      </w:tblGrid>
-      <w:tr>
-        <w:trPr>
-          <w:cnfStyle w:val="100000000000" w:firstRow="1" w:lastRow="0" w:firstColumn="0" w:lastColumn="0" w:oddVBand="0" w:evenVBand="0" w:oddHBand="0" w:evenHBand="0" w:firstRowFirstColumn="0" w:firstRowLastColumn="0" w:lastRowFirstColumn="0" w:lastRowLastColumn="0"/>
-          <w:tblHeader/>
-        </w:trPr>
-        <w:tc>
-          <w:tcPr>
-            <w:tcW w:w="2479" w:type="dxa"/>
-          </w:tcPr>
-          <w:p>
-            <w:pPr>
-              <w:rPr>
-                <w:b w:val="0"/>
-              </w:rPr>
-            </w:pPr>
-            <w:r>
-              <w:rPr>
-                <w:b w:val="0"/>
-              </w:rPr>
-              <w:t>Клеммы на устройстве</w:t>
-            </w:r>
-          </w:p>
-        </w:tc>
-        <w:tc>
-          <w:tcPr>
-            <w:tcW w:w="2212" w:type="dxa"/>
-          </w:tcPr>
-          <w:p>
-            <w:pPr>
-              <w:rPr>
-                <w:b w:val="0"/>
-              </w:rPr>
-            </w:pPr>
-            <w:r>
-              <w:rPr>
-                <w:b w:val="0"/>
-              </w:rPr>
-              <w:t>Номер выходного реле</w:t>
-            </w:r>
-          </w:p>
-        </w:tc>
-        <w:tc>
-          <w:tcPr>
-            <w:tcW w:w="4914" w:type="dxa"/>
-          </w:tcPr>
-          <w:p>
-            <w:pPr>
-              <w:rPr>
-                <w:b w:val="0"/>
-              </w:rPr>
-            </w:pPr>
-            <w:r>
-              <w:rPr>
-                <w:b w:val="0"/>
-              </w:rPr>
-              <w:t>Наименование сигнала на ФСУ</w:t>
-            </w:r>
-          </w:p>
-        </w:tc>
-      </w:tr>
-      <w:tr>
-        <w:tc>
-          <w:tcPr>
-            <w:tcW w:w="2479" w:type="dxa"/>
-          </w:tcPr>
-          <w:p>
-            <w:pPr>
-              <w:pStyle w:val="af0"/>
-            </w:pPr>
-            <w:r>
-              <w:t>М9.</w:t>
-            </w:r>
-            <w:r>
-              <w:rPr>
-                <w:lang w:val="en-US"/>
-              </w:rPr>
-              <w:t>X</w:t>
-            </w:r>
-            <w:r>
-              <w:t>В</w:t>
-            </w:r>
-            <w:r>
-              <w:rPr>
-                <w:lang w:val="en-US"/>
-              </w:rPr>
-              <w:t>:1</w:t>
-            </w:r>
-            <w:r>
-              <w:t xml:space="preserve"> – М9.</w:t>
-            </w:r>
-            <w:r>
-              <w:rPr>
-                <w:lang w:val="en-US"/>
-              </w:rPr>
-              <w:t>XB:2</w:t>
-            </w:r>
-          </w:p>
-        </w:tc>
-        <w:tc>
-          <w:tcPr>
-            <w:tcW w:w="2212" w:type="dxa"/>
-          </w:tcPr>
-          <w:p>
-            <w:pPr>
-              <w:pStyle w:val="af0"/>
-            </w:pPr>
-            <w:r>
-              <w:t>М9.К1</w:t>
-            </w:r>
-          </w:p>
-        </w:tc>
-        <w:tc>
-          <w:tcPr>
-            <w:tcW w:w="4914" w:type="dxa"/>
-            <w:shd w:val="clear" w:color="auto" w:fill="auto"/>
-          </w:tcPr>
-          <w:p>
-            <w:pPr>
-              <w:pStyle w:val="af0"/>
-              <w:jc w:val="left"/>
-              <w:rPr>
-                <w:color w:val="00B0F0"/>
-              </w:rPr>
-            </w:pPr>
-            <w:r>
-              <w:rPr>
-                <w:color w:val="00B0F0"/>
-              </w:rPr>
-              <w:t>ТО</w:t>
-            </w:r>
-            <w:r>
-              <w:rPr>
-                <w:color w:val="00B0F0"/>
-                <w:lang w:val="en-US"/>
-              </w:rPr>
-              <w:t xml:space="preserve">: </w:t>
-            </w:r>
-            <w:r>
-              <w:rPr>
-                <w:color w:val="00B0F0"/>
-              </w:rPr>
-              <w:t>Ввод</w:t>
-            </w:r>
-          </w:p>
-        </w:tc>
-      </w:tr>
-      <w:tr>
-        <w:tc>
-          <w:tcPr>
-            <w:tcW w:w="2479" w:type="dxa"/>
-          </w:tcPr>
-          <w:p>
-            <w:pPr>
-              <w:pStyle w:val="af0"/>
-            </w:pPr>
-            <w:r>
-              <w:t>М9.</w:t>
-            </w:r>
-            <w:r>
-              <w:rPr>
-                <w:lang w:val="en-US"/>
-              </w:rPr>
-              <w:t>X</w:t>
-            </w:r>
-            <w:r>
-              <w:t>В:3 – М9.</w:t>
-            </w:r>
-            <w:r>
-              <w:rPr>
-                <w:lang w:val="en-US"/>
-              </w:rPr>
-              <w:t>XB</w:t>
-            </w:r>
-            <w:r>
-              <w:t>:4</w:t>
-            </w:r>
-          </w:p>
-        </w:tc>
-        <w:tc>
-          <w:tcPr>
-            <w:tcW w:w="2212" w:type="dxa"/>
-          </w:tcPr>
-          <w:p>
-            <w:pPr>
-              <w:pStyle w:val="af0"/>
-            </w:pPr>
-            <w:r>
-              <w:t>М9.К2</w:t>
-            </w:r>
-          </w:p>
-        </w:tc>
-        <w:tc>
-          <w:tcPr>
-            <w:tcW w:w="4914" w:type="dxa"/>
-            <w:shd w:val="clear" w:color="auto" w:fill="auto"/>
-          </w:tcPr>
-          <w:p>
-            <w:pPr>
-              <w:pStyle w:val="af0"/>
-              <w:jc w:val="left"/>
-            </w:pPr>
-            <w:r>
-              <w:t>ТО</w:t>
-            </w:r>
-            <w:r>
-              <w:t>: Оперативный вывод</w:t>
-            </w:r>
-          </w:p>
-        </w:tc>
-      </w:tr>
-      <w:tr>
-        <w:tc>
-          <w:tcPr>
-            <w:tcW w:w="2479" w:type="dxa"/>
-          </w:tcPr>
-          <w:p>
-            <w:pPr>
-              <w:pStyle w:val="af0"/>
-              <w:rPr>
-                <w:lang w:val="en-US"/>
-              </w:rPr>
-            </w:pPr>
-            <w:r>
-              <w:t>М9.</w:t>
-            </w:r>
-            <w:r>
-              <w:rPr>
-                <w:lang w:val="en-US"/>
-              </w:rPr>
-              <w:t>X</w:t>
-            </w:r>
-            <w:r>
-              <w:t>В:</w:t>
-            </w:r>
-            <w:r>
-              <w:rPr>
-                <w:lang w:val="en-US"/>
-              </w:rPr>
-              <w:t>7</w:t>
-            </w:r>
-            <w:r>
-              <w:t xml:space="preserve"> – М9.</w:t>
-            </w:r>
-            <w:r>
-              <w:rPr>
-                <w:lang w:val="en-US"/>
-              </w:rPr>
-              <w:t>XB</w:t>
-            </w:r>
-            <w:r>
-              <w:t>:</w:t>
-            </w:r>
-            <w:r>
-              <w:rPr>
-                <w:lang w:val="en-US"/>
-              </w:rPr>
-              <w:t>5</w:t>
-            </w:r>
-          </w:p>
-        </w:tc>
-        <w:tc>
-          <w:tcPr>
-            <w:tcW w:w="2212" w:type="dxa"/>
-          </w:tcPr>
-          <w:p>
-            <w:pPr>
-              <w:pStyle w:val="af0"/>
-            </w:pPr>
-            <w:r>
-              <w:t>М9.К3</w:t>
-            </w:r>
-          </w:p>
-        </w:tc>
-        <w:tc>
-          <w:tcPr>
-            <w:tcW w:w="4914" w:type="dxa"/>
-            <w:shd w:val="clear" w:color="auto" w:fill="auto"/>
-          </w:tcPr>
-          <w:p>
-            <w:pPr>
-              <w:pStyle w:val="af0"/>
-              <w:jc w:val="left"/>
-              <w:rPr>
-                <w:color w:val="00B0F0"/>
-              </w:rPr>
-            </w:pPr>
-            <w:r>
-              <w:rPr>
-                <w:color w:val="00B0F0"/>
-              </w:rPr>
-              <w:t>ТО: Пуск</w:t>
-            </w:r>
-          </w:p>
-        </w:tc>
-      </w:tr>
-      <w:tr>
-        <w:tc>
-          <w:tcPr>
-            <w:tcW w:w="2479" w:type="dxa"/>
-          </w:tcPr>
-          <w:p>
-            <w:pPr>
-              <w:pStyle w:val="af0"/>
-              <w:rPr>
-                <w:lang w:val="en-US"/>
-              </w:rPr>
-            </w:pPr>
-            <w:r>
-              <w:t>М9.</w:t>
-            </w:r>
-            <w:r>
-              <w:rPr>
-                <w:lang w:val="en-US"/>
-              </w:rPr>
-              <w:t>X</w:t>
-            </w:r>
-            <w:r>
-              <w:t>В:</w:t>
-            </w:r>
-            <w:r>
-              <w:rPr>
-                <w:lang w:val="en-US"/>
-              </w:rPr>
-              <w:t>7</w:t>
-            </w:r>
-            <w:r>
-              <w:t xml:space="preserve"> – М9.</w:t>
-            </w:r>
-            <w:r>
-              <w:rPr>
-                <w:lang w:val="en-US"/>
-              </w:rPr>
-              <w:t>XB</w:t>
-            </w:r>
-            <w:r>
-              <w:t>:</w:t>
-            </w:r>
-            <w:r>
-              <w:rPr>
-                <w:lang w:val="en-US"/>
-              </w:rPr>
-              <w:t>6</w:t>
-            </w:r>
-          </w:p>
-        </w:tc>
-        <w:tc>
-          <w:tcPr>
-            <w:tcW w:w="2212" w:type="dxa"/>
-          </w:tcPr>
-          <w:p>
-            <w:pPr>
-              <w:pStyle w:val="af0"/>
-              <w:rPr>
-                <w:lang w:val="en-US"/>
-              </w:rPr>
-            </w:pPr>
-            <w:r>
-              <w:t>М9.К4</w:t>
-            </w:r>
-          </w:p>
-        </w:tc>
-        <w:tc>
-          <w:tcPr>
-            <w:tcW w:w="4914" w:type="dxa"/>
-            <w:shd w:val="clear" w:color="auto" w:fill="auto"/>
-          </w:tcPr>
-          <w:p>
-            <w:pPr>
-              <w:pStyle w:val="af0"/>
-              <w:jc w:val="left"/>
-              <w:rPr>
-                <w:color w:val="00B0F0"/>
-              </w:rPr>
-            </w:pPr>
-            <w:r>
-              <w:rPr>
-                <w:color w:val="00B0F0"/>
-              </w:rPr>
-              <w:t>ТО: ИО Iмакс</w:t>
-            </w:r>
-          </w:p>
-        </w:tc>
-      </w:tr>
-      <w:tr>
-        <w:tc>
-          <w:tcPr>
-            <w:tcW w:w="2479" w:type="dxa"/>
-          </w:tcPr>
-          <w:p>
-            <w:pPr>
-              <w:pStyle w:val="af0"/>
-              <w:rPr>
-                <w:lang w:val="en-US"/>
-              </w:rPr>
-            </w:pPr>
-            <w:r>
-              <w:t>М9.</w:t>
-            </w:r>
-            <w:r>
-              <w:rPr>
-                <w:lang w:val="en-US"/>
-              </w:rPr>
-              <w:t>X</w:t>
-            </w:r>
-            <w:r>
-              <w:t>В</w:t>
-            </w:r>
-            <w:r>
-              <w:rPr>
-                <w:lang w:val="en-US"/>
-              </w:rPr>
-              <w:t>:10</w:t>
-            </w:r>
-            <w:r>
-              <w:t xml:space="preserve"> – М9.</w:t>
-            </w:r>
-            <w:r>
-              <w:rPr>
-                <w:lang w:val="en-US"/>
-              </w:rPr>
-              <w:t>XB:8</w:t>
-            </w:r>
-          </w:p>
-        </w:tc>
-        <w:tc>
-          <w:tcPr>
-            <w:tcW w:w="2212" w:type="dxa"/>
-          </w:tcPr>
-          <w:p>
-            <w:pPr>
-              <w:pStyle w:val="af0"/>
-              <w:rPr>
-                <w:lang w:val="en-US"/>
-              </w:rPr>
-            </w:pPr>
-            <w:r>
-              <w:t>М9.К5</w:t>
-            </w:r>
-          </w:p>
-        </w:tc>
-        <w:tc>
-          <w:tcPr>
-            <w:tcW w:w="4914" w:type="dxa"/>
-            <w:shd w:val="clear" w:color="auto" w:fill="auto"/>
-          </w:tcPr>
-          <w:p>
-            <w:pPr>
-              <w:pStyle w:val="af0"/>
-              <w:jc w:val="left"/>
-              <w:rPr>
-                <w:color w:val="00B0F0"/>
-              </w:rPr>
-            </w:pPr>
-            <w:r>
-              <w:rPr>
-                <w:color w:val="00B0F0"/>
-              </w:rPr>
-              <w:t>ТО: Срабатывание сигн</w:t>
-            </w:r>
-          </w:p>
-        </w:tc>
-      </w:tr>
-      <w:tr>
-        <w:tc>
-          <w:tcPr>
-            <w:tcW w:w="2479" w:type="dxa"/>
-          </w:tcPr>
-          <w:p>
-            <w:pPr>
-              <w:pStyle w:val="af0"/>
-              <w:rPr>
-                <w:lang w:val="en-US"/>
-              </w:rPr>
-            </w:pPr>
-            <w:r>
-              <w:t>М9</w:t>
-            </w:r>
-            <w:r>
-              <w:rPr>
-                <w:lang w:val="en-US"/>
-              </w:rPr>
-              <w:t>.X</w:t>
-            </w:r>
-            <w:r>
-              <w:t>В</w:t>
-            </w:r>
-            <w:r>
-              <w:rPr>
-                <w:lang w:val="en-US"/>
-              </w:rPr>
-              <w:t xml:space="preserve">:10 – </w:t>
-            </w:r>
-            <w:r>
-              <w:t>М9</w:t>
-            </w:r>
-            <w:r>
-              <w:rPr>
-                <w:lang w:val="en-US"/>
-              </w:rPr>
-              <w:t>.XB:9</w:t>
-            </w:r>
-          </w:p>
-        </w:tc>
-        <w:tc>
-          <w:tcPr>
-            <w:tcW w:w="2212" w:type="dxa"/>
-          </w:tcPr>
-          <w:p>
-            <w:pPr>
-              <w:pStyle w:val="af0"/>
-              <w:rPr>
-                <w:lang w:val="en-US"/>
-              </w:rPr>
-            </w:pPr>
-            <w:r>
-              <w:t>М9.К</w:t>
-            </w:r>
-            <w:r>
-              <w:rPr>
-                <w:lang w:val="en-US"/>
-              </w:rPr>
-              <w:t>6</w:t>
-            </w:r>
-          </w:p>
-        </w:tc>
-        <w:tc>
-          <w:tcPr>
-            <w:tcW w:w="4914" w:type="dxa"/>
-          </w:tcPr>
-          <w:p>
-            <w:pPr>
-              <w:pStyle w:val="af0"/>
-              <w:jc w:val="left"/>
-            </w:pPr>
-            <w:r>
-              <w:t>ТО: Срабатывание</w:t>
-            </w:r>
-          </w:p>
-        </w:tc>
-      </w:tr>
-      <w:tr>
-        <w:tc>
-          <w:tcPr>
-            <w:tcW w:w="2479" w:type="dxa"/>
-          </w:tcPr>
-          <w:p>
-            <w:pPr>
-              <w:pStyle w:val="af0"/>
-              <w:rPr>
-                <w:lang w:val="en-US"/>
-              </w:rPr>
-            </w:pPr>
-            <w:r>
-              <w:t>М9</w:t>
-            </w:r>
-            <w:r>
-              <w:rPr>
-                <w:lang w:val="en-US"/>
-              </w:rPr>
-              <w:t>.X</w:t>
-            </w:r>
-            <w:r>
-              <w:t>В</w:t>
-            </w:r>
-            <w:r>
-              <w:rPr>
-                <w:lang w:val="en-US"/>
-              </w:rPr>
-              <w:t xml:space="preserve">:13 – </w:t>
-            </w:r>
-            <w:r>
-              <w:t>М9</w:t>
-            </w:r>
-            <w:r>
-              <w:rPr>
-                <w:lang w:val="en-US"/>
-              </w:rPr>
-              <w:t>.XB:12</w:t>
-            </w:r>
-          </w:p>
-        </w:tc>
-        <w:tc>
-          <w:tcPr>
-            <w:tcW w:w="2212" w:type="dxa"/>
-          </w:tcPr>
-          <w:p>
-            <w:pPr>
-              <w:pStyle w:val="af0"/>
-              <w:rPr>
-                <w:lang w:val="en-US"/>
-              </w:rPr>
-            </w:pPr>
-            <w:r>
-              <w:t>М9.К</w:t>
-            </w:r>
-            <w:r>
-              <w:rPr>
-                <w:lang w:val="en-US"/>
-              </w:rPr>
-              <w:t>7</w:t>
-            </w:r>
-          </w:p>
-        </w:tc>
-        <w:tc>
-          <w:tcPr>
-            <w:tcW w:w="4914" w:type="dxa"/>
-          </w:tcPr>
-          <w:p>
-            <w:pPr>
-              <w:pStyle w:val="af0"/>
-              <w:jc w:val="left"/>
-            </w:pPr>
-            <w:r>
-              <w:t>ЛО Т / ЛО: Срабатывание</w:t>
-            </w:r>
-          </w:p>
-        </w:tc>
-      </w:tr>
-      <w:tr>
-        <w:tc>
-          <w:tcPr>
-            <w:tcW w:w="2479" w:type="dxa"/>
-          </w:tcPr>
-          <w:p>
-            <w:pPr>
-              <w:pStyle w:val="af0"/>
-              <w:rPr>
-                <w:lang w:val="en-US"/>
-              </w:rPr>
-            </w:pPr>
-            <w:r>
-              <w:t>М9</w:t>
-            </w:r>
-            <w:r>
-              <w:rPr>
-                <w:lang w:val="en-US"/>
-              </w:rPr>
-              <w:t>.X</w:t>
-            </w:r>
-            <w:r>
-              <w:t>В</w:t>
-            </w:r>
-            <w:r>
-              <w:rPr>
-                <w:lang w:val="en-US"/>
-              </w:rPr>
-              <w:t xml:space="preserve">:16 – </w:t>
-            </w:r>
-            <w:r>
-              <w:t>М9</w:t>
-            </w:r>
-            <w:r>
-              <w:rPr>
-                <w:lang w:val="en-US"/>
-              </w:rPr>
-              <w:t>.XB:15</w:t>
-            </w:r>
-          </w:p>
-        </w:tc>
-        <w:tc>
-          <w:tcPr>
-            <w:tcW w:w="2212" w:type="dxa"/>
-          </w:tcPr>
-          <w:p>
-            <w:pPr>
-              <w:pStyle w:val="af0"/>
-              <w:rPr>
-                <w:lang w:val="en-US"/>
-              </w:rPr>
-            </w:pPr>
-            <w:r>
-              <w:t>М9.К8</w:t>
-            </w:r>
-          </w:p>
-        </w:tc>
-        <w:tc>
-          <w:tcPr>
-            <w:tcW w:w="4914" w:type="dxa"/>
-          </w:tcPr>
-          <w:p>
-            <w:pPr>
-              <w:pStyle w:val="af0"/>
-              <w:jc w:val="left"/>
-            </w:pPr>
-            <w:r>
-              <w:t>ЛО Т / ЗАВР: Запрет АВР</w:t>
-            </w:r>
-          </w:p>
-        </w:tc>
-      </w:tr>
-      <w:tr>
-        <w:tc>
-          <w:tcPr>
-            <w:tcW w:w="2479" w:type="dxa"/>
-          </w:tcPr>
-          <w:p>
-            <w:pPr>
-              <w:pStyle w:val="af0"/>
-            </w:pPr>
-            <w:r>
-              <w:t>М10.</w:t>
-            </w:r>
-            <w:r>
-              <w:rPr>
-                <w:lang w:val="en-US"/>
-              </w:rPr>
-              <w:t>X</w:t>
-            </w:r>
-            <w:r>
-              <w:t>В</w:t>
-            </w:r>
-            <w:r>
-              <w:rPr>
-                <w:lang w:val="en-US"/>
-              </w:rPr>
-              <w:t>:1</w:t>
-            </w:r>
-            <w:r>
-              <w:t xml:space="preserve"> – М10.</w:t>
-            </w:r>
-            <w:r>
-              <w:rPr>
-                <w:lang w:val="en-US"/>
-              </w:rPr>
-              <w:t>XB:2</w:t>
-            </w:r>
-          </w:p>
-        </w:tc>
-        <w:tc>
-          <w:tcPr>
-            <w:tcW w:w="2212" w:type="dxa"/>
-          </w:tcPr>
-          <w:p>
-            <w:pPr>
-              <w:pStyle w:val="af0"/>
-            </w:pPr>
-            <w:r>
-              <w:t>М10.К1</w:t>
-            </w:r>
-          </w:p>
-        </w:tc>
-        <w:tc>
-          <w:tcPr>
-            <w:tcW w:w="4914" w:type="dxa"/>
-          </w:tcPr>
-          <w:p>
-            <w:pPr>
-              <w:pStyle w:val="af0"/>
-              <w:jc w:val="left"/>
-            </w:pPr>
-            <w:r>
-              <w:t>ЛО Т / ЗАПВ: Запрет АПВ</w:t>
-            </w:r>
-          </w:p>
-        </w:tc>
-      </w:tr>
-      <w:tr>
-        <w:tc>
-          <w:tcPr>
-            <w:tcW w:w="2479" w:type="dxa"/>
-          </w:tcPr>
-          <w:p>
-            <w:pPr>
-              <w:pStyle w:val="af0"/>
-            </w:pPr>
-            <w:r>
-              <w:t>М10.</w:t>
-            </w:r>
-            <w:r>
-              <w:rPr>
-                <w:lang w:val="en-US"/>
-              </w:rPr>
-              <w:t>X</w:t>
-            </w:r>
-            <w:r>
-              <w:t>В:3 – М10.</w:t>
-            </w:r>
-            <w:r>
-              <w:rPr>
-                <w:lang w:val="en-US"/>
-              </w:rPr>
-              <w:t>XB</w:t>
-            </w:r>
-            <w:r>
-              <w:t>:4</w:t>
-            </w:r>
-          </w:p>
-        </w:tc>
-        <w:tc>
-          <w:tcPr>
-            <w:tcW w:w="2212" w:type="dxa"/>
-          </w:tcPr>
-          <w:p>
-            <w:pPr>
-              <w:pStyle w:val="af0"/>
-            </w:pPr>
-            <w:r>
-              <w:t>М10.К2</w:t>
-            </w:r>
-          </w:p>
-        </w:tc>
-        <w:tc>
-          <w:tcPr>
-            <w:tcW w:w="4914" w:type="dxa"/>
-          </w:tcPr>
-          <w:p>
-            <w:pPr>
-              <w:pStyle w:val="af0"/>
-              <w:jc w:val="left"/>
-            </w:pPr>
-            <w:r>
-              <w:t>Резерв</w:t>
-            </w:r>
-          </w:p>
-        </w:tc>
-      </w:tr>
-      <w:tr>
-        <w:tc>
-          <w:tcPr>
-            <w:tcW w:w="2479" w:type="dxa"/>
-          </w:tcPr>
-          <w:p>
-            <w:pPr>
-              <w:pStyle w:val="af0"/>
-            </w:pPr>
-            <w:r>
-              <w:t>М10.</w:t>
-            </w:r>
-            <w:r>
-              <w:rPr>
-                <w:lang w:val="en-US"/>
-              </w:rPr>
-              <w:t>X</w:t>
-            </w:r>
-            <w:r>
-              <w:t>В:</w:t>
-            </w:r>
-            <w:r>
-              <w:rPr>
-                <w:lang w:val="en-US"/>
-              </w:rPr>
-              <w:t>7</w:t>
-            </w:r>
-            <w:r>
-              <w:t xml:space="preserve"> – М10.</w:t>
-            </w:r>
-            <w:r>
-              <w:rPr>
-                <w:lang w:val="en-US"/>
-              </w:rPr>
-              <w:t>XB</w:t>
-            </w:r>
-            <w:r>
-              <w:t>:</w:t>
-            </w:r>
-            <w:r>
-              <w:rPr>
-                <w:lang w:val="en-US"/>
-              </w:rPr>
-              <w:t>5</w:t>
-            </w:r>
-          </w:p>
-        </w:tc>
-        <w:tc>
-          <w:tcPr>
-            <w:tcW w:w="2212" w:type="dxa"/>
-          </w:tcPr>
-          <w:p>
-            <w:pPr>
-              <w:pStyle w:val="af0"/>
-            </w:pPr>
-            <w:r>
-              <w:t>М10.К3</w:t>
-            </w:r>
-          </w:p>
-        </w:tc>
-        <w:tc>
-          <w:tcPr>
-            <w:tcW w:w="4914" w:type="dxa"/>
-          </w:tcPr>
-          <w:p>
-            <w:pPr>
-              <w:pStyle w:val="af0"/>
-              <w:jc w:val="left"/>
-            </w:pPr>
-            <w:r>
-              <w:t>Резерв</w:t>
-            </w:r>
-          </w:p>
-        </w:tc>
-      </w:tr>
-      <w:tr>
-        <w:tc>
-          <w:tcPr>
-            <w:tcW w:w="2479" w:type="dxa"/>
-          </w:tcPr>
-          <w:p>
-            <w:pPr>
-              <w:pStyle w:val="af0"/>
-            </w:pPr>
-            <w:r>
-              <w:t>М10.</w:t>
-            </w:r>
-            <w:r>
-              <w:rPr>
-                <w:lang w:val="en-US"/>
-              </w:rPr>
-              <w:t>X</w:t>
-            </w:r>
-            <w:r>
-              <w:t>В:</w:t>
-            </w:r>
-            <w:r>
-              <w:rPr>
-                <w:lang w:val="en-US"/>
-              </w:rPr>
-              <w:t>7</w:t>
-            </w:r>
-            <w:r>
-              <w:t xml:space="preserve"> – М10.</w:t>
-            </w:r>
-            <w:r>
-              <w:rPr>
-                <w:lang w:val="en-US"/>
-              </w:rPr>
-              <w:t>XB</w:t>
-            </w:r>
-            <w:r>
-              <w:t>:</w:t>
-            </w:r>
-            <w:r>
-              <w:rPr>
-                <w:lang w:val="en-US"/>
-              </w:rPr>
-              <w:t>6</w:t>
-            </w:r>
-          </w:p>
-        </w:tc>
-        <w:tc>
-          <w:tcPr>
-            <w:tcW w:w="2212" w:type="dxa"/>
-          </w:tcPr>
-          <w:p>
-            <w:pPr>
-              <w:pStyle w:val="af0"/>
-            </w:pPr>
-            <w:r>
-              <w:t>М10.К4</w:t>
-            </w:r>
-          </w:p>
-        </w:tc>
-        <w:tc>
-          <w:tcPr>
-            <w:tcW w:w="4914" w:type="dxa"/>
-          </w:tcPr>
-          <w:p>
-            <w:pPr>
-              <w:pStyle w:val="af0"/>
-              <w:jc w:val="left"/>
-            </w:pPr>
-            <w:r>
-              <w:t>Резерв</w:t>
-            </w:r>
-          </w:p>
-        </w:tc>
-      </w:tr>
-      <w:tr>
-        <w:tc>
-          <w:tcPr>
-            <w:tcW w:w="2479" w:type="dxa"/>
-          </w:tcPr>
-          <w:p>
-            <w:pPr>
-              <w:pStyle w:val="af0"/>
-            </w:pPr>
-            <w:r>
-              <w:t>М10.</w:t>
-            </w:r>
-            <w:r>
-              <w:rPr>
-                <w:lang w:val="en-US"/>
-              </w:rPr>
-              <w:t>X</w:t>
-            </w:r>
-            <w:r>
-              <w:t>В</w:t>
-            </w:r>
-            <w:r>
-              <w:rPr>
-                <w:lang w:val="en-US"/>
-              </w:rPr>
-              <w:t>:10</w:t>
-            </w:r>
-            <w:r>
-              <w:t xml:space="preserve"> – М10.</w:t>
-            </w:r>
-            <w:r>
-              <w:rPr>
-                <w:lang w:val="en-US"/>
-              </w:rPr>
-              <w:t>XB:8</w:t>
-            </w:r>
-          </w:p>
-        </w:tc>
-        <w:tc>
-          <w:tcPr>
-            <w:tcW w:w="2212" w:type="dxa"/>
-          </w:tcPr>
-          <w:p>
-            <w:pPr>
-              <w:pStyle w:val="af0"/>
-            </w:pPr>
-            <w:r>
-              <w:t>М10.К5</w:t>
-            </w:r>
-          </w:p>
-        </w:tc>
-        <w:tc>
-          <w:tcPr>
-            <w:tcW w:w="4914" w:type="dxa"/>
-          </w:tcPr>
-          <w:p>
-            <w:pPr>
-              <w:pStyle w:val="af0"/>
-              <w:jc w:val="left"/>
-            </w:pPr>
-            <w:r>
-              <w:t>Резерв</w:t>
-            </w:r>
-          </w:p>
-        </w:tc>
-      </w:tr>
-      <w:tr>
-        <w:tc>
-          <w:tcPr>
-            <w:tcW w:w="2479" w:type="dxa"/>
-          </w:tcPr>
-          <w:p>
-            <w:pPr>
-              <w:pStyle w:val="af0"/>
-            </w:pPr>
-            <w:r>
-              <w:t>М10</w:t>
-            </w:r>
-            <w:r>
-              <w:rPr>
-                <w:lang w:val="en-US"/>
-              </w:rPr>
-              <w:t>.X</w:t>
-            </w:r>
-            <w:r>
-              <w:t>В</w:t>
-            </w:r>
-            <w:r>
-              <w:rPr>
-                <w:lang w:val="en-US"/>
-              </w:rPr>
-              <w:t xml:space="preserve">:10 – </w:t>
-            </w:r>
-            <w:r>
-              <w:t>М10</w:t>
-            </w:r>
-            <w:r>
-              <w:rPr>
-                <w:lang w:val="en-US"/>
-              </w:rPr>
-              <w:t>.XB:9</w:t>
-            </w:r>
-          </w:p>
-        </w:tc>
-        <w:tc>
-          <w:tcPr>
-            <w:tcW w:w="2212" w:type="dxa"/>
-          </w:tcPr>
-          <w:p>
-            <w:pPr>
-              <w:pStyle w:val="af0"/>
-            </w:pPr>
-            <w:r>
-              <w:t>М10.К</w:t>
-            </w:r>
-            <w:r>
-              <w:rPr>
-                <w:lang w:val="en-US"/>
-              </w:rPr>
-              <w:t>6</w:t>
-            </w:r>
-          </w:p>
-        </w:tc>
-        <w:tc>
-          <w:tcPr>
-            <w:tcW w:w="4914" w:type="dxa"/>
-          </w:tcPr>
-          <w:p>
-            <w:pPr>
-              <w:pStyle w:val="af0"/>
-              <w:jc w:val="left"/>
-            </w:pPr>
-            <w:r>
-              <w:t>Резерв</w:t>
-            </w:r>
-          </w:p>
-        </w:tc>
-      </w:tr>
-      <w:tr>
-        <w:tc>
-          <w:tcPr>
-            <w:tcW w:w="2479" w:type="dxa"/>
-          </w:tcPr>
-          <w:p>
-            <w:pPr>
-              <w:pStyle w:val="af0"/>
-            </w:pPr>
-            <w:r>
-              <w:t>М10</w:t>
-            </w:r>
-            <w:r>
-              <w:rPr>
-                <w:lang w:val="en-US"/>
-              </w:rPr>
-              <w:t>.X</w:t>
-            </w:r>
-            <w:r>
-              <w:t>В</w:t>
-            </w:r>
-            <w:r>
-              <w:rPr>
-                <w:lang w:val="en-US"/>
-              </w:rPr>
-              <w:t xml:space="preserve">:13 – </w:t>
-            </w:r>
-            <w:r>
-              <w:t>М10</w:t>
-            </w:r>
-            <w:r>
-              <w:rPr>
-                <w:lang w:val="en-US"/>
-              </w:rPr>
-              <w:t>.XB:12</w:t>
-            </w:r>
-          </w:p>
-        </w:tc>
-        <w:tc>
-          <w:tcPr>
-            <w:tcW w:w="2212" w:type="dxa"/>
-          </w:tcPr>
-          <w:p>
-            <w:pPr>
-              <w:pStyle w:val="af0"/>
-            </w:pPr>
-            <w:r>
-              <w:t>М10.К</w:t>
-            </w:r>
-            <w:r>
-              <w:rPr>
-                <w:lang w:val="en-US"/>
-              </w:rPr>
-              <w:t>7</w:t>
-            </w:r>
-          </w:p>
-        </w:tc>
-        <w:tc>
-          <w:tcPr>
-            <w:tcW w:w="4914" w:type="dxa"/>
-          </w:tcPr>
-          <w:p>
-            <w:pPr>
-              <w:pStyle w:val="af0"/>
-              <w:jc w:val="left"/>
-            </w:pPr>
-            <w:r>
-              <w:t>Резерв</w:t>
-            </w:r>
-          </w:p>
-        </w:tc>
-      </w:tr>
-      <w:tr>
-        <w:tc>
-          <w:tcPr>
-            <w:tcW w:w="2479" w:type="dxa"/>
-          </w:tcPr>
-          <w:p>
-            <w:pPr>
-              <w:pStyle w:val="af0"/>
-            </w:pPr>
-            <w:r>
-              <w:t>М10</w:t>
-            </w:r>
-            <w:r>
-              <w:rPr>
-                <w:lang w:val="en-US"/>
-              </w:rPr>
-              <w:t>.X</w:t>
-            </w:r>
-            <w:r>
-              <w:t>В</w:t>
-            </w:r>
-            <w:r>
-              <w:rPr>
-                <w:lang w:val="en-US"/>
-              </w:rPr>
-              <w:t xml:space="preserve">:16 – </w:t>
-            </w:r>
-            <w:r>
-              <w:t>М10</w:t>
-            </w:r>
-            <w:r>
-              <w:rPr>
-                <w:lang w:val="en-US"/>
-              </w:rPr>
-              <w:t>.XB:15</w:t>
-            </w:r>
-          </w:p>
-        </w:tc>
-        <w:tc>
-          <w:tcPr>
-            <w:tcW w:w="2212" w:type="dxa"/>
-          </w:tcPr>
-          <w:p>
-            <w:pPr>
-              <w:pStyle w:val="af0"/>
-            </w:pPr>
-            <w:r>
-              <w:t>М10.К8</w:t>
-            </w:r>
-          </w:p>
-        </w:tc>
-        <w:tc>
-          <w:tcPr>
-            <w:tcW w:w="4914" w:type="dxa"/>
-          </w:tcPr>
-          <w:p>
-            <w:pPr>
-              <w:pStyle w:val="af0"/>
-              <w:jc w:val="left"/>
-            </w:pPr>
-            <w:r>
-              <w:t>Резерв</w:t>
-            </w:r>
-          </w:p>
-        </w:tc>
-      </w:tr>
-      <w:tr>
-        <w:tc>
-          <w:tcPr>
-            <w:tcW w:w="2479" w:type="dxa"/>
-          </w:tcPr>
-          <w:p>
-            <w:pPr>
-              <w:pStyle w:val="af0"/>
-            </w:pPr>
-            <w:r>
-              <w:t>М</w:t>
-            </w:r>
-            <w:r>
-              <w:rPr>
-                <w:lang w:val="en-US"/>
-              </w:rPr>
-              <w:t xml:space="preserve">1.XP:2 - </w:t>
-            </w:r>
-            <w:r>
-              <w:t>М</w:t>
-            </w:r>
-            <w:r>
-              <w:rPr>
-                <w:lang w:val="en-US"/>
-              </w:rPr>
-              <w:t>1.XP:1</w:t>
-            </w:r>
-          </w:p>
-        </w:tc>
-        <w:tc>
-          <w:tcPr>
-            <w:tcW w:w="2212" w:type="dxa"/>
-          </w:tcPr>
-          <w:p>
-            <w:pPr>
-              <w:pStyle w:val="af0"/>
-            </w:pPr>
-            <w:r>
-              <w:t>М1.К1</w:t>
-            </w:r>
-          </w:p>
-        </w:tc>
-        <w:tc>
-          <w:tcPr>
-            <w:tcW w:w="4914" w:type="dxa"/>
-          </w:tcPr>
-          <w:p>
-            <w:pPr>
-              <w:pStyle w:val="af0"/>
-              <w:jc w:val="left"/>
-            </w:pPr>
-            <w:r>
-              <w:t>ПС: Пуск</w:t>
-            </w:r>
-          </w:p>
-        </w:tc>
-      </w:tr>
-    </w:tbl>
-    <w:p>
-      <w:pPr>
-        <w:pStyle w:val="a"/>
-        <w:rPr>
-          <w:highlight w:val="green"/>
-        </w:rPr>
-      </w:pPr>
-      <w:bookmarkStart w:id="18" w:name="_Ref191631805"/>
-      <w:r>
-        <w:rPr>
-          <w:highlight w:val="green"/>
-        </w:rPr>
-        <w:t xml:space="preserve">Выходные реле устройства ЮНИТ-М300 для проверки </w:t>
-      </w:r>
-      <w:bookmarkEnd w:id="18"/>
       <w:r>
         <w:rPr>
           <w:highlight w:val="green"/>
@@ -12797,6 +10931,1334 @@
               <w:rPr>
                 <w:b w:val="0"/>
               </w:rPr>
+              <w:t>Клеммы на устройстве</w:t>
+            </w:r>
+          </w:p>
+        </w:tc>
+        <w:tc>
+          <w:tcPr>
+            <w:tcW w:w="2212" w:type="dxa"/>
+          </w:tcPr>
+          <w:p>
+            <w:pPr>
+              <w:rPr>
+                <w:b w:val="0"/>
+              </w:rPr>
+            </w:pPr>
+            <w:r>
+              <w:rPr>
+                <w:b w:val="0"/>
+              </w:rPr>
+              <w:t>Номер выходного реле</w:t>
+            </w:r>
+          </w:p>
+        </w:tc>
+        <w:tc>
+          <w:tcPr>
+            <w:tcW w:w="4914" w:type="dxa"/>
+          </w:tcPr>
+          <w:p>
+            <w:pPr>
+              <w:rPr>
+                <w:b w:val="0"/>
+              </w:rPr>
+            </w:pPr>
+            <w:r>
+              <w:rPr>
+                <w:b w:val="0"/>
+              </w:rPr>
+              <w:t>Наименование сигнала на ФСУ</w:t>
+            </w:r>
+          </w:p>
+        </w:tc>
+      </w:tr>
+      <w:tr>
+        <w:tc>
+          <w:tcPr>
+            <w:tcW w:w="2479" w:type="dxa"/>
+          </w:tcPr>
+          <w:p>
+            <w:pPr>
+              <w:pStyle w:val="af0"/>
+            </w:pPr>
+            <w:r>
+              <w:t>М9.</w:t>
+            </w:r>
+            <w:r>
+              <w:rPr>
+                <w:lang w:val="en-US"/>
+              </w:rPr>
+              <w:t>X</w:t>
+            </w:r>
+            <w:r>
+              <w:t>В</w:t>
+            </w:r>
+            <w:r>
+              <w:rPr>
+                <w:lang w:val="en-US"/>
+              </w:rPr>
+              <w:t>:1</w:t>
+            </w:r>
+            <w:r>
+              <w:t xml:space="preserve"> – М9.</w:t>
+            </w:r>
+            <w:r>
+              <w:rPr>
+                <w:lang w:val="en-US"/>
+              </w:rPr>
+              <w:t>XB:2</w:t>
+            </w:r>
+          </w:p>
+        </w:tc>
+        <w:tc>
+          <w:tcPr>
+            <w:tcW w:w="2212" w:type="dxa"/>
+          </w:tcPr>
+          <w:p>
+            <w:pPr>
+              <w:pStyle w:val="af0"/>
+            </w:pPr>
+            <w:r>
+              <w:t>М9.К1</w:t>
+            </w:r>
+          </w:p>
+        </w:tc>
+        <w:tc>
+          <w:tcPr>
+            <w:tcW w:w="4914" w:type="dxa"/>
+            <w:shd w:val="clear" w:color="auto" w:fill="auto"/>
+          </w:tcPr>
+          <w:p>
+            <w:pPr>
+              <w:pStyle w:val="af0"/>
+              <w:jc w:val="left"/>
+            </w:pPr>
+            <w:r>
+              <w:t>ТК ЗДЗ</w:t>
+            </w:r>
+            <w:r>
+              <w:t>: Ввод</w:t>
+            </w:r>
+          </w:p>
+        </w:tc>
+      </w:tr>
+      <w:tr>
+        <w:tc>
+          <w:tcPr>
+            <w:tcW w:w="2479" w:type="dxa"/>
+          </w:tcPr>
+          <w:p>
+            <w:pPr>
+              <w:pStyle w:val="af0"/>
+            </w:pPr>
+            <w:r>
+              <w:t>М9.</w:t>
+            </w:r>
+            <w:r>
+              <w:rPr>
+                <w:lang w:val="en-US"/>
+              </w:rPr>
+              <w:t>X</w:t>
+            </w:r>
+            <w:r>
+              <w:t>В:3 – М9.</w:t>
+            </w:r>
+            <w:r>
+              <w:rPr>
+                <w:lang w:val="en-US"/>
+              </w:rPr>
+              <w:t>XB</w:t>
+            </w:r>
+            <w:r>
+              <w:t>:4</w:t>
+            </w:r>
+          </w:p>
+        </w:tc>
+        <w:tc>
+          <w:tcPr>
+            <w:tcW w:w="2212" w:type="dxa"/>
+          </w:tcPr>
+          <w:p>
+            <w:pPr>
+              <w:pStyle w:val="af0"/>
+            </w:pPr>
+            <w:r>
+              <w:t>М9.К2</w:t>
+            </w:r>
+          </w:p>
+        </w:tc>
+        <w:tc>
+          <w:tcPr>
+            <w:tcW w:w="4914" w:type="dxa"/>
+            <w:shd w:val="clear" w:color="auto" w:fill="auto"/>
+          </w:tcPr>
+          <w:p>
+            <w:pPr>
+              <w:pStyle w:val="af0"/>
+              <w:jc w:val="left"/>
+            </w:pPr>
+            <w:r>
+              <w:t>ТК ЗДЗ</w:t>
+            </w:r>
+            <w:r>
+              <w:t>: Оперативный вывод</w:t>
+            </w:r>
+          </w:p>
+        </w:tc>
+      </w:tr>
+      <w:tr>
+        <w:tc>
+          <w:tcPr>
+            <w:tcW w:w="2479" w:type="dxa"/>
+          </w:tcPr>
+          <w:p>
+            <w:pPr>
+              <w:pStyle w:val="af0"/>
+              <w:rPr>
+                <w:lang w:val="en-US"/>
+              </w:rPr>
+            </w:pPr>
+            <w:r>
+              <w:t>М9.</w:t>
+            </w:r>
+            <w:r>
+              <w:rPr>
+                <w:lang w:val="en-US"/>
+              </w:rPr>
+              <w:t>X</w:t>
+            </w:r>
+            <w:r>
+              <w:t>В:</w:t>
+            </w:r>
+            <w:r>
+              <w:rPr>
+                <w:lang w:val="en-US"/>
+              </w:rPr>
+              <w:t>7</w:t>
+            </w:r>
+            <w:r>
+              <w:t xml:space="preserve"> – М9.</w:t>
+            </w:r>
+            <w:r>
+              <w:rPr>
+                <w:lang w:val="en-US"/>
+              </w:rPr>
+              <w:t>XB</w:t>
+            </w:r>
+            <w:r>
+              <w:t>:</w:t>
+            </w:r>
+            <w:r>
+              <w:rPr>
+                <w:lang w:val="en-US"/>
+              </w:rPr>
+              <w:t>5</w:t>
+            </w:r>
+          </w:p>
+        </w:tc>
+        <w:tc>
+          <w:tcPr>
+            <w:tcW w:w="2212" w:type="dxa"/>
+          </w:tcPr>
+          <w:p>
+            <w:pPr>
+              <w:pStyle w:val="af0"/>
+            </w:pPr>
+            <w:r>
+              <w:t>М9.К3</w:t>
+            </w:r>
+          </w:p>
+        </w:tc>
+        <w:tc>
+          <w:tcPr>
+            <w:tcW w:w="4914" w:type="dxa"/>
+            <w:shd w:val="clear" w:color="auto" w:fill="auto"/>
+          </w:tcPr>
+          <w:p>
+            <w:pPr>
+              <w:pStyle w:val="af0"/>
+              <w:jc w:val="left"/>
+            </w:pPr>
+            <w:r>
+              <w:t>ТК ЗДЗ</w:t>
+            </w:r>
+            <w:r>
+              <w:rPr>
+                <w:lang w:val="en-US"/>
+              </w:rPr>
+              <w:t xml:space="preserve">: </w:t>
+            </w:r>
+            <w:r>
+              <w:t>Пуск</w:t>
+            </w:r>
+          </w:p>
+        </w:tc>
+      </w:tr>
+      <w:tr>
+        <w:tc>
+          <w:tcPr>
+            <w:tcW w:w="2479" w:type="dxa"/>
+          </w:tcPr>
+          <w:p>
+            <w:pPr>
+              <w:pStyle w:val="af0"/>
+              <w:rPr>
+                <w:lang w:val="en-US"/>
+              </w:rPr>
+            </w:pPr>
+            <w:r>
+              <w:t>М9.</w:t>
+            </w:r>
+            <w:r>
+              <w:rPr>
+                <w:lang w:val="en-US"/>
+              </w:rPr>
+              <w:t>X</w:t>
+            </w:r>
+            <w:r>
+              <w:t>В:</w:t>
+            </w:r>
+            <w:r>
+              <w:rPr>
+                <w:lang w:val="en-US"/>
+              </w:rPr>
+              <w:t>7</w:t>
+            </w:r>
+            <w:r>
+              <w:t xml:space="preserve"> – М9.</w:t>
+            </w:r>
+            <w:r>
+              <w:rPr>
+                <w:lang w:val="en-US"/>
+              </w:rPr>
+              <w:t>XB</w:t>
+            </w:r>
+            <w:r>
+              <w:t>:</w:t>
+            </w:r>
+            <w:r>
+              <w:rPr>
+                <w:lang w:val="en-US"/>
+              </w:rPr>
+              <w:t>6</w:t>
+            </w:r>
+          </w:p>
+        </w:tc>
+        <w:tc>
+          <w:tcPr>
+            <w:tcW w:w="2212" w:type="dxa"/>
+          </w:tcPr>
+          <w:p>
+            <w:pPr>
+              <w:pStyle w:val="af0"/>
+              <w:rPr>
+                <w:lang w:val="en-US"/>
+              </w:rPr>
+            </w:pPr>
+            <w:r>
+              <w:t>М9.К4</w:t>
+            </w:r>
+          </w:p>
+        </w:tc>
+        <w:tc>
+          <w:tcPr>
+            <w:tcW w:w="4914" w:type="dxa"/>
+            <w:shd w:val="clear" w:color="auto" w:fill="auto"/>
+          </w:tcPr>
+          <w:p>
+            <w:pPr>
+              <w:pStyle w:val="af0"/>
+              <w:jc w:val="left"/>
+            </w:pPr>
+            <w:r>
+              <w:t>ТК ЗДЗ</w:t>
+            </w:r>
+            <w:r>
+              <w:rPr>
+                <w:lang w:val="en-US"/>
+              </w:rPr>
+              <w:t>:</w:t>
+            </w:r>
+            <w:r>
+              <w:t xml:space="preserve"> ИО </w:t>
+            </w:r>
+            <w:r>
+              <w:rPr>
+                <w:lang w:val="en-US"/>
+              </w:rPr>
+              <w:t>I</w:t>
+            </w:r>
+            <w:r>
+              <w:t>макс</w:t>
+            </w:r>
+          </w:p>
+        </w:tc>
+      </w:tr>
+      <w:tr>
+        <w:tc>
+          <w:tcPr>
+            <w:tcW w:w="2479" w:type="dxa"/>
+          </w:tcPr>
+          <w:p>
+            <w:pPr>
+              <w:pStyle w:val="af0"/>
+              <w:rPr>
+                <w:lang w:val="en-US"/>
+              </w:rPr>
+            </w:pPr>
+            <w:r>
+              <w:t>М9.</w:t>
+            </w:r>
+            <w:r>
+              <w:rPr>
+                <w:lang w:val="en-US"/>
+              </w:rPr>
+              <w:t>X</w:t>
+            </w:r>
+            <w:r>
+              <w:t>В</w:t>
+            </w:r>
+            <w:r>
+              <w:rPr>
+                <w:lang w:val="en-US"/>
+              </w:rPr>
+              <w:t>:10</w:t>
+            </w:r>
+            <w:r>
+              <w:t xml:space="preserve"> – М9.</w:t>
+            </w:r>
+            <w:r>
+              <w:rPr>
+                <w:lang w:val="en-US"/>
+              </w:rPr>
+              <w:t>XB:8</w:t>
+            </w:r>
+          </w:p>
+        </w:tc>
+        <w:tc>
+          <w:tcPr>
+            <w:tcW w:w="2212" w:type="dxa"/>
+          </w:tcPr>
+          <w:p>
+            <w:pPr>
+              <w:pStyle w:val="af0"/>
+              <w:rPr>
+                <w:lang w:val="en-US"/>
+              </w:rPr>
+            </w:pPr>
+            <w:r>
+              <w:t>М9.К5</w:t>
+            </w:r>
+          </w:p>
+        </w:tc>
+        <w:tc>
+          <w:tcPr>
+            <w:tcW w:w="4914" w:type="dxa"/>
+            <w:shd w:val="clear" w:color="auto" w:fill="auto"/>
+          </w:tcPr>
+          <w:p>
+            <w:pPr>
+              <w:pStyle w:val="af0"/>
+              <w:jc w:val="left"/>
+            </w:pPr>
+            <w:r>
+              <w:t>ЛО Т / ЛО: Срабатывание</w:t>
+            </w:r>
+          </w:p>
+        </w:tc>
+      </w:tr>
+      <w:tr>
+        <w:tc>
+          <w:tcPr>
+            <w:tcW w:w="2479" w:type="dxa"/>
+          </w:tcPr>
+          <w:p>
+            <w:pPr>
+              <w:pStyle w:val="af0"/>
+              <w:rPr>
+                <w:lang w:val="en-US"/>
+              </w:rPr>
+            </w:pPr>
+            <w:r>
+              <w:t>М9</w:t>
+            </w:r>
+            <w:r>
+              <w:rPr>
+                <w:lang w:val="en-US"/>
+              </w:rPr>
+              <w:t>.X</w:t>
+            </w:r>
+            <w:r>
+              <w:t>В</w:t>
+            </w:r>
+            <w:r>
+              <w:rPr>
+                <w:lang w:val="en-US"/>
+              </w:rPr>
+              <w:t xml:space="preserve">:10 – </w:t>
+            </w:r>
+            <w:r>
+              <w:t>М9</w:t>
+            </w:r>
+            <w:r>
+              <w:rPr>
+                <w:lang w:val="en-US"/>
+              </w:rPr>
+              <w:t>.XB:9</w:t>
+            </w:r>
+          </w:p>
+        </w:tc>
+        <w:tc>
+          <w:tcPr>
+            <w:tcW w:w="2212" w:type="dxa"/>
+          </w:tcPr>
+          <w:p>
+            <w:pPr>
+              <w:pStyle w:val="af0"/>
+              <w:rPr>
+                <w:lang w:val="en-US"/>
+              </w:rPr>
+            </w:pPr>
+            <w:r>
+              <w:t>М9.К</w:t>
+            </w:r>
+            <w:r>
+              <w:rPr>
+                <w:lang w:val="en-US"/>
+              </w:rPr>
+              <w:t>6</w:t>
+            </w:r>
+          </w:p>
+        </w:tc>
+        <w:tc>
+          <w:tcPr>
+            <w:tcW w:w="4914" w:type="dxa"/>
+          </w:tcPr>
+          <w:p>
+            <w:pPr>
+              <w:pStyle w:val="af0"/>
+              <w:jc w:val="left"/>
+            </w:pPr>
+            <w:r>
+              <w:t>ЛО Т / ЗАВР: Запрет АВР</w:t>
+            </w:r>
+          </w:p>
+        </w:tc>
+      </w:tr>
+      <w:tr>
+        <w:tc>
+          <w:tcPr>
+            <w:tcW w:w="2479" w:type="dxa"/>
+          </w:tcPr>
+          <w:p>
+            <w:pPr>
+              <w:pStyle w:val="af0"/>
+              <w:rPr>
+                <w:lang w:val="en-US"/>
+              </w:rPr>
+            </w:pPr>
+            <w:r>
+              <w:t>М9</w:t>
+            </w:r>
+            <w:r>
+              <w:rPr>
+                <w:lang w:val="en-US"/>
+              </w:rPr>
+              <w:t>.X</w:t>
+            </w:r>
+            <w:r>
+              <w:t>В</w:t>
+            </w:r>
+            <w:r>
+              <w:rPr>
+                <w:lang w:val="en-US"/>
+              </w:rPr>
+              <w:t xml:space="preserve">:13 – </w:t>
+            </w:r>
+            <w:r>
+              <w:t>М9</w:t>
+            </w:r>
+            <w:r>
+              <w:rPr>
+                <w:lang w:val="en-US"/>
+              </w:rPr>
+              <w:t>.XB:12</w:t>
+            </w:r>
+          </w:p>
+        </w:tc>
+        <w:tc>
+          <w:tcPr>
+            <w:tcW w:w="2212" w:type="dxa"/>
+          </w:tcPr>
+          <w:p>
+            <w:pPr>
+              <w:pStyle w:val="af0"/>
+              <w:rPr>
+                <w:lang w:val="en-US"/>
+              </w:rPr>
+            </w:pPr>
+            <w:r>
+              <w:t>М9.К</w:t>
+            </w:r>
+            <w:r>
+              <w:rPr>
+                <w:lang w:val="en-US"/>
+              </w:rPr>
+              <w:t>7</w:t>
+            </w:r>
+          </w:p>
+        </w:tc>
+        <w:tc>
+          <w:tcPr>
+            <w:tcW w:w="4914" w:type="dxa"/>
+          </w:tcPr>
+          <w:p>
+            <w:pPr>
+              <w:pStyle w:val="af0"/>
+              <w:jc w:val="left"/>
+            </w:pPr>
+            <w:r>
+              <w:t>ЛО Т / ЗАПВ: Запрет АПВ</w:t>
+            </w:r>
+          </w:p>
+        </w:tc>
+      </w:tr>
+      <w:tr>
+        <w:tc>
+          <w:tcPr>
+            <w:tcW w:w="2479" w:type="dxa"/>
+          </w:tcPr>
+          <w:p>
+            <w:pPr>
+              <w:pStyle w:val="af0"/>
+              <w:rPr>
+                <w:lang w:val="en-US"/>
+              </w:rPr>
+            </w:pPr>
+            <w:r>
+              <w:t>М9</w:t>
+            </w:r>
+            <w:r>
+              <w:rPr>
+                <w:lang w:val="en-US"/>
+              </w:rPr>
+              <w:t>.X</w:t>
+            </w:r>
+            <w:r>
+              <w:t>В</w:t>
+            </w:r>
+            <w:r>
+              <w:rPr>
+                <w:lang w:val="en-US"/>
+              </w:rPr>
+              <w:t xml:space="preserve">:16 – </w:t>
+            </w:r>
+            <w:r>
+              <w:t>М9</w:t>
+            </w:r>
+            <w:r>
+              <w:rPr>
+                <w:lang w:val="en-US"/>
+              </w:rPr>
+              <w:t>.XB:15</w:t>
+            </w:r>
+          </w:p>
+        </w:tc>
+        <w:tc>
+          <w:tcPr>
+            <w:tcW w:w="2212" w:type="dxa"/>
+          </w:tcPr>
+          <w:p>
+            <w:pPr>
+              <w:pStyle w:val="af0"/>
+              <w:rPr>
+                <w:lang w:val="en-US"/>
+              </w:rPr>
+            </w:pPr>
+            <w:r>
+              <w:t>М9.К8</w:t>
+            </w:r>
+          </w:p>
+        </w:tc>
+        <w:tc>
+          <w:tcPr>
+            <w:tcW w:w="4914" w:type="dxa"/>
+          </w:tcPr>
+          <w:p>
+            <w:pPr>
+              <w:pStyle w:val="af0"/>
+              <w:jc w:val="left"/>
+            </w:pPr>
+            <w:r>
+              <w:t>Резерв</w:t>
+            </w:r>
+          </w:p>
+        </w:tc>
+      </w:tr>
+      <w:tr>
+        <w:tc>
+          <w:tcPr>
+            <w:tcW w:w="2479" w:type="dxa"/>
+          </w:tcPr>
+          <w:p>
+            <w:pPr>
+              <w:pStyle w:val="af0"/>
+            </w:pPr>
+            <w:r>
+              <w:t>М10.</w:t>
+            </w:r>
+            <w:r>
+              <w:rPr>
+                <w:lang w:val="en-US"/>
+              </w:rPr>
+              <w:t>X</w:t>
+            </w:r>
+            <w:r>
+              <w:t>В</w:t>
+            </w:r>
+            <w:r>
+              <w:rPr>
+                <w:lang w:val="en-US"/>
+              </w:rPr>
+              <w:t>:1</w:t>
+            </w:r>
+            <w:r>
+              <w:t xml:space="preserve"> – М10.</w:t>
+            </w:r>
+            <w:r>
+              <w:rPr>
+                <w:lang w:val="en-US"/>
+              </w:rPr>
+              <w:t>XB:2</w:t>
+            </w:r>
+          </w:p>
+        </w:tc>
+        <w:tc>
+          <w:tcPr>
+            <w:tcW w:w="2212" w:type="dxa"/>
+          </w:tcPr>
+          <w:p>
+            <w:pPr>
+              <w:pStyle w:val="af0"/>
+            </w:pPr>
+            <w:r>
+              <w:t>М10.К1</w:t>
+            </w:r>
+          </w:p>
+        </w:tc>
+        <w:tc>
+          <w:tcPr>
+            <w:tcW w:w="4914" w:type="dxa"/>
+          </w:tcPr>
+          <w:p>
+            <w:pPr>
+              <w:pStyle w:val="af0"/>
+              <w:jc w:val="left"/>
+            </w:pPr>
+            <w:r>
+              <w:t>Резерв</w:t>
+            </w:r>
+          </w:p>
+        </w:tc>
+      </w:tr>
+      <w:tr>
+        <w:tc>
+          <w:tcPr>
+            <w:tcW w:w="2479" w:type="dxa"/>
+          </w:tcPr>
+          <w:p>
+            <w:pPr>
+              <w:pStyle w:val="af0"/>
+            </w:pPr>
+            <w:r>
+              <w:t>М10.</w:t>
+            </w:r>
+            <w:r>
+              <w:rPr>
+                <w:lang w:val="en-US"/>
+              </w:rPr>
+              <w:t>X</w:t>
+            </w:r>
+            <w:r>
+              <w:t>В:3 – М10.</w:t>
+            </w:r>
+            <w:r>
+              <w:rPr>
+                <w:lang w:val="en-US"/>
+              </w:rPr>
+              <w:t>XB</w:t>
+            </w:r>
+            <w:r>
+              <w:t>:4</w:t>
+            </w:r>
+          </w:p>
+        </w:tc>
+        <w:tc>
+          <w:tcPr>
+            <w:tcW w:w="2212" w:type="dxa"/>
+          </w:tcPr>
+          <w:p>
+            <w:pPr>
+              <w:pStyle w:val="af0"/>
+            </w:pPr>
+            <w:r>
+              <w:t>М10.К2</w:t>
+            </w:r>
+          </w:p>
+        </w:tc>
+        <w:tc>
+          <w:tcPr>
+            <w:tcW w:w="4914" w:type="dxa"/>
+          </w:tcPr>
+          <w:p>
+            <w:pPr>
+              <w:pStyle w:val="af0"/>
+              <w:jc w:val="left"/>
+            </w:pPr>
+            <w:r>
+              <w:t>Резерв</w:t>
+            </w:r>
+          </w:p>
+        </w:tc>
+      </w:tr>
+      <w:tr>
+        <w:tc>
+          <w:tcPr>
+            <w:tcW w:w="2479" w:type="dxa"/>
+          </w:tcPr>
+          <w:p>
+            <w:pPr>
+              <w:pStyle w:val="af0"/>
+            </w:pPr>
+            <w:r>
+              <w:t>М10.</w:t>
+            </w:r>
+            <w:r>
+              <w:rPr>
+                <w:lang w:val="en-US"/>
+              </w:rPr>
+              <w:t>X</w:t>
+            </w:r>
+            <w:r>
+              <w:t>В:</w:t>
+            </w:r>
+            <w:r>
+              <w:rPr>
+                <w:lang w:val="en-US"/>
+              </w:rPr>
+              <w:t>7</w:t>
+            </w:r>
+            <w:r>
+              <w:t xml:space="preserve"> – М10.</w:t>
+            </w:r>
+            <w:r>
+              <w:rPr>
+                <w:lang w:val="en-US"/>
+              </w:rPr>
+              <w:t>XB</w:t>
+            </w:r>
+            <w:r>
+              <w:t>:</w:t>
+            </w:r>
+            <w:r>
+              <w:rPr>
+                <w:lang w:val="en-US"/>
+              </w:rPr>
+              <w:t>5</w:t>
+            </w:r>
+          </w:p>
+        </w:tc>
+        <w:tc>
+          <w:tcPr>
+            <w:tcW w:w="2212" w:type="dxa"/>
+          </w:tcPr>
+          <w:p>
+            <w:pPr>
+              <w:pStyle w:val="af0"/>
+            </w:pPr>
+            <w:r>
+              <w:t>М10.К3</w:t>
+            </w:r>
+          </w:p>
+        </w:tc>
+        <w:tc>
+          <w:tcPr>
+            <w:tcW w:w="4914" w:type="dxa"/>
+          </w:tcPr>
+          <w:p>
+            <w:pPr>
+              <w:pStyle w:val="af0"/>
+              <w:jc w:val="left"/>
+            </w:pPr>
+            <w:r>
+              <w:t>Резерв</w:t>
+            </w:r>
+          </w:p>
+        </w:tc>
+      </w:tr>
+      <w:tr>
+        <w:tc>
+          <w:tcPr>
+            <w:tcW w:w="2479" w:type="dxa"/>
+          </w:tcPr>
+          <w:p>
+            <w:pPr>
+              <w:pStyle w:val="af0"/>
+            </w:pPr>
+            <w:r>
+              <w:t>М10.</w:t>
+            </w:r>
+            <w:r>
+              <w:rPr>
+                <w:lang w:val="en-US"/>
+              </w:rPr>
+              <w:t>X</w:t>
+            </w:r>
+            <w:r>
+              <w:t>В:</w:t>
+            </w:r>
+            <w:r>
+              <w:rPr>
+                <w:lang w:val="en-US"/>
+              </w:rPr>
+              <w:t>7</w:t>
+            </w:r>
+            <w:r>
+              <w:t xml:space="preserve"> – М10.</w:t>
+            </w:r>
+            <w:r>
+              <w:rPr>
+                <w:lang w:val="en-US"/>
+              </w:rPr>
+              <w:t>XB</w:t>
+            </w:r>
+            <w:r>
+              <w:t>:</w:t>
+            </w:r>
+            <w:r>
+              <w:rPr>
+                <w:lang w:val="en-US"/>
+              </w:rPr>
+              <w:t>6</w:t>
+            </w:r>
+          </w:p>
+        </w:tc>
+        <w:tc>
+          <w:tcPr>
+            <w:tcW w:w="2212" w:type="dxa"/>
+          </w:tcPr>
+          <w:p>
+            <w:pPr>
+              <w:pStyle w:val="af0"/>
+            </w:pPr>
+            <w:r>
+              <w:t>М10.К4</w:t>
+            </w:r>
+          </w:p>
+        </w:tc>
+        <w:tc>
+          <w:tcPr>
+            <w:tcW w:w="4914" w:type="dxa"/>
+          </w:tcPr>
+          <w:p>
+            <w:pPr>
+              <w:pStyle w:val="af0"/>
+              <w:jc w:val="left"/>
+            </w:pPr>
+            <w:r>
+              <w:t>Резерв</w:t>
+            </w:r>
+          </w:p>
+        </w:tc>
+      </w:tr>
+      <w:tr>
+        <w:tc>
+          <w:tcPr>
+            <w:tcW w:w="2479" w:type="dxa"/>
+          </w:tcPr>
+          <w:p>
+            <w:pPr>
+              <w:pStyle w:val="af0"/>
+            </w:pPr>
+            <w:r>
+              <w:t>М10.</w:t>
+            </w:r>
+            <w:r>
+              <w:rPr>
+                <w:lang w:val="en-US"/>
+              </w:rPr>
+              <w:t>X</w:t>
+            </w:r>
+            <w:r>
+              <w:t>В</w:t>
+            </w:r>
+            <w:r>
+              <w:rPr>
+                <w:lang w:val="en-US"/>
+              </w:rPr>
+              <w:t>:10</w:t>
+            </w:r>
+            <w:r>
+              <w:t xml:space="preserve"> – М10.</w:t>
+            </w:r>
+            <w:r>
+              <w:rPr>
+                <w:lang w:val="en-US"/>
+              </w:rPr>
+              <w:t>XB:8</w:t>
+            </w:r>
+          </w:p>
+        </w:tc>
+        <w:tc>
+          <w:tcPr>
+            <w:tcW w:w="2212" w:type="dxa"/>
+          </w:tcPr>
+          <w:p>
+            <w:pPr>
+              <w:pStyle w:val="af0"/>
+            </w:pPr>
+            <w:r>
+              <w:t>М10.К5</w:t>
+            </w:r>
+          </w:p>
+        </w:tc>
+        <w:tc>
+          <w:tcPr>
+            <w:tcW w:w="4914" w:type="dxa"/>
+          </w:tcPr>
+          <w:p>
+            <w:pPr>
+              <w:pStyle w:val="af0"/>
+              <w:jc w:val="left"/>
+            </w:pPr>
+            <w:r>
+              <w:t>Резерв</w:t>
+            </w:r>
+          </w:p>
+        </w:tc>
+      </w:tr>
+      <w:tr>
+        <w:tc>
+          <w:tcPr>
+            <w:tcW w:w="2479" w:type="dxa"/>
+          </w:tcPr>
+          <w:p>
+            <w:pPr>
+              <w:pStyle w:val="af0"/>
+            </w:pPr>
+            <w:r>
+              <w:t>М10</w:t>
+            </w:r>
+            <w:r>
+              <w:rPr>
+                <w:lang w:val="en-US"/>
+              </w:rPr>
+              <w:t>.X</w:t>
+            </w:r>
+            <w:r>
+              <w:t>В</w:t>
+            </w:r>
+            <w:r>
+              <w:rPr>
+                <w:lang w:val="en-US"/>
+              </w:rPr>
+              <w:t xml:space="preserve">:10 – </w:t>
+            </w:r>
+            <w:r>
+              <w:t>М10</w:t>
+            </w:r>
+            <w:r>
+              <w:rPr>
+                <w:lang w:val="en-US"/>
+              </w:rPr>
+              <w:t>.XB:9</w:t>
+            </w:r>
+          </w:p>
+        </w:tc>
+        <w:tc>
+          <w:tcPr>
+            <w:tcW w:w="2212" w:type="dxa"/>
+          </w:tcPr>
+          <w:p>
+            <w:pPr>
+              <w:pStyle w:val="af0"/>
+            </w:pPr>
+            <w:r>
+              <w:t>М10.К</w:t>
+            </w:r>
+            <w:r>
+              <w:rPr>
+                <w:lang w:val="en-US"/>
+              </w:rPr>
+              <w:t>6</w:t>
+            </w:r>
+          </w:p>
+        </w:tc>
+        <w:tc>
+          <w:tcPr>
+            <w:tcW w:w="4914" w:type="dxa"/>
+          </w:tcPr>
+          <w:p>
+            <w:pPr>
+              <w:pStyle w:val="af0"/>
+              <w:jc w:val="left"/>
+            </w:pPr>
+            <w:r>
+              <w:t>Резерв</w:t>
+            </w:r>
+            <w:bookmarkStart w:id="18" w:name="_GoBack"/>
+            <w:bookmarkEnd w:id="18"/>
+          </w:p>
+        </w:tc>
+      </w:tr>
+      <w:tr>
+        <w:tc>
+          <w:tcPr>
+            <w:tcW w:w="2479" w:type="dxa"/>
+          </w:tcPr>
+          <w:p>
+            <w:pPr>
+              <w:pStyle w:val="af0"/>
+            </w:pPr>
+            <w:r>
+              <w:t>М10</w:t>
+            </w:r>
+            <w:r>
+              <w:rPr>
+                <w:lang w:val="en-US"/>
+              </w:rPr>
+              <w:t>.X</w:t>
+            </w:r>
+            <w:r>
+              <w:t>В</w:t>
+            </w:r>
+            <w:r>
+              <w:rPr>
+                <w:lang w:val="en-US"/>
+              </w:rPr>
+              <w:t xml:space="preserve">:13 – </w:t>
+            </w:r>
+            <w:r>
+              <w:t>М10</w:t>
+            </w:r>
+            <w:r>
+              <w:rPr>
+                <w:lang w:val="en-US"/>
+              </w:rPr>
+              <w:t>.XB:12</w:t>
+            </w:r>
+          </w:p>
+        </w:tc>
+        <w:tc>
+          <w:tcPr>
+            <w:tcW w:w="2212" w:type="dxa"/>
+          </w:tcPr>
+          <w:p>
+            <w:pPr>
+              <w:pStyle w:val="af0"/>
+            </w:pPr>
+            <w:r>
+              <w:t>М10.К</w:t>
+            </w:r>
+            <w:r>
+              <w:rPr>
+                <w:lang w:val="en-US"/>
+              </w:rPr>
+              <w:t>7</w:t>
+            </w:r>
+          </w:p>
+        </w:tc>
+        <w:tc>
+          <w:tcPr>
+            <w:tcW w:w="4914" w:type="dxa"/>
+          </w:tcPr>
+          <w:p>
+            <w:pPr>
+              <w:pStyle w:val="af0"/>
+              <w:jc w:val="left"/>
+            </w:pPr>
+            <w:r>
+              <w:t>Резерв</w:t>
+            </w:r>
+          </w:p>
+        </w:tc>
+      </w:tr>
+      <w:tr>
+        <w:tc>
+          <w:tcPr>
+            <w:tcW w:w="2479" w:type="dxa"/>
+          </w:tcPr>
+          <w:p>
+            <w:pPr>
+              <w:pStyle w:val="af0"/>
+            </w:pPr>
+            <w:r>
+              <w:t>М10</w:t>
+            </w:r>
+            <w:r>
+              <w:rPr>
+                <w:lang w:val="en-US"/>
+              </w:rPr>
+              <w:t>.X</w:t>
+            </w:r>
+            <w:r>
+              <w:t>В</w:t>
+            </w:r>
+            <w:r>
+              <w:rPr>
+                <w:lang w:val="en-US"/>
+              </w:rPr>
+              <w:t xml:space="preserve">:16 – </w:t>
+            </w:r>
+            <w:r>
+              <w:t>М10</w:t>
+            </w:r>
+            <w:r>
+              <w:rPr>
+                <w:lang w:val="en-US"/>
+              </w:rPr>
+              <w:t>.XB:15</w:t>
+            </w:r>
+          </w:p>
+        </w:tc>
+        <w:tc>
+          <w:tcPr>
+            <w:tcW w:w="2212" w:type="dxa"/>
+          </w:tcPr>
+          <w:p>
+            <w:pPr>
+              <w:pStyle w:val="af0"/>
+            </w:pPr>
+            <w:r>
+              <w:t>М10.К8</w:t>
+            </w:r>
+          </w:p>
+        </w:tc>
+        <w:tc>
+          <w:tcPr>
+            <w:tcW w:w="4914" w:type="dxa"/>
+          </w:tcPr>
+          <w:p>
+            <w:pPr>
+              <w:pStyle w:val="af0"/>
+              <w:jc w:val="left"/>
+            </w:pPr>
+            <w:r>
+              <w:t>Резерв</w:t>
+            </w:r>
+          </w:p>
+        </w:tc>
+      </w:tr>
+      <w:tr>
+        <w:tc>
+          <w:tcPr>
+            <w:tcW w:w="2479" w:type="dxa"/>
+          </w:tcPr>
+          <w:p>
+            <w:pPr>
+              <w:pStyle w:val="af0"/>
+            </w:pPr>
+            <w:r>
+              <w:t>М</w:t>
+            </w:r>
+            <w:r>
+              <w:rPr>
+                <w:lang w:val="en-US"/>
+              </w:rPr>
+              <w:t xml:space="preserve">1.XP:2 - </w:t>
+            </w:r>
+            <w:r>
+              <w:t>М</w:t>
+            </w:r>
+            <w:r>
+              <w:rPr>
+                <w:lang w:val="en-US"/>
+              </w:rPr>
+              <w:t>1.XP:1</w:t>
+            </w:r>
+          </w:p>
+        </w:tc>
+        <w:tc>
+          <w:tcPr>
+            <w:tcW w:w="2212" w:type="dxa"/>
+          </w:tcPr>
+          <w:p>
+            <w:pPr>
+              <w:pStyle w:val="af0"/>
+            </w:pPr>
+            <w:r>
+              <w:t>М1.К1</w:t>
+            </w:r>
+          </w:p>
+        </w:tc>
+        <w:tc>
+          <w:tcPr>
+            <w:tcW w:w="4914" w:type="dxa"/>
+          </w:tcPr>
+          <w:p>
+            <w:pPr>
+              <w:pStyle w:val="af0"/>
+              <w:jc w:val="left"/>
+            </w:pPr>
+            <w:r>
+              <w:t>ПС: Пуск</w:t>
+            </w:r>
+          </w:p>
+        </w:tc>
+      </w:tr>
+    </w:tbl>
+    <w:p>
+      <w:pPr>
+        <w:pStyle w:val="a"/>
+        <w:rPr>
+          <w:highlight w:val="green"/>
+        </w:rPr>
+      </w:pPr>
+      <w:bookmarkStart w:id="19" w:name="_Ref192835076"/>
+      <w:r>
+        <w:rPr>
+          <w:highlight w:val="green"/>
+        </w:rPr>
+        <w:t xml:space="preserve">Выходные реле устройства ЮНИТ-М300 для проверки </w:t>
+      </w:r>
+      <w:bookmarkEnd w:id="19"/>
+      <w:r>
+        <w:rPr>
+          <w:highlight w:val="green"/>
+        </w:rPr>
+        <w:t>ТО</w:t>
+      </w:r>
+    </w:p>
+    <w:tbl>
+      <w:tblPr>
+        <w:tblStyle w:val="21"/>
+        <w:tblW w:w="0" w:type="auto"/>
+        <w:tblLook w:val="04A0" w:firstRow="1" w:lastRow="0" w:firstColumn="1" w:lastColumn="0" w:noHBand="0" w:noVBand="1"/>
+      </w:tblPr>
+      <w:tblGrid>
+        <w:gridCol w:w="2479"/>
+        <w:gridCol w:w="2212"/>
+        <w:gridCol w:w="4914"/>
+      </w:tblGrid>
+      <w:tr>
+        <w:trPr>
+          <w:cnfStyle w:val="100000000000" w:firstRow="1" w:lastRow="0" w:firstColumn="0" w:lastColumn="0" w:oddVBand="0" w:evenVBand="0" w:oddHBand="0" w:evenHBand="0" w:firstRowFirstColumn="0" w:firstRowLastColumn="0" w:lastRowFirstColumn="0" w:lastRowLastColumn="0"/>
+          <w:tblHeader/>
+        </w:trPr>
+        <w:tc>
+          <w:tcPr>
+            <w:tcW w:w="2479" w:type="dxa"/>
+          </w:tcPr>
+          <w:p>
+            <w:pPr>
+              <w:rPr>
+                <w:b w:val="0"/>
+              </w:rPr>
+            </w:pPr>
+            <w:r>
+              <w:rPr>
+                <w:b w:val="0"/>
+              </w:rPr>
               <w:lastRenderedPageBreak/>
               <w:t>Клеммы на устройстве</w:t>
             </w:r>
@@ -12899,12 +12361,28 @@
             <w:pPr>
               <w:pStyle w:val="af0"/>
               <w:jc w:val="left"/>
-            </w:pPr>
-            <w:r>
-              <w:t>ТК ЗДЗ</w:t>
-            </w:r>
-            <w:r>
-              <w:t>: Ввод</w:t>
+              <w:rPr>
+                <w:color w:val="00B0F0"/>
+              </w:rPr>
+            </w:pPr>
+            <w:r>
+              <w:rPr>
+                <w:color w:val="00B0F0"/>
+              </w:rPr>
+              <w:t>ТО</w:t>
+            </w:r>
+            <w:r>
+              <w:rPr>
+                <w:color w:val="00B0F0"/>
+                <w:lang w:val="en-US"/>
+              </w:rPr>
+              <w:t xml:space="preserve">: </w:t>
+            </w:r>
+            <w:r>
+              <w:rPr>
+                <w:color w:val="00B0F0"/>
+              </w:rPr>
+              <w:t>Ввод</w:t>
             </w:r>
           </w:p>
         </w:tc>
@@ -12965,7 +12443,7 @@
               <w:jc w:val="left"/>
             </w:pPr>
             <w:r>
-              <w:t>ТК ЗДЗ</w:t>
+              <w:t>ТО</w:t>
             </w:r>
             <w:r>
               <w:t>: Оперативный вывод</w:t>
@@ -13045,18 +12523,15 @@
             <w:pPr>
               <w:pStyle w:val="af0"/>
               <w:jc w:val="left"/>
-            </w:pPr>
-            <w:r>
-              <w:t>ТК ЗДЗ</w:t>
-            </w:r>
-            <w:r>
-              <w:rPr>
-                <w:lang w:val="en-US"/>
-              </w:rPr>
-              <w:t xml:space="preserve">: </w:t>
-            </w:r>
-            <w:r>
-              <w:t>Пуск</w:t>
+              <w:rPr>
+                <w:color w:val="00B0F0"/>
+              </w:rPr>
+            </w:pPr>
+            <w:r>
+              <w:rPr>
+                <w:color w:val="00B0F0"/>
+              </w:rPr>
+              <w:t>ТО: Пуск</w:t>
             </w:r>
           </w:p>
         </w:tc>
@@ -13136,27 +12611,15 @@
             <w:pPr>
               <w:pStyle w:val="af0"/>
               <w:jc w:val="left"/>
-            </w:pPr>
-            <w:r>
-              <w:t>ТК ЗДЗ</w:t>
-            </w:r>
-            <w:r>
-              <w:rPr>
-                <w:lang w:val="en-US"/>
-              </w:rPr>
-              <w:t>:</w:t>
-            </w:r>
-            <w:r>
-              <w:t xml:space="preserve"> ИО </w:t>
-            </w:r>
-            <w:r>
-              <w:rPr>
-                <w:lang w:val="en-US"/>
-              </w:rPr>
-              <w:t>I</w:t>
-            </w:r>
-            <w:r>
-              <w:t>макс</w:t>
+              <w:rPr>
+                <w:color w:val="00B0F0"/>
+              </w:rPr>
+            </w:pPr>
+            <w:r>
+              <w:rPr>
+                <w:color w:val="00B0F0"/>
+              </w:rPr>
+              <w:t>ТО: ИО Iмакс</w:t>
             </w:r>
           </w:p>
         </w:tc>
@@ -13227,6 +12690,168 @@
             <w:pPr>
               <w:pStyle w:val="af0"/>
               <w:jc w:val="left"/>
+              <w:rPr>
+                <w:color w:val="00B0F0"/>
+              </w:rPr>
+            </w:pPr>
+            <w:r>
+              <w:rPr>
+                <w:color w:val="00B0F0"/>
+              </w:rPr>
+              <w:t>ТО: Срабатывание сигн</w:t>
+            </w:r>
+          </w:p>
+        </w:tc>
+      </w:tr>
+      <w:tr>
+        <w:tc>
+          <w:tcPr>
+            <w:tcW w:w="2479" w:type="dxa"/>
+          </w:tcPr>
+          <w:p>
+            <w:pPr>
+              <w:pStyle w:val="af0"/>
+              <w:rPr>
+                <w:lang w:val="en-US"/>
+              </w:rPr>
+            </w:pPr>
+            <w:r>
+              <w:t>М9</w:t>
+            </w:r>
+            <w:r>
+              <w:rPr>
+                <w:lang w:val="en-US"/>
+              </w:rPr>
+              <w:t>.X</w:t>
+            </w:r>
+            <w:r>
+              <w:t>В</w:t>
+            </w:r>
+            <w:r>
+              <w:rPr>
+                <w:lang w:val="en-US"/>
+              </w:rPr>
+              <w:t xml:space="preserve">:10 – </w:t>
+            </w:r>
+            <w:r>
+              <w:t>М9</w:t>
+            </w:r>
+            <w:r>
+              <w:rPr>
+                <w:lang w:val="en-US"/>
+              </w:rPr>
+              <w:t>.XB:9</w:t>
+            </w:r>
+          </w:p>
+        </w:tc>
+        <w:tc>
+          <w:tcPr>
+            <w:tcW w:w="2212" w:type="dxa"/>
+          </w:tcPr>
+          <w:p>
+            <w:pPr>
+              <w:pStyle w:val="af0"/>
+              <w:rPr>
+                <w:lang w:val="en-US"/>
+              </w:rPr>
+            </w:pPr>
+            <w:r>
+              <w:t>М9.К</w:t>
+            </w:r>
+            <w:r>
+              <w:rPr>
+                <w:lang w:val="en-US"/>
+              </w:rPr>
+              <w:t>6</w:t>
+            </w:r>
+          </w:p>
+        </w:tc>
+        <w:tc>
+          <w:tcPr>
+            <w:tcW w:w="4914" w:type="dxa"/>
+          </w:tcPr>
+          <w:p>
+            <w:pPr>
+              <w:pStyle w:val="af0"/>
+              <w:jc w:val="left"/>
+            </w:pPr>
+            <w:r>
+              <w:t>ТО: Срабатывание</w:t>
+            </w:r>
+          </w:p>
+        </w:tc>
+      </w:tr>
+      <w:tr>
+        <w:tc>
+          <w:tcPr>
+            <w:tcW w:w="2479" w:type="dxa"/>
+          </w:tcPr>
+          <w:p>
+            <w:pPr>
+              <w:pStyle w:val="af0"/>
+              <w:rPr>
+                <w:lang w:val="en-US"/>
+              </w:rPr>
+            </w:pPr>
+            <w:r>
+              <w:t>М9</w:t>
+            </w:r>
+            <w:r>
+              <w:rPr>
+                <w:lang w:val="en-US"/>
+              </w:rPr>
+              <w:t>.X</w:t>
+            </w:r>
+            <w:r>
+              <w:t>В</w:t>
+            </w:r>
+            <w:r>
+              <w:rPr>
+                <w:lang w:val="en-US"/>
+              </w:rPr>
+              <w:t xml:space="preserve">:13 – </w:t>
+            </w:r>
+            <w:r>
+              <w:t>М9</w:t>
+            </w:r>
+            <w:r>
+              <w:rPr>
+                <w:lang w:val="en-US"/>
+              </w:rPr>
+              <w:t>.XB:12</w:t>
+            </w:r>
+          </w:p>
+        </w:tc>
+        <w:tc>
+          <w:tcPr>
+            <w:tcW w:w="2212" w:type="dxa"/>
+          </w:tcPr>
+          <w:p>
+            <w:pPr>
+              <w:pStyle w:val="af0"/>
+              <w:rPr>
+                <w:lang w:val="en-US"/>
+              </w:rPr>
+            </w:pPr>
+            <w:r>
+              <w:t>М9.К</w:t>
+            </w:r>
+            <w:r>
+              <w:rPr>
+                <w:lang w:val="en-US"/>
+              </w:rPr>
+              <w:t>7</w:t>
+            </w:r>
+          </w:p>
+        </w:tc>
+        <w:tc>
+          <w:tcPr>
+            <w:tcW w:w="4914" w:type="dxa"/>
+          </w:tcPr>
+          <w:p>
+            <w:pPr>
+              <w:pStyle w:val="af0"/>
+              <w:jc w:val="left"/>
             </w:pPr>
             <w:r>
               <w:t>ЛО Т / ЛО: Срабатывание</w:t>
@@ -13262,7 +12887,7 @@
               <w:rPr>
                 <w:lang w:val="en-US"/>
               </w:rPr>
-              <w:t xml:space="preserve">:10 – </w:t>
+              <w:t xml:space="preserve">:16 – </w:t>
             </w:r>
             <w:r>
               <w:t>М9</w:t>
@@ -13271,7 +12896,7 @@
               <w:rPr>
                 <w:lang w:val="en-US"/>
               </w:rPr>
-              <w:t>.XB:9</w:t>
+              <w:t>.XB:15</w:t>
             </w:r>
           </w:p>
         </w:tc>
@@ -13287,13 +12912,7 @@
               </w:rPr>
             </w:pPr>
             <w:r>
-              <w:t>М9.К</w:t>
-            </w:r>
-            <w:r>
-              <w:rPr>
-                <w:lang w:val="en-US"/>
-              </w:rPr>
-              <w:t>6</w:t>
+              <w:t>М9.К8</w:t>
             </w:r>
           </w:p>
         </w:tc>
@@ -13320,18 +12939,15 @@
           <w:p>
             <w:pPr>
               <w:pStyle w:val="af0"/>
-              <w:rPr>
-                <w:lang w:val="en-US"/>
-              </w:rPr>
-            </w:pPr>
-            <w:r>
-              <w:t>М9</w:t>
-            </w:r>
-            <w:r>
-              <w:rPr>
-                <w:lang w:val="en-US"/>
-              </w:rPr>
-              <w:t>.X</w:t>
+            </w:pPr>
+            <w:r>
+              <w:t>М10.</w:t>
+            </w:r>
+            <w:r>
+              <w:rPr>
+                <w:lang w:val="en-US"/>
+              </w:rPr>
+              <w:t>X</w:t>
             </w:r>
             <w:r>
               <w:t>В</w:t>
@@ -13340,16 +12956,16 @@
               <w:rPr>
                 <w:lang w:val="en-US"/>
               </w:rPr>
-              <w:t xml:space="preserve">:13 – </w:t>
-            </w:r>
-            <w:r>
-              <w:t>М9</w:t>
-            </w:r>
-            <w:r>
-              <w:rPr>
-                <w:lang w:val="en-US"/>
-              </w:rPr>
-              <w:t>.XB:12</w:t>
+              <w:t>:1</w:t>
+            </w:r>
+            <w:r>
+              <w:t xml:space="preserve"> – М10.</w:t>
+            </w:r>
+            <w:r>
+              <w:rPr>
+                <w:lang w:val="en-US"/>
+              </w:rPr>
+              <w:t>XB:2</w:t>
             </w:r>
           </w:p>
         </w:tc>
@@ -13360,18 +12976,9 @@
           <w:p>
             <w:pPr>
               <w:pStyle w:val="af0"/>
-              <w:rPr>
-                <w:lang w:val="en-US"/>
-              </w:rPr>
-            </w:pPr>
-            <w:r>
-              <w:t>М9.К</w:t>
-            </w:r>
-            <w:r>
-              <w:rPr>
-                <w:lang w:val="en-US"/>
-              </w:rPr>
-              <w:t>7</w:t>
+            </w:pPr>
+            <w:r>
+              <w:t>М10.К1</w:t>
             </w:r>
           </w:p>
         </w:tc>
@@ -13386,144 +12993,6 @@
             </w:pPr>
             <w:r>
               <w:t>ЛО Т / ЗАПВ: Запрет АПВ</w:t>
-            </w:r>
-          </w:p>
-        </w:tc>
-      </w:tr>
-      <w:tr>
-        <w:tc>
-          <w:tcPr>
-            <w:tcW w:w="2479" w:type="dxa"/>
-          </w:tcPr>
-          <w:p>
-            <w:pPr>
-              <w:pStyle w:val="af0"/>
-              <w:rPr>
-                <w:lang w:val="en-US"/>
-              </w:rPr>
-            </w:pPr>
-            <w:r>
-              <w:t>М9</w:t>
-            </w:r>
-            <w:r>
-              <w:rPr>
-                <w:lang w:val="en-US"/>
-              </w:rPr>
-              <w:t>.X</w:t>
-            </w:r>
-            <w:r>
-              <w:t>В</w:t>
-            </w:r>
-            <w:r>
-              <w:rPr>
-                <w:lang w:val="en-US"/>
-              </w:rPr>
-              <w:t xml:space="preserve">:16 – </w:t>
-            </w:r>
-            <w:r>
-              <w:t>М9</w:t>
-            </w:r>
-            <w:r>
-              <w:rPr>
-                <w:lang w:val="en-US"/>
-              </w:rPr>
-              <w:t>.XB:15</w:t>
-            </w:r>
-          </w:p>
-        </w:tc>
-        <w:tc>
-          <w:tcPr>
-            <w:tcW w:w="2212" w:type="dxa"/>
-          </w:tcPr>
-          <w:p>
-            <w:pPr>
-              <w:pStyle w:val="af0"/>
-              <w:rPr>
-                <w:lang w:val="en-US"/>
-              </w:rPr>
-            </w:pPr>
-            <w:r>
-              <w:t>М9.К8</w:t>
-            </w:r>
-          </w:p>
-        </w:tc>
-        <w:tc>
-          <w:tcPr>
-            <w:tcW w:w="4914" w:type="dxa"/>
-          </w:tcPr>
-          <w:p>
-            <w:pPr>
-              <w:pStyle w:val="af0"/>
-              <w:jc w:val="left"/>
-            </w:pPr>
-            <w:r>
-              <w:t>Резерв</w:t>
-            </w:r>
-          </w:p>
-        </w:tc>
-      </w:tr>
-      <w:tr>
-        <w:tc>
-          <w:tcPr>
-            <w:tcW w:w="2479" w:type="dxa"/>
-          </w:tcPr>
-          <w:p>
-            <w:pPr>
-              <w:pStyle w:val="af0"/>
-            </w:pPr>
-            <w:r>
-              <w:t>М10.</w:t>
-            </w:r>
-            <w:r>
-              <w:rPr>
-                <w:lang w:val="en-US"/>
-              </w:rPr>
-              <w:t>X</w:t>
-            </w:r>
-            <w:r>
-              <w:t>В</w:t>
-            </w:r>
-            <w:r>
-              <w:rPr>
-                <w:lang w:val="en-US"/>
-              </w:rPr>
-              <w:t>:1</w:t>
-            </w:r>
-            <w:r>
-              <w:t xml:space="preserve"> – М10.</w:t>
-            </w:r>
-            <w:r>
-              <w:rPr>
-                <w:lang w:val="en-US"/>
-              </w:rPr>
-              <w:t>XB:2</w:t>
-            </w:r>
-          </w:p>
-        </w:tc>
-        <w:tc>
-          <w:tcPr>
-            <w:tcW w:w="2212" w:type="dxa"/>
-          </w:tcPr>
-          <w:p>
-            <w:pPr>
-              <w:pStyle w:val="af0"/>
-            </w:pPr>
-            <w:r>
-              <w:t>М10.К1</w:t>
-            </w:r>
-          </w:p>
-        </w:tc>
-        <w:tc>
-          <w:tcPr>
-            <w:tcW w:w="4914" w:type="dxa"/>
-          </w:tcPr>
-          <w:p>
-            <w:pPr>
-              <w:pStyle w:val="af0"/>
-              <w:jc w:val="left"/>
-            </w:pPr>
-            <w:r>
-              <w:t>Резерв</w:t>
             </w:r>
           </w:p>
         </w:tc>
@@ -14607,8 +14076,6 @@
                 <w:lang w:val="en-US"/>
               </w:rPr>
             </w:pPr>
-            <w:bookmarkStart w:id="19" w:name="_GoBack"/>
-            <w:bookmarkEnd w:id="19"/>
             <w:r>
               <w:t>М9.К</w:t>
             </w:r>
@@ -15398,15 +14865,21 @@
     <w:p>
       <w:pPr>
         <w:pStyle w:val="a"/>
+        <w:rPr>
+          <w:highlight w:val="cyan"/>
+        </w:rPr>
       </w:pPr>
       <w:r>
-        <w:t xml:space="preserve">Выходные реле устройства ЮНИТ-М300 для проверки МТЗ </w:t>
+        <w:rPr>
+          <w:highlight w:val="cyan"/>
+        </w:rPr>
+        <w:t xml:space="preserve">Выходные реле устройства ЮНИТ-М300 для проверки </w:t>
       </w:r>
       <w:r>
-        <w:t>2</w:t>
-      </w:r>
-      <w:r>
-        <w:t xml:space="preserve"> ступени</w:t>
+        <w:rPr>
+          <w:highlight w:val="cyan"/>
+        </w:rPr>
+        <w:t>ЗОП</w:t>
       </w:r>
     </w:p>
     <w:tbl>
@@ -15542,7 +15015,16 @@
               <w:jc w:val="left"/>
             </w:pPr>
             <w:r>
-              <w:t>ЛО Т / ЛО: Срабатывание</w:t>
+              <w:t>ЗОП</w:t>
+            </w:r>
+            <w:r>
+              <w:rPr>
+                <w:lang w:val="en-US"/>
+              </w:rPr>
+              <w:t xml:space="preserve">: </w:t>
+            </w:r>
+            <w:r>
+              <w:t>Ввод</w:t>
             </w:r>
           </w:p>
         </w:tc>
@@ -15603,7 +15085,16 @@
               <w:jc w:val="left"/>
             </w:pPr>
             <w:r>
-              <w:t>ЛО Т / ЗАПВ: Запрет АПВ</w:t>
+              <w:t>ЗОП</w:t>
+            </w:r>
+            <w:r>
+              <w:rPr>
+                <w:lang w:val="en-US"/>
+              </w:rPr>
+              <w:t>:</w:t>
+            </w:r>
+            <w:r>
+              <w:t xml:space="preserve"> Оперативный вывод</w:t>
             </w:r>
           </w:p>
         </w:tc>
@@ -15682,7 +15173,7 @@
               <w:jc w:val="left"/>
             </w:pPr>
             <w:r>
-              <w:t>ЛО Т / ЗАВР: Запрет АВР</w:t>
+              <w:t>ЗОП: Срабатывание</w:t>
             </w:r>
           </w:p>
         </w:tc>
@@ -15764,7 +15255,7 @@
               <w:jc w:val="left"/>
             </w:pPr>
             <w:r>
-              <w:t>МТЗ 2 ст: Ввод</w:t>
+              <w:t>ЗОП: Срабатывание сигн</w:t>
             </w:r>
           </w:p>
         </w:tc>
@@ -15837,7 +15328,7 @@
               <w:jc w:val="left"/>
             </w:pPr>
             <w:r>
-              <w:t>МТЗ 2 ст: Оперативный вывод</w:t>
+              <w:t>ЗОП: Пуск</w:t>
             </w:r>
           </w:p>
         </w:tc>
@@ -15915,7 +15406,7 @@
               <w:jc w:val="left"/>
             </w:pPr>
             <w:r>
-              <w:t>МТЗ 2 ст: Пуск ф.А</w:t>
+              <w:t>ЗОП: ИО I2</w:t>
             </w:r>
           </w:p>
         </w:tc>
@@ -15993,7 +15484,7 @@
               <w:jc w:val="left"/>
             </w:pPr>
             <w:r>
-              <w:t>МТЗ 2 ст: Пуск ф.В</w:t>
+              <w:t>ЗОП ИО I2/I1</w:t>
             </w:r>
           </w:p>
         </w:tc>
@@ -16065,7 +15556,7 @@
               <w:jc w:val="left"/>
             </w:pPr>
             <w:r>
-              <w:t>МТЗ 2 ст: Пуск ф.С</w:t>
+              <w:t>ЛО Т / ЛО: Срабатывание</w:t>
             </w:r>
           </w:p>
         </w:tc>
@@ -16131,7 +15622,7 @@
               <w:jc w:val="left"/>
             </w:pPr>
             <w:r>
-              <w:t>МТЗ 2 ст: Пуск</w:t>
+              <w:t>ЛО Т / ЗАВР: Запрет АВР</w:t>
             </w:r>
           </w:p>
         </w:tc>
@@ -16192,7 +15683,7 @@
               <w:jc w:val="left"/>
             </w:pPr>
             <w:r>
-              <w:t xml:space="preserve">МТЗ 2 ст: Срабатывание </w:t>
+              <w:t>ЛО Т / ЗАПВ: Запрет АПВ</w:t>
             </w:r>
           </w:p>
         </w:tc>
@@ -16267,7 +15758,7 @@
               <w:jc w:val="left"/>
             </w:pPr>
             <w:r>
-              <w:t>МТЗ 2 ст: Срабатывание сигн</w:t>
+              <w:t>Резерв</w:t>
             </w:r>
           </w:p>
         </w:tc>
@@ -16342,7 +15833,7 @@
               <w:jc w:val="left"/>
             </w:pPr>
             <w:r>
-              <w:t>МТЗ 2 ст: ИО IА</w:t>
+              <w:t>Резерв</w:t>
             </w:r>
           </w:p>
         </w:tc>
@@ -16408,7 +15899,7 @@
               <w:jc w:val="left"/>
             </w:pPr>
             <w:r>
-              <w:t>МТЗ 2 ст: ИО IВ</w:t>
+              <w:t>Резерв</w:t>
             </w:r>
           </w:p>
         </w:tc>
@@ -16480,7 +15971,7 @@
               <w:jc w:val="left"/>
             </w:pPr>
             <w:r>
-              <w:t>МТЗ 2 ст: ИО IС</w:t>
+              <w:t>Резерв</w:t>
             </w:r>
           </w:p>
         </w:tc>
@@ -16552,16 +16043,7 @@
               <w:jc w:val="left"/>
             </w:pPr>
             <w:r>
-              <w:t>БЛЗШ</w:t>
-            </w:r>
-            <w:r>
-              <w:rPr>
-                <w:lang w:val="en-US"/>
-              </w:rPr>
-              <w:t xml:space="preserve">: </w:t>
-            </w:r>
-            <w:r>
-              <w:t>Блокировка</w:t>
+              <w:t>Резерв</w:t>
             </w:r>
           </w:p>
         </w:tc>
@@ -16627,7 +16109,7 @@
               <w:jc w:val="left"/>
             </w:pPr>
             <w:r>
-              <w:t>-</w:t>
+              <w:t>Резерв</w:t>
             </w:r>
           </w:p>
         </w:tc>
@@ -16693,18 +16175,24 @@
     <w:p>
       <w:pPr>
         <w:pStyle w:val="a"/>
+        <w:rPr>
+          <w:highlight w:val="cyan"/>
+        </w:rPr>
       </w:pPr>
       <w:bookmarkStart w:id="20" w:name="_Ref192835080"/>
       <w:r>
-        <w:t xml:space="preserve">Выходные реле устройства ЮНИТ-М300 для проверки МТЗ </w:t>
-      </w:r>
-      <w:r>
-        <w:t>3</w:t>
-      </w:r>
-      <w:r>
-        <w:t xml:space="preserve"> ступени</w:t>
+        <w:rPr>
+          <w:highlight w:val="cyan"/>
+        </w:rPr>
+        <w:t xml:space="preserve">Выходные реле устройства ЮНИТ-М300 для проверки </w:t>
       </w:r>
       <w:bookmarkEnd w:id="20"/>
+      <w:r>
+        <w:rPr>
+          <w:highlight w:val="cyan"/>
+        </w:rPr>
+        <w:t>ЗП</w:t>
+      </w:r>
     </w:p>
     <w:tbl>
       <w:tblPr>
@@ -16839,7 +16327,7 @@
               <w:jc w:val="left"/>
             </w:pPr>
             <w:r>
-              <w:t>ЛО Т / ЛО: Срабатывание</w:t>
+              <w:t>ЗП: Ввод</w:t>
             </w:r>
           </w:p>
         </w:tc>
@@ -16900,7 +16388,7 @@
               <w:jc w:val="left"/>
             </w:pPr>
             <w:r>
-              <w:t>ЛО Т / ЗАПВ: Запрет АПВ</w:t>
+              <w:t>ЗП: Оперативный вывод</w:t>
             </w:r>
           </w:p>
         </w:tc>
@@ -16979,7 +16467,7 @@
               <w:jc w:val="left"/>
             </w:pPr>
             <w:r>
-              <w:t>ЛО Т / ЗАВР: Запрет АВР</w:t>
+              <w:t>ЗП: Пуск</w:t>
             </w:r>
           </w:p>
         </w:tc>
@@ -17061,7 +16549,7 @@
               <w:jc w:val="left"/>
             </w:pPr>
             <w:r>
-              <w:t>МТЗ 3 ст: Ввод</w:t>
+              <w:t>ЗП ИО I</w:t>
             </w:r>
           </w:p>
         </w:tc>
@@ -17134,7 +16622,7 @@
               <w:jc w:val="left"/>
             </w:pPr>
             <w:r>
-              <w:t>МТЗ 3 ст: Оперативный вывод</w:t>
+              <w:t>ЗП: Срабатывание</w:t>
             </w:r>
           </w:p>
         </w:tc>
@@ -17212,7 +16700,7 @@
               <w:jc w:val="left"/>
             </w:pPr>
             <w:r>
-              <w:t>МТЗ 3 ст: Пуск ф.А</w:t>
+              <w:t>ЗП: Сраб. на откл</w:t>
             </w:r>
           </w:p>
         </w:tc>
@@ -17290,7 +16778,7 @@
               <w:jc w:val="left"/>
             </w:pPr>
             <w:r>
-              <w:t>МТЗ 3 ст: Пуск ф.В</w:t>
+              <w:t>ЛО Т / ЛО: Срабатывание</w:t>
             </w:r>
           </w:p>
         </w:tc>
@@ -17362,7 +16850,7 @@
               <w:jc w:val="left"/>
             </w:pPr>
             <w:r>
-              <w:t>МТЗ 3 ст: Пуск ф.С</w:t>
+              <w:t>ЛО Т / ЗАВР: Запрет АВР</w:t>
             </w:r>
           </w:p>
         </w:tc>
@@ -17428,7 +16916,7 @@
               <w:jc w:val="left"/>
             </w:pPr>
             <w:r>
-              <w:t>МТЗ 3 ст: Пуск</w:t>
+              <w:t>ЛО Т / ЗАПВ: Запрет АПВ</w:t>
             </w:r>
           </w:p>
         </w:tc>
@@ -17488,7 +16976,7 @@
               <w:jc w:val="left"/>
             </w:pPr>
             <w:r>
-              <w:t xml:space="preserve">МТЗ 3 ст: Срабатывание </w:t>
+              <w:t>Резерв</w:t>
             </w:r>
           </w:p>
         </w:tc>
@@ -17563,7 +17051,7 @@
               <w:jc w:val="left"/>
             </w:pPr>
             <w:r>
-              <w:t>МТЗ 3 ст: Срабатывание сигн</w:t>
+              <w:t>Резерв</w:t>
             </w:r>
           </w:p>
         </w:tc>
@@ -17638,7 +17126,7 @@
               <w:jc w:val="left"/>
             </w:pPr>
             <w:r>
-              <w:t>МТЗ 3 ст: ИО IА</w:t>
+              <w:t>Резерв</w:t>
             </w:r>
           </w:p>
         </w:tc>
@@ -17704,7 +17192,7 @@
               <w:jc w:val="left"/>
             </w:pPr>
             <w:r>
-              <w:t>МТЗ 3 ст: ИО IВ</w:t>
+              <w:t>Резерв</w:t>
             </w:r>
           </w:p>
         </w:tc>
@@ -17776,7 +17264,7 @@
               <w:jc w:val="left"/>
             </w:pPr>
             <w:r>
-              <w:t>МТЗ 3 ст: ИО IС</w:t>
+              <w:t>Резерв</w:t>
             </w:r>
           </w:p>
         </w:tc>
@@ -17848,16 +17336,7 @@
               <w:jc w:val="left"/>
             </w:pPr>
             <w:r>
-              <w:t>БЛЗШ</w:t>
-            </w:r>
-            <w:r>
-              <w:rPr>
-                <w:lang w:val="en-US"/>
-              </w:rPr>
-              <w:t xml:space="preserve">: </w:t>
-            </w:r>
-            <w:r>
-              <w:t>Блокировка</w:t>
+              <w:t>Резерв</w:t>
             </w:r>
           </w:p>
         </w:tc>
@@ -17923,7 +17402,7 @@
               <w:jc w:val="left"/>
             </w:pPr>
             <w:r>
-              <w:t>-</w:t>
+              <w:t>Резерв</w:t>
             </w:r>
           </w:p>
         </w:tc>
@@ -18440,14 +17919,27 @@
           <w:r>
             <w:t>/</w:t>
           </w:r>
-          <w:fldSimple w:instr=" NUMPAGES   \* MERGEFORMAT ">
-            <w:r>
-              <w:rPr>
-                <w:noProof/>
-              </w:rPr>
-              <w:t>10</w:t>
-            </w:r>
-          </w:fldSimple>
+          <w:r>
+            <w:fldChar w:fldCharType="begin"/>
+          </w:r>
+          <w:r>
+            <w:instrText xml:space="preserve"> NUMPAGES   \* MERGEFORMAT </w:instrText>
+          </w:r>
+          <w:r>
+            <w:fldChar w:fldCharType="separate"/>
+          </w:r>
+          <w:r>
+            <w:rPr>
+              <w:noProof/>
+            </w:rPr>
+            <w:t>10</w:t>
+          </w:r>
+          <w:r>
+            <w:rPr>
+              <w:noProof/>
+            </w:rPr>
+            <w:fldChar w:fldCharType="end"/>
+          </w:r>
         </w:p>
       </w:tc>
     </w:tr>
@@ -18524,7 +18016,7 @@
             <w:rPr>
               <w:noProof/>
             </w:rPr>
-            <w:t>9</w:t>
+            <w:t>10</w:t>
           </w:r>
           <w:r>
             <w:fldChar w:fldCharType="end"/>
@@ -20670,7 +20162,7 @@
 </file>
 
 <file path=customXml/itemProps1.xml><?xml version="1.0" encoding="utf-8"?>
-<ds:datastoreItem xmlns:ds="http://schemas.openxmlformats.org/officeDocument/2006/customXml" ds:itemID="{54EA5AC8-CF56-4DDF-B355-3D156568FBC0}">
+<ds:datastoreItem xmlns:ds="http://schemas.openxmlformats.org/officeDocument/2006/customXml" ds:itemID="{495451C4-1EFD-4EF6-8393-81DC6A89AD8F}">
   <ds:schemaRefs>
     <ds:schemaRef ds:uri="http://schemas.openxmlformats.org/officeDocument/2006/bibliography"/>
   </ds:schemaRefs>

--- a/mode_docx_gen/pmi_tokz/template.docx
+++ b/mode_docx_gen/pmi_tokz/template.docx
@@ -463,7 +463,7 @@
       <w:r>
         <w:fldChar w:fldCharType="separate"/>
       </w:r>
-      <w:hyperlink w:anchor="_Toc193874820" w:history="1">
+      <w:hyperlink w:anchor="_Toc193875604" w:history="1">
         <w:r>
           <w:rPr>
             <w:rStyle w:val="af4"/>
@@ -507,7 +507,7 @@
             <w:noProof/>
             <w:webHidden/>
           </w:rPr>
-          <w:instrText xml:space="preserve"> PAGEREF _Toc193874820 \h </w:instrText>
+          <w:instrText xml:space="preserve"> PAGEREF _Toc193875604 \h </w:instrText>
         </w:r>
         <w:r>
           <w:rPr>
@@ -549,7 +549,7 @@
           <w:lang w:val="en-US"/>
         </w:rPr>
       </w:pPr>
-      <w:hyperlink w:anchor="_Toc193874821" w:history="1">
+      <w:hyperlink w:anchor="_Toc193875605" w:history="1">
         <w:r>
           <w:rPr>
             <w:rStyle w:val="af4"/>
@@ -576,7 +576,7 @@
             <w:noProof/>
             <w:webHidden/>
           </w:rPr>
-          <w:instrText xml:space="preserve"> PAGEREF _Toc193874821 \h </w:instrText>
+          <w:instrText xml:space="preserve"> PAGEREF _Toc193875605 \h </w:instrText>
         </w:r>
         <w:r>
           <w:rPr>
@@ -618,7 +618,7 @@
           <w:lang w:val="en-US"/>
         </w:rPr>
       </w:pPr>
-      <w:hyperlink w:anchor="_Toc193874822" w:history="1">
+      <w:hyperlink w:anchor="_Toc193875606" w:history="1">
         <w:r>
           <w:rPr>
             <w:rStyle w:val="af4"/>
@@ -645,7 +645,7 @@
             <w:noProof/>
             <w:webHidden/>
           </w:rPr>
-          <w:instrText xml:space="preserve"> PAGEREF _Toc193874822 \h </w:instrText>
+          <w:instrText xml:space="preserve"> PAGEREF _Toc193875606 \h </w:instrText>
         </w:r>
         <w:r>
           <w:rPr>
@@ -687,7 +687,7 @@
           <w:lang w:val="en-US"/>
         </w:rPr>
       </w:pPr>
-      <w:hyperlink w:anchor="_Toc193874823" w:history="1">
+      <w:hyperlink w:anchor="_Toc193875607" w:history="1">
         <w:r>
           <w:rPr>
             <w:rStyle w:val="af4"/>
@@ -714,7 +714,7 @@
             <w:noProof/>
             <w:webHidden/>
           </w:rPr>
-          <w:instrText xml:space="preserve"> PAGEREF _Toc193874823 \h </w:instrText>
+          <w:instrText xml:space="preserve"> PAGEREF _Toc193875607 \h </w:instrText>
         </w:r>
         <w:r>
           <w:rPr>
@@ -756,7 +756,7 @@
           <w:lang w:val="en-US"/>
         </w:rPr>
       </w:pPr>
-      <w:hyperlink w:anchor="_Toc193874824" w:history="1">
+      <w:hyperlink w:anchor="_Toc193875608" w:history="1">
         <w:r>
           <w:rPr>
             <w:rStyle w:val="af4"/>
@@ -783,7 +783,7 @@
             <w:noProof/>
             <w:webHidden/>
           </w:rPr>
-          <w:instrText xml:space="preserve"> PAGEREF _Toc193874824 \h </w:instrText>
+          <w:instrText xml:space="preserve"> PAGEREF _Toc193875608 \h </w:instrText>
         </w:r>
         <w:r>
           <w:rPr>
@@ -825,7 +825,7 @@
           <w:lang w:val="en-US"/>
         </w:rPr>
       </w:pPr>
-      <w:hyperlink w:anchor="_Toc193874825" w:history="1">
+      <w:hyperlink w:anchor="_Toc193875609" w:history="1">
         <w:r>
           <w:rPr>
             <w:rStyle w:val="af4"/>
@@ -852,7 +852,7 @@
             <w:noProof/>
             <w:webHidden/>
           </w:rPr>
-          <w:instrText xml:space="preserve"> PAGEREF _Toc193874825 \h </w:instrText>
+          <w:instrText xml:space="preserve"> PAGEREF _Toc193875609 \h </w:instrText>
         </w:r>
         <w:r>
           <w:rPr>
@@ -894,7 +894,7 @@
           <w:lang w:val="en-US"/>
         </w:rPr>
       </w:pPr>
-      <w:hyperlink w:anchor="_Toc193874826" w:history="1">
+      <w:hyperlink w:anchor="_Toc193875610" w:history="1">
         <w:r>
           <w:rPr>
             <w:rStyle w:val="af4"/>
@@ -921,7 +921,7 @@
             <w:noProof/>
             <w:webHidden/>
           </w:rPr>
-          <w:instrText xml:space="preserve"> PAGEREF _Toc193874826 \h </w:instrText>
+          <w:instrText xml:space="preserve"> PAGEREF _Toc193875610 \h </w:instrText>
         </w:r>
         <w:r>
           <w:rPr>
@@ -963,7 +963,7 @@
           <w:lang w:val="en-US"/>
         </w:rPr>
       </w:pPr>
-      <w:hyperlink w:anchor="_Toc193874827" w:history="1">
+      <w:hyperlink w:anchor="_Toc193875611" w:history="1">
         <w:r>
           <w:rPr>
             <w:rStyle w:val="af4"/>
@@ -990,7 +990,7 @@
             <w:noProof/>
             <w:webHidden/>
           </w:rPr>
-          <w:instrText xml:space="preserve"> PAGEREF _Toc193874827 \h </w:instrText>
+          <w:instrText xml:space="preserve"> PAGEREF _Toc193875611 \h </w:instrText>
         </w:r>
         <w:r>
           <w:rPr>
@@ -1036,7 +1036,7 @@
           <w:lang w:val="en-US"/>
         </w:rPr>
       </w:pPr>
-      <w:hyperlink w:anchor="_Toc193874828" w:history="1">
+      <w:hyperlink w:anchor="_Toc193875612" w:history="1">
         <w:r>
           <w:rPr>
             <w:rStyle w:val="af4"/>
@@ -1080,7 +1080,7 @@
             <w:noProof/>
             <w:webHidden/>
           </w:rPr>
-          <w:instrText xml:space="preserve"> PAGEREF _Toc193874828 \h </w:instrText>
+          <w:instrText xml:space="preserve"> PAGEREF _Toc193875612 \h </w:instrText>
         </w:r>
         <w:r>
           <w:rPr>
@@ -1122,7 +1122,7 @@
           <w:lang w:val="en-US"/>
         </w:rPr>
       </w:pPr>
-      <w:hyperlink w:anchor="_Toc193874829" w:history="1">
+      <w:hyperlink w:anchor="_Toc193875613" w:history="1">
         <w:r>
           <w:rPr>
             <w:rStyle w:val="af4"/>
@@ -1149,7 +1149,7 @@
             <w:noProof/>
             <w:webHidden/>
           </w:rPr>
-          <w:instrText xml:space="preserve"> PAGEREF _Toc193874829 \h </w:instrText>
+          <w:instrText xml:space="preserve"> PAGEREF _Toc193875613 \h </w:instrText>
         </w:r>
         <w:r>
           <w:rPr>
@@ -1191,7 +1191,7 @@
           <w:lang w:val="en-US"/>
         </w:rPr>
       </w:pPr>
-      <w:hyperlink w:anchor="_Toc193874830" w:history="1">
+      <w:hyperlink w:anchor="_Toc193875614" w:history="1">
         <w:r>
           <w:rPr>
             <w:rStyle w:val="af4"/>
@@ -1218,7 +1218,7 @@
             <w:noProof/>
             <w:webHidden/>
           </w:rPr>
-          <w:instrText xml:space="preserve"> PAGEREF _Toc193874830 \h </w:instrText>
+          <w:instrText xml:space="preserve"> PAGEREF _Toc193875614 \h </w:instrText>
         </w:r>
         <w:r>
           <w:rPr>
@@ -1260,7 +1260,7 @@
           <w:lang w:val="en-US"/>
         </w:rPr>
       </w:pPr>
-      <w:hyperlink w:anchor="_Toc193874831" w:history="1">
+      <w:hyperlink w:anchor="_Toc193875615" w:history="1">
         <w:r>
           <w:rPr>
             <w:rStyle w:val="af4"/>
@@ -1287,7 +1287,7 @@
             <w:noProof/>
             <w:webHidden/>
           </w:rPr>
-          <w:instrText xml:space="preserve"> PAGEREF _Toc193874831 \h </w:instrText>
+          <w:instrText xml:space="preserve"> PAGEREF _Toc193875615 \h </w:instrText>
         </w:r>
         <w:r>
           <w:rPr>
@@ -1329,7 +1329,7 @@
           <w:lang w:val="en-US"/>
         </w:rPr>
       </w:pPr>
-      <w:hyperlink w:anchor="_Toc193874832" w:history="1">
+      <w:hyperlink w:anchor="_Toc193875616" w:history="1">
         <w:r>
           <w:rPr>
             <w:rStyle w:val="af4"/>
@@ -1356,7 +1356,7 @@
             <w:noProof/>
             <w:webHidden/>
           </w:rPr>
-          <w:instrText xml:space="preserve"> PAGEREF _Toc193874832 \h </w:instrText>
+          <w:instrText xml:space="preserve"> PAGEREF _Toc193875616 \h </w:instrText>
         </w:r>
         <w:r>
           <w:rPr>
@@ -1398,7 +1398,7 @@
           <w:lang w:val="en-US"/>
         </w:rPr>
       </w:pPr>
-      <w:hyperlink w:anchor="_Toc193874833" w:history="1">
+      <w:hyperlink w:anchor="_Toc193875617" w:history="1">
         <w:r>
           <w:rPr>
             <w:rStyle w:val="af4"/>
@@ -1425,7 +1425,7 @@
             <w:noProof/>
             <w:webHidden/>
           </w:rPr>
-          <w:instrText xml:space="preserve"> PAGEREF _Toc193874833 \h </w:instrText>
+          <w:instrText xml:space="preserve"> PAGEREF _Toc193875617 \h </w:instrText>
         </w:r>
         <w:r>
           <w:rPr>
@@ -1446,6 +1446,924 @@
             <w:webHidden/>
           </w:rPr>
           <w:t>8</w:t>
+        </w:r>
+        <w:r>
+          <w:rPr>
+            <w:noProof/>
+            <w:webHidden/>
+          </w:rPr>
+          <w:fldChar w:fldCharType="end"/>
+        </w:r>
+      </w:hyperlink>
+    </w:p>
+    <w:p>
+      <w:pPr>
+        <w:pStyle w:val="22"/>
+        <w:rPr>
+          <w:rFonts w:asciiTheme="minorHAnsi" w:eastAsiaTheme="minorEastAsia" w:hAnsiTheme="minorHAnsi"/>
+          <w:noProof/>
+          <w:color w:val="auto"/>
+          <w:sz w:val="22"/>
+          <w:lang w:val="en-US"/>
+        </w:rPr>
+      </w:pPr>
+      <w:hyperlink w:anchor="_Toc193875618" w:history="1">
+        <w:r>
+          <w:rPr>
+            <w:rStyle w:val="af4"/>
+            <w:noProof/>
+          </w:rPr>
+          <w:t>2.6 Проверка функции ЛЗТ</w:t>
+        </w:r>
+        <w:r>
+          <w:rPr>
+            <w:noProof/>
+            <w:webHidden/>
+          </w:rPr>
+          <w:tab/>
+        </w:r>
+        <w:r>
+          <w:rPr>
+            <w:noProof/>
+            <w:webHidden/>
+          </w:rPr>
+          <w:fldChar w:fldCharType="begin"/>
+        </w:r>
+        <w:r>
+          <w:rPr>
+            <w:noProof/>
+            <w:webHidden/>
+          </w:rPr>
+          <w:instrText xml:space="preserve"> PAGEREF _Toc193875618 \h </w:instrText>
+        </w:r>
+        <w:r>
+          <w:rPr>
+            <w:noProof/>
+            <w:webHidden/>
+          </w:rPr>
+        </w:r>
+        <w:r>
+          <w:rPr>
+            <w:noProof/>
+            <w:webHidden/>
+          </w:rPr>
+          <w:fldChar w:fldCharType="separate"/>
+        </w:r>
+        <w:r>
+          <w:rPr>
+            <w:noProof/>
+            <w:webHidden/>
+          </w:rPr>
+          <w:t>10</w:t>
+        </w:r>
+        <w:r>
+          <w:rPr>
+            <w:noProof/>
+            <w:webHidden/>
+          </w:rPr>
+          <w:fldChar w:fldCharType="end"/>
+        </w:r>
+      </w:hyperlink>
+    </w:p>
+    <w:p>
+      <w:pPr>
+        <w:pStyle w:val="22"/>
+        <w:rPr>
+          <w:rFonts w:asciiTheme="minorHAnsi" w:eastAsiaTheme="minorEastAsia" w:hAnsiTheme="minorHAnsi"/>
+          <w:noProof/>
+          <w:color w:val="auto"/>
+          <w:sz w:val="22"/>
+          <w:lang w:val="en-US"/>
+        </w:rPr>
+      </w:pPr>
+      <w:hyperlink w:anchor="_Toc193875619" w:history="1">
+        <w:r>
+          <w:rPr>
+            <w:rStyle w:val="af4"/>
+            <w:noProof/>
+          </w:rPr>
+          <w:t>2.7 Проверка функции ТК ЗДЗ</w:t>
+        </w:r>
+        <w:r>
+          <w:rPr>
+            <w:noProof/>
+            <w:webHidden/>
+          </w:rPr>
+          <w:tab/>
+        </w:r>
+        <w:r>
+          <w:rPr>
+            <w:noProof/>
+            <w:webHidden/>
+          </w:rPr>
+          <w:fldChar w:fldCharType="begin"/>
+        </w:r>
+        <w:r>
+          <w:rPr>
+            <w:noProof/>
+            <w:webHidden/>
+          </w:rPr>
+          <w:instrText xml:space="preserve"> PAGEREF _Toc193875619 \h </w:instrText>
+        </w:r>
+        <w:r>
+          <w:rPr>
+            <w:noProof/>
+            <w:webHidden/>
+          </w:rPr>
+        </w:r>
+        <w:r>
+          <w:rPr>
+            <w:noProof/>
+            <w:webHidden/>
+          </w:rPr>
+          <w:fldChar w:fldCharType="separate"/>
+        </w:r>
+        <w:r>
+          <w:rPr>
+            <w:noProof/>
+            <w:webHidden/>
+          </w:rPr>
+          <w:t>14</w:t>
+        </w:r>
+        <w:r>
+          <w:rPr>
+            <w:noProof/>
+            <w:webHidden/>
+          </w:rPr>
+          <w:fldChar w:fldCharType="end"/>
+        </w:r>
+      </w:hyperlink>
+    </w:p>
+    <w:p>
+      <w:pPr>
+        <w:pStyle w:val="22"/>
+        <w:rPr>
+          <w:rFonts w:asciiTheme="minorHAnsi" w:eastAsiaTheme="minorEastAsia" w:hAnsiTheme="minorHAnsi"/>
+          <w:noProof/>
+          <w:color w:val="auto"/>
+          <w:sz w:val="22"/>
+          <w:lang w:val="en-US"/>
+        </w:rPr>
+      </w:pPr>
+      <w:hyperlink w:anchor="_Toc193875620" w:history="1">
+        <w:r>
+          <w:rPr>
+            <w:rStyle w:val="af4"/>
+            <w:noProof/>
+          </w:rPr>
+          <w:t>2.8 Проверка функции ТО</w:t>
+        </w:r>
+        <w:r>
+          <w:rPr>
+            <w:noProof/>
+            <w:webHidden/>
+          </w:rPr>
+          <w:tab/>
+        </w:r>
+        <w:r>
+          <w:rPr>
+            <w:noProof/>
+            <w:webHidden/>
+          </w:rPr>
+          <w:fldChar w:fldCharType="begin"/>
+        </w:r>
+        <w:r>
+          <w:rPr>
+            <w:noProof/>
+            <w:webHidden/>
+          </w:rPr>
+          <w:instrText xml:space="preserve"> PAGEREF _Toc193875620 \h </w:instrText>
+        </w:r>
+        <w:r>
+          <w:rPr>
+            <w:noProof/>
+            <w:webHidden/>
+          </w:rPr>
+        </w:r>
+        <w:r>
+          <w:rPr>
+            <w:noProof/>
+            <w:webHidden/>
+          </w:rPr>
+          <w:fldChar w:fldCharType="separate"/>
+        </w:r>
+        <w:r>
+          <w:rPr>
+            <w:noProof/>
+            <w:webHidden/>
+          </w:rPr>
+          <w:t>18</w:t>
+        </w:r>
+        <w:r>
+          <w:rPr>
+            <w:noProof/>
+            <w:webHidden/>
+          </w:rPr>
+          <w:fldChar w:fldCharType="end"/>
+        </w:r>
+      </w:hyperlink>
+    </w:p>
+    <w:p>
+      <w:pPr>
+        <w:pStyle w:val="22"/>
+        <w:rPr>
+          <w:rFonts w:asciiTheme="minorHAnsi" w:eastAsiaTheme="minorEastAsia" w:hAnsiTheme="minorHAnsi"/>
+          <w:noProof/>
+          <w:color w:val="auto"/>
+          <w:sz w:val="22"/>
+          <w:lang w:val="en-US"/>
+        </w:rPr>
+      </w:pPr>
+      <w:hyperlink w:anchor="_Toc193875621" w:history="1">
+        <w:r>
+          <w:rPr>
+            <w:rStyle w:val="af4"/>
+            <w:noProof/>
+          </w:rPr>
+          <w:t>2.9 Проверка функции ТО РПН</w:t>
+        </w:r>
+        <w:r>
+          <w:rPr>
+            <w:noProof/>
+            <w:webHidden/>
+          </w:rPr>
+          <w:tab/>
+        </w:r>
+        <w:r>
+          <w:rPr>
+            <w:noProof/>
+            <w:webHidden/>
+          </w:rPr>
+          <w:fldChar w:fldCharType="begin"/>
+        </w:r>
+        <w:r>
+          <w:rPr>
+            <w:noProof/>
+            <w:webHidden/>
+          </w:rPr>
+          <w:instrText xml:space="preserve"> PAGEREF _Toc193875621 \h </w:instrText>
+        </w:r>
+        <w:r>
+          <w:rPr>
+            <w:noProof/>
+            <w:webHidden/>
+          </w:rPr>
+        </w:r>
+        <w:r>
+          <w:rPr>
+            <w:noProof/>
+            <w:webHidden/>
+          </w:rPr>
+          <w:fldChar w:fldCharType="separate"/>
+        </w:r>
+        <w:r>
+          <w:rPr>
+            <w:noProof/>
+            <w:webHidden/>
+          </w:rPr>
+          <w:t>21</w:t>
+        </w:r>
+        <w:r>
+          <w:rPr>
+            <w:noProof/>
+            <w:webHidden/>
+          </w:rPr>
+          <w:fldChar w:fldCharType="end"/>
+        </w:r>
+      </w:hyperlink>
+    </w:p>
+    <w:p>
+      <w:pPr>
+        <w:pStyle w:val="22"/>
+        <w:rPr>
+          <w:rFonts w:asciiTheme="minorHAnsi" w:eastAsiaTheme="minorEastAsia" w:hAnsiTheme="minorHAnsi"/>
+          <w:noProof/>
+          <w:color w:val="auto"/>
+          <w:sz w:val="22"/>
+          <w:lang w:val="en-US"/>
+        </w:rPr>
+      </w:pPr>
+      <w:hyperlink w:anchor="_Toc193875622" w:history="1">
+        <w:r>
+          <w:rPr>
+            <w:rStyle w:val="af4"/>
+            <w:noProof/>
+          </w:rPr>
+          <w:t>2.10 Проверка функции ЗОП</w:t>
+        </w:r>
+        <w:r>
+          <w:rPr>
+            <w:noProof/>
+            <w:webHidden/>
+          </w:rPr>
+          <w:tab/>
+        </w:r>
+        <w:r>
+          <w:rPr>
+            <w:noProof/>
+            <w:webHidden/>
+          </w:rPr>
+          <w:fldChar w:fldCharType="begin"/>
+        </w:r>
+        <w:r>
+          <w:rPr>
+            <w:noProof/>
+            <w:webHidden/>
+          </w:rPr>
+          <w:instrText xml:space="preserve"> PAGEREF _Toc193875622 \h </w:instrText>
+        </w:r>
+        <w:r>
+          <w:rPr>
+            <w:noProof/>
+            <w:webHidden/>
+          </w:rPr>
+        </w:r>
+        <w:r>
+          <w:rPr>
+            <w:noProof/>
+            <w:webHidden/>
+          </w:rPr>
+          <w:fldChar w:fldCharType="separate"/>
+        </w:r>
+        <w:r>
+          <w:rPr>
+            <w:noProof/>
+            <w:webHidden/>
+          </w:rPr>
+          <w:t>24</w:t>
+        </w:r>
+        <w:r>
+          <w:rPr>
+            <w:noProof/>
+            <w:webHidden/>
+          </w:rPr>
+          <w:fldChar w:fldCharType="end"/>
+        </w:r>
+      </w:hyperlink>
+    </w:p>
+    <w:p>
+      <w:pPr>
+        <w:pStyle w:val="22"/>
+        <w:rPr>
+          <w:rFonts w:asciiTheme="minorHAnsi" w:eastAsiaTheme="minorEastAsia" w:hAnsiTheme="minorHAnsi"/>
+          <w:noProof/>
+          <w:color w:val="auto"/>
+          <w:sz w:val="22"/>
+          <w:lang w:val="en-US"/>
+        </w:rPr>
+      </w:pPr>
+      <w:hyperlink w:anchor="_Toc193875623" w:history="1">
+        <w:r>
+          <w:rPr>
+            <w:rStyle w:val="af4"/>
+            <w:noProof/>
+          </w:rPr>
+          <w:t>2.11 Проверка функции ЗП</w:t>
+        </w:r>
+        <w:r>
+          <w:rPr>
+            <w:noProof/>
+            <w:webHidden/>
+          </w:rPr>
+          <w:tab/>
+        </w:r>
+        <w:r>
+          <w:rPr>
+            <w:noProof/>
+            <w:webHidden/>
+          </w:rPr>
+          <w:fldChar w:fldCharType="begin"/>
+        </w:r>
+        <w:r>
+          <w:rPr>
+            <w:noProof/>
+            <w:webHidden/>
+          </w:rPr>
+          <w:instrText xml:space="preserve"> PAGEREF _Toc193875623 \h </w:instrText>
+        </w:r>
+        <w:r>
+          <w:rPr>
+            <w:noProof/>
+            <w:webHidden/>
+          </w:rPr>
+        </w:r>
+        <w:r>
+          <w:rPr>
+            <w:noProof/>
+            <w:webHidden/>
+          </w:rPr>
+          <w:fldChar w:fldCharType="separate"/>
+        </w:r>
+        <w:r>
+          <w:rPr>
+            <w:noProof/>
+            <w:webHidden/>
+          </w:rPr>
+          <w:t>28</w:t>
+        </w:r>
+        <w:r>
+          <w:rPr>
+            <w:noProof/>
+            <w:webHidden/>
+          </w:rPr>
+          <w:fldChar w:fldCharType="end"/>
+        </w:r>
+      </w:hyperlink>
+    </w:p>
+    <w:p>
+      <w:pPr>
+        <w:pStyle w:val="12"/>
+        <w:tabs>
+          <w:tab w:val="left" w:pos="567"/>
+          <w:tab w:val="right" w:leader="dot" w:pos="9605"/>
+        </w:tabs>
+        <w:rPr>
+          <w:rFonts w:asciiTheme="minorHAnsi" w:eastAsiaTheme="minorEastAsia" w:hAnsiTheme="minorHAnsi"/>
+          <w:noProof/>
+          <w:color w:val="auto"/>
+          <w:sz w:val="22"/>
+          <w:lang w:val="en-US"/>
+        </w:rPr>
+      </w:pPr>
+      <w:hyperlink w:anchor="_Toc193875624" w:history="1">
+        <w:r>
+          <w:rPr>
+            <w:rStyle w:val="af4"/>
+            <w:noProof/>
+          </w:rPr>
+          <w:t>3.</w:t>
+        </w:r>
+        <w:r>
+          <w:rPr>
+            <w:rFonts w:asciiTheme="minorHAnsi" w:eastAsiaTheme="minorEastAsia" w:hAnsiTheme="minorHAnsi"/>
+            <w:noProof/>
+            <w:color w:val="auto"/>
+            <w:sz w:val="22"/>
+            <w:lang w:val="en-US"/>
+          </w:rPr>
+          <w:tab/>
+        </w:r>
+        <w:r>
+          <w:rPr>
+            <w:rStyle w:val="af4"/>
+            <w:noProof/>
+          </w:rPr>
+          <w:t>РЕЗУЛЬТАТ ИСПЫТАНИЙ</w:t>
+        </w:r>
+        <w:r>
+          <w:rPr>
+            <w:noProof/>
+            <w:webHidden/>
+          </w:rPr>
+          <w:tab/>
+        </w:r>
+        <w:r>
+          <w:rPr>
+            <w:noProof/>
+            <w:webHidden/>
+          </w:rPr>
+          <w:fldChar w:fldCharType="begin"/>
+        </w:r>
+        <w:r>
+          <w:rPr>
+            <w:noProof/>
+            <w:webHidden/>
+          </w:rPr>
+          <w:instrText xml:space="preserve"> PAGEREF _Toc193875624 \h </w:instrText>
+        </w:r>
+        <w:r>
+          <w:rPr>
+            <w:noProof/>
+            <w:webHidden/>
+          </w:rPr>
+        </w:r>
+        <w:r>
+          <w:rPr>
+            <w:noProof/>
+            <w:webHidden/>
+          </w:rPr>
+          <w:fldChar w:fldCharType="separate"/>
+        </w:r>
+        <w:r>
+          <w:rPr>
+            <w:noProof/>
+            <w:webHidden/>
+          </w:rPr>
+          <w:t>32</w:t>
+        </w:r>
+        <w:r>
+          <w:rPr>
+            <w:noProof/>
+            <w:webHidden/>
+          </w:rPr>
+          <w:fldChar w:fldCharType="end"/>
+        </w:r>
+      </w:hyperlink>
+    </w:p>
+    <w:p>
+      <w:pPr>
+        <w:pStyle w:val="22"/>
+        <w:rPr>
+          <w:rFonts w:asciiTheme="minorHAnsi" w:eastAsiaTheme="minorEastAsia" w:hAnsiTheme="minorHAnsi"/>
+          <w:noProof/>
+          <w:color w:val="auto"/>
+          <w:sz w:val="22"/>
+          <w:lang w:val="en-US"/>
+        </w:rPr>
+      </w:pPr>
+      <w:hyperlink w:anchor="_Toc193875625" w:history="1">
+        <w:r>
+          <w:rPr>
+            <w:rStyle w:val="af4"/>
+            <w:noProof/>
+          </w:rPr>
+          <w:t>3.1 Результат проверки функции ЛЗТ</w:t>
+        </w:r>
+        <w:r>
+          <w:rPr>
+            <w:noProof/>
+            <w:webHidden/>
+          </w:rPr>
+          <w:tab/>
+        </w:r>
+        <w:r>
+          <w:rPr>
+            <w:noProof/>
+            <w:webHidden/>
+          </w:rPr>
+          <w:fldChar w:fldCharType="begin"/>
+        </w:r>
+        <w:r>
+          <w:rPr>
+            <w:noProof/>
+            <w:webHidden/>
+          </w:rPr>
+          <w:instrText xml:space="preserve"> PAGEREF _Toc193875625 \h </w:instrText>
+        </w:r>
+        <w:r>
+          <w:rPr>
+            <w:noProof/>
+            <w:webHidden/>
+          </w:rPr>
+        </w:r>
+        <w:r>
+          <w:rPr>
+            <w:noProof/>
+            <w:webHidden/>
+          </w:rPr>
+          <w:fldChar w:fldCharType="separate"/>
+        </w:r>
+        <w:r>
+          <w:rPr>
+            <w:noProof/>
+            <w:webHidden/>
+          </w:rPr>
+          <w:t>32</w:t>
+        </w:r>
+        <w:r>
+          <w:rPr>
+            <w:noProof/>
+            <w:webHidden/>
+          </w:rPr>
+          <w:fldChar w:fldCharType="end"/>
+        </w:r>
+      </w:hyperlink>
+    </w:p>
+    <w:p>
+      <w:pPr>
+        <w:pStyle w:val="22"/>
+        <w:rPr>
+          <w:rFonts w:asciiTheme="minorHAnsi" w:eastAsiaTheme="minorEastAsia" w:hAnsiTheme="minorHAnsi"/>
+          <w:noProof/>
+          <w:color w:val="auto"/>
+          <w:sz w:val="22"/>
+          <w:lang w:val="en-US"/>
+        </w:rPr>
+      </w:pPr>
+      <w:hyperlink w:anchor="_Toc193875626" w:history="1">
+        <w:r>
+          <w:rPr>
+            <w:rStyle w:val="af4"/>
+            <w:noProof/>
+          </w:rPr>
+          <w:t>3.2 Результат проверки функции ТК ЗДЗ</w:t>
+        </w:r>
+        <w:r>
+          <w:rPr>
+            <w:noProof/>
+            <w:webHidden/>
+          </w:rPr>
+          <w:tab/>
+        </w:r>
+        <w:r>
+          <w:rPr>
+            <w:noProof/>
+            <w:webHidden/>
+          </w:rPr>
+          <w:fldChar w:fldCharType="begin"/>
+        </w:r>
+        <w:r>
+          <w:rPr>
+            <w:noProof/>
+            <w:webHidden/>
+          </w:rPr>
+          <w:instrText xml:space="preserve"> PAGEREF _Toc193875626 \h </w:instrText>
+        </w:r>
+        <w:r>
+          <w:rPr>
+            <w:noProof/>
+            <w:webHidden/>
+          </w:rPr>
+        </w:r>
+        <w:r>
+          <w:rPr>
+            <w:noProof/>
+            <w:webHidden/>
+          </w:rPr>
+          <w:fldChar w:fldCharType="separate"/>
+        </w:r>
+        <w:r>
+          <w:rPr>
+            <w:noProof/>
+            <w:webHidden/>
+          </w:rPr>
+          <w:t>32</w:t>
+        </w:r>
+        <w:r>
+          <w:rPr>
+            <w:noProof/>
+            <w:webHidden/>
+          </w:rPr>
+          <w:fldChar w:fldCharType="end"/>
+        </w:r>
+      </w:hyperlink>
+    </w:p>
+    <w:p>
+      <w:pPr>
+        <w:pStyle w:val="22"/>
+        <w:rPr>
+          <w:rFonts w:asciiTheme="minorHAnsi" w:eastAsiaTheme="minorEastAsia" w:hAnsiTheme="minorHAnsi"/>
+          <w:noProof/>
+          <w:color w:val="auto"/>
+          <w:sz w:val="22"/>
+          <w:lang w:val="en-US"/>
+        </w:rPr>
+      </w:pPr>
+      <w:hyperlink w:anchor="_Toc193875627" w:history="1">
+        <w:r>
+          <w:rPr>
+            <w:rStyle w:val="af4"/>
+            <w:noProof/>
+          </w:rPr>
+          <w:t>3.3 Результат проверки функции ТО</w:t>
+        </w:r>
+        <w:r>
+          <w:rPr>
+            <w:noProof/>
+            <w:webHidden/>
+          </w:rPr>
+          <w:tab/>
+        </w:r>
+        <w:r>
+          <w:rPr>
+            <w:noProof/>
+            <w:webHidden/>
+          </w:rPr>
+          <w:fldChar w:fldCharType="begin"/>
+        </w:r>
+        <w:r>
+          <w:rPr>
+            <w:noProof/>
+            <w:webHidden/>
+          </w:rPr>
+          <w:instrText xml:space="preserve"> PAGEREF _Toc193875627 \h </w:instrText>
+        </w:r>
+        <w:r>
+          <w:rPr>
+            <w:noProof/>
+            <w:webHidden/>
+          </w:rPr>
+        </w:r>
+        <w:r>
+          <w:rPr>
+            <w:noProof/>
+            <w:webHidden/>
+          </w:rPr>
+          <w:fldChar w:fldCharType="separate"/>
+        </w:r>
+        <w:r>
+          <w:rPr>
+            <w:noProof/>
+            <w:webHidden/>
+          </w:rPr>
+          <w:t>33</w:t>
+        </w:r>
+        <w:r>
+          <w:rPr>
+            <w:noProof/>
+            <w:webHidden/>
+          </w:rPr>
+          <w:fldChar w:fldCharType="end"/>
+        </w:r>
+      </w:hyperlink>
+    </w:p>
+    <w:p>
+      <w:pPr>
+        <w:pStyle w:val="22"/>
+        <w:rPr>
+          <w:rFonts w:asciiTheme="minorHAnsi" w:eastAsiaTheme="minorEastAsia" w:hAnsiTheme="minorHAnsi"/>
+          <w:noProof/>
+          <w:color w:val="auto"/>
+          <w:sz w:val="22"/>
+          <w:lang w:val="en-US"/>
+        </w:rPr>
+      </w:pPr>
+      <w:hyperlink w:anchor="_Toc193875628" w:history="1">
+        <w:r>
+          <w:rPr>
+            <w:rStyle w:val="af4"/>
+            <w:noProof/>
+          </w:rPr>
+          <w:t>3.4 Результат проверки функции ТО РПН</w:t>
+        </w:r>
+        <w:r>
+          <w:rPr>
+            <w:noProof/>
+            <w:webHidden/>
+          </w:rPr>
+          <w:tab/>
+        </w:r>
+        <w:r>
+          <w:rPr>
+            <w:noProof/>
+            <w:webHidden/>
+          </w:rPr>
+          <w:fldChar w:fldCharType="begin"/>
+        </w:r>
+        <w:r>
+          <w:rPr>
+            <w:noProof/>
+            <w:webHidden/>
+          </w:rPr>
+          <w:instrText xml:space="preserve"> PAGEREF _Toc193875628 \h </w:instrText>
+        </w:r>
+        <w:r>
+          <w:rPr>
+            <w:noProof/>
+            <w:webHidden/>
+          </w:rPr>
+        </w:r>
+        <w:r>
+          <w:rPr>
+            <w:noProof/>
+            <w:webHidden/>
+          </w:rPr>
+          <w:fldChar w:fldCharType="separate"/>
+        </w:r>
+        <w:r>
+          <w:rPr>
+            <w:noProof/>
+            <w:webHidden/>
+          </w:rPr>
+          <w:t>34</w:t>
+        </w:r>
+        <w:r>
+          <w:rPr>
+            <w:noProof/>
+            <w:webHidden/>
+          </w:rPr>
+          <w:fldChar w:fldCharType="end"/>
+        </w:r>
+      </w:hyperlink>
+    </w:p>
+    <w:p>
+      <w:pPr>
+        <w:pStyle w:val="22"/>
+        <w:rPr>
+          <w:rFonts w:asciiTheme="minorHAnsi" w:eastAsiaTheme="minorEastAsia" w:hAnsiTheme="minorHAnsi"/>
+          <w:noProof/>
+          <w:color w:val="auto"/>
+          <w:sz w:val="22"/>
+          <w:lang w:val="en-US"/>
+        </w:rPr>
+      </w:pPr>
+      <w:hyperlink w:anchor="_Toc193875629" w:history="1">
+        <w:r>
+          <w:rPr>
+            <w:rStyle w:val="af4"/>
+            <w:noProof/>
+          </w:rPr>
+          <w:t>3.5 Результат проверки функции ЗОП</w:t>
+        </w:r>
+        <w:r>
+          <w:rPr>
+            <w:noProof/>
+            <w:webHidden/>
+          </w:rPr>
+          <w:tab/>
+        </w:r>
+        <w:r>
+          <w:rPr>
+            <w:noProof/>
+            <w:webHidden/>
+          </w:rPr>
+          <w:fldChar w:fldCharType="begin"/>
+        </w:r>
+        <w:r>
+          <w:rPr>
+            <w:noProof/>
+            <w:webHidden/>
+          </w:rPr>
+          <w:instrText xml:space="preserve"> PAGEREF _Toc193875629 \h </w:instrText>
+        </w:r>
+        <w:r>
+          <w:rPr>
+            <w:noProof/>
+            <w:webHidden/>
+          </w:rPr>
+        </w:r>
+        <w:r>
+          <w:rPr>
+            <w:noProof/>
+            <w:webHidden/>
+          </w:rPr>
+          <w:fldChar w:fldCharType="separate"/>
+        </w:r>
+        <w:r>
+          <w:rPr>
+            <w:noProof/>
+            <w:webHidden/>
+          </w:rPr>
+          <w:t>35</w:t>
+        </w:r>
+        <w:r>
+          <w:rPr>
+            <w:noProof/>
+            <w:webHidden/>
+          </w:rPr>
+          <w:fldChar w:fldCharType="end"/>
+        </w:r>
+      </w:hyperlink>
+    </w:p>
+    <w:p>
+      <w:pPr>
+        <w:pStyle w:val="22"/>
+        <w:rPr>
+          <w:rFonts w:asciiTheme="minorHAnsi" w:eastAsiaTheme="minorEastAsia" w:hAnsiTheme="minorHAnsi"/>
+          <w:noProof/>
+          <w:color w:val="auto"/>
+          <w:sz w:val="22"/>
+          <w:lang w:val="en-US"/>
+        </w:rPr>
+      </w:pPr>
+      <w:hyperlink w:anchor="_Toc193875630" w:history="1">
+        <w:r>
+          <w:rPr>
+            <w:rStyle w:val="af4"/>
+            <w:noProof/>
+          </w:rPr>
+          <w:t>3.6 Результат проверки функции ЗП</w:t>
+        </w:r>
+        <w:r>
+          <w:rPr>
+            <w:noProof/>
+            <w:webHidden/>
+          </w:rPr>
+          <w:tab/>
+        </w:r>
+        <w:r>
+          <w:rPr>
+            <w:noProof/>
+            <w:webHidden/>
+          </w:rPr>
+          <w:fldChar w:fldCharType="begin"/>
+        </w:r>
+        <w:r>
+          <w:rPr>
+            <w:noProof/>
+            <w:webHidden/>
+          </w:rPr>
+          <w:instrText xml:space="preserve"> PAGEREF _Toc193875630 \h </w:instrText>
+        </w:r>
+        <w:r>
+          <w:rPr>
+            <w:noProof/>
+            <w:webHidden/>
+          </w:rPr>
+        </w:r>
+        <w:r>
+          <w:rPr>
+            <w:noProof/>
+            <w:webHidden/>
+          </w:rPr>
+          <w:fldChar w:fldCharType="separate"/>
+        </w:r>
+        <w:r>
+          <w:rPr>
+            <w:noProof/>
+            <w:webHidden/>
+          </w:rPr>
+          <w:t>36</w:t>
         </w:r>
         <w:r>
           <w:rPr>
@@ -1506,7 +2424,7 @@
         <w:lastRenderedPageBreak/>
         <w:tab/>
       </w:r>
-      <w:bookmarkStart w:id="0" w:name="_Toc193874820"/>
+      <w:bookmarkStart w:id="0" w:name="_Toc193875604"/>
       <w:r>
         <w:t>ОБЩИЕ СВЕДЕНИЯ</w:t>
       </w:r>
@@ -1516,7 +2434,7 @@
       <w:pPr>
         <w:pStyle w:val="2"/>
       </w:pPr>
-      <w:bookmarkStart w:id="1" w:name="_Toc193874821"/>
+      <w:bookmarkStart w:id="1" w:name="_Toc193875605"/>
       <w:r>
         <w:t>Цель проведения испытаний</w:t>
       </w:r>
@@ -1527,14 +2445,26 @@
         <w:pStyle w:val="a5"/>
       </w:pPr>
       <w:r>
-        <w:t>Проверка функциональной схемы устройства ЮНИТ-М300-Т2 в части функции МТЗ.</w:t>
+        <w:t>Проверка функциональн</w:t>
+      </w:r>
+      <w:r>
+        <w:t>ой схемы устройства ЮНИТ-М300-Т</w:t>
+      </w:r>
+      <w:r>
+        <w:t xml:space="preserve"> в части </w:t>
+      </w:r>
+      <w:r>
+        <w:t>токовых функций</w:t>
+      </w:r>
+      <w:r>
+        <w:t>.</w:t>
       </w:r>
     </w:p>
     <w:p>
       <w:pPr>
         <w:pStyle w:val="2"/>
       </w:pPr>
-      <w:bookmarkStart w:id="2" w:name="_Toc193874822"/>
+      <w:bookmarkStart w:id="2" w:name="_Toc193875606"/>
       <w:r>
         <w:t>Место</w:t>
       </w:r>
@@ -1681,7 +2611,7 @@
       <w:pPr>
         <w:pStyle w:val="2"/>
       </w:pPr>
-      <w:bookmarkStart w:id="3" w:name="_Toc193874823"/>
+      <w:bookmarkStart w:id="3" w:name="_Toc193875607"/>
       <w:r>
         <w:t>Информация об объекте испытаний</w:t>
       </w:r>
@@ -2025,7 +2955,7 @@
       <w:pPr>
         <w:pStyle w:val="2"/>
       </w:pPr>
-      <w:bookmarkStart w:id="4" w:name="_Toc193874824"/>
+      <w:bookmarkStart w:id="4" w:name="_Toc193875608"/>
       <w:r>
         <w:t>Период проведения испытаний</w:t>
       </w:r>
@@ -2052,7 +2982,7 @@
       <w:pPr>
         <w:pStyle w:val="2"/>
       </w:pPr>
-      <w:bookmarkStart w:id="5" w:name="_Toc193874825"/>
+      <w:bookmarkStart w:id="5" w:name="_Toc193875609"/>
       <w:r>
         <w:t>Условия проведения испытаний и измерений</w:t>
       </w:r>
@@ -2070,7 +3000,7 @@
       <w:pPr>
         <w:pStyle w:val="2"/>
       </w:pPr>
-      <w:bookmarkStart w:id="6" w:name="_Toc193874826"/>
+      <w:bookmarkStart w:id="6" w:name="_Toc193875610"/>
       <w:r>
         <w:t>Нормативная документация</w:t>
       </w:r>
@@ -2091,7 +3021,7 @@
       <w:pPr>
         <w:pStyle w:val="2"/>
       </w:pPr>
-      <w:bookmarkStart w:id="7" w:name="_Toc193874827"/>
+      <w:bookmarkStart w:id="7" w:name="_Toc193875611"/>
       <w:r>
         <w:lastRenderedPageBreak/>
         <w:t>Перечень используемых средств измерений (СИ), испытательного оборудования (ИО) и вспомогательного оборудования (ВО)</w:t>
@@ -3602,7 +4532,7 @@
       <w:pPr>
         <w:pStyle w:val="1"/>
       </w:pPr>
-      <w:bookmarkStart w:id="8" w:name="_Toc193874828"/>
+      <w:bookmarkStart w:id="8" w:name="_Toc193875612"/>
       <w:r>
         <w:lastRenderedPageBreak/>
         <w:t>ПРОГРАММА И МЕТОДИКИ ПРОВЕДЕНИЯ ИСПЫТАНИЙ</w:t>
@@ -3613,7 +4543,7 @@
       <w:pPr>
         <w:pStyle w:val="2"/>
       </w:pPr>
-      <w:bookmarkStart w:id="9" w:name="_Toc193874829"/>
+      <w:bookmarkStart w:id="9" w:name="_Toc193875613"/>
       <w:r>
         <w:t>Цел</w:t>
       </w:r>
@@ -3685,7 +4615,7 @@
           <w:color w:val="FF0000"/>
         </w:rPr>
       </w:pPr>
-      <w:bookmarkStart w:id="10" w:name="_Toc193874830"/>
+      <w:bookmarkStart w:id="10" w:name="_Toc193875614"/>
       <w:r>
         <w:rPr>
           <w:color w:val="FF0000"/>
@@ -3718,7 +4648,7 @@
       <w:pPr>
         <w:pStyle w:val="2"/>
       </w:pPr>
-      <w:bookmarkStart w:id="11" w:name="_Toc193874831"/>
+      <w:bookmarkStart w:id="11" w:name="_Toc193875615"/>
       <w:r>
         <w:t>Подключение дискретных входных и выходных цепей устройства</w:t>
       </w:r>
@@ -3726,7 +4656,7 @@
     </w:p>
     <w:p>
       <w:pPr>
-        <w:pStyle w:val="a5"/>
+        <w:pStyle w:val="3"/>
       </w:pPr>
       <w:r>
         <w:t>Подключение дискретных входных и выходных цепей производится в соответствии с рисунком 2.2.</w:t>
@@ -3763,7 +4693,7 @@
           <v:shape id="_x0000_i1025" type="#_x0000_t75" style="width:411.85pt;height:283.4pt" o:ole="">
             <v:imagedata r:id="rId10" o:title=""/>
           </v:shape>
-          <o:OLEObject Type="Embed" ProgID="Acrobat.Document.DC" ShapeID="_x0000_i1025" DrawAspect="Content" ObjectID="_1804488239" r:id="rId11"/>
+          <o:OLEObject Type="Embed" ProgID="Acrobat.Document.DC" ShapeID="_x0000_i1025" DrawAspect="Content" ObjectID="_1804922080" r:id="rId11"/>
         </w:object>
       </w:r>
     </w:p>
@@ -3779,7 +4709,7 @@
       <w:pPr>
         <w:pStyle w:val="2"/>
       </w:pPr>
-      <w:bookmarkStart w:id="12" w:name="_Toc193874832"/>
+      <w:bookmarkStart w:id="12" w:name="_Toc193875616"/>
       <w:r>
         <w:t>Назначение дискретных входов устройства ЮНИТ-М-300</w:t>
       </w:r>
@@ -3793,7 +4723,16 @@
         <w:t>Назначение дискретных входов на внутренние сигналы функциональной логики устройства ЮНИТ-М300 производится при помощи подключенного ПК с установленным ПО «ЮНИТ-СЕРВИС» в инструменте «Матрица входов и выходных реле».</w:t>
       </w:r>
       <w:r>
-        <w:t xml:space="preserve"> Назначение дискрентых входов должно соответствовать таблицам</w:t>
+        <w:t xml:space="preserve"> Назначение дискре</w:t>
+      </w:r>
+      <w:r>
+        <w:t>т</w:t>
+      </w:r>
+      <w:r>
+        <w:t>н</w:t>
+      </w:r>
+      <w:r>
+        <w:t>ых входов должно соответствовать таблицам</w:t>
       </w:r>
       <w:r>
         <w:t xml:space="preserve"> </w:t>
@@ -4057,20 +4996,92 @@
               <w:rPr>
                 <w:color w:val="00B0F0"/>
               </w:rPr>
-              <w:t>МТЗ 2 ст</w:t>
+              <w:t xml:space="preserve">ОВ </w:t>
             </w:r>
             <w:r>
               <w:rPr>
                 <w:color w:val="00B0F0"/>
-                <w:lang w:val="en-US"/>
-              </w:rPr>
-              <w:t xml:space="preserve">: </w:t>
-            </w:r>
-            <w:r>
+              </w:rPr>
+              <w:t>ЛЗТ</w:t>
+            </w:r>
+          </w:p>
+        </w:tc>
+      </w:tr>
+      <w:tr>
+        <w:tc>
+          <w:tcPr>
+            <w:tcW w:w="2482" w:type="dxa"/>
+          </w:tcPr>
+          <w:p>
+            <w:pPr>
+              <w:pStyle w:val="af0"/>
+            </w:pPr>
+            <w:r>
+              <w:t>М3.</w:t>
+            </w:r>
+            <w:r>
+              <w:rPr>
+                <w:lang w:val="en-US"/>
+              </w:rPr>
+              <w:t>XB:</w:t>
+            </w:r>
+            <w:r>
+              <w:t>3</w:t>
+            </w:r>
+          </w:p>
+        </w:tc>
+        <w:tc>
+          <w:tcPr>
+            <w:tcW w:w="2062" w:type="dxa"/>
+          </w:tcPr>
+          <w:p>
+            <w:pPr>
+              <w:pStyle w:val="af0"/>
+              <w:rPr>
+                <w:lang w:val="en-US"/>
+              </w:rPr>
+            </w:pPr>
+            <w:r>
+              <w:t>М3.</w:t>
+            </w:r>
+            <w:r>
+              <w:rPr>
+                <w:lang w:val="en-US"/>
+              </w:rPr>
+              <w:t>3</w:t>
+            </w:r>
+          </w:p>
+        </w:tc>
+        <w:tc>
+          <w:tcPr>
+            <w:tcW w:w="5061" w:type="dxa"/>
+          </w:tcPr>
+          <w:p>
+            <w:pPr>
+              <w:pStyle w:val="af0"/>
+              <w:jc w:val="left"/>
               <w:rPr>
                 <w:color w:val="00B0F0"/>
               </w:rPr>
-              <w:t>Пуск</w:t>
+            </w:pPr>
+            <w:r>
+              <w:rPr>
+                <w:color w:val="00B0F0"/>
+              </w:rPr>
+              <w:t>Внеш</w:t>
+            </w:r>
+            <w:r>
+              <w:rPr>
+                <w:color w:val="00B0F0"/>
+                <w:lang w:val="en-US"/>
+              </w:rPr>
+              <w:t xml:space="preserve">. </w:t>
+            </w:r>
+            <w:r>
+              <w:rPr>
+                <w:color w:val="00B0F0"/>
+              </w:rPr>
+              <w:t>пуск ЛЗТ</w:t>
             </w:r>
           </w:p>
         </w:tc>
@@ -4083,19 +5094,31 @@
           <w:p>
             <w:pPr>
               <w:pStyle w:val="af0"/>
-            </w:pPr>
-            <w:r>
-              <w:t>М3.</w:t>
-            </w:r>
-            <w:r>
-              <w:rPr>
-                <w:lang w:val="en-US"/>
-              </w:rPr>
-              <w:t>XB:</w:t>
-            </w:r>
-            <w:r>
+              <w:rPr>
+                <w:lang w:val="en-US"/>
+              </w:rPr>
+            </w:pPr>
+            <w:r>
+              <w:t>М</w:t>
+            </w:r>
+            <w:r>
+              <w:rPr>
+                <w:lang w:val="en-US"/>
+              </w:rPr>
               <w:t>3</w:t>
             </w:r>
+            <w:r>
+              <w:rPr>
+                <w:lang w:val="en-US"/>
+              </w:rPr>
+              <w:t>.XB:</w:t>
+            </w:r>
+            <w:r>
+              <w:rPr>
+                <w:lang w:val="en-US"/>
+              </w:rPr>
+              <w:t>4</w:t>
+            </w:r>
           </w:p>
         </w:tc>
         <w:tc>
@@ -4110,7 +5133,7 @@
               </w:rPr>
             </w:pPr>
             <w:r>
-              <w:t>М3.</w:t>
+              <w:t>М</w:t>
             </w:r>
             <w:r>
               <w:rPr>
@@ -4118,6 +5141,12 @@
               </w:rPr>
               <w:t>3</w:t>
             </w:r>
+            <w:r>
+              <w:rPr>
+                <w:lang w:val="en-US"/>
+              </w:rPr>
+              <w:t>.4</w:t>
+            </w:r>
           </w:p>
         </w:tc>
         <w:tc>
@@ -4136,20 +5165,7 @@
               <w:rPr>
                 <w:color w:val="00B0F0"/>
               </w:rPr>
-              <w:t>МТЗ 3 ст</w:t>
-            </w:r>
-            <w:r>
-              <w:rPr>
-                <w:color w:val="00B0F0"/>
-                <w:lang w:val="en-US"/>
-              </w:rPr>
-              <w:t xml:space="preserve">: </w:t>
-            </w:r>
-            <w:r>
-              <w:rPr>
-                <w:color w:val="00B0F0"/>
-              </w:rPr>
-              <w:t>Пуск</w:t>
+              <w:t>Блокировка ЛЗТ</w:t>
             </w:r>
           </w:p>
         </w:tc>
@@ -4185,7 +5201,7 @@
               <w:rPr>
                 <w:lang w:val="en-US"/>
               </w:rPr>
-              <w:t>4</w:t>
+              <w:t>5</w:t>
             </w:r>
           </w:p>
         </w:tc>
@@ -4213,7 +5229,7 @@
               <w:rPr>
                 <w:lang w:val="en-US"/>
               </w:rPr>
-              <w:t>.4</w:t>
+              <w:t>.5</w:t>
             </w:r>
           </w:p>
         </w:tc>
@@ -4225,21 +5241,9 @@
             <w:pPr>
               <w:pStyle w:val="af0"/>
               <w:jc w:val="left"/>
-              <w:rPr>
-                <w:color w:val="00B0F0"/>
-              </w:rPr>
-            </w:pPr>
-            <w:r>
-              <w:rPr>
-                <w:color w:val="00B0F0"/>
-              </w:rPr>
-              <w:t xml:space="preserve">ОВ </w:t>
-            </w:r>
-            <w:r>
-              <w:rPr>
-                <w:color w:val="00B0F0"/>
-              </w:rPr>
-              <w:t>ЛЗТ</w:t>
+            </w:pPr>
+            <w:r>
+              <w:t>Резерв</w:t>
             </w:r>
           </w:p>
         </w:tc>
@@ -4263,19 +5267,7 @@
               <w:rPr>
                 <w:lang w:val="en-US"/>
               </w:rPr>
-              <w:t>3</w:t>
-            </w:r>
-            <w:r>
-              <w:rPr>
-                <w:lang w:val="en-US"/>
-              </w:rPr>
-              <w:t>.XB:</w:t>
-            </w:r>
-            <w:r>
-              <w:rPr>
-                <w:lang w:val="en-US"/>
-              </w:rPr>
-              <w:t>5</w:t>
+              <w:t>3.XB:6</w:t>
             </w:r>
           </w:p>
         </w:tc>
@@ -4297,13 +5289,7 @@
               <w:rPr>
                 <w:lang w:val="en-US"/>
               </w:rPr>
-              <w:t>3</w:t>
-            </w:r>
-            <w:r>
-              <w:rPr>
-                <w:lang w:val="en-US"/>
-              </w:rPr>
-              <w:t>.5</w:t>
+              <w:t>3.6</w:t>
             </w:r>
           </w:p>
         </w:tc>
@@ -4315,94 +5301,9 @@
             <w:pPr>
               <w:pStyle w:val="af0"/>
               <w:jc w:val="left"/>
-              <w:rPr>
-                <w:color w:val="00B0F0"/>
-              </w:rPr>
-            </w:pPr>
-            <w:r>
-              <w:rPr>
-                <w:color w:val="00B0F0"/>
-              </w:rPr>
-              <w:t>Внеш</w:t>
-            </w:r>
-            <w:r>
-              <w:rPr>
-                <w:color w:val="00B0F0"/>
-                <w:lang w:val="en-US"/>
-              </w:rPr>
-              <w:t xml:space="preserve">. </w:t>
-            </w:r>
-            <w:r>
-              <w:rPr>
-                <w:color w:val="00B0F0"/>
-              </w:rPr>
-              <w:t>пуск ЛЗТ</w:t>
-            </w:r>
-          </w:p>
-        </w:tc>
-      </w:tr>
-      <w:tr>
-        <w:tc>
-          <w:tcPr>
-            <w:tcW w:w="2482" w:type="dxa"/>
-          </w:tcPr>
-          <w:p>
-            <w:pPr>
-              <w:pStyle w:val="af0"/>
-              <w:rPr>
-                <w:lang w:val="en-US"/>
-              </w:rPr>
-            </w:pPr>
-            <w:r>
-              <w:t>М</w:t>
-            </w:r>
-            <w:r>
-              <w:rPr>
-                <w:lang w:val="en-US"/>
-              </w:rPr>
-              <w:t>3.XB:6</w:t>
-            </w:r>
-          </w:p>
-        </w:tc>
-        <w:tc>
-          <w:tcPr>
-            <w:tcW w:w="2062" w:type="dxa"/>
-          </w:tcPr>
-          <w:p>
-            <w:pPr>
-              <w:pStyle w:val="af0"/>
-              <w:rPr>
-                <w:lang w:val="en-US"/>
-              </w:rPr>
-            </w:pPr>
-            <w:r>
-              <w:t>М</w:t>
-            </w:r>
-            <w:r>
-              <w:rPr>
-                <w:lang w:val="en-US"/>
-              </w:rPr>
-              <w:t>3.6</w:t>
-            </w:r>
-          </w:p>
-        </w:tc>
-        <w:tc>
-          <w:tcPr>
-            <w:tcW w:w="5061" w:type="dxa"/>
-          </w:tcPr>
-          <w:p>
-            <w:pPr>
-              <w:pStyle w:val="af0"/>
-              <w:jc w:val="left"/>
-              <w:rPr>
-                <w:color w:val="00B0F0"/>
-              </w:rPr>
-            </w:pPr>
-            <w:r>
-              <w:rPr>
-                <w:color w:val="00B0F0"/>
-              </w:rPr>
-              <w:t>Блокировка ЛЗТ</w:t>
+            </w:pPr>
+            <w:r>
+              <w:t>Резерв</w:t>
             </w:r>
           </w:p>
         </w:tc>
@@ -5135,23 +6036,7 @@
               <w:jc w:val="left"/>
             </w:pPr>
             <w:r>
-              <w:rPr>
-                <w:color w:val="00B0F0"/>
-              </w:rPr>
-              <w:t>МТЗ 1 ст</w:t>
-            </w:r>
-            <w:r>
-              <w:rPr>
-                <w:color w:val="00B0F0"/>
-                <w:lang w:val="en-US"/>
-              </w:rPr>
-              <w:t xml:space="preserve">: </w:t>
-            </w:r>
-            <w:r>
-              <w:rPr>
-                <w:color w:val="00B0F0"/>
-              </w:rPr>
-              <w:t>Пуск</w:t>
+              <w:t>Резерв</w:t>
             </w:r>
           </w:p>
         </w:tc>
@@ -5209,28 +6094,9 @@
             <w:pPr>
               <w:pStyle w:val="af0"/>
               <w:jc w:val="left"/>
-              <w:rPr>
-                <w:color w:val="00B0F0"/>
-              </w:rPr>
-            </w:pPr>
-            <w:r>
-              <w:rPr>
-                <w:color w:val="00B0F0"/>
-              </w:rPr>
-              <w:t>МТЗ 2 ст</w:t>
-            </w:r>
-            <w:r>
-              <w:rPr>
-                <w:color w:val="00B0F0"/>
-                <w:lang w:val="en-US"/>
-              </w:rPr>
-              <w:t xml:space="preserve">: </w:t>
-            </w:r>
-            <w:r>
-              <w:rPr>
-                <w:color w:val="00B0F0"/>
-              </w:rPr>
-              <w:t>Пуск</w:t>
+            </w:pPr>
+            <w:r>
+              <w:t>Резерв</w:t>
             </w:r>
           </w:p>
         </w:tc>
@@ -5288,28 +6154,9 @@
             <w:pPr>
               <w:pStyle w:val="af0"/>
               <w:jc w:val="left"/>
-              <w:rPr>
-                <w:color w:val="00B0F0"/>
-              </w:rPr>
-            </w:pPr>
-            <w:r>
-              <w:rPr>
-                <w:color w:val="00B0F0"/>
-              </w:rPr>
-              <w:t>МТЗ 3 ст</w:t>
-            </w:r>
-            <w:r>
-              <w:rPr>
-                <w:color w:val="00B0F0"/>
-                <w:lang w:val="en-US"/>
-              </w:rPr>
-              <w:t xml:space="preserve">: </w:t>
-            </w:r>
-            <w:r>
-              <w:rPr>
-                <w:color w:val="00B0F0"/>
-              </w:rPr>
-              <w:t>Пуск</w:t>
+            </w:pPr>
+            <w:r>
+              <w:t>Резерв</w:t>
             </w:r>
           </w:p>
         </w:tc>
@@ -9475,7 +10322,7 @@
       <w:pPr>
         <w:pStyle w:val="2"/>
       </w:pPr>
-      <w:bookmarkStart w:id="16" w:name="_Toc193874833"/>
+      <w:bookmarkStart w:id="16" w:name="_Toc193875617"/>
       <w:r>
         <w:lastRenderedPageBreak/>
         <w:t>Назначение выходных реле устройства ЮНИТ-М-300</w:t>
@@ -12006,8 +12853,6 @@
             <w:r>
               <w:t>Резерв</w:t>
             </w:r>
-            <w:bookmarkStart w:id="18" w:name="_GoBack"/>
-            <w:bookmarkEnd w:id="18"/>
           </w:p>
         </w:tc>
       </w:tr>
@@ -12214,14 +13059,14 @@
           <w:highlight w:val="green"/>
         </w:rPr>
       </w:pPr>
-      <w:bookmarkStart w:id="19" w:name="_Ref192835076"/>
+      <w:bookmarkStart w:id="18" w:name="_Ref192835076"/>
       <w:r>
         <w:rPr>
           <w:highlight w:val="green"/>
         </w:rPr>
         <w:t xml:space="preserve">Выходные реле устройства ЮНИТ-М300 для проверки </w:t>
       </w:r>
-      <w:bookmarkEnd w:id="19"/>
+      <w:bookmarkEnd w:id="18"/>
       <w:r>
         <w:rPr>
           <w:highlight w:val="green"/>
@@ -16179,14 +17024,14 @@
           <w:highlight w:val="cyan"/>
         </w:rPr>
       </w:pPr>
-      <w:bookmarkStart w:id="20" w:name="_Ref192835080"/>
+      <w:bookmarkStart w:id="19" w:name="_Ref192835080"/>
       <w:r>
         <w:rPr>
           <w:highlight w:val="cyan"/>
         </w:rPr>
         <w:t xml:space="preserve">Выходные реле устройства ЮНИТ-М300 для проверки </w:t>
       </w:r>
-      <w:bookmarkEnd w:id="20"/>
+      <w:bookmarkEnd w:id="19"/>
       <w:r>
         <w:rPr>
           <w:highlight w:val="cyan"/>
@@ -17474,6 +18319,13 @@
         </w:numPr>
         <w:ind w:left="709"/>
       </w:pPr>
+    </w:p>
+    <w:p>
+      <w:pPr>
+        <w:pStyle w:val="a5"/>
+      </w:pPr>
+      <w:bookmarkStart w:id="20" w:name="_GoBack"/>
+      <w:bookmarkEnd w:id="20"/>
     </w:p>
     <w:sectPr>
       <w:headerReference w:type="default" r:id="rId12"/>
@@ -17919,27 +18771,14 @@
           <w:r>
             <w:t>/</w:t>
           </w:r>
-          <w:r>
-            <w:fldChar w:fldCharType="begin"/>
-          </w:r>
-          <w:r>
-            <w:instrText xml:space="preserve"> NUMPAGES   \* MERGEFORMAT </w:instrText>
-          </w:r>
-          <w:r>
-            <w:fldChar w:fldCharType="separate"/>
-          </w:r>
-          <w:r>
-            <w:rPr>
-              <w:noProof/>
-            </w:rPr>
-            <w:t>10</w:t>
-          </w:r>
-          <w:r>
-            <w:rPr>
-              <w:noProof/>
-            </w:rPr>
-            <w:fldChar w:fldCharType="end"/>
-          </w:r>
+          <w:fldSimple w:instr=" NUMPAGES   \* MERGEFORMAT ">
+            <w:r>
+              <w:rPr>
+                <w:noProof/>
+              </w:rPr>
+              <w:t>10</w:t>
+            </w:r>
+          </w:fldSimple>
         </w:p>
       </w:tc>
     </w:tr>
@@ -18016,7 +18855,7 @@
             <w:rPr>
               <w:noProof/>
             </w:rPr>
-            <w:t>10</w:t>
+            <w:t>9</w:t>
           </w:r>
           <w:r>
             <w:fldChar w:fldCharType="end"/>
@@ -18024,14 +18863,27 @@
           <w:r>
             <w:t xml:space="preserve"> из </w:t>
           </w:r>
-          <w:fldSimple w:instr=" NUMPAGES ">
-            <w:r>
-              <w:rPr>
-                <w:noProof/>
-              </w:rPr>
-              <w:t>10</w:t>
-            </w:r>
-          </w:fldSimple>
+          <w:r>
+            <w:fldChar w:fldCharType="begin"/>
+          </w:r>
+          <w:r>
+            <w:instrText xml:space="preserve"> NUMPAGES </w:instrText>
+          </w:r>
+          <w:r>
+            <w:fldChar w:fldCharType="separate"/>
+          </w:r>
+          <w:r>
+            <w:rPr>
+              <w:noProof/>
+            </w:rPr>
+            <w:t>10</w:t>
+          </w:r>
+          <w:r>
+            <w:rPr>
+              <w:noProof/>
+            </w:rPr>
+            <w:fldChar w:fldCharType="end"/>
+          </w:r>
           <w:r>
             <w:t xml:space="preserve"> </w:t>
           </w:r>
@@ -20162,7 +21014,7 @@
 </file>
 
 <file path=customXml/itemProps1.xml><?xml version="1.0" encoding="utf-8"?>
-<ds:datastoreItem xmlns:ds="http://schemas.openxmlformats.org/officeDocument/2006/customXml" ds:itemID="{495451C4-1EFD-4EF6-8393-81DC6A89AD8F}">
+<ds:datastoreItem xmlns:ds="http://schemas.openxmlformats.org/officeDocument/2006/customXml" ds:itemID="{4436FF7B-8B0E-477F-983D-46D2253074D6}">
   <ds:schemaRefs>
     <ds:schemaRef ds:uri="http://schemas.openxmlformats.org/officeDocument/2006/bibliography"/>
   </ds:schemaRefs>

--- a/mode_docx_gen/pmi_tokz/template.docx
+++ b/mode_docx_gen/pmi_tokz/template.docx
@@ -219,21 +219,35 @@
                 <w:sz w:val="22"/>
                 <w:highlight w:val="yellow"/>
               </w:rPr>
-              <w:t>ЮНИТ-М319-</w:t>
-            </w:r>
-            <w:r>
-              <w:rPr>
-                <w:sz w:val="22"/>
-                <w:highlight w:val="red"/>
-              </w:rPr>
-              <w:t>ОЛ</w:t>
+              <w:t>ЮНИТ-</w:t>
             </w:r>
             <w:r>
               <w:rPr>
                 <w:sz w:val="22"/>
                 <w:highlight w:val="yellow"/>
               </w:rPr>
-              <w:t>-Р02с-B021-В021-В001-К001-К003-M046-5400-x-C02.00</w:t>
+              <w:t>М319-</w:t>
+            </w:r>
+            <w:r>
+              <w:rPr>
+                <w:sz w:val="22"/>
+                <w:highlight w:val="yellow"/>
+              </w:rPr>
+              <w:t>Т</w:t>
+            </w:r>
+            <w:r>
+              <w:rPr>
+                <w:sz w:val="22"/>
+                <w:highlight w:val="yellow"/>
+              </w:rPr>
+              <w:t>-Р02с-B021</w:t>
+            </w:r>
+            <w:r>
+              <w:rPr>
+                <w:sz w:val="22"/>
+                <w:highlight w:val="yellow"/>
+              </w:rPr>
+              <w:t>-В021-В001-К001-К003-M046-5400-x-C02.00</w:t>
             </w:r>
           </w:p>
         </w:tc>
@@ -463,7 +477,7 @@
       <w:r>
         <w:fldChar w:fldCharType="separate"/>
       </w:r>
-      <w:hyperlink w:anchor="_Toc193875604" w:history="1">
+      <w:hyperlink w:anchor="_Toc195515912" w:history="1">
         <w:r>
           <w:rPr>
             <w:rStyle w:val="af4"/>
@@ -507,7 +521,7 @@
             <w:noProof/>
             <w:webHidden/>
           </w:rPr>
-          <w:instrText xml:space="preserve"> PAGEREF _Toc193875604 \h </w:instrText>
+          <w:instrText xml:space="preserve"> PAGEREF _Toc195515912 \h </w:instrText>
         </w:r>
         <w:r>
           <w:rPr>
@@ -549,7 +563,7 @@
           <w:lang w:val="en-US"/>
         </w:rPr>
       </w:pPr>
-      <w:hyperlink w:anchor="_Toc193875605" w:history="1">
+      <w:hyperlink w:anchor="_Toc195515913" w:history="1">
         <w:r>
           <w:rPr>
             <w:rStyle w:val="af4"/>
@@ -576,7 +590,7 @@
             <w:noProof/>
             <w:webHidden/>
           </w:rPr>
-          <w:instrText xml:space="preserve"> PAGEREF _Toc193875605 \h </w:instrText>
+          <w:instrText xml:space="preserve"> PAGEREF _Toc195515913 \h </w:instrText>
         </w:r>
         <w:r>
           <w:rPr>
@@ -618,7 +632,7 @@
           <w:lang w:val="en-US"/>
         </w:rPr>
       </w:pPr>
-      <w:hyperlink w:anchor="_Toc193875606" w:history="1">
+      <w:hyperlink w:anchor="_Toc195515914" w:history="1">
         <w:r>
           <w:rPr>
             <w:rStyle w:val="af4"/>
@@ -645,7 +659,7 @@
             <w:noProof/>
             <w:webHidden/>
           </w:rPr>
-          <w:instrText xml:space="preserve"> PAGEREF _Toc193875606 \h </w:instrText>
+          <w:instrText xml:space="preserve"> PAGEREF _Toc195515914 \h </w:instrText>
         </w:r>
         <w:r>
           <w:rPr>
@@ -687,7 +701,7 @@
           <w:lang w:val="en-US"/>
         </w:rPr>
       </w:pPr>
-      <w:hyperlink w:anchor="_Toc193875607" w:history="1">
+      <w:hyperlink w:anchor="_Toc195515915" w:history="1">
         <w:r>
           <w:rPr>
             <w:rStyle w:val="af4"/>
@@ -714,7 +728,7 @@
             <w:noProof/>
             <w:webHidden/>
           </w:rPr>
-          <w:instrText xml:space="preserve"> PAGEREF _Toc193875607 \h </w:instrText>
+          <w:instrText xml:space="preserve"> PAGEREF _Toc195515915 \h </w:instrText>
         </w:r>
         <w:r>
           <w:rPr>
@@ -756,7 +770,7 @@
           <w:lang w:val="en-US"/>
         </w:rPr>
       </w:pPr>
-      <w:hyperlink w:anchor="_Toc193875608" w:history="1">
+      <w:hyperlink w:anchor="_Toc195515916" w:history="1">
         <w:r>
           <w:rPr>
             <w:rStyle w:val="af4"/>
@@ -783,7 +797,7 @@
             <w:noProof/>
             <w:webHidden/>
           </w:rPr>
-          <w:instrText xml:space="preserve"> PAGEREF _Toc193875608 \h </w:instrText>
+          <w:instrText xml:space="preserve"> PAGEREF _Toc195515916 \h </w:instrText>
         </w:r>
         <w:r>
           <w:rPr>
@@ -825,7 +839,7 @@
           <w:lang w:val="en-US"/>
         </w:rPr>
       </w:pPr>
-      <w:hyperlink w:anchor="_Toc193875609" w:history="1">
+      <w:hyperlink w:anchor="_Toc195515917" w:history="1">
         <w:r>
           <w:rPr>
             <w:rStyle w:val="af4"/>
@@ -852,7 +866,7 @@
             <w:noProof/>
             <w:webHidden/>
           </w:rPr>
-          <w:instrText xml:space="preserve"> PAGEREF _Toc193875609 \h </w:instrText>
+          <w:instrText xml:space="preserve"> PAGEREF _Toc195515917 \h </w:instrText>
         </w:r>
         <w:r>
           <w:rPr>
@@ -894,7 +908,7 @@
           <w:lang w:val="en-US"/>
         </w:rPr>
       </w:pPr>
-      <w:hyperlink w:anchor="_Toc193875610" w:history="1">
+      <w:hyperlink w:anchor="_Toc195515918" w:history="1">
         <w:r>
           <w:rPr>
             <w:rStyle w:val="af4"/>
@@ -921,7 +935,7 @@
             <w:noProof/>
             <w:webHidden/>
           </w:rPr>
-          <w:instrText xml:space="preserve"> PAGEREF _Toc193875610 \h </w:instrText>
+          <w:instrText xml:space="preserve"> PAGEREF _Toc195515918 \h </w:instrText>
         </w:r>
         <w:r>
           <w:rPr>
@@ -963,7 +977,7 @@
           <w:lang w:val="en-US"/>
         </w:rPr>
       </w:pPr>
-      <w:hyperlink w:anchor="_Toc193875611" w:history="1">
+      <w:hyperlink w:anchor="_Toc195515919" w:history="1">
         <w:r>
           <w:rPr>
             <w:rStyle w:val="af4"/>
@@ -990,7 +1004,7 @@
             <w:noProof/>
             <w:webHidden/>
           </w:rPr>
-          <w:instrText xml:space="preserve"> PAGEREF _Toc193875611 \h </w:instrText>
+          <w:instrText xml:space="preserve"> PAGEREF _Toc195515919 \h </w:instrText>
         </w:r>
         <w:r>
           <w:rPr>
@@ -1036,7 +1050,7 @@
           <w:lang w:val="en-US"/>
         </w:rPr>
       </w:pPr>
-      <w:hyperlink w:anchor="_Toc193875612" w:history="1">
+      <w:hyperlink w:anchor="_Toc195515920" w:history="1">
         <w:r>
           <w:rPr>
             <w:rStyle w:val="af4"/>
@@ -1080,7 +1094,7 @@
             <w:noProof/>
             <w:webHidden/>
           </w:rPr>
-          <w:instrText xml:space="preserve"> PAGEREF _Toc193875612 \h </w:instrText>
+          <w:instrText xml:space="preserve"> PAGEREF _Toc195515920 \h </w:instrText>
         </w:r>
         <w:r>
           <w:rPr>
@@ -1122,7 +1136,7 @@
           <w:lang w:val="en-US"/>
         </w:rPr>
       </w:pPr>
-      <w:hyperlink w:anchor="_Toc193875613" w:history="1">
+      <w:hyperlink w:anchor="_Toc195515921" w:history="1">
         <w:r>
           <w:rPr>
             <w:rStyle w:val="af4"/>
@@ -1149,7 +1163,7 @@
             <w:noProof/>
             <w:webHidden/>
           </w:rPr>
-          <w:instrText xml:space="preserve"> PAGEREF _Toc193875613 \h </w:instrText>
+          <w:instrText xml:space="preserve"> PAGEREF _Toc195515921 \h </w:instrText>
         </w:r>
         <w:r>
           <w:rPr>
@@ -1191,7 +1205,7 @@
           <w:lang w:val="en-US"/>
         </w:rPr>
       </w:pPr>
-      <w:hyperlink w:anchor="_Toc193875614" w:history="1">
+      <w:hyperlink w:anchor="_Toc195515922" w:history="1">
         <w:r>
           <w:rPr>
             <w:rStyle w:val="af4"/>
@@ -1218,7 +1232,7 @@
             <w:noProof/>
             <w:webHidden/>
           </w:rPr>
-          <w:instrText xml:space="preserve"> PAGEREF _Toc193875614 \h </w:instrText>
+          <w:instrText xml:space="preserve"> PAGEREF _Toc195515922 \h </w:instrText>
         </w:r>
         <w:r>
           <w:rPr>
@@ -1260,7 +1274,7 @@
           <w:lang w:val="en-US"/>
         </w:rPr>
       </w:pPr>
-      <w:hyperlink w:anchor="_Toc193875615" w:history="1">
+      <w:hyperlink w:anchor="_Toc195515923" w:history="1">
         <w:r>
           <w:rPr>
             <w:rStyle w:val="af4"/>
@@ -1287,7 +1301,7 @@
             <w:noProof/>
             <w:webHidden/>
           </w:rPr>
-          <w:instrText xml:space="preserve"> PAGEREF _Toc193875615 \h </w:instrText>
+          <w:instrText xml:space="preserve"> PAGEREF _Toc195515923 \h </w:instrText>
         </w:r>
         <w:r>
           <w:rPr>
@@ -1329,7 +1343,7 @@
           <w:lang w:val="en-US"/>
         </w:rPr>
       </w:pPr>
-      <w:hyperlink w:anchor="_Toc193875616" w:history="1">
+      <w:hyperlink w:anchor="_Toc195515924" w:history="1">
         <w:r>
           <w:rPr>
             <w:rStyle w:val="af4"/>
@@ -1356,7 +1370,7 @@
             <w:noProof/>
             <w:webHidden/>
           </w:rPr>
-          <w:instrText xml:space="preserve"> PAGEREF _Toc193875616 \h </w:instrText>
+          <w:instrText xml:space="preserve"> PAGEREF _Toc195515924 \h </w:instrText>
         </w:r>
         <w:r>
           <w:rPr>
@@ -1398,7 +1412,7 @@
           <w:lang w:val="en-US"/>
         </w:rPr>
       </w:pPr>
-      <w:hyperlink w:anchor="_Toc193875617" w:history="1">
+      <w:hyperlink w:anchor="_Toc195515925" w:history="1">
         <w:r>
           <w:rPr>
             <w:rStyle w:val="af4"/>
@@ -1425,7 +1439,7 @@
             <w:noProof/>
             <w:webHidden/>
           </w:rPr>
-          <w:instrText xml:space="preserve"> PAGEREF _Toc193875617 \h </w:instrText>
+          <w:instrText xml:space="preserve"> PAGEREF _Toc195515925 \h </w:instrText>
         </w:r>
         <w:r>
           <w:rPr>
@@ -1467,7 +1481,7 @@
           <w:lang w:val="en-US"/>
         </w:rPr>
       </w:pPr>
-      <w:hyperlink w:anchor="_Toc193875618" w:history="1">
+      <w:hyperlink w:anchor="_Toc195515926" w:history="1">
         <w:r>
           <w:rPr>
             <w:rStyle w:val="af4"/>
@@ -1494,7 +1508,7 @@
             <w:noProof/>
             <w:webHidden/>
           </w:rPr>
-          <w:instrText xml:space="preserve"> PAGEREF _Toc193875618 \h </w:instrText>
+          <w:instrText xml:space="preserve"> PAGEREF _Toc195515926 \h </w:instrText>
         </w:r>
         <w:r>
           <w:rPr>
@@ -1536,7 +1550,7 @@
           <w:lang w:val="en-US"/>
         </w:rPr>
       </w:pPr>
-      <w:hyperlink w:anchor="_Toc193875619" w:history="1">
+      <w:hyperlink w:anchor="_Toc195515927" w:history="1">
         <w:r>
           <w:rPr>
             <w:rStyle w:val="af4"/>
@@ -1563,7 +1577,7 @@
             <w:noProof/>
             <w:webHidden/>
           </w:rPr>
-          <w:instrText xml:space="preserve"> PAGEREF _Toc193875619 \h </w:instrText>
+          <w:instrText xml:space="preserve"> PAGEREF _Toc195515927 \h </w:instrText>
         </w:r>
         <w:r>
           <w:rPr>
@@ -1583,7 +1597,7 @@
             <w:noProof/>
             <w:webHidden/>
           </w:rPr>
-          <w:t>14</w:t>
+          <w:t>13</w:t>
         </w:r>
         <w:r>
           <w:rPr>
@@ -1605,7 +1619,7 @@
           <w:lang w:val="en-US"/>
         </w:rPr>
       </w:pPr>
-      <w:hyperlink w:anchor="_Toc193875620" w:history="1">
+      <w:hyperlink w:anchor="_Toc195515928" w:history="1">
         <w:r>
           <w:rPr>
             <w:rStyle w:val="af4"/>
@@ -1632,7 +1646,7 @@
             <w:noProof/>
             <w:webHidden/>
           </w:rPr>
-          <w:instrText xml:space="preserve"> PAGEREF _Toc193875620 \h </w:instrText>
+          <w:instrText xml:space="preserve"> PAGEREF _Toc195515928 \h </w:instrText>
         </w:r>
         <w:r>
           <w:rPr>
@@ -1652,7 +1666,7 @@
             <w:noProof/>
             <w:webHidden/>
           </w:rPr>
-          <w:t>18</w:t>
+          <w:t>16</w:t>
         </w:r>
         <w:r>
           <w:rPr>
@@ -1674,7 +1688,7 @@
           <w:lang w:val="en-US"/>
         </w:rPr>
       </w:pPr>
-      <w:hyperlink w:anchor="_Toc193875621" w:history="1">
+      <w:hyperlink w:anchor="_Toc195515929" w:history="1">
         <w:r>
           <w:rPr>
             <w:rStyle w:val="af4"/>
@@ -1701,7 +1715,7 @@
             <w:noProof/>
             <w:webHidden/>
           </w:rPr>
-          <w:instrText xml:space="preserve"> PAGEREF _Toc193875621 \h </w:instrText>
+          <w:instrText xml:space="preserve"> PAGEREF _Toc195515929 \h </w:instrText>
         </w:r>
         <w:r>
           <w:rPr>
@@ -1721,7 +1735,7 @@
             <w:noProof/>
             <w:webHidden/>
           </w:rPr>
-          <w:t>21</w:t>
+          <w:t>19</w:t>
         </w:r>
         <w:r>
           <w:rPr>
@@ -1743,7 +1757,7 @@
           <w:lang w:val="en-US"/>
         </w:rPr>
       </w:pPr>
-      <w:hyperlink w:anchor="_Toc193875622" w:history="1">
+      <w:hyperlink w:anchor="_Toc195515930" w:history="1">
         <w:r>
           <w:rPr>
             <w:rStyle w:val="af4"/>
@@ -1770,7 +1784,7 @@
             <w:noProof/>
             <w:webHidden/>
           </w:rPr>
-          <w:instrText xml:space="preserve"> PAGEREF _Toc193875622 \h </w:instrText>
+          <w:instrText xml:space="preserve"> PAGEREF _Toc195515930 \h </w:instrText>
         </w:r>
         <w:r>
           <w:rPr>
@@ -1790,7 +1804,7 @@
             <w:noProof/>
             <w:webHidden/>
           </w:rPr>
-          <w:t>24</w:t>
+          <w:t>22</w:t>
         </w:r>
         <w:r>
           <w:rPr>
@@ -1812,7 +1826,7 @@
           <w:lang w:val="en-US"/>
         </w:rPr>
       </w:pPr>
-      <w:hyperlink w:anchor="_Toc193875623" w:history="1">
+      <w:hyperlink w:anchor="_Toc195515931" w:history="1">
         <w:r>
           <w:rPr>
             <w:rStyle w:val="af4"/>
@@ -1839,7 +1853,7 @@
             <w:noProof/>
             <w:webHidden/>
           </w:rPr>
-          <w:instrText xml:space="preserve"> PAGEREF _Toc193875623 \h </w:instrText>
+          <w:instrText xml:space="preserve"> PAGEREF _Toc195515931 \h </w:instrText>
         </w:r>
         <w:r>
           <w:rPr>
@@ -1859,7 +1873,7 @@
             <w:noProof/>
             <w:webHidden/>
           </w:rPr>
-          <w:t>28</w:t>
+          <w:t>26</w:t>
         </w:r>
         <w:r>
           <w:rPr>
@@ -1885,7 +1899,7 @@
           <w:lang w:val="en-US"/>
         </w:rPr>
       </w:pPr>
-      <w:hyperlink w:anchor="_Toc193875624" w:history="1">
+      <w:hyperlink w:anchor="_Toc195515932" w:history="1">
         <w:r>
           <w:rPr>
             <w:rStyle w:val="af4"/>
@@ -1929,7 +1943,7 @@
             <w:noProof/>
             <w:webHidden/>
           </w:rPr>
-          <w:instrText xml:space="preserve"> PAGEREF _Toc193875624 \h </w:instrText>
+          <w:instrText xml:space="preserve"> PAGEREF _Toc195515932 \h </w:instrText>
         </w:r>
         <w:r>
           <w:rPr>
@@ -1949,7 +1963,7 @@
             <w:noProof/>
             <w:webHidden/>
           </w:rPr>
-          <w:t>32</w:t>
+          <w:t>30</w:t>
         </w:r>
         <w:r>
           <w:rPr>
@@ -1971,7 +1985,7 @@
           <w:lang w:val="en-US"/>
         </w:rPr>
       </w:pPr>
-      <w:hyperlink w:anchor="_Toc193875625" w:history="1">
+      <w:hyperlink w:anchor="_Toc195515933" w:history="1">
         <w:r>
           <w:rPr>
             <w:rStyle w:val="af4"/>
@@ -1998,7 +2012,7 @@
             <w:noProof/>
             <w:webHidden/>
           </w:rPr>
-          <w:instrText xml:space="preserve"> PAGEREF _Toc193875625 \h </w:instrText>
+          <w:instrText xml:space="preserve"> PAGEREF _Toc195515933 \h </w:instrText>
         </w:r>
         <w:r>
           <w:rPr>
@@ -2018,7 +2032,7 @@
             <w:noProof/>
             <w:webHidden/>
           </w:rPr>
-          <w:t>32</w:t>
+          <w:t>30</w:t>
         </w:r>
         <w:r>
           <w:rPr>
@@ -2040,7 +2054,7 @@
           <w:lang w:val="en-US"/>
         </w:rPr>
       </w:pPr>
-      <w:hyperlink w:anchor="_Toc193875626" w:history="1">
+      <w:hyperlink w:anchor="_Toc195515934" w:history="1">
         <w:r>
           <w:rPr>
             <w:rStyle w:val="af4"/>
@@ -2067,7 +2081,7 @@
             <w:noProof/>
             <w:webHidden/>
           </w:rPr>
-          <w:instrText xml:space="preserve"> PAGEREF _Toc193875626 \h </w:instrText>
+          <w:instrText xml:space="preserve"> PAGEREF _Toc195515934 \h </w:instrText>
         </w:r>
         <w:r>
           <w:rPr>
@@ -2087,7 +2101,7 @@
             <w:noProof/>
             <w:webHidden/>
           </w:rPr>
-          <w:t>32</w:t>
+          <w:t>30</w:t>
         </w:r>
         <w:r>
           <w:rPr>
@@ -2109,7 +2123,7 @@
           <w:lang w:val="en-US"/>
         </w:rPr>
       </w:pPr>
-      <w:hyperlink w:anchor="_Toc193875627" w:history="1">
+      <w:hyperlink w:anchor="_Toc195515935" w:history="1">
         <w:r>
           <w:rPr>
             <w:rStyle w:val="af4"/>
@@ -2136,7 +2150,7 @@
             <w:noProof/>
             <w:webHidden/>
           </w:rPr>
-          <w:instrText xml:space="preserve"> PAGEREF _Toc193875627 \h </w:instrText>
+          <w:instrText xml:space="preserve"> PAGEREF _Toc195515935 \h </w:instrText>
         </w:r>
         <w:r>
           <w:rPr>
@@ -2156,7 +2170,7 @@
             <w:noProof/>
             <w:webHidden/>
           </w:rPr>
-          <w:t>33</w:t>
+          <w:t>31</w:t>
         </w:r>
         <w:r>
           <w:rPr>
@@ -2178,7 +2192,7 @@
           <w:lang w:val="en-US"/>
         </w:rPr>
       </w:pPr>
-      <w:hyperlink w:anchor="_Toc193875628" w:history="1">
+      <w:hyperlink w:anchor="_Toc195515936" w:history="1">
         <w:r>
           <w:rPr>
             <w:rStyle w:val="af4"/>
@@ -2205,7 +2219,7 @@
             <w:noProof/>
             <w:webHidden/>
           </w:rPr>
-          <w:instrText xml:space="preserve"> PAGEREF _Toc193875628 \h </w:instrText>
+          <w:instrText xml:space="preserve"> PAGEREF _Toc195515936 \h </w:instrText>
         </w:r>
         <w:r>
           <w:rPr>
@@ -2225,7 +2239,7 @@
             <w:noProof/>
             <w:webHidden/>
           </w:rPr>
-          <w:t>34</w:t>
+          <w:t>32</w:t>
         </w:r>
         <w:r>
           <w:rPr>
@@ -2247,7 +2261,7 @@
           <w:lang w:val="en-US"/>
         </w:rPr>
       </w:pPr>
-      <w:hyperlink w:anchor="_Toc193875629" w:history="1">
+      <w:hyperlink w:anchor="_Toc195515937" w:history="1">
         <w:r>
           <w:rPr>
             <w:rStyle w:val="af4"/>
@@ -2274,7 +2288,7 @@
             <w:noProof/>
             <w:webHidden/>
           </w:rPr>
-          <w:instrText xml:space="preserve"> PAGEREF _Toc193875629 \h </w:instrText>
+          <w:instrText xml:space="preserve"> PAGEREF _Toc195515937 \h </w:instrText>
         </w:r>
         <w:r>
           <w:rPr>
@@ -2294,7 +2308,7 @@
             <w:noProof/>
             <w:webHidden/>
           </w:rPr>
-          <w:t>35</w:t>
+          <w:t>32</w:t>
         </w:r>
         <w:r>
           <w:rPr>
@@ -2316,7 +2330,7 @@
           <w:lang w:val="en-US"/>
         </w:rPr>
       </w:pPr>
-      <w:hyperlink w:anchor="_Toc193875630" w:history="1">
+      <w:hyperlink w:anchor="_Toc195515938" w:history="1">
         <w:r>
           <w:rPr>
             <w:rStyle w:val="af4"/>
@@ -2343,7 +2357,7 @@
             <w:noProof/>
             <w:webHidden/>
           </w:rPr>
-          <w:instrText xml:space="preserve"> PAGEREF _Toc193875630 \h </w:instrText>
+          <w:instrText xml:space="preserve"> PAGEREF _Toc195515938 \h </w:instrText>
         </w:r>
         <w:r>
           <w:rPr>
@@ -2363,7 +2377,7 @@
             <w:noProof/>
             <w:webHidden/>
           </w:rPr>
-          <w:t>36</w:t>
+          <w:t>33</w:t>
         </w:r>
         <w:r>
           <w:rPr>
@@ -2424,7 +2438,7 @@
         <w:lastRenderedPageBreak/>
         <w:tab/>
       </w:r>
-      <w:bookmarkStart w:id="0" w:name="_Toc193875604"/>
+      <w:bookmarkStart w:id="0" w:name="_Toc195515912"/>
       <w:r>
         <w:t>ОБЩИЕ СВЕДЕНИЯ</w:t>
       </w:r>
@@ -2434,7 +2448,7 @@
       <w:pPr>
         <w:pStyle w:val="2"/>
       </w:pPr>
-      <w:bookmarkStart w:id="1" w:name="_Toc193875605"/>
+      <w:bookmarkStart w:id="1" w:name="_Toc195515913"/>
       <w:r>
         <w:t>Цель проведения испытаний</w:t>
       </w:r>
@@ -2464,7 +2478,7 @@
       <w:pPr>
         <w:pStyle w:val="2"/>
       </w:pPr>
-      <w:bookmarkStart w:id="2" w:name="_Toc193875606"/>
+      <w:bookmarkStart w:id="2" w:name="_Toc195515914"/>
       <w:r>
         <w:t>Место</w:t>
       </w:r>
@@ -2611,7 +2625,7 @@
       <w:pPr>
         <w:pStyle w:val="2"/>
       </w:pPr>
-      <w:bookmarkStart w:id="3" w:name="_Toc193875607"/>
+      <w:bookmarkStart w:id="3" w:name="_Toc195515915"/>
       <w:r>
         <w:t>Информация об объекте испытаний</w:t>
       </w:r>
@@ -2753,7 +2767,13 @@
               <w:rPr>
                 <w:highlight w:val="yellow"/>
               </w:rPr>
-              <w:t>Модель ЮНИТ-М314-Т2-Р02с-B021-В021-В001-К001-К003-M046-5400-x-C02.00,</w:t>
+              <w:t>Модель ЮНИТ-М314-Т</w:t>
+            </w:r>
+            <w:r>
+              <w:rPr>
+                <w:highlight w:val="yellow"/>
+              </w:rPr>
+              <w:t>-Р02с-B021-В021-В001-К001-К003-M046-5400-x-C02.00,</w:t>
             </w:r>
           </w:p>
           <w:p>
@@ -2955,7 +2975,7 @@
       <w:pPr>
         <w:pStyle w:val="2"/>
       </w:pPr>
-      <w:bookmarkStart w:id="4" w:name="_Toc193875608"/>
+      <w:bookmarkStart w:id="4" w:name="_Toc195515916"/>
       <w:r>
         <w:t>Период проведения испытаний</w:t>
       </w:r>
@@ -2982,7 +3002,7 @@
       <w:pPr>
         <w:pStyle w:val="2"/>
       </w:pPr>
-      <w:bookmarkStart w:id="5" w:name="_Toc193875609"/>
+      <w:bookmarkStart w:id="5" w:name="_Toc195515917"/>
       <w:r>
         <w:t>Условия проведения испытаний и измерений</w:t>
       </w:r>
@@ -3000,7 +3020,7 @@
       <w:pPr>
         <w:pStyle w:val="2"/>
       </w:pPr>
-      <w:bookmarkStart w:id="6" w:name="_Toc193875610"/>
+      <w:bookmarkStart w:id="6" w:name="_Toc195515918"/>
       <w:r>
         <w:t>Нормативная документация</w:t>
       </w:r>
@@ -3021,7 +3041,7 @@
       <w:pPr>
         <w:pStyle w:val="2"/>
       </w:pPr>
-      <w:bookmarkStart w:id="7" w:name="_Toc193875611"/>
+      <w:bookmarkStart w:id="7" w:name="_Toc195515919"/>
       <w:r>
         <w:lastRenderedPageBreak/>
         <w:t>Перечень используемых средств измерений (СИ), испытательного оборудования (ИО) и вспомогательного оборудования (ВО)</w:t>
@@ -4532,7 +4552,7 @@
       <w:pPr>
         <w:pStyle w:val="1"/>
       </w:pPr>
-      <w:bookmarkStart w:id="8" w:name="_Toc193875612"/>
+      <w:bookmarkStart w:id="8" w:name="_Toc195515920"/>
       <w:r>
         <w:lastRenderedPageBreak/>
         <w:t>ПРОГРАММА И МЕТОДИКИ ПРОВЕДЕНИЯ ИСПЫТАНИЙ</w:t>
@@ -4543,7 +4563,7 @@
       <w:pPr>
         <w:pStyle w:val="2"/>
       </w:pPr>
-      <w:bookmarkStart w:id="9" w:name="_Toc193875613"/>
+      <w:bookmarkStart w:id="9" w:name="_Toc195515921"/>
       <w:r>
         <w:t>Цел</w:t>
       </w:r>
@@ -4615,7 +4635,7 @@
           <w:color w:val="FF0000"/>
         </w:rPr>
       </w:pPr>
-      <w:bookmarkStart w:id="10" w:name="_Toc193875614"/>
+      <w:bookmarkStart w:id="10" w:name="_Toc195515922"/>
       <w:r>
         <w:rPr>
           <w:color w:val="FF0000"/>
@@ -4648,7 +4668,7 @@
       <w:pPr>
         <w:pStyle w:val="2"/>
       </w:pPr>
-      <w:bookmarkStart w:id="11" w:name="_Toc193875615"/>
+      <w:bookmarkStart w:id="11" w:name="_Toc195515923"/>
       <w:r>
         <w:t>Подключение дискретных входных и выходных цепей устройства</w:t>
       </w:r>
@@ -4690,10 +4710,10 @@
             <v:path o:extrusionok="f" gradientshapeok="t" o:connecttype="rect"/>
             <o:lock v:ext="edit" aspectratio="t"/>
           </v:shapetype>
-          <v:shape id="_x0000_i1025" type="#_x0000_t75" style="width:411.85pt;height:283.4pt" o:ole="">
+          <v:shape id="_x0000_i1025" type="#_x0000_t75" style="width:411.6pt;height:283.15pt" o:ole="">
             <v:imagedata r:id="rId10" o:title=""/>
           </v:shape>
-          <o:OLEObject Type="Embed" ProgID="Acrobat.Document.DC" ShapeID="_x0000_i1025" DrawAspect="Content" ObjectID="_1804922080" r:id="rId11"/>
+          <o:OLEObject Type="Embed" ProgID="Acrobat.Document.DC" ShapeID="_x0000_i1025" DrawAspect="Content" ObjectID="_1809341259" r:id="rId11"/>
         </w:object>
       </w:r>
     </w:p>
@@ -4709,7 +4729,7 @@
       <w:pPr>
         <w:pStyle w:val="2"/>
       </w:pPr>
-      <w:bookmarkStart w:id="12" w:name="_Toc193875616"/>
+      <w:bookmarkStart w:id="12" w:name="_Toc195515924"/>
       <w:r>
         <w:t>Назначение дискретных входов устройства ЮНИТ-М-300</w:t>
       </w:r>
@@ -4931,14 +4951,8 @@
             <w:pPr>
               <w:pStyle w:val="af0"/>
               <w:jc w:val="left"/>
-              <w:rPr>
-                <w:color w:val="00B0F0"/>
-              </w:rPr>
-            </w:pPr>
-            <w:r>
-              <w:rPr>
-                <w:color w:val="00B0F0"/>
-              </w:rPr>
+            </w:pPr>
+            <w:r>
               <w:t>Вывод терминала</w:t>
             </w:r>
           </w:p>
@@ -4988,21 +5002,9 @@
             <w:pPr>
               <w:pStyle w:val="af0"/>
               <w:jc w:val="left"/>
-              <w:rPr>
-                <w:color w:val="00B0F0"/>
-              </w:rPr>
-            </w:pPr>
-            <w:r>
-              <w:rPr>
-                <w:color w:val="00B0F0"/>
-              </w:rPr>
-              <w:t xml:space="preserve">ОВ </w:t>
-            </w:r>
-            <w:r>
-              <w:rPr>
-                <w:color w:val="00B0F0"/>
-              </w:rPr>
-              <w:t>ЛЗТ</w:t>
+            </w:pPr>
+            <w:r>
+              <w:t>ОВ ЛЗТ</w:t>
             </w:r>
           </w:p>
         </w:tc>
@@ -5060,27 +5062,17 @@
             <w:pPr>
               <w:pStyle w:val="af0"/>
               <w:jc w:val="left"/>
-              <w:rPr>
-                <w:color w:val="00B0F0"/>
-              </w:rPr>
-            </w:pPr>
-            <w:r>
-              <w:rPr>
-                <w:color w:val="00B0F0"/>
-              </w:rPr>
+            </w:pPr>
+            <w:r>
               <w:t>Внеш</w:t>
             </w:r>
             <w:r>
               <w:rPr>
-                <w:color w:val="00B0F0"/>
                 <w:lang w:val="en-US"/>
               </w:rPr>
               <w:t xml:space="preserve">. </w:t>
             </w:r>
             <w:r>
-              <w:rPr>
-                <w:color w:val="00B0F0"/>
-              </w:rPr>
               <w:t>пуск ЛЗТ</w:t>
             </w:r>
           </w:p>
@@ -5157,14 +5149,8 @@
             <w:pPr>
               <w:pStyle w:val="af0"/>
               <w:jc w:val="left"/>
-              <w:rPr>
-                <w:color w:val="00B0F0"/>
-              </w:rPr>
-            </w:pPr>
-            <w:r>
-              <w:rPr>
-                <w:color w:val="00B0F0"/>
-              </w:rPr>
+            </w:pPr>
+            <w:r>
               <w:t>Блокировка ЛЗТ</w:t>
             </w:r>
           </w:p>
@@ -5783,20 +5769,11 @@
     <w:p>
       <w:pPr>
         <w:pStyle w:val="a"/>
-        <w:rPr>
-          <w:highlight w:val="cyan"/>
-        </w:rPr>
       </w:pPr>
       <w:r>
-        <w:rPr>
-          <w:highlight w:val="cyan"/>
-        </w:rPr>
         <w:t xml:space="preserve">Назначение дискретных входов ЮНИТ-М300 для проверки </w:t>
       </w:r>
       <w:r>
-        <w:rPr>
-          <w:highlight w:val="cyan"/>
-        </w:rPr>
         <w:t>ТК ЗДЗ</w:t>
       </w:r>
     </w:p>
@@ -6660,22 +6637,13 @@
     <w:p>
       <w:pPr>
         <w:pStyle w:val="a"/>
-        <w:rPr>
-          <w:highlight w:val="green"/>
-        </w:rPr>
       </w:pPr>
       <w:bookmarkStart w:id="14" w:name="_Ref192834795"/>
       <w:r>
-        <w:rPr>
-          <w:highlight w:val="green"/>
-        </w:rPr>
         <w:t xml:space="preserve">Назначение дискретных входов ЮНИТ-М300 для проверки </w:t>
       </w:r>
       <w:bookmarkEnd w:id="14"/>
       <w:r>
-        <w:rPr>
-          <w:highlight w:val="green"/>
-        </w:rPr>
         <w:t>ТО</w:t>
       </w:r>
     </w:p>
@@ -6802,14 +6770,8 @@
             <w:pPr>
               <w:pStyle w:val="af0"/>
               <w:jc w:val="left"/>
-              <w:rPr>
-                <w:color w:val="00B0F0"/>
-              </w:rPr>
-            </w:pPr>
-            <w:r>
-              <w:rPr>
-                <w:color w:val="00B0F0"/>
-              </w:rPr>
+            </w:pPr>
+            <w:r>
               <w:t>Вывод терминала</w:t>
             </w:r>
           </w:p>
@@ -6865,21 +6827,9 @@
             <w:pPr>
               <w:pStyle w:val="af0"/>
               <w:jc w:val="left"/>
-              <w:rPr>
-                <w:color w:val="00B0F0"/>
-              </w:rPr>
-            </w:pPr>
-            <w:r>
-              <w:rPr>
-                <w:color w:val="00B0F0"/>
-              </w:rPr>
-              <w:t xml:space="preserve">ОВ </w:t>
-            </w:r>
-            <w:r>
-              <w:rPr>
-                <w:color w:val="00B0F0"/>
-              </w:rPr>
-              <w:t>ТО</w:t>
+            </w:pPr>
+            <w:r>
+              <w:t>ОВ ТО</w:t>
             </w:r>
           </w:p>
         </w:tc>
@@ -6937,14 +6887,8 @@
             <w:pPr>
               <w:pStyle w:val="af0"/>
               <w:jc w:val="left"/>
-              <w:rPr>
-                <w:color w:val="00B0F0"/>
-              </w:rPr>
-            </w:pPr>
-            <w:r>
-              <w:rPr>
-                <w:color w:val="00B0F0"/>
-              </w:rPr>
+            </w:pPr>
+            <w:r>
               <w:t>ТО на сигн</w:t>
             </w:r>
           </w:p>
@@ -7617,34 +7561,19 @@
     <w:p>
       <w:pPr>
         <w:pStyle w:val="a"/>
-        <w:rPr>
-          <w:highlight w:val="cyan"/>
-        </w:rPr>
       </w:pPr>
       <w:r>
-        <w:rPr>
-          <w:highlight w:val="cyan"/>
-        </w:rPr>
         <w:lastRenderedPageBreak/>
         <w:t>Назначение дискретных входов</w:t>
       </w:r>
       <w:r>
-        <w:rPr>
-          <w:highlight w:val="cyan"/>
-        </w:rPr>
         <w:t xml:space="preserve"> </w:t>
       </w:r>
       <w:r>
-        <w:rPr>
-          <w:highlight w:val="cyan"/>
-        </w:rPr>
         <w:t xml:space="preserve">ЮНИТ-М300 для проверки </w:t>
       </w:r>
       <w:bookmarkEnd w:id="13"/>
       <w:r>
-        <w:rPr>
-          <w:highlight w:val="cyan"/>
-        </w:rPr>
         <w:t>ТО РПН</w:t>
       </w:r>
     </w:p>
@@ -8523,20 +8452,11 @@
     <w:p>
       <w:pPr>
         <w:pStyle w:val="a"/>
-        <w:rPr>
-          <w:highlight w:val="cyan"/>
-        </w:rPr>
       </w:pPr>
       <w:r>
-        <w:rPr>
-          <w:highlight w:val="cyan"/>
-        </w:rPr>
         <w:t xml:space="preserve">Назначение дискретных входов ЮНИТ-М300 для проверки </w:t>
       </w:r>
       <w:r>
-        <w:rPr>
-          <w:highlight w:val="cyan"/>
-        </w:rPr>
         <w:t>ЗОП</w:t>
       </w:r>
     </w:p>
@@ -9416,28 +9336,16 @@
     <w:p>
       <w:pPr>
         <w:pStyle w:val="a"/>
-        <w:rPr>
-          <w:highlight w:val="cyan"/>
-        </w:rPr>
       </w:pPr>
       <w:bookmarkStart w:id="15" w:name="_Ref192834799"/>
       <w:r>
-        <w:rPr>
-          <w:highlight w:val="cyan"/>
-        </w:rPr>
         <w:t xml:space="preserve">Назначение дискретных входов </w:t>
       </w:r>
       <w:r>
-        <w:rPr>
-          <w:highlight w:val="cyan"/>
-        </w:rPr>
         <w:t xml:space="preserve">ЮНИТ-М300 для проверки </w:t>
       </w:r>
       <w:bookmarkEnd w:id="15"/>
       <w:r>
-        <w:rPr>
-          <w:highlight w:val="cyan"/>
-        </w:rPr>
         <w:t>ЗП</w:t>
       </w:r>
     </w:p>
@@ -10322,7 +10230,7 @@
       <w:pPr>
         <w:pStyle w:val="2"/>
       </w:pPr>
-      <w:bookmarkStart w:id="16" w:name="_Toc193875617"/>
+      <w:bookmarkStart w:id="16" w:name="_Toc195515925"/>
       <w:r>
         <w:lastRenderedPageBreak/>
         <w:t>Назначение выходных реле устройства ЮНИТ-М-300</w:t>
@@ -10409,24 +10317,17 @@
     <w:p>
       <w:pPr>
         <w:pStyle w:val="a"/>
-        <w:rPr>
-          <w:highlight w:val="green"/>
-        </w:rPr>
       </w:pPr>
       <w:bookmarkStart w:id="17" w:name="_Ref191631805"/>
+      <w:bookmarkStart w:id="18" w:name="_Ref195523254"/>
       <w:r>
-        <w:rPr>
-          <w:highlight w:val="green"/>
-        </w:rPr>
-        <w:t xml:space="preserve">Выходные реле устройства ЮНИТ-М300 для проверки </w:t>
+        <w:t xml:space="preserve">Выходные реле ЮНИТ-М300 для проверки </w:t>
       </w:r>
       <w:bookmarkEnd w:id="17"/>
       <w:r>
-        <w:rPr>
-          <w:highlight w:val="green"/>
-        </w:rPr>
         <w:t>ЛЗТ</w:t>
       </w:r>
+      <w:bookmarkEnd w:id="18"/>
     </w:p>
     <w:tbl>
       <w:tblPr>
@@ -11731,22 +11632,15 @@
     <w:p>
       <w:pPr>
         <w:pStyle w:val="a"/>
-        <w:rPr>
-          <w:highlight w:val="cyan"/>
-        </w:rPr>
       </w:pPr>
+      <w:bookmarkStart w:id="19" w:name="_Ref195523273"/>
       <w:r>
-        <w:rPr>
-          <w:highlight w:val="cyan"/>
-        </w:rPr>
-        <w:t xml:space="preserve">Выходные реле устройства ЮНИТ-М300 для проверки </w:t>
+        <w:t xml:space="preserve">Выходные реле ЮНИТ-М300 для проверки </w:t>
       </w:r>
       <w:r>
-        <w:rPr>
-          <w:highlight w:val="cyan"/>
-        </w:rPr>
         <w:t>ТК ЗДЗ</w:t>
       </w:r>
+      <w:bookmarkEnd w:id="19"/>
     </w:p>
     <w:tbl>
       <w:tblPr>
@@ -13055,24 +12949,17 @@
     <w:p>
       <w:pPr>
         <w:pStyle w:val="a"/>
-        <w:rPr>
-          <w:highlight w:val="green"/>
-        </w:rPr>
       </w:pPr>
-      <w:bookmarkStart w:id="18" w:name="_Ref192835076"/>
+      <w:bookmarkStart w:id="20" w:name="_Ref192835076"/>
+      <w:bookmarkStart w:id="21" w:name="_Ref195523290"/>
       <w:r>
-        <w:rPr>
-          <w:highlight w:val="green"/>
-        </w:rPr>
-        <w:t xml:space="preserve">Выходные реле устройства ЮНИТ-М300 для проверки </w:t>
+        <w:t xml:space="preserve">Выходные реле ЮНИТ-М300 для проверки </w:t>
       </w:r>
-      <w:bookmarkEnd w:id="18"/>
+      <w:bookmarkEnd w:id="20"/>
       <w:r>
-        <w:rPr>
-          <w:highlight w:val="green"/>
-        </w:rPr>
         <w:t>ТО</w:t>
       </w:r>
+      <w:bookmarkEnd w:id="21"/>
     </w:p>
     <w:tbl>
       <w:tblPr>
@@ -13206,27 +13093,17 @@
             <w:pPr>
               <w:pStyle w:val="af0"/>
               <w:jc w:val="left"/>
-              <w:rPr>
-                <w:color w:val="00B0F0"/>
-              </w:rPr>
-            </w:pPr>
-            <w:r>
-              <w:rPr>
-                <w:color w:val="00B0F0"/>
-              </w:rPr>
+            </w:pPr>
+            <w:r>
               <w:t>ТО</w:t>
             </w:r>
             <w:r>
               <w:rPr>
-                <w:color w:val="00B0F0"/>
                 <w:lang w:val="en-US"/>
               </w:rPr>
               <w:t xml:space="preserve">: </w:t>
             </w:r>
             <w:r>
-              <w:rPr>
-                <w:color w:val="00B0F0"/>
-              </w:rPr>
               <w:t>Ввод</w:t>
             </w:r>
           </w:p>
@@ -13288,10 +13165,7 @@
               <w:jc w:val="left"/>
             </w:pPr>
             <w:r>
-              <w:t>ТО</w:t>
-            </w:r>
-            <w:r>
-              <w:t>: Оперативный вывод</w:t>
+              <w:t>ТО: Оперативный вывод</w:t>
             </w:r>
           </w:p>
         </w:tc>
@@ -13368,14 +13242,8 @@
             <w:pPr>
               <w:pStyle w:val="af0"/>
               <w:jc w:val="left"/>
-              <w:rPr>
-                <w:color w:val="00B0F0"/>
-              </w:rPr>
-            </w:pPr>
-            <w:r>
-              <w:rPr>
-                <w:color w:val="00B0F0"/>
-              </w:rPr>
+            </w:pPr>
+            <w:r>
               <w:t>ТО: Пуск</w:t>
             </w:r>
           </w:p>
@@ -13456,14 +13324,8 @@
             <w:pPr>
               <w:pStyle w:val="af0"/>
               <w:jc w:val="left"/>
-              <w:rPr>
-                <w:color w:val="00B0F0"/>
-              </w:rPr>
-            </w:pPr>
-            <w:r>
-              <w:rPr>
-                <w:color w:val="00B0F0"/>
-              </w:rPr>
+            </w:pPr>
+            <w:r>
               <w:t>ТО: ИО Iмакс</w:t>
             </w:r>
           </w:p>
@@ -13535,14 +13397,8 @@
             <w:pPr>
               <w:pStyle w:val="af0"/>
               <w:jc w:val="left"/>
-              <w:rPr>
-                <w:color w:val="00B0F0"/>
-              </w:rPr>
-            </w:pPr>
-            <w:r>
-              <w:rPr>
-                <w:color w:val="00B0F0"/>
-              </w:rPr>
+            </w:pPr>
+            <w:r>
               <w:t>ТО: Срабатывание сигн</w:t>
             </w:r>
           </w:p>
@@ -14389,22 +14245,15 @@
     <w:p>
       <w:pPr>
         <w:pStyle w:val="a"/>
-        <w:rPr>
-          <w:highlight w:val="cyan"/>
-        </w:rPr>
       </w:pPr>
+      <w:bookmarkStart w:id="22" w:name="_Ref195523314"/>
       <w:r>
-        <w:rPr>
-          <w:highlight w:val="cyan"/>
-        </w:rPr>
-        <w:t xml:space="preserve">Выходные реле устройства ЮНИТ-М300 для проверки </w:t>
+        <w:t xml:space="preserve">Выходные реле ЮНИТ-М300 для проверки </w:t>
       </w:r>
       <w:r>
-        <w:rPr>
-          <w:highlight w:val="cyan"/>
-        </w:rPr>
         <w:t>ТО РПН</w:t>
       </w:r>
+      <w:bookmarkEnd w:id="22"/>
     </w:p>
     <w:tbl>
       <w:tblPr>
@@ -15710,22 +15559,15 @@
     <w:p>
       <w:pPr>
         <w:pStyle w:val="a"/>
-        <w:rPr>
-          <w:highlight w:val="cyan"/>
-        </w:rPr>
       </w:pPr>
+      <w:bookmarkStart w:id="23" w:name="_Ref195523332"/>
       <w:r>
-        <w:rPr>
-          <w:highlight w:val="cyan"/>
-        </w:rPr>
-        <w:t xml:space="preserve">Выходные реле устройства ЮНИТ-М300 для проверки </w:t>
+        <w:t xml:space="preserve">Выходные реле ЮНИТ-М300 для проверки </w:t>
       </w:r>
       <w:r>
-        <w:rPr>
-          <w:highlight w:val="cyan"/>
-        </w:rPr>
         <w:t>ЗОП</w:t>
       </w:r>
+      <w:bookmarkEnd w:id="23"/>
     </w:p>
     <w:tbl>
       <w:tblPr>
@@ -17020,24 +16862,17 @@
     <w:p>
       <w:pPr>
         <w:pStyle w:val="a"/>
-        <w:rPr>
-          <w:highlight w:val="cyan"/>
-        </w:rPr>
       </w:pPr>
-      <w:bookmarkStart w:id="19" w:name="_Ref192835080"/>
+      <w:bookmarkStart w:id="24" w:name="_Ref192835080"/>
+      <w:bookmarkStart w:id="25" w:name="_Ref195523345"/>
       <w:r>
-        <w:rPr>
-          <w:highlight w:val="cyan"/>
-        </w:rPr>
-        <w:t xml:space="preserve">Выходные реле устройства ЮНИТ-М300 для проверки </w:t>
+        <w:t xml:space="preserve">Выходные реле ЮНИТ-М300 для проверки </w:t>
       </w:r>
-      <w:bookmarkEnd w:id="19"/>
+      <w:bookmarkEnd w:id="24"/>
       <w:r>
-        <w:rPr>
-          <w:highlight w:val="cyan"/>
-        </w:rPr>
         <w:t>ЗП</w:t>
       </w:r>
+      <w:bookmarkEnd w:id="25"/>
     </w:p>
     <w:tbl>
       <w:tblPr>
@@ -18319,13 +18154,8 @@
         </w:numPr>
         <w:ind w:left="709"/>
       </w:pPr>
-    </w:p>
-    <w:p>
-      <w:pPr>
-        <w:pStyle w:val="a5"/>
-      </w:pPr>
-      <w:bookmarkStart w:id="20" w:name="_GoBack"/>
-      <w:bookmarkEnd w:id="20"/>
+      <w:bookmarkStart w:id="26" w:name="_GoBack"/>
+      <w:bookmarkEnd w:id="26"/>
     </w:p>
     <w:sectPr>
       <w:headerReference w:type="default" r:id="rId12"/>
@@ -18855,7 +18685,7 @@
             <w:rPr>
               <w:noProof/>
             </w:rPr>
-            <w:t>9</w:t>
+            <w:t>10</w:t>
           </w:r>
           <w:r>
             <w:fldChar w:fldCharType="end"/>
@@ -18863,27 +18693,14 @@
           <w:r>
             <w:t xml:space="preserve"> из </w:t>
           </w:r>
-          <w:r>
-            <w:fldChar w:fldCharType="begin"/>
-          </w:r>
-          <w:r>
-            <w:instrText xml:space="preserve"> NUMPAGES </w:instrText>
-          </w:r>
-          <w:r>
-            <w:fldChar w:fldCharType="separate"/>
-          </w:r>
-          <w:r>
-            <w:rPr>
-              <w:noProof/>
-            </w:rPr>
-            <w:t>10</w:t>
-          </w:r>
-          <w:r>
-            <w:rPr>
-              <w:noProof/>
-            </w:rPr>
-            <w:fldChar w:fldCharType="end"/>
-          </w:r>
+          <w:fldSimple w:instr=" NUMPAGES ">
+            <w:r>
+              <w:rPr>
+                <w:noProof/>
+              </w:rPr>
+              <w:t>10</w:t>
+            </w:r>
+          </w:fldSimple>
           <w:r>
             <w:t xml:space="preserve"> </w:t>
           </w:r>
@@ -21014,7 +20831,7 @@
 </file>
 
 <file path=customXml/itemProps1.xml><?xml version="1.0" encoding="utf-8"?>
-<ds:datastoreItem xmlns:ds="http://schemas.openxmlformats.org/officeDocument/2006/customXml" ds:itemID="{4436FF7B-8B0E-477F-983D-46D2253074D6}">
+<ds:datastoreItem xmlns:ds="http://schemas.openxmlformats.org/officeDocument/2006/customXml" ds:itemID="{3BB03B95-6759-4011-A670-EA02E4A42684}">
   <ds:schemaRefs>
     <ds:schemaRef ds:uri="http://schemas.openxmlformats.org/officeDocument/2006/bibliography"/>
   </ds:schemaRefs>
